--- a/Document/TTCSS.docx
+++ b/Document/TTCSS.docx
@@ -2170,10 +2170,10 @@
         </w:rPr>
         <w:lastRenderedPageBreak/>
         <w:drawing>
-          <wp:inline distT="0" distB="0" distL="0" distR="0" wp14:anchorId="061628E2" wp14:editId="2EF17281">
-            <wp:extent cx="5943600" cy="3683000"/>
+          <wp:inline distT="0" distB="0" distL="0" distR="0" wp14:anchorId="53A05214" wp14:editId="4A3627E7">
+            <wp:extent cx="5943600" cy="3741420"/>
             <wp:effectExtent l="0" t="0" r="0" b="0"/>
-            <wp:docPr id="805709843" name="Picture 1"/>
+            <wp:docPr id="1277558363" name="Picture 1"/>
             <wp:cNvGraphicFramePr>
               <a:graphicFrameLocks xmlns:a="http://schemas.openxmlformats.org/drawingml/2006/main" noChangeAspect="1"/>
             </wp:cNvGraphicFramePr>
@@ -2181,7 +2181,7 @@
               <a:graphicData uri="http://schemas.openxmlformats.org/drawingml/2006/picture">
                 <pic:pic xmlns:pic="http://schemas.openxmlformats.org/drawingml/2006/picture">
                   <pic:nvPicPr>
-                    <pic:cNvPr id="805709843" name=""/>
+                    <pic:cNvPr id="1277558363" name=""/>
                     <pic:cNvPicPr/>
                   </pic:nvPicPr>
                   <pic:blipFill>
@@ -2193,7 +2193,7 @@
                   <pic:spPr>
                     <a:xfrm>
                       <a:off x="0" y="0"/>
-                      <a:ext cx="5943600" cy="3683000"/>
+                      <a:ext cx="5943600" cy="3741420"/>
                     </a:xfrm>
                     <a:prstGeom prst="rect">
                       <a:avLst/>
@@ -2230,16 +2230,45 @@
           <w:szCs w:val="26"/>
           <w:lang w:val="en-US"/>
         </w:rPr>
-        <w:t>Search algorithm</w:t>
-      </w:r>
-      <w:r>
-        <w:rPr>
-          <w:rFonts w:ascii="Times New Roman" w:hAnsi="Times New Roman" w:cs="Times New Roman"/>
-          <w:sz w:val="26"/>
-          <w:szCs w:val="26"/>
-          <w:lang w:val="en-US"/>
-        </w:rPr>
-        <w:t>: Use case này cho phép người dùng tìm kiếm công thức theo nhóm, độ khó rồi hệ thống sẽ hiển thị kết quả phù hợp.</w:t>
+        <w:t>Filter</w:t>
+      </w:r>
+      <w:r>
+        <w:rPr>
+          <w:rFonts w:ascii="Times New Roman" w:hAnsi="Times New Roman" w:cs="Times New Roman"/>
+          <w:b/>
+          <w:bCs/>
+          <w:sz w:val="26"/>
+          <w:szCs w:val="26"/>
+          <w:lang w:val="en-US"/>
+        </w:rPr>
+        <w:t xml:space="preserve"> algorithm</w:t>
+      </w:r>
+      <w:r>
+        <w:rPr>
+          <w:rFonts w:ascii="Times New Roman" w:hAnsi="Times New Roman" w:cs="Times New Roman"/>
+          <w:sz w:val="26"/>
+          <w:szCs w:val="26"/>
+          <w:lang w:val="en-US"/>
+        </w:rPr>
+        <w:t xml:space="preserve">: Use case này cho phép người dùng </w:t>
+      </w:r>
+      <w:r>
+        <w:rPr>
+          <w:rFonts w:ascii="Times New Roman" w:hAnsi="Times New Roman" w:cs="Times New Roman"/>
+          <w:sz w:val="26"/>
+          <w:szCs w:val="26"/>
+          <w:lang w:val="en-US"/>
+        </w:rPr>
+        <w:t xml:space="preserve">lọc </w:t>
+      </w:r>
+      <w:r>
+        <w:rPr>
+          <w:rFonts w:ascii="Times New Roman" w:hAnsi="Times New Roman" w:cs="Times New Roman"/>
+          <w:sz w:val="26"/>
+          <w:szCs w:val="26"/>
+          <w:lang w:val="en-US"/>
+        </w:rPr>
+        <w:t>công thức theo nhóm, độ khó rồi hệ thống sẽ hiển thị kết quả phù hợp.</w:t>
       </w:r>
     </w:p>
     <w:p>
@@ -2627,7 +2656,6 @@
           <w:szCs w:val="26"/>
           <w:lang w:val="en-US"/>
         </w:rPr>
-        <w:lastRenderedPageBreak/>
         <w:t>Logout</w:t>
       </w:r>
       <w:r>
@@ -2664,6 +2692,7 @@
           <w:szCs w:val="26"/>
           <w:lang w:val="en-US"/>
         </w:rPr>
+        <w:lastRenderedPageBreak/>
         <w:t>Change password</w:t>
       </w:r>
       <w:r>
@@ -3126,12 +3155,11 @@
           <w:sz w:val="26"/>
           <w:szCs w:val="26"/>
         </w:rPr>
-        <w:lastRenderedPageBreak/>
         <w:drawing>
-          <wp:inline distT="0" distB="0" distL="0" distR="0" wp14:anchorId="03F0165C" wp14:editId="42CCDDB4">
-            <wp:extent cx="5943600" cy="3269615"/>
-            <wp:effectExtent l="0" t="0" r="0" b="6985"/>
-            <wp:docPr id="1262974586" name="Picture 1"/>
+          <wp:inline distT="0" distB="0" distL="0" distR="0" wp14:anchorId="404567CF" wp14:editId="0930C75C">
+            <wp:extent cx="5943600" cy="3140710"/>
+            <wp:effectExtent l="0" t="0" r="0" b="2540"/>
+            <wp:docPr id="1372838252" name="Picture 1"/>
             <wp:cNvGraphicFramePr>
               <a:graphicFrameLocks xmlns:a="http://schemas.openxmlformats.org/drawingml/2006/main" noChangeAspect="1"/>
             </wp:cNvGraphicFramePr>
@@ -3139,7 +3167,7 @@
               <a:graphicData uri="http://schemas.openxmlformats.org/drawingml/2006/picture">
                 <pic:pic xmlns:pic="http://schemas.openxmlformats.org/drawingml/2006/picture">
                   <pic:nvPicPr>
-                    <pic:cNvPr id="1262974586" name=""/>
+                    <pic:cNvPr id="1372838252" name=""/>
                     <pic:cNvPicPr/>
                   </pic:nvPicPr>
                   <pic:blipFill>
@@ -3151,7 +3179,7 @@
                   <pic:spPr>
                     <a:xfrm>
                       <a:off x="0" y="0"/>
-                      <a:ext cx="5943600" cy="3269615"/>
+                      <a:ext cx="5943600" cy="3140710"/>
                     </a:xfrm>
                     <a:prstGeom prst="rect">
                       <a:avLst/>
@@ -3184,6 +3212,7 @@
           <w:sz w:val="26"/>
           <w:szCs w:val="26"/>
         </w:rPr>
+        <w:lastRenderedPageBreak/>
         <w:t>Sơ đồ use case của người dùng đã đăng ký</w:t>
       </w:r>
     </w:p>
@@ -3204,10 +3233,10 @@
           <w:szCs w:val="26"/>
         </w:rPr>
         <w:drawing>
-          <wp:inline distT="0" distB="0" distL="0" distR="0" wp14:anchorId="7CA49020" wp14:editId="709EC542">
-            <wp:extent cx="5943600" cy="3796665"/>
-            <wp:effectExtent l="0" t="0" r="0" b="0"/>
-            <wp:docPr id="432898841" name="Picture 1"/>
+          <wp:inline distT="0" distB="0" distL="0" distR="0" wp14:anchorId="4986C069" wp14:editId="1E213EAD">
+            <wp:extent cx="5943600" cy="3762375"/>
+            <wp:effectExtent l="0" t="0" r="0" b="9525"/>
+            <wp:docPr id="85192144" name="Picture 1"/>
             <wp:cNvGraphicFramePr>
               <a:graphicFrameLocks xmlns:a="http://schemas.openxmlformats.org/drawingml/2006/main" noChangeAspect="1"/>
             </wp:cNvGraphicFramePr>
@@ -3215,7 +3244,7 @@
               <a:graphicData uri="http://schemas.openxmlformats.org/drawingml/2006/picture">
                 <pic:pic xmlns:pic="http://schemas.openxmlformats.org/drawingml/2006/picture">
                   <pic:nvPicPr>
-                    <pic:cNvPr id="432898841" name=""/>
+                    <pic:cNvPr id="85192144" name=""/>
                     <pic:cNvPicPr/>
                   </pic:nvPicPr>
                   <pic:blipFill>
@@ -3227,7 +3256,7 @@
                   <pic:spPr>
                     <a:xfrm>
                       <a:off x="0" y="0"/>
-                      <a:ext cx="5943600" cy="3796665"/>
+                      <a:ext cx="5943600" cy="3762375"/>
                     </a:xfrm>
                     <a:prstGeom prst="rect">
                       <a:avLst/>
@@ -3283,7 +3312,6 @@
           <w:sz w:val="26"/>
           <w:szCs w:val="26"/>
         </w:rPr>
-        <w:lastRenderedPageBreak/>
         <w:t>Add algorithm: Use case cho phép người dùng thêm công thức mới.</w:t>
       </w:r>
     </w:p>
@@ -3314,6 +3342,29 @@
       <w:pPr>
         <w:pStyle w:val="ListParagraph"/>
         <w:numPr>
+          <w:ilvl w:val="1"/>
+          <w:numId w:val="5"/>
+        </w:numPr>
+        <w:spacing w:after="160" w:line="278" w:lineRule="auto"/>
+        <w:rPr>
+          <w:rFonts w:ascii="Times New Roman" w:hAnsi="Times New Roman" w:cs="Times New Roman"/>
+          <w:sz w:val="26"/>
+          <w:szCs w:val="26"/>
+        </w:rPr>
+      </w:pPr>
+      <w:r>
+        <w:rPr>
+          <w:rFonts w:ascii="Times New Roman" w:hAnsi="Times New Roman" w:cs="Times New Roman"/>
+          <w:sz w:val="26"/>
+          <w:szCs w:val="26"/>
+        </w:rPr>
+        <w:t>Search algorithm: Use case này cho phép người dùng tìm kiếm công thức.</w:t>
+      </w:r>
+    </w:p>
+    <w:p>
+      <w:pPr>
+        <w:pStyle w:val="ListParagraph"/>
+        <w:numPr>
           <w:ilvl w:val="0"/>
           <w:numId w:val="5"/>
         </w:numPr>
@@ -3349,11 +3400,12 @@
           <w:sz w:val="26"/>
           <w:szCs w:val="26"/>
         </w:rPr>
+        <w:lastRenderedPageBreak/>
         <w:drawing>
-          <wp:inline distT="0" distB="0" distL="0" distR="0" wp14:anchorId="17E0C202" wp14:editId="074548C3">
-            <wp:extent cx="5943600" cy="4072255"/>
-            <wp:effectExtent l="0" t="0" r="0" b="4445"/>
-            <wp:docPr id="1815862209" name="Picture 1"/>
+          <wp:inline distT="0" distB="0" distL="0" distR="0" wp14:anchorId="3D9495DB" wp14:editId="37BC06E6">
+            <wp:extent cx="5943600" cy="3982720"/>
+            <wp:effectExtent l="0" t="0" r="0" b="0"/>
+            <wp:docPr id="1646484737" name="Picture 1"/>
             <wp:cNvGraphicFramePr>
               <a:graphicFrameLocks xmlns:a="http://schemas.openxmlformats.org/drawingml/2006/main" noChangeAspect="1"/>
             </wp:cNvGraphicFramePr>
@@ -3361,7 +3413,7 @@
               <a:graphicData uri="http://schemas.openxmlformats.org/drawingml/2006/picture">
                 <pic:pic xmlns:pic="http://schemas.openxmlformats.org/drawingml/2006/picture">
                   <pic:nvPicPr>
-                    <pic:cNvPr id="1815862209" name=""/>
+                    <pic:cNvPr id="1646484737" name=""/>
                     <pic:cNvPicPr/>
                   </pic:nvPicPr>
                   <pic:blipFill>
@@ -3373,7 +3425,7 @@
                   <pic:spPr>
                     <a:xfrm>
                       <a:off x="0" y="0"/>
-                      <a:ext cx="5943600" cy="4072255"/>
+                      <a:ext cx="5943600" cy="3982720"/>
                     </a:xfrm>
                     <a:prstGeom prst="rect">
                       <a:avLst/>
@@ -3606,6 +3658,7 @@
           <w:sz w:val="26"/>
           <w:szCs w:val="26"/>
         </w:rPr>
+        <w:lastRenderedPageBreak/>
         <w:drawing>
           <wp:inline distT="0" distB="0" distL="0" distR="0" wp14:anchorId="7A138486" wp14:editId="40675800">
             <wp:extent cx="5943600" cy="3665855"/>
@@ -3928,7 +3981,6 @@
           <w:sz w:val="26"/>
           <w:szCs w:val="26"/>
         </w:rPr>
-        <w:lastRenderedPageBreak/>
         <w:t xml:space="preserve">Người dùng A nhập các thông tin vào các ô: Username = vanh, </w:t>
       </w:r>
       <w:r>
@@ -4083,6 +4135,7 @@
           <w:sz w:val="26"/>
           <w:szCs w:val="26"/>
         </w:rPr>
+        <w:lastRenderedPageBreak/>
         <w:t>Các ngoại lệ của chức năng Đăng ký:</w:t>
       </w:r>
     </w:p>
@@ -4593,7 +4646,6 @@
           <w:sz w:val="26"/>
           <w:szCs w:val="26"/>
         </w:rPr>
-        <w:lastRenderedPageBreak/>
         <w:t xml:space="preserve">Người dùng A nhập các thông tin vào các ô: </w:t>
       </w:r>
       <w:r>
@@ -4785,6 +4837,7 @@
           <w:sz w:val="26"/>
           <w:szCs w:val="26"/>
         </w:rPr>
+        <w:lastRenderedPageBreak/>
         <w:t>3.2. Người dùng không nhập Password và click nút “Đăng nhập”.</w:t>
       </w:r>
     </w:p>
@@ -5313,7 +5366,6 @@
           <w:szCs w:val="26"/>
           <w:lang w:val="en-US"/>
         </w:rPr>
-        <w:lastRenderedPageBreak/>
         <w:t>Người dùng nhập thông tin</w:t>
       </w:r>
       <w:r>
@@ -5474,6 +5526,7 @@
           <w:sz w:val="26"/>
           <w:szCs w:val="26"/>
         </w:rPr>
+        <w:lastRenderedPageBreak/>
         <w:t>5.2. Người dùng không nhập mật khẩu mới.</w:t>
       </w:r>
     </w:p>
@@ -6098,7 +6151,6 @@
           <w:sz w:val="26"/>
           <w:szCs w:val="26"/>
         </w:rPr>
-        <w:lastRenderedPageBreak/>
         <w:t xml:space="preserve">5.2.1. </w:t>
       </w:r>
       <w:r>
@@ -6319,6 +6371,7 @@
           <w:szCs w:val="26"/>
           <w:lang w:val="en-US"/>
         </w:rPr>
+        <w:lastRenderedPageBreak/>
         <w:t xml:space="preserve">Hệ thống hiển thị </w:t>
       </w:r>
       <w:r>
@@ -6714,34 +6767,7 @@
           <w:szCs w:val="26"/>
           <w:lang w:val="en-US"/>
         </w:rPr>
-        <w:t>6</w:t>
-      </w:r>
-      <w:r>
-        <w:rPr>
-          <w:rFonts w:ascii="Times New Roman" w:hAnsi="Times New Roman" w:cs="Times New Roman"/>
-          <w:sz w:val="26"/>
-          <w:szCs w:val="26"/>
-          <w:lang w:val="en-US"/>
-        </w:rPr>
-        <w:t>.</w:t>
-      </w:r>
-      <w:r>
-        <w:rPr>
-          <w:rFonts w:ascii="Times New Roman" w:hAnsi="Times New Roman" w:cs="Times New Roman"/>
-          <w:sz w:val="26"/>
-          <w:szCs w:val="26"/>
-          <w:lang w:val="en-US"/>
-        </w:rPr>
-        <w:t>4</w:t>
-      </w:r>
-      <w:r>
-        <w:rPr>
-          <w:rFonts w:ascii="Times New Roman" w:hAnsi="Times New Roman" w:cs="Times New Roman"/>
-          <w:sz w:val="26"/>
-          <w:szCs w:val="26"/>
-          <w:lang w:val="en-US"/>
-        </w:rPr>
-        <w:t>.  Người dùng bấm nút Huỷ.</w:t>
+        <w:t>6.4.  Người dùng bấm nút Huỷ.</w:t>
       </w:r>
     </w:p>
     <w:p>
@@ -6761,34 +6787,7 @@
           <w:szCs w:val="26"/>
           <w:lang w:val="en-US"/>
         </w:rPr>
-        <w:t>6.4</w:t>
-      </w:r>
-      <w:r>
-        <w:rPr>
-          <w:rFonts w:ascii="Times New Roman" w:hAnsi="Times New Roman" w:cs="Times New Roman"/>
-          <w:sz w:val="26"/>
-          <w:szCs w:val="26"/>
-          <w:lang w:val="en-US"/>
-        </w:rPr>
-        <w:t xml:space="preserve">.1. Hệ thống reset lại form </w:t>
-      </w:r>
-      <w:r>
-        <w:rPr>
-          <w:rFonts w:ascii="Times New Roman" w:hAnsi="Times New Roman" w:cs="Times New Roman"/>
-          <w:sz w:val="26"/>
-          <w:szCs w:val="26"/>
-          <w:lang w:val="en-US"/>
-        </w:rPr>
-        <w:t>sửa</w:t>
-      </w:r>
-      <w:r>
-        <w:rPr>
-          <w:rFonts w:ascii="Times New Roman" w:hAnsi="Times New Roman" w:cs="Times New Roman"/>
-          <w:sz w:val="26"/>
-          <w:szCs w:val="26"/>
-          <w:lang w:val="en-US"/>
-        </w:rPr>
-        <w:t xml:space="preserve"> công thức.</w:t>
+        <w:t>6.4.1. Hệ thống reset lại form sửa công thức.</w:t>
       </w:r>
     </w:p>
     <w:p>
@@ -7074,7 +7073,6 @@
           <w:szCs w:val="26"/>
           <w:lang w:val="en-US"/>
         </w:rPr>
-        <w:lastRenderedPageBreak/>
         <w:t>6.1. Người dùng click nút Huỷ.</w:t>
       </w:r>
     </w:p>
@@ -7211,7 +7209,43 @@
           <w:szCs w:val="26"/>
           <w:lang w:val="en-US"/>
         </w:rPr>
-        <w:t>Hệ thống hiển thị danh sách công thức, ô tìm kiếm, ô lọc nhóm và nút tìm kiếm.</w:t>
+        <w:t>Hệ thống hiển thị danh sách công thức, ô tìm kiếm, ô lọc nhóm</w:t>
+      </w:r>
+      <w:r>
+        <w:rPr>
+          <w:rFonts w:ascii="Times New Roman" w:hAnsi="Times New Roman" w:cs="Times New Roman"/>
+          <w:sz w:val="26"/>
+          <w:szCs w:val="26"/>
+          <w:lang w:val="en-US"/>
+        </w:rPr>
+        <w:t xml:space="preserve">, </w:t>
+      </w:r>
+      <w:r>
+        <w:rPr>
+          <w:rFonts w:ascii="Times New Roman" w:hAnsi="Times New Roman" w:cs="Times New Roman"/>
+          <w:sz w:val="26"/>
+          <w:szCs w:val="26"/>
+          <w:lang w:val="en-US"/>
+        </w:rPr>
+        <w:t>nút tìm kiếm</w:t>
+      </w:r>
+      <w:r>
+        <w:rPr>
+          <w:rFonts w:ascii="Times New Roman" w:hAnsi="Times New Roman" w:cs="Times New Roman"/>
+          <w:sz w:val="26"/>
+          <w:szCs w:val="26"/>
+          <w:lang w:val="en-US"/>
+        </w:rPr>
+        <w:t xml:space="preserve"> và nút xoá bộ lọc</w:t>
+      </w:r>
+      <w:r>
+        <w:rPr>
+          <w:rFonts w:ascii="Times New Roman" w:hAnsi="Times New Roman" w:cs="Times New Roman"/>
+          <w:sz w:val="26"/>
+          <w:szCs w:val="26"/>
+          <w:lang w:val="en-US"/>
+        </w:rPr>
+        <w:t>.</w:t>
       </w:r>
     </w:p>
     <w:p>
@@ -7257,6 +7291,7 @@
           <w:szCs w:val="26"/>
           <w:lang w:val="en-US"/>
         </w:rPr>
+        <w:lastRenderedPageBreak/>
         <w:t>Người dùng click nút tìm kiếm.</w:t>
       </w:r>
     </w:p>
@@ -7298,6 +7333,3101 @@
           <w:szCs w:val="26"/>
         </w:rPr>
         <w:t>Các ngoại lệ của chức năng Tìm kiếm công thức</w:t>
+      </w:r>
+      <w:r>
+        <w:rPr>
+          <w:rFonts w:ascii="Times New Roman" w:hAnsi="Times New Roman" w:cs="Times New Roman"/>
+          <w:sz w:val="26"/>
+          <w:szCs w:val="26"/>
+        </w:rPr>
+        <w:t>:</w:t>
+      </w:r>
+    </w:p>
+    <w:p>
+      <w:pPr>
+        <w:ind w:firstLine="720"/>
+        <w:rPr>
+          <w:rFonts w:ascii="Times New Roman" w:hAnsi="Times New Roman" w:cs="Times New Roman"/>
+          <w:sz w:val="26"/>
+          <w:szCs w:val="26"/>
+          <w:lang w:val="en-US"/>
+        </w:rPr>
+      </w:pPr>
+      <w:r>
+        <w:rPr>
+          <w:rFonts w:ascii="Times New Roman" w:hAnsi="Times New Roman" w:cs="Times New Roman"/>
+          <w:sz w:val="26"/>
+          <w:szCs w:val="26"/>
+        </w:rPr>
+        <w:t xml:space="preserve">7.1. </w:t>
+      </w:r>
+      <w:r>
+        <w:rPr>
+          <w:rFonts w:ascii="Times New Roman" w:hAnsi="Times New Roman" w:cs="Times New Roman"/>
+          <w:sz w:val="26"/>
+          <w:szCs w:val="26"/>
+          <w:lang w:val="en-US"/>
+        </w:rPr>
+        <w:t>Không có công thức phù hợp: hiển thị Chưa có công thức nào phù hợp.</w:t>
+      </w:r>
+    </w:p>
+    <w:p>
+      <w:pPr>
+        <w:ind w:firstLine="720"/>
+        <w:rPr>
+          <w:rFonts w:ascii="Times New Roman" w:hAnsi="Times New Roman" w:cs="Times New Roman"/>
+          <w:sz w:val="26"/>
+          <w:szCs w:val="26"/>
+        </w:rPr>
+      </w:pPr>
+      <w:r>
+        <w:rPr>
+          <w:rFonts w:ascii="Times New Roman" w:hAnsi="Times New Roman" w:cs="Times New Roman"/>
+          <w:sz w:val="26"/>
+          <w:szCs w:val="26"/>
+          <w:lang w:val="en-US"/>
+        </w:rPr>
+        <w:t xml:space="preserve">6.1. </w:t>
+      </w:r>
+      <w:r>
+        <w:rPr>
+          <w:rFonts w:ascii="Times New Roman" w:hAnsi="Times New Roman" w:cs="Times New Roman"/>
+          <w:sz w:val="26"/>
+          <w:szCs w:val="26"/>
+        </w:rPr>
+        <w:t>Người dùng click nút xóa bộ lọc</w:t>
+      </w:r>
+      <w:r>
+        <w:rPr>
+          <w:rFonts w:ascii="Times New Roman" w:hAnsi="Times New Roman" w:cs="Times New Roman"/>
+          <w:sz w:val="26"/>
+          <w:szCs w:val="26"/>
+        </w:rPr>
+        <w:t>.</w:t>
+      </w:r>
+    </w:p>
+    <w:p>
+      <w:pPr>
+        <w:ind w:firstLine="720"/>
+        <w:rPr>
+          <w:rFonts w:ascii="Times New Roman" w:hAnsi="Times New Roman" w:cs="Times New Roman"/>
+          <w:sz w:val="26"/>
+          <w:szCs w:val="26"/>
+        </w:rPr>
+      </w:pPr>
+      <w:r>
+        <w:rPr>
+          <w:rFonts w:ascii="Times New Roman" w:hAnsi="Times New Roman" w:cs="Times New Roman"/>
+          <w:sz w:val="26"/>
+          <w:szCs w:val="26"/>
+        </w:rPr>
+        <w:t>6.1.1. H</w:t>
+      </w:r>
+      <w:r>
+        <w:rPr>
+          <w:rFonts w:ascii="Times New Roman" w:hAnsi="Times New Roman" w:cs="Times New Roman"/>
+          <w:sz w:val="26"/>
+          <w:szCs w:val="26"/>
+        </w:rPr>
+        <w:t>ệ thống reset ô tìm kiếm/lọc và hiển thị lại danh sách công thức.</w:t>
+      </w:r>
+    </w:p>
+    <w:p>
+      <w:pPr>
+        <w:rPr>
+          <w:rFonts w:ascii="Times New Roman" w:hAnsi="Times New Roman" w:cs="Times New Roman"/>
+          <w:sz w:val="26"/>
+          <w:szCs w:val="26"/>
+          <w:lang w:val="en-US"/>
+        </w:rPr>
+      </w:pPr>
+      <w:r>
+        <w:rPr>
+          <w:rFonts w:ascii="Times New Roman" w:hAnsi="Times New Roman" w:cs="Times New Roman"/>
+          <w:b/>
+          <w:bCs/>
+          <w:sz w:val="26"/>
+          <w:szCs w:val="26"/>
+          <w:lang w:val="en-US"/>
+        </w:rPr>
+        <w:t>i. Scenario cho chức năng Xem lịch sử giải</w:t>
+      </w:r>
+    </w:p>
+    <w:p>
+      <w:pPr>
+        <w:numPr>
+          <w:ilvl w:val="0"/>
+          <w:numId w:val="19"/>
+        </w:numPr>
+        <w:rPr>
+          <w:rFonts w:ascii="Times New Roman" w:hAnsi="Times New Roman" w:cs="Times New Roman"/>
+          <w:sz w:val="26"/>
+          <w:szCs w:val="26"/>
+          <w:lang w:val="en-US"/>
+        </w:rPr>
+      </w:pPr>
+      <w:r>
+        <w:rPr>
+          <w:rFonts w:ascii="Times New Roman" w:hAnsi="Times New Roman" w:cs="Times New Roman"/>
+          <w:sz w:val="26"/>
+          <w:szCs w:val="26"/>
+          <w:lang w:val="en-US"/>
+        </w:rPr>
+        <w:t>Người dùng A đăng nhập vào hệ thống.</w:t>
+      </w:r>
+    </w:p>
+    <w:p>
+      <w:pPr>
+        <w:numPr>
+          <w:ilvl w:val="0"/>
+          <w:numId w:val="19"/>
+        </w:numPr>
+        <w:rPr>
+          <w:rFonts w:ascii="Times New Roman" w:hAnsi="Times New Roman" w:cs="Times New Roman"/>
+          <w:sz w:val="26"/>
+          <w:szCs w:val="26"/>
+          <w:lang w:val="en-US"/>
+        </w:rPr>
+      </w:pPr>
+      <w:r>
+        <w:rPr>
+          <w:rFonts w:ascii="Times New Roman" w:hAnsi="Times New Roman" w:cs="Times New Roman"/>
+          <w:sz w:val="26"/>
+          <w:szCs w:val="26"/>
+          <w:lang w:val="en-US"/>
+        </w:rPr>
+        <w:t>Người dùng A vào trang Người dùng.</w:t>
+      </w:r>
+    </w:p>
+    <w:p>
+      <w:pPr>
+        <w:numPr>
+          <w:ilvl w:val="0"/>
+          <w:numId w:val="19"/>
+        </w:numPr>
+        <w:rPr>
+          <w:rFonts w:ascii="Times New Roman" w:hAnsi="Times New Roman" w:cs="Times New Roman"/>
+          <w:sz w:val="26"/>
+          <w:szCs w:val="26"/>
+          <w:lang w:val="en-US"/>
+        </w:rPr>
+      </w:pPr>
+      <w:r>
+        <w:rPr>
+          <w:rFonts w:ascii="Times New Roman" w:hAnsi="Times New Roman" w:cs="Times New Roman"/>
+          <w:sz w:val="26"/>
+          <w:szCs w:val="26"/>
+          <w:lang w:val="en-US"/>
+        </w:rPr>
+        <w:t>Người dùng A chọn tab Lịch sử giải.</w:t>
+      </w:r>
+    </w:p>
+    <w:p>
+      <w:pPr>
+        <w:numPr>
+          <w:ilvl w:val="0"/>
+          <w:numId w:val="19"/>
+        </w:numPr>
+        <w:rPr>
+          <w:rFonts w:ascii="Times New Roman" w:hAnsi="Times New Roman" w:cs="Times New Roman"/>
+          <w:sz w:val="26"/>
+          <w:szCs w:val="26"/>
+          <w:lang w:val="en-US"/>
+        </w:rPr>
+      </w:pPr>
+      <w:r>
+        <w:rPr>
+          <w:rFonts w:ascii="Times New Roman" w:hAnsi="Times New Roman" w:cs="Times New Roman"/>
+          <w:sz w:val="26"/>
+          <w:szCs w:val="26"/>
+          <w:lang w:val="en-US"/>
+        </w:rPr>
+        <w:t>Hệ thống hiển thị danh sách các lượt giải đã lưu gồm: thời gian, scramble, ghi chú và ngày tạo.</w:t>
+      </w:r>
+    </w:p>
+    <w:p>
+      <w:pPr>
+        <w:numPr>
+          <w:ilvl w:val="0"/>
+          <w:numId w:val="19"/>
+        </w:numPr>
+        <w:rPr>
+          <w:rFonts w:ascii="Times New Roman" w:hAnsi="Times New Roman" w:cs="Times New Roman"/>
+          <w:sz w:val="26"/>
+          <w:szCs w:val="26"/>
+          <w:lang w:val="en-US"/>
+        </w:rPr>
+      </w:pPr>
+      <w:r>
+        <w:rPr>
+          <w:rFonts w:ascii="Times New Roman" w:hAnsi="Times New Roman" w:cs="Times New Roman"/>
+          <w:sz w:val="26"/>
+          <w:szCs w:val="26"/>
+          <w:lang w:val="en-US"/>
+        </w:rPr>
+        <w:t>Người dùng A xem lịch sử các lượt giải của mình.</w:t>
+      </w:r>
+    </w:p>
+    <w:p>
+      <w:pPr>
+        <w:rPr>
+          <w:rFonts w:ascii="Times New Roman" w:hAnsi="Times New Roman" w:cs="Times New Roman"/>
+          <w:sz w:val="26"/>
+          <w:szCs w:val="26"/>
+          <w:lang w:val="en-US"/>
+        </w:rPr>
+      </w:pPr>
+      <w:r>
+        <w:rPr>
+          <w:rFonts w:ascii="Times New Roman" w:hAnsi="Times New Roman" w:cs="Times New Roman"/>
+          <w:b/>
+          <w:bCs/>
+          <w:sz w:val="26"/>
+          <w:szCs w:val="26"/>
+          <w:lang w:val="en-US"/>
+        </w:rPr>
+        <w:t>j. Scenario cho chức năng Xem hướng dẫn kí hiệu</w:t>
+      </w:r>
+    </w:p>
+    <w:p>
+      <w:pPr>
+        <w:numPr>
+          <w:ilvl w:val="0"/>
+          <w:numId w:val="20"/>
+        </w:numPr>
+        <w:rPr>
+          <w:rFonts w:ascii="Times New Roman" w:hAnsi="Times New Roman" w:cs="Times New Roman"/>
+          <w:sz w:val="26"/>
+          <w:szCs w:val="26"/>
+          <w:lang w:val="en-US"/>
+        </w:rPr>
+      </w:pPr>
+      <w:r>
+        <w:rPr>
+          <w:rFonts w:ascii="Times New Roman" w:hAnsi="Times New Roman" w:cs="Times New Roman"/>
+          <w:sz w:val="26"/>
+          <w:szCs w:val="26"/>
+          <w:lang w:val="en-US"/>
+        </w:rPr>
+        <w:t>Người dùng A vào trang chủ.</w:t>
+      </w:r>
+    </w:p>
+    <w:p>
+      <w:pPr>
+        <w:numPr>
+          <w:ilvl w:val="0"/>
+          <w:numId w:val="20"/>
+        </w:numPr>
+        <w:rPr>
+          <w:rFonts w:ascii="Times New Roman" w:hAnsi="Times New Roman" w:cs="Times New Roman"/>
+          <w:sz w:val="26"/>
+          <w:szCs w:val="26"/>
+          <w:lang w:val="en-US"/>
+        </w:rPr>
+      </w:pPr>
+      <w:r>
+        <w:rPr>
+          <w:rFonts w:ascii="Times New Roman" w:hAnsi="Times New Roman" w:cs="Times New Roman"/>
+          <w:sz w:val="26"/>
+          <w:szCs w:val="26"/>
+          <w:lang w:val="en-US"/>
+        </w:rPr>
+        <w:t>Người dùng A chọn chức năng Kí hiệu.</w:t>
+      </w:r>
+    </w:p>
+    <w:p>
+      <w:pPr>
+        <w:numPr>
+          <w:ilvl w:val="0"/>
+          <w:numId w:val="20"/>
+        </w:numPr>
+        <w:rPr>
+          <w:rFonts w:ascii="Times New Roman" w:hAnsi="Times New Roman" w:cs="Times New Roman"/>
+          <w:sz w:val="26"/>
+          <w:szCs w:val="26"/>
+          <w:lang w:val="en-US"/>
+        </w:rPr>
+      </w:pPr>
+      <w:r>
+        <w:rPr>
+          <w:rFonts w:ascii="Times New Roman" w:hAnsi="Times New Roman" w:cs="Times New Roman"/>
+          <w:sz w:val="26"/>
+          <w:szCs w:val="26"/>
+          <w:lang w:val="en-US"/>
+        </w:rPr>
+        <w:t>Hệ thống hiển thị trang hướng dẫn kí hiệu Rubik gồm các kí hiệu cơ bản, mô tả và hình minh họa nếu có.</w:t>
+      </w:r>
+    </w:p>
+    <w:p>
+      <w:pPr>
+        <w:numPr>
+          <w:ilvl w:val="0"/>
+          <w:numId w:val="20"/>
+        </w:numPr>
+        <w:rPr>
+          <w:rFonts w:ascii="Times New Roman" w:hAnsi="Times New Roman" w:cs="Times New Roman"/>
+          <w:sz w:val="26"/>
+          <w:szCs w:val="26"/>
+          <w:lang w:val="en-US"/>
+        </w:rPr>
+      </w:pPr>
+      <w:r>
+        <w:rPr>
+          <w:rFonts w:ascii="Times New Roman" w:hAnsi="Times New Roman" w:cs="Times New Roman"/>
+          <w:sz w:val="26"/>
+          <w:szCs w:val="26"/>
+          <w:lang w:val="en-US"/>
+        </w:rPr>
+        <w:t>Người dùng A xem danh sách các kí hiệu.</w:t>
+      </w:r>
+    </w:p>
+    <w:p>
+      <w:pPr>
+        <w:numPr>
+          <w:ilvl w:val="0"/>
+          <w:numId w:val="20"/>
+        </w:numPr>
+        <w:rPr>
+          <w:rFonts w:ascii="Times New Roman" w:hAnsi="Times New Roman" w:cs="Times New Roman"/>
+          <w:sz w:val="26"/>
+          <w:szCs w:val="26"/>
+          <w:lang w:val="en-US"/>
+        </w:rPr>
+      </w:pPr>
+      <w:r>
+        <w:rPr>
+          <w:rFonts w:ascii="Times New Roman" w:hAnsi="Times New Roman" w:cs="Times New Roman"/>
+          <w:sz w:val="26"/>
+          <w:szCs w:val="26"/>
+          <w:lang w:val="en-US"/>
+        </w:rPr>
+        <w:t>Người dùng A chọn một kí hiệu để xem chi tiết cách xoay.</w:t>
+      </w:r>
+    </w:p>
+    <w:p>
+      <w:pPr>
+        <w:numPr>
+          <w:ilvl w:val="0"/>
+          <w:numId w:val="20"/>
+        </w:numPr>
+        <w:rPr>
+          <w:rFonts w:ascii="Times New Roman" w:hAnsi="Times New Roman" w:cs="Times New Roman"/>
+          <w:sz w:val="26"/>
+          <w:szCs w:val="26"/>
+          <w:lang w:val="en-US"/>
+        </w:rPr>
+      </w:pPr>
+      <w:r>
+        <w:rPr>
+          <w:rFonts w:ascii="Times New Roman" w:hAnsi="Times New Roman" w:cs="Times New Roman"/>
+          <w:sz w:val="26"/>
+          <w:szCs w:val="26"/>
+          <w:lang w:val="en-US"/>
+        </w:rPr>
+        <w:t>Hệ thống hiển thị thông tin chi tiết của kí hiệu được chọn.</w:t>
+      </w:r>
+    </w:p>
+    <w:p>
+      <w:pPr>
+        <w:rPr>
+          <w:rFonts w:ascii="Times New Roman" w:hAnsi="Times New Roman" w:cs="Times New Roman"/>
+          <w:sz w:val="26"/>
+          <w:szCs w:val="26"/>
+          <w:lang w:val="en-US"/>
+        </w:rPr>
+      </w:pPr>
+      <w:r>
+        <w:rPr>
+          <w:rFonts w:ascii="Times New Roman" w:hAnsi="Times New Roman" w:cs="Times New Roman"/>
+          <w:b/>
+          <w:bCs/>
+          <w:sz w:val="26"/>
+          <w:szCs w:val="26"/>
+          <w:lang w:val="en-US"/>
+        </w:rPr>
+        <w:t>k. Scenario cho chức năng Xem khóa Beginner</w:t>
+      </w:r>
+    </w:p>
+    <w:p>
+      <w:pPr>
+        <w:numPr>
+          <w:ilvl w:val="0"/>
+          <w:numId w:val="21"/>
+        </w:numPr>
+        <w:rPr>
+          <w:rFonts w:ascii="Times New Roman" w:hAnsi="Times New Roman" w:cs="Times New Roman"/>
+          <w:sz w:val="26"/>
+          <w:szCs w:val="26"/>
+          <w:lang w:val="en-US"/>
+        </w:rPr>
+      </w:pPr>
+      <w:r>
+        <w:rPr>
+          <w:rFonts w:ascii="Times New Roman" w:hAnsi="Times New Roman" w:cs="Times New Roman"/>
+          <w:sz w:val="26"/>
+          <w:szCs w:val="26"/>
+          <w:lang w:val="en-US"/>
+        </w:rPr>
+        <w:t>Người dùng A vào trang chủ.</w:t>
+      </w:r>
+    </w:p>
+    <w:p>
+      <w:pPr>
+        <w:numPr>
+          <w:ilvl w:val="0"/>
+          <w:numId w:val="21"/>
+        </w:numPr>
+        <w:rPr>
+          <w:rFonts w:ascii="Times New Roman" w:hAnsi="Times New Roman" w:cs="Times New Roman"/>
+          <w:sz w:val="26"/>
+          <w:szCs w:val="26"/>
+          <w:lang w:val="en-US"/>
+        </w:rPr>
+      </w:pPr>
+      <w:r>
+        <w:rPr>
+          <w:rFonts w:ascii="Times New Roman" w:hAnsi="Times New Roman" w:cs="Times New Roman"/>
+          <w:sz w:val="26"/>
+          <w:szCs w:val="26"/>
+          <w:lang w:val="en-US"/>
+        </w:rPr>
+        <w:t>Người dùng A chọn chức năng Khoá Beginner.</w:t>
+      </w:r>
+    </w:p>
+    <w:p>
+      <w:pPr>
+        <w:numPr>
+          <w:ilvl w:val="0"/>
+          <w:numId w:val="21"/>
+        </w:numPr>
+        <w:rPr>
+          <w:rFonts w:ascii="Times New Roman" w:hAnsi="Times New Roman" w:cs="Times New Roman"/>
+          <w:sz w:val="26"/>
+          <w:szCs w:val="26"/>
+          <w:lang w:val="en-US"/>
+        </w:rPr>
+      </w:pPr>
+      <w:r>
+        <w:rPr>
+          <w:rFonts w:ascii="Times New Roman" w:hAnsi="Times New Roman" w:cs="Times New Roman"/>
+          <w:sz w:val="26"/>
+          <w:szCs w:val="26"/>
+          <w:lang w:val="en-US"/>
+        </w:rPr>
+        <w:t>Hệ thống hiển thị trang khóa Beginner gồm các bước học giải Rubik cơ bản.</w:t>
+      </w:r>
+    </w:p>
+    <w:p>
+      <w:pPr>
+        <w:numPr>
+          <w:ilvl w:val="0"/>
+          <w:numId w:val="21"/>
+        </w:numPr>
+        <w:rPr>
+          <w:rFonts w:ascii="Times New Roman" w:hAnsi="Times New Roman" w:cs="Times New Roman"/>
+          <w:sz w:val="26"/>
+          <w:szCs w:val="26"/>
+          <w:lang w:val="en-US"/>
+        </w:rPr>
+      </w:pPr>
+      <w:r>
+        <w:rPr>
+          <w:rFonts w:ascii="Times New Roman" w:hAnsi="Times New Roman" w:cs="Times New Roman"/>
+          <w:sz w:val="26"/>
+          <w:szCs w:val="26"/>
+          <w:lang w:val="en-US"/>
+        </w:rPr>
+        <w:t>Người dùng A chọn một bài học hoặc một bước giải.</w:t>
+      </w:r>
+    </w:p>
+    <w:p>
+      <w:pPr>
+        <w:numPr>
+          <w:ilvl w:val="0"/>
+          <w:numId w:val="21"/>
+        </w:numPr>
+        <w:rPr>
+          <w:rFonts w:ascii="Times New Roman" w:hAnsi="Times New Roman" w:cs="Times New Roman"/>
+          <w:sz w:val="26"/>
+          <w:szCs w:val="26"/>
+          <w:lang w:val="en-US"/>
+        </w:rPr>
+      </w:pPr>
+      <w:r>
+        <w:rPr>
+          <w:rFonts w:ascii="Times New Roman" w:hAnsi="Times New Roman" w:cs="Times New Roman"/>
+          <w:sz w:val="26"/>
+          <w:szCs w:val="26"/>
+          <w:lang w:val="en-US"/>
+        </w:rPr>
+        <w:t>Hệ thống hiển thị nội dung hướng dẫn, công thức và mô tả của bước đó.</w:t>
+      </w:r>
+    </w:p>
+    <w:p>
+      <w:pPr>
+        <w:rPr>
+          <w:rFonts w:ascii="Times New Roman" w:hAnsi="Times New Roman" w:cs="Times New Roman"/>
+          <w:sz w:val="26"/>
+          <w:szCs w:val="26"/>
+          <w:lang w:val="en-US"/>
+        </w:rPr>
+      </w:pPr>
+      <w:r>
+        <w:rPr>
+          <w:rFonts w:ascii="Times New Roman" w:hAnsi="Times New Roman" w:cs="Times New Roman"/>
+          <w:b/>
+          <w:bCs/>
+          <w:sz w:val="26"/>
+          <w:szCs w:val="26"/>
+          <w:lang w:val="en-US"/>
+        </w:rPr>
+        <w:t>l. Scenario cho chức năng Xem khóa CFOP</w:t>
+      </w:r>
+    </w:p>
+    <w:p>
+      <w:pPr>
+        <w:numPr>
+          <w:ilvl w:val="0"/>
+          <w:numId w:val="22"/>
+        </w:numPr>
+        <w:rPr>
+          <w:rFonts w:ascii="Times New Roman" w:hAnsi="Times New Roman" w:cs="Times New Roman"/>
+          <w:sz w:val="26"/>
+          <w:szCs w:val="26"/>
+          <w:lang w:val="en-US"/>
+        </w:rPr>
+      </w:pPr>
+      <w:r>
+        <w:rPr>
+          <w:rFonts w:ascii="Times New Roman" w:hAnsi="Times New Roman" w:cs="Times New Roman"/>
+          <w:sz w:val="26"/>
+          <w:szCs w:val="26"/>
+          <w:lang w:val="en-US"/>
+        </w:rPr>
+        <w:t>Người dùng A vào trang chủ.</w:t>
+      </w:r>
+    </w:p>
+    <w:p>
+      <w:pPr>
+        <w:numPr>
+          <w:ilvl w:val="0"/>
+          <w:numId w:val="22"/>
+        </w:numPr>
+        <w:rPr>
+          <w:rFonts w:ascii="Times New Roman" w:hAnsi="Times New Roman" w:cs="Times New Roman"/>
+          <w:sz w:val="26"/>
+          <w:szCs w:val="26"/>
+          <w:lang w:val="en-US"/>
+        </w:rPr>
+      </w:pPr>
+      <w:r>
+        <w:rPr>
+          <w:rFonts w:ascii="Times New Roman" w:hAnsi="Times New Roman" w:cs="Times New Roman"/>
+          <w:sz w:val="26"/>
+          <w:szCs w:val="26"/>
+          <w:lang w:val="en-US"/>
+        </w:rPr>
+        <w:t>Người dùng A chọn chức năng Khoá CFOP.</w:t>
+      </w:r>
+    </w:p>
+    <w:p>
+      <w:pPr>
+        <w:numPr>
+          <w:ilvl w:val="0"/>
+          <w:numId w:val="22"/>
+        </w:numPr>
+        <w:rPr>
+          <w:rFonts w:ascii="Times New Roman" w:hAnsi="Times New Roman" w:cs="Times New Roman"/>
+          <w:sz w:val="26"/>
+          <w:szCs w:val="26"/>
+          <w:lang w:val="en-US"/>
+        </w:rPr>
+      </w:pPr>
+      <w:r>
+        <w:rPr>
+          <w:rFonts w:ascii="Times New Roman" w:hAnsi="Times New Roman" w:cs="Times New Roman"/>
+          <w:sz w:val="26"/>
+          <w:szCs w:val="26"/>
+          <w:lang w:val="en-US"/>
+        </w:rPr>
+        <w:t>Hệ thống hiển thị trang CFOP gồm các nhóm công thức như F2L, OLL, PLL.</w:t>
+      </w:r>
+    </w:p>
+    <w:p>
+      <w:pPr>
+        <w:numPr>
+          <w:ilvl w:val="0"/>
+          <w:numId w:val="22"/>
+        </w:numPr>
+        <w:rPr>
+          <w:rFonts w:ascii="Times New Roman" w:hAnsi="Times New Roman" w:cs="Times New Roman"/>
+          <w:sz w:val="26"/>
+          <w:szCs w:val="26"/>
+          <w:lang w:val="en-US"/>
+        </w:rPr>
+      </w:pPr>
+      <w:r>
+        <w:rPr>
+          <w:rFonts w:ascii="Times New Roman" w:hAnsi="Times New Roman" w:cs="Times New Roman"/>
+          <w:sz w:val="26"/>
+          <w:szCs w:val="26"/>
+          <w:lang w:val="en-US"/>
+        </w:rPr>
+        <w:t>Người dùng A chọn một nhóm công thức.</w:t>
+      </w:r>
+    </w:p>
+    <w:p>
+      <w:pPr>
+        <w:numPr>
+          <w:ilvl w:val="0"/>
+          <w:numId w:val="22"/>
+        </w:numPr>
+        <w:rPr>
+          <w:rFonts w:ascii="Times New Roman" w:hAnsi="Times New Roman" w:cs="Times New Roman"/>
+          <w:sz w:val="26"/>
+          <w:szCs w:val="26"/>
+          <w:lang w:val="en-US"/>
+        </w:rPr>
+      </w:pPr>
+      <w:r>
+        <w:rPr>
+          <w:rFonts w:ascii="Times New Roman" w:hAnsi="Times New Roman" w:cs="Times New Roman"/>
+          <w:sz w:val="26"/>
+          <w:szCs w:val="26"/>
+          <w:lang w:val="en-US"/>
+        </w:rPr>
+        <w:t>Hệ thống hiển thị danh sách công thức thuộc nhóm đã chọn.</w:t>
+      </w:r>
+    </w:p>
+    <w:p>
+      <w:pPr>
+        <w:numPr>
+          <w:ilvl w:val="0"/>
+          <w:numId w:val="22"/>
+        </w:numPr>
+        <w:rPr>
+          <w:rFonts w:ascii="Times New Roman" w:hAnsi="Times New Roman" w:cs="Times New Roman"/>
+          <w:sz w:val="26"/>
+          <w:szCs w:val="26"/>
+          <w:lang w:val="en-US"/>
+        </w:rPr>
+      </w:pPr>
+      <w:r>
+        <w:rPr>
+          <w:rFonts w:ascii="Times New Roman" w:hAnsi="Times New Roman" w:cs="Times New Roman"/>
+          <w:sz w:val="26"/>
+          <w:szCs w:val="26"/>
+          <w:lang w:val="en-US"/>
+        </w:rPr>
+        <w:t>Người dùng A chọn một công thức.</w:t>
+      </w:r>
+    </w:p>
+    <w:p>
+      <w:pPr>
+        <w:numPr>
+          <w:ilvl w:val="0"/>
+          <w:numId w:val="22"/>
+        </w:numPr>
+        <w:rPr>
+          <w:rFonts w:ascii="Times New Roman" w:hAnsi="Times New Roman" w:cs="Times New Roman"/>
+          <w:sz w:val="26"/>
+          <w:szCs w:val="26"/>
+          <w:lang w:val="en-US"/>
+        </w:rPr>
+      </w:pPr>
+      <w:r>
+        <w:rPr>
+          <w:rFonts w:ascii="Times New Roman" w:hAnsi="Times New Roman" w:cs="Times New Roman"/>
+          <w:sz w:val="26"/>
+          <w:szCs w:val="26"/>
+          <w:lang w:val="en-US"/>
+        </w:rPr>
+        <w:t>Hệ thống hiển thị chi tiết công thức gồm tên, mã case, thuật toán, hình ảnh hoặc video hướng dẫn nếu có.</w:t>
+      </w:r>
+    </w:p>
+    <w:p>
+      <w:pPr>
+        <w:rPr>
+          <w:rFonts w:ascii="Times New Roman" w:hAnsi="Times New Roman" w:cs="Times New Roman"/>
+          <w:b/>
+          <w:bCs/>
+          <w:sz w:val="26"/>
+          <w:szCs w:val="26"/>
+          <w:lang w:val="en-US"/>
+        </w:rPr>
+      </w:pPr>
+      <w:r>
+        <w:rPr>
+          <w:rFonts w:ascii="Times New Roman" w:hAnsi="Times New Roman" w:cs="Times New Roman"/>
+          <w:b/>
+          <w:bCs/>
+          <w:sz w:val="26"/>
+          <w:szCs w:val="26"/>
+          <w:lang w:val="en-US"/>
+        </w:rPr>
+        <w:t>Các ngoại lệ của chức năng Xem khoá CFOP:</w:t>
+      </w:r>
+    </w:p>
+    <w:p>
+      <w:pPr>
+        <w:pStyle w:val="ListParagraph"/>
+        <w:numPr>
+          <w:ilvl w:val="0"/>
+          <w:numId w:val="24"/>
+        </w:numPr>
+        <w:rPr>
+          <w:rFonts w:ascii="Times New Roman" w:hAnsi="Times New Roman" w:cs="Times New Roman"/>
+          <w:sz w:val="26"/>
+          <w:szCs w:val="26"/>
+        </w:rPr>
+      </w:pPr>
+      <w:r>
+        <w:rPr>
+          <w:rFonts w:ascii="Times New Roman" w:hAnsi="Times New Roman" w:cs="Times New Roman"/>
+          <w:sz w:val="26"/>
+          <w:szCs w:val="26"/>
+        </w:rPr>
+        <w:lastRenderedPageBreak/>
+        <w:t>Người dùng lọc công thức không tồn tại</w:t>
+      </w:r>
+    </w:p>
+    <w:p>
+      <w:pPr>
+        <w:pStyle w:val="ListParagraph"/>
+        <w:numPr>
+          <w:ilvl w:val="1"/>
+          <w:numId w:val="24"/>
+        </w:numPr>
+        <w:rPr>
+          <w:rFonts w:ascii="Times New Roman" w:hAnsi="Times New Roman" w:cs="Times New Roman"/>
+          <w:sz w:val="26"/>
+          <w:szCs w:val="26"/>
+        </w:rPr>
+      </w:pPr>
+      <w:r>
+        <w:rPr>
+          <w:rFonts w:ascii="Times New Roman" w:hAnsi="Times New Roman" w:cs="Times New Roman"/>
+          <w:sz w:val="26"/>
+          <w:szCs w:val="26"/>
+        </w:rPr>
+        <w:t>Hệ thống hiển thị thông báo </w:t>
+      </w:r>
+      <w:r>
+        <w:rPr>
+          <w:rFonts w:ascii="Times New Roman" w:hAnsi="Times New Roman" w:cs="Times New Roman"/>
+          <w:sz w:val="26"/>
+          <w:szCs w:val="26"/>
+        </w:rPr>
+        <w:t>“</w:t>
+      </w:r>
+      <w:r>
+        <w:rPr>
+          <w:rFonts w:ascii="Times New Roman" w:hAnsi="Times New Roman" w:cs="Times New Roman"/>
+          <w:sz w:val="26"/>
+          <w:szCs w:val="26"/>
+        </w:rPr>
+        <w:t>Không có công thức phù hợp với bộ lọc hiện tại</w:t>
+      </w:r>
+      <w:r>
+        <w:rPr>
+          <w:rFonts w:ascii="Times New Roman" w:hAnsi="Times New Roman" w:cs="Times New Roman"/>
+          <w:sz w:val="26"/>
+          <w:szCs w:val="26"/>
+        </w:rPr>
+        <w:t>”</w:t>
+      </w:r>
+      <w:r>
+        <w:rPr>
+          <w:rFonts w:ascii="Times New Roman" w:hAnsi="Times New Roman" w:cs="Times New Roman"/>
+          <w:sz w:val="26"/>
+          <w:szCs w:val="26"/>
+        </w:rPr>
+        <w:t>.</w:t>
+      </w:r>
+    </w:p>
+    <w:p>
+      <w:pPr>
+        <w:rPr>
+          <w:rFonts w:ascii="Times New Roman" w:hAnsi="Times New Roman" w:cs="Times New Roman"/>
+          <w:sz w:val="26"/>
+          <w:szCs w:val="26"/>
+          <w:lang w:val="en-US"/>
+        </w:rPr>
+      </w:pPr>
+      <w:r>
+        <w:rPr>
+          <w:rFonts w:ascii="Times New Roman" w:hAnsi="Times New Roman" w:cs="Times New Roman"/>
+          <w:sz w:val="26"/>
+          <w:szCs w:val="26"/>
+          <w:lang w:val="en-US"/>
+        </w:rPr>
+        <w:t>m. Scenario cho chức năng Thêm công thức mới (</w:t>
+      </w:r>
+      <w:r>
+        <w:rPr>
+          <w:rFonts w:ascii="Times New Roman" w:hAnsi="Times New Roman" w:cs="Times New Roman"/>
+          <w:sz w:val="26"/>
+          <w:szCs w:val="26"/>
+          <w:lang w:val="en-US"/>
+        </w:rPr>
+        <w:t>Quản trị viên</w:t>
+      </w:r>
+      <w:r>
+        <w:rPr>
+          <w:rFonts w:ascii="Times New Roman" w:hAnsi="Times New Roman" w:cs="Times New Roman"/>
+          <w:sz w:val="26"/>
+          <w:szCs w:val="26"/>
+          <w:lang w:val="en-US"/>
+        </w:rPr>
+        <w:t>)</w:t>
+      </w:r>
+    </w:p>
+    <w:p>
+      <w:pPr>
+        <w:tabs>
+          <w:tab w:val="num" w:pos="720"/>
+        </w:tabs>
+        <w:ind w:left="720"/>
+        <w:rPr>
+          <w:rFonts w:ascii="Times New Roman" w:hAnsi="Times New Roman" w:cs="Times New Roman"/>
+          <w:sz w:val="26"/>
+          <w:szCs w:val="26"/>
+          <w:lang w:val="en-US"/>
+        </w:rPr>
+      </w:pPr>
+      <w:r>
+        <w:rPr>
+          <w:rFonts w:ascii="Times New Roman" w:hAnsi="Times New Roman" w:cs="Times New Roman"/>
+          <w:sz w:val="26"/>
+          <w:szCs w:val="26"/>
+          <w:lang w:val="en-US"/>
+        </w:rPr>
+        <w:t xml:space="preserve">1. </w:t>
+      </w:r>
+      <w:r>
+        <w:rPr>
+          <w:rFonts w:ascii="Times New Roman" w:hAnsi="Times New Roman" w:cs="Times New Roman"/>
+          <w:sz w:val="26"/>
+          <w:szCs w:val="26"/>
+          <w:lang w:val="en-US"/>
+        </w:rPr>
+        <w:t>Quản trị viên</w:t>
+      </w:r>
+      <w:r>
+        <w:rPr>
+          <w:rFonts w:ascii="Times New Roman" w:hAnsi="Times New Roman" w:cs="Times New Roman"/>
+          <w:sz w:val="26"/>
+          <w:szCs w:val="26"/>
+          <w:lang w:val="en-US"/>
+        </w:rPr>
+        <w:t xml:space="preserve"> A đăng nhập vào hệ thống.</w:t>
+      </w:r>
+      <w:r>
+        <w:rPr>
+          <w:rFonts w:ascii="Times New Roman" w:hAnsi="Times New Roman" w:cs="Times New Roman"/>
+          <w:sz w:val="26"/>
+          <w:szCs w:val="26"/>
+          <w:lang w:val="en-US"/>
+        </w:rPr>
+        <w:t xml:space="preserve"> </w:t>
+      </w:r>
+      <w:r>
+        <w:rPr>
+          <w:rFonts w:ascii="Times New Roman" w:hAnsi="Times New Roman" w:cs="Times New Roman"/>
+          <w:sz w:val="26"/>
+          <w:szCs w:val="26"/>
+          <w:lang w:val="en-US"/>
+        </w:rPr>
+        <w:t>Quản trị viên</w:t>
+      </w:r>
+      <w:r>
+        <w:rPr>
+          <w:rFonts w:ascii="Times New Roman" w:hAnsi="Times New Roman" w:cs="Times New Roman"/>
+          <w:sz w:val="26"/>
+          <w:szCs w:val="26"/>
+          <w:lang w:val="en-US"/>
+        </w:rPr>
+        <w:t xml:space="preserve"> </w:t>
+      </w:r>
+      <w:r>
+        <w:rPr>
+          <w:rFonts w:ascii="Times New Roman" w:hAnsi="Times New Roman" w:cs="Times New Roman"/>
+          <w:sz w:val="26"/>
+          <w:szCs w:val="26"/>
+          <w:lang w:val="en-US"/>
+        </w:rPr>
+        <w:t>A muốn thêm công thức mới.</w:t>
+      </w:r>
+    </w:p>
+    <w:p>
+      <w:pPr>
+        <w:pStyle w:val="ListParagraph"/>
+        <w:tabs>
+          <w:tab w:val="num" w:pos="720"/>
+        </w:tabs>
+        <w:rPr>
+          <w:rFonts w:ascii="Times New Roman" w:hAnsi="Times New Roman" w:cs="Times New Roman"/>
+          <w:sz w:val="26"/>
+          <w:szCs w:val="26"/>
+          <w:lang w:val="en-US"/>
+        </w:rPr>
+      </w:pPr>
+      <w:r>
+        <w:rPr>
+          <w:rFonts w:ascii="Times New Roman" w:hAnsi="Times New Roman" w:cs="Times New Roman"/>
+          <w:sz w:val="26"/>
+          <w:szCs w:val="26"/>
+          <w:lang w:val="en-US"/>
+        </w:rPr>
+        <w:t xml:space="preserve">2. </w:t>
+      </w:r>
+      <w:r>
+        <w:rPr>
+          <w:rFonts w:ascii="Times New Roman" w:hAnsi="Times New Roman" w:cs="Times New Roman"/>
+          <w:sz w:val="26"/>
+          <w:szCs w:val="26"/>
+          <w:lang w:val="en-US"/>
+        </w:rPr>
+        <w:t xml:space="preserve">Quản trị viên </w:t>
+      </w:r>
+      <w:r>
+        <w:rPr>
+          <w:rFonts w:ascii="Times New Roman" w:hAnsi="Times New Roman" w:cs="Times New Roman"/>
+          <w:sz w:val="26"/>
+          <w:szCs w:val="26"/>
+          <w:lang w:val="en-US"/>
+        </w:rPr>
+        <w:t>A vào trang </w:t>
+      </w:r>
+      <w:r>
+        <w:rPr>
+          <w:rFonts w:ascii="Times New Roman" w:hAnsi="Times New Roman" w:cs="Times New Roman"/>
+          <w:sz w:val="26"/>
+          <w:szCs w:val="26"/>
+          <w:lang w:val="en-US"/>
+        </w:rPr>
+        <w:t>Admin</w:t>
+      </w:r>
+      <w:r>
+        <w:rPr>
+          <w:rFonts w:ascii="Times New Roman" w:hAnsi="Times New Roman" w:cs="Times New Roman"/>
+          <w:sz w:val="26"/>
+          <w:szCs w:val="26"/>
+          <w:lang w:val="en-US"/>
+        </w:rPr>
+        <w:t>.</w:t>
+      </w:r>
+    </w:p>
+    <w:p>
+      <w:pPr>
+        <w:tabs>
+          <w:tab w:val="num" w:pos="720"/>
+        </w:tabs>
+        <w:ind w:left="720"/>
+        <w:rPr>
+          <w:rFonts w:ascii="Times New Roman" w:hAnsi="Times New Roman" w:cs="Times New Roman"/>
+          <w:sz w:val="26"/>
+          <w:szCs w:val="26"/>
+          <w:lang w:val="en-US"/>
+        </w:rPr>
+      </w:pPr>
+      <w:r>
+        <w:rPr>
+          <w:rFonts w:ascii="Times New Roman" w:hAnsi="Times New Roman" w:cs="Times New Roman"/>
+          <w:sz w:val="26"/>
+          <w:szCs w:val="26"/>
+          <w:lang w:val="en-US"/>
+        </w:rPr>
+        <w:t>3. Quản trị viên bấm vào phần Công thức.</w:t>
+      </w:r>
+    </w:p>
+    <w:p>
+      <w:pPr>
+        <w:tabs>
+          <w:tab w:val="num" w:pos="720"/>
+        </w:tabs>
+        <w:ind w:left="720"/>
+        <w:rPr>
+          <w:rFonts w:ascii="Times New Roman" w:hAnsi="Times New Roman" w:cs="Times New Roman"/>
+          <w:sz w:val="26"/>
+          <w:szCs w:val="26"/>
+          <w:lang w:val="en-US"/>
+        </w:rPr>
+      </w:pPr>
+      <w:r>
+        <w:rPr>
+          <w:rFonts w:ascii="Times New Roman" w:hAnsi="Times New Roman" w:cs="Times New Roman"/>
+          <w:sz w:val="26"/>
+          <w:szCs w:val="26"/>
+          <w:lang w:val="en-US"/>
+        </w:rPr>
+        <w:t xml:space="preserve">4. </w:t>
+      </w:r>
+      <w:r>
+        <w:rPr>
+          <w:rFonts w:ascii="Times New Roman" w:hAnsi="Times New Roman" w:cs="Times New Roman"/>
+          <w:sz w:val="26"/>
+          <w:szCs w:val="26"/>
+          <w:lang w:val="en-US"/>
+        </w:rPr>
+        <w:t>Hệ thống hiển thị</w:t>
+      </w:r>
+      <w:r>
+        <w:rPr>
+          <w:rFonts w:ascii="Times New Roman" w:hAnsi="Times New Roman" w:cs="Times New Roman"/>
+          <w:sz w:val="26"/>
+          <w:szCs w:val="26"/>
+          <w:lang w:val="en-US"/>
+        </w:rPr>
+        <w:t xml:space="preserve"> danh sách các phần công thức,</w:t>
+      </w:r>
+      <w:r>
+        <w:rPr>
+          <w:rFonts w:ascii="Times New Roman" w:hAnsi="Times New Roman" w:cs="Times New Roman"/>
+          <w:sz w:val="26"/>
+          <w:szCs w:val="26"/>
+          <w:lang w:val="en-US"/>
+        </w:rPr>
+        <w:t xml:space="preserve"> </w:t>
+      </w:r>
+      <w:r>
+        <w:rPr>
+          <w:rFonts w:ascii="Times New Roman" w:hAnsi="Times New Roman" w:cs="Times New Roman"/>
+          <w:sz w:val="26"/>
+          <w:szCs w:val="26"/>
+          <w:lang w:val="en-US"/>
+        </w:rPr>
+        <w:t xml:space="preserve">các ô </w:t>
+      </w:r>
+      <w:r>
+        <w:rPr>
+          <w:rFonts w:ascii="Times New Roman" w:hAnsi="Times New Roman" w:cs="Times New Roman"/>
+          <w:sz w:val="26"/>
+          <w:szCs w:val="26"/>
+          <w:lang w:val="en-US"/>
+        </w:rPr>
+        <w:t>thêm công thức gồm:</w:t>
+      </w:r>
+      <w:r>
+        <w:rPr>
+          <w:rFonts w:ascii="Times New Roman" w:hAnsi="Times New Roman" w:cs="Times New Roman"/>
+          <w:sz w:val="26"/>
+          <w:szCs w:val="26"/>
+          <w:lang w:val="en-US"/>
+        </w:rPr>
+        <w:t xml:space="preserve"> </w:t>
+      </w:r>
+      <w:r>
+        <w:rPr>
+          <w:rFonts w:ascii="Times New Roman" w:hAnsi="Times New Roman" w:cs="Times New Roman"/>
+          <w:sz w:val="26"/>
+          <w:szCs w:val="26"/>
+        </w:rPr>
+        <w:t>nhóm, mã case, tên công thức, công thức, mô tả, upload ảnh, video URL, thời gian bắt đầu/kết thúc video, độ khó, thứ tự, trạng thái hiển thị</w:t>
+      </w:r>
+      <w:r>
+        <w:rPr>
+          <w:rFonts w:ascii="Times New Roman" w:hAnsi="Times New Roman" w:cs="Times New Roman"/>
+          <w:sz w:val="26"/>
+          <w:szCs w:val="26"/>
+        </w:rPr>
+        <w:t xml:space="preserve">, </w:t>
+      </w:r>
+      <w:r>
+        <w:rPr>
+          <w:rFonts w:ascii="Times New Roman" w:hAnsi="Times New Roman" w:cs="Times New Roman"/>
+          <w:sz w:val="26"/>
+          <w:szCs w:val="26"/>
+        </w:rPr>
+        <w:t>nút Lưu công thức</w:t>
+      </w:r>
+      <w:r>
+        <w:rPr>
+          <w:rFonts w:ascii="Times New Roman" w:hAnsi="Times New Roman" w:cs="Times New Roman"/>
+          <w:sz w:val="26"/>
+          <w:szCs w:val="26"/>
+        </w:rPr>
+        <w:t xml:space="preserve"> và nút làm mới</w:t>
+      </w:r>
+      <w:r>
+        <w:rPr>
+          <w:rFonts w:ascii="Times New Roman" w:hAnsi="Times New Roman" w:cs="Times New Roman"/>
+          <w:sz w:val="26"/>
+          <w:szCs w:val="26"/>
+          <w:lang w:val="en-US"/>
+        </w:rPr>
+        <w:t>.</w:t>
+      </w:r>
+    </w:p>
+    <w:p>
+      <w:pPr>
+        <w:tabs>
+          <w:tab w:val="num" w:pos="720"/>
+        </w:tabs>
+        <w:ind w:left="720"/>
+        <w:rPr>
+          <w:rFonts w:ascii="Times New Roman" w:hAnsi="Times New Roman" w:cs="Times New Roman"/>
+          <w:sz w:val="26"/>
+          <w:szCs w:val="26"/>
+          <w:lang w:val="en-US"/>
+        </w:rPr>
+      </w:pPr>
+      <w:r>
+        <w:rPr>
+          <w:rFonts w:ascii="Times New Roman" w:hAnsi="Times New Roman" w:cs="Times New Roman"/>
+          <w:sz w:val="26"/>
+          <w:szCs w:val="26"/>
+          <w:lang w:val="en-US"/>
+        </w:rPr>
+        <w:t xml:space="preserve">5. </w:t>
+      </w:r>
+      <w:r>
+        <w:rPr>
+          <w:rFonts w:ascii="Times New Roman" w:hAnsi="Times New Roman" w:cs="Times New Roman"/>
+          <w:sz w:val="26"/>
+          <w:szCs w:val="26"/>
+          <w:lang w:val="en-US"/>
+        </w:rPr>
+        <w:t>Quản trị viên</w:t>
+      </w:r>
+      <w:r>
+        <w:rPr>
+          <w:rFonts w:ascii="Times New Roman" w:hAnsi="Times New Roman" w:cs="Times New Roman"/>
+          <w:sz w:val="26"/>
+          <w:szCs w:val="26"/>
+          <w:lang w:val="en-US"/>
+        </w:rPr>
+        <w:t xml:space="preserve"> </w:t>
+      </w:r>
+      <w:r>
+        <w:rPr>
+          <w:rFonts w:ascii="Times New Roman" w:hAnsi="Times New Roman" w:cs="Times New Roman"/>
+          <w:sz w:val="26"/>
+          <w:szCs w:val="26"/>
+          <w:lang w:val="en-US"/>
+        </w:rPr>
+        <w:t xml:space="preserve">chọn Phần = F2L, </w:t>
+      </w:r>
+      <w:r>
+        <w:rPr>
+          <w:rFonts w:ascii="Times New Roman" w:hAnsi="Times New Roman" w:cs="Times New Roman"/>
+          <w:sz w:val="26"/>
+          <w:szCs w:val="26"/>
+          <w:lang w:val="en-US"/>
+        </w:rPr>
+        <w:t>nhập thông tin công thức</w:t>
+      </w:r>
+      <w:r>
+        <w:rPr>
+          <w:rFonts w:ascii="Times New Roman" w:hAnsi="Times New Roman" w:cs="Times New Roman"/>
+          <w:sz w:val="26"/>
+          <w:szCs w:val="26"/>
+          <w:lang w:val="en-US"/>
+        </w:rPr>
+        <w:t>:</w:t>
+      </w:r>
+      <w:r>
+        <w:rPr>
+          <w:rFonts w:ascii="Times New Roman" w:hAnsi="Times New Roman" w:cs="Times New Roman"/>
+          <w:sz w:val="26"/>
+          <w:szCs w:val="26"/>
+          <w:lang w:val="en-US"/>
+        </w:rPr>
+        <w:t xml:space="preserve"> </w:t>
+      </w:r>
+      <w:r>
+        <w:rPr>
+          <w:rFonts w:ascii="Times New Roman" w:hAnsi="Times New Roman" w:cs="Times New Roman"/>
+          <w:sz w:val="26"/>
+          <w:szCs w:val="26"/>
+          <w:lang w:val="en-US"/>
+        </w:rPr>
+        <w:t xml:space="preserve">Nhóm = F2L, Mã case = 31, Tên công thức = F2L nâng cao, Công thức = R U R’, Mô tả để trống, upload ảnh, để trống video, độ khó = medium, Thứ tự = 31 </w:t>
+      </w:r>
+      <w:r>
+        <w:rPr>
+          <w:rFonts w:ascii="Times New Roman" w:hAnsi="Times New Roman" w:cs="Times New Roman"/>
+          <w:sz w:val="26"/>
+          <w:szCs w:val="26"/>
+          <w:lang w:val="en-US"/>
+        </w:rPr>
+        <w:t>và click Lưu công thức.</w:t>
+      </w:r>
+    </w:p>
+    <w:p>
+      <w:pPr>
+        <w:tabs>
+          <w:tab w:val="num" w:pos="720"/>
+        </w:tabs>
+        <w:ind w:left="720"/>
+        <w:rPr>
+          <w:rFonts w:ascii="Times New Roman" w:hAnsi="Times New Roman" w:cs="Times New Roman"/>
+          <w:sz w:val="26"/>
+          <w:szCs w:val="26"/>
+          <w:lang w:val="en-US"/>
+        </w:rPr>
+      </w:pPr>
+      <w:r>
+        <w:rPr>
+          <w:rFonts w:ascii="Times New Roman" w:hAnsi="Times New Roman" w:cs="Times New Roman"/>
+          <w:sz w:val="26"/>
+          <w:szCs w:val="26"/>
+          <w:lang w:val="en-US"/>
+        </w:rPr>
+        <w:t xml:space="preserve">6. </w:t>
+      </w:r>
+      <w:r>
+        <w:rPr>
+          <w:rFonts w:ascii="Times New Roman" w:hAnsi="Times New Roman" w:cs="Times New Roman"/>
+          <w:sz w:val="26"/>
+          <w:szCs w:val="26"/>
+          <w:lang w:val="en-US"/>
+        </w:rPr>
+        <w:t>Hệ thống lưu công thức và hiển thị công thức vừa thêm trong danh sách.</w:t>
+      </w:r>
+    </w:p>
+    <w:p>
+      <w:pPr>
+        <w:rPr>
+          <w:rFonts w:ascii="Times New Roman" w:hAnsi="Times New Roman" w:cs="Times New Roman"/>
+          <w:sz w:val="26"/>
+          <w:szCs w:val="26"/>
+          <w:lang w:val="en-US"/>
+        </w:rPr>
+      </w:pPr>
+      <w:r>
+        <w:rPr>
+          <w:rFonts w:ascii="Times New Roman" w:hAnsi="Times New Roman" w:cs="Times New Roman"/>
+          <w:sz w:val="26"/>
+          <w:szCs w:val="26"/>
+          <w:lang w:val="en-US"/>
+        </w:rPr>
+        <w:t>Các ngoại lệ của chức năng Thêm công thức mới:</w:t>
+      </w:r>
+    </w:p>
+    <w:p>
+      <w:pPr>
+        <w:rPr>
+          <w:rFonts w:ascii="Times New Roman" w:hAnsi="Times New Roman" w:cs="Times New Roman"/>
+          <w:sz w:val="26"/>
+          <w:szCs w:val="26"/>
+          <w:lang w:val="en-US"/>
+        </w:rPr>
+      </w:pPr>
+      <w:r>
+        <w:rPr>
+          <w:rFonts w:ascii="Times New Roman" w:hAnsi="Times New Roman" w:cs="Times New Roman"/>
+          <w:sz w:val="26"/>
+          <w:szCs w:val="26"/>
+          <w:lang w:val="en-US"/>
+        </w:rPr>
+        <w:tab/>
+        <w:t xml:space="preserve">5.1. </w:t>
+      </w:r>
+      <w:r>
+        <w:rPr>
+          <w:rFonts w:ascii="Times New Roman" w:hAnsi="Times New Roman" w:cs="Times New Roman"/>
+          <w:sz w:val="26"/>
+          <w:szCs w:val="26"/>
+          <w:lang w:val="en-US"/>
+        </w:rPr>
+        <w:t>Quản trị viên</w:t>
+      </w:r>
+      <w:r>
+        <w:rPr>
+          <w:rFonts w:ascii="Times New Roman" w:hAnsi="Times New Roman" w:cs="Times New Roman"/>
+          <w:sz w:val="26"/>
+          <w:szCs w:val="26"/>
+          <w:lang w:val="en-US"/>
+        </w:rPr>
+        <w:t xml:space="preserve"> </w:t>
+      </w:r>
+      <w:r>
+        <w:rPr>
+          <w:rFonts w:ascii="Times New Roman" w:hAnsi="Times New Roman" w:cs="Times New Roman"/>
+          <w:sz w:val="26"/>
+          <w:szCs w:val="26"/>
+          <w:lang w:val="en-US"/>
+        </w:rPr>
+        <w:t>không nhập tên công thức.</w:t>
+      </w:r>
+    </w:p>
+    <w:p>
+      <w:pPr>
+        <w:ind w:left="720"/>
+        <w:rPr>
+          <w:rFonts w:ascii="Times New Roman" w:hAnsi="Times New Roman" w:cs="Times New Roman"/>
+          <w:sz w:val="26"/>
+          <w:szCs w:val="26"/>
+        </w:rPr>
+      </w:pPr>
+      <w:r>
+        <w:rPr>
+          <w:rFonts w:ascii="Times New Roman" w:hAnsi="Times New Roman" w:cs="Times New Roman"/>
+          <w:sz w:val="26"/>
+          <w:szCs w:val="26"/>
+          <w:lang w:val="en-US"/>
+        </w:rPr>
+        <w:t>5.1.1. Hệ thống hiện thông báo “</w:t>
+      </w:r>
+      <w:r>
+        <w:rPr>
+          <w:rFonts w:ascii="Times New Roman" w:hAnsi="Times New Roman" w:cs="Times New Roman"/>
+          <w:sz w:val="26"/>
+          <w:szCs w:val="26"/>
+        </w:rPr>
+        <w:t>Name is required</w:t>
+      </w:r>
+      <w:r>
+        <w:rPr>
+          <w:rFonts w:ascii="Times New Roman" w:hAnsi="Times New Roman" w:cs="Times New Roman"/>
+          <w:sz w:val="26"/>
+          <w:szCs w:val="26"/>
+        </w:rPr>
+        <w:t>.” màu đỏ ở trên nút Lưu công thức.</w:t>
+      </w:r>
+    </w:p>
+    <w:p>
+      <w:pPr>
+        <w:ind w:left="720"/>
+        <w:rPr>
+          <w:rFonts w:ascii="Times New Roman" w:hAnsi="Times New Roman" w:cs="Times New Roman"/>
+          <w:sz w:val="26"/>
+          <w:szCs w:val="26"/>
+        </w:rPr>
+      </w:pPr>
+      <w:r>
+        <w:rPr>
+          <w:rFonts w:ascii="Times New Roman" w:hAnsi="Times New Roman" w:cs="Times New Roman"/>
+          <w:sz w:val="26"/>
+          <w:szCs w:val="26"/>
+        </w:rPr>
+        <w:t>5.2. Người dùng không nhập công thức.</w:t>
+      </w:r>
+    </w:p>
+    <w:p>
+      <w:pPr>
+        <w:ind w:left="720"/>
+        <w:rPr>
+          <w:rFonts w:ascii="Times New Roman" w:hAnsi="Times New Roman" w:cs="Times New Roman"/>
+          <w:sz w:val="26"/>
+          <w:szCs w:val="26"/>
+        </w:rPr>
+      </w:pPr>
+      <w:r>
+        <w:rPr>
+          <w:rFonts w:ascii="Times New Roman" w:hAnsi="Times New Roman" w:cs="Times New Roman"/>
+          <w:sz w:val="26"/>
+          <w:szCs w:val="26"/>
+        </w:rPr>
+        <w:t xml:space="preserve">5.2.1. </w:t>
+      </w:r>
+      <w:r>
+        <w:rPr>
+          <w:rFonts w:ascii="Times New Roman" w:hAnsi="Times New Roman" w:cs="Times New Roman"/>
+          <w:sz w:val="26"/>
+          <w:szCs w:val="26"/>
+          <w:lang w:val="en-US"/>
+        </w:rPr>
+        <w:t>Hệ thống hiện thông báo “</w:t>
+      </w:r>
+      <w:r>
+        <w:rPr>
+          <w:rFonts w:ascii="Times New Roman" w:hAnsi="Times New Roman" w:cs="Times New Roman"/>
+          <w:sz w:val="26"/>
+          <w:szCs w:val="26"/>
+        </w:rPr>
+        <w:t>Algorithm is required</w:t>
+      </w:r>
+      <w:r>
+        <w:rPr>
+          <w:rFonts w:ascii="Times New Roman" w:hAnsi="Times New Roman" w:cs="Times New Roman"/>
+          <w:sz w:val="26"/>
+          <w:szCs w:val="26"/>
+        </w:rPr>
+        <w:t>.” màu đỏ ở trên nút Lưu công thức.</w:t>
+      </w:r>
+    </w:p>
+    <w:p>
+      <w:pPr>
+        <w:ind w:left="720"/>
+        <w:rPr>
+          <w:rFonts w:ascii="Times New Roman" w:hAnsi="Times New Roman" w:cs="Times New Roman"/>
+          <w:sz w:val="26"/>
+          <w:szCs w:val="26"/>
+          <w:lang w:val="en-US"/>
+        </w:rPr>
+      </w:pPr>
+      <w:r>
+        <w:rPr>
+          <w:rFonts w:ascii="Times New Roman" w:hAnsi="Times New Roman" w:cs="Times New Roman"/>
+          <w:sz w:val="26"/>
+          <w:szCs w:val="26"/>
+          <w:lang w:val="en-US"/>
+        </w:rPr>
+        <w:t xml:space="preserve">5.3.  Người dùng bấm nút </w:t>
+      </w:r>
+      <w:r>
+        <w:rPr>
+          <w:rFonts w:ascii="Times New Roman" w:hAnsi="Times New Roman" w:cs="Times New Roman"/>
+          <w:sz w:val="26"/>
+          <w:szCs w:val="26"/>
+          <w:lang w:val="en-US"/>
+        </w:rPr>
+        <w:t>Mới.</w:t>
+      </w:r>
+    </w:p>
+    <w:p>
+      <w:pPr>
+        <w:ind w:left="720"/>
+        <w:rPr>
+          <w:rFonts w:ascii="Times New Roman" w:hAnsi="Times New Roman" w:cs="Times New Roman"/>
+          <w:sz w:val="26"/>
+          <w:szCs w:val="26"/>
+          <w:lang w:val="en-US"/>
+        </w:rPr>
+      </w:pPr>
+      <w:r>
+        <w:rPr>
+          <w:rFonts w:ascii="Times New Roman" w:hAnsi="Times New Roman" w:cs="Times New Roman"/>
+          <w:sz w:val="26"/>
+          <w:szCs w:val="26"/>
+          <w:lang w:val="en-US"/>
+        </w:rPr>
+        <w:t>5.3.1. Hệ thống reset lại form thêm công thức.</w:t>
+      </w:r>
+    </w:p>
+    <w:p>
+      <w:pPr>
+        <w:ind w:firstLine="720"/>
+        <w:rPr>
+          <w:rFonts w:ascii="Times New Roman" w:hAnsi="Times New Roman" w:cs="Times New Roman"/>
+          <w:sz w:val="26"/>
+          <w:szCs w:val="26"/>
+          <w:lang w:val="en-US"/>
+        </w:rPr>
+      </w:pPr>
+      <w:r>
+        <w:rPr>
+          <w:rFonts w:ascii="Times New Roman" w:hAnsi="Times New Roman" w:cs="Times New Roman"/>
+          <w:sz w:val="26"/>
+          <w:szCs w:val="26"/>
+          <w:lang w:val="en-US"/>
+        </w:rPr>
+        <w:t>5.4. Quản trị viên</w:t>
+      </w:r>
+      <w:r>
+        <w:rPr>
+          <w:rFonts w:ascii="Times New Roman" w:hAnsi="Times New Roman" w:cs="Times New Roman"/>
+          <w:sz w:val="26"/>
+          <w:szCs w:val="26"/>
+          <w:lang w:val="en-US"/>
+        </w:rPr>
+        <w:t xml:space="preserve"> </w:t>
+      </w:r>
+      <w:r>
+        <w:rPr>
+          <w:rFonts w:ascii="Times New Roman" w:hAnsi="Times New Roman" w:cs="Times New Roman"/>
+          <w:sz w:val="26"/>
+          <w:szCs w:val="26"/>
+          <w:lang w:val="en-US"/>
+        </w:rPr>
+        <w:t>không nhập tên nhóm.</w:t>
+      </w:r>
+    </w:p>
+    <w:p>
+      <w:pPr>
+        <w:ind w:left="720"/>
+        <w:rPr>
+          <w:rFonts w:ascii="Times New Roman" w:hAnsi="Times New Roman" w:cs="Times New Roman"/>
+          <w:sz w:val="26"/>
+          <w:szCs w:val="26"/>
+        </w:rPr>
+      </w:pPr>
+      <w:r>
+        <w:rPr>
+          <w:rFonts w:ascii="Times New Roman" w:hAnsi="Times New Roman" w:cs="Times New Roman"/>
+          <w:sz w:val="26"/>
+          <w:szCs w:val="26"/>
+          <w:lang w:val="en-US"/>
+        </w:rPr>
+        <w:t>5.4.1. Hệ thống hiện thông báo “</w:t>
+      </w:r>
+      <w:r>
+        <w:rPr>
+          <w:rFonts w:ascii="Times New Roman" w:hAnsi="Times New Roman" w:cs="Times New Roman"/>
+          <w:sz w:val="26"/>
+          <w:szCs w:val="26"/>
+        </w:rPr>
+        <w:t>Category is required</w:t>
+      </w:r>
+      <w:r>
+        <w:rPr>
+          <w:rFonts w:ascii="Times New Roman" w:hAnsi="Times New Roman" w:cs="Times New Roman"/>
+          <w:sz w:val="26"/>
+          <w:szCs w:val="26"/>
+        </w:rPr>
+        <w:t>.” màu đỏ ở trên nút Lưu công thức.</w:t>
+      </w:r>
+    </w:p>
+    <w:p>
+      <w:pPr>
+        <w:ind w:firstLine="720"/>
+        <w:rPr>
+          <w:rFonts w:ascii="Times New Roman" w:hAnsi="Times New Roman" w:cs="Times New Roman"/>
+          <w:sz w:val="26"/>
+          <w:szCs w:val="26"/>
+          <w:lang w:val="en-US"/>
+        </w:rPr>
+      </w:pPr>
+      <w:r>
+        <w:rPr>
+          <w:rFonts w:ascii="Times New Roman" w:hAnsi="Times New Roman" w:cs="Times New Roman"/>
+          <w:sz w:val="26"/>
+          <w:szCs w:val="26"/>
+          <w:lang w:val="en-US"/>
+        </w:rPr>
+        <w:t>5.5. Quản trị viên</w:t>
+      </w:r>
+      <w:r>
+        <w:rPr>
+          <w:rFonts w:ascii="Times New Roman" w:hAnsi="Times New Roman" w:cs="Times New Roman"/>
+          <w:sz w:val="26"/>
+          <w:szCs w:val="26"/>
+          <w:lang w:val="en-US"/>
+        </w:rPr>
+        <w:t xml:space="preserve"> </w:t>
+      </w:r>
+      <w:r>
+        <w:rPr>
+          <w:rFonts w:ascii="Times New Roman" w:hAnsi="Times New Roman" w:cs="Times New Roman"/>
+          <w:sz w:val="26"/>
+          <w:szCs w:val="26"/>
+          <w:lang w:val="en-US"/>
+        </w:rPr>
+        <w:t>không nhập mã case.</w:t>
+      </w:r>
+    </w:p>
+    <w:p>
+      <w:pPr>
+        <w:ind w:left="720"/>
+        <w:rPr>
+          <w:rFonts w:ascii="Times New Roman" w:hAnsi="Times New Roman" w:cs="Times New Roman"/>
+          <w:sz w:val="26"/>
+          <w:szCs w:val="26"/>
+        </w:rPr>
+      </w:pPr>
+      <w:r>
+        <w:rPr>
+          <w:rFonts w:ascii="Times New Roman" w:hAnsi="Times New Roman" w:cs="Times New Roman"/>
+          <w:sz w:val="26"/>
+          <w:szCs w:val="26"/>
+          <w:lang w:val="en-US"/>
+        </w:rPr>
+        <w:t>5.5.1. Hệ thống hiện thông báo “</w:t>
+      </w:r>
+      <w:r>
+        <w:rPr>
+          <w:rFonts w:ascii="Times New Roman" w:hAnsi="Times New Roman" w:cs="Times New Roman"/>
+          <w:sz w:val="26"/>
+          <w:szCs w:val="26"/>
+        </w:rPr>
+        <w:t>Case code is required</w:t>
+      </w:r>
+      <w:r>
+        <w:rPr>
+          <w:rFonts w:ascii="Times New Roman" w:hAnsi="Times New Roman" w:cs="Times New Roman"/>
+          <w:sz w:val="26"/>
+          <w:szCs w:val="26"/>
+        </w:rPr>
+        <w:t>.” màu đỏ ở trên nút Lưu công thức.</w:t>
+      </w:r>
+    </w:p>
+    <w:p>
+      <w:pPr>
+        <w:ind w:left="720"/>
+        <w:rPr>
+          <w:rFonts w:ascii="Times New Roman" w:hAnsi="Times New Roman" w:cs="Times New Roman"/>
+          <w:sz w:val="26"/>
+          <w:szCs w:val="26"/>
+          <w:lang w:val="en-US"/>
+        </w:rPr>
+      </w:pPr>
+    </w:p>
+    <w:p>
+      <w:pPr>
+        <w:rPr>
+          <w:rFonts w:ascii="Times New Roman" w:hAnsi="Times New Roman" w:cs="Times New Roman"/>
+          <w:sz w:val="26"/>
+          <w:szCs w:val="26"/>
+          <w:lang w:val="en-US"/>
+        </w:rPr>
+      </w:pPr>
+      <w:r>
+        <w:rPr>
+          <w:rFonts w:ascii="Times New Roman" w:hAnsi="Times New Roman" w:cs="Times New Roman"/>
+          <w:sz w:val="26"/>
+          <w:szCs w:val="26"/>
+          <w:lang w:val="en-US"/>
+        </w:rPr>
+        <w:t>n</w:t>
+      </w:r>
+      <w:r>
+        <w:rPr>
+          <w:rFonts w:ascii="Times New Roman" w:hAnsi="Times New Roman" w:cs="Times New Roman"/>
+          <w:sz w:val="26"/>
+          <w:szCs w:val="26"/>
+          <w:lang w:val="en-US"/>
+        </w:rPr>
+        <w:t>. Scenario cho chức năng Sửa công thức (</w:t>
+      </w:r>
+      <w:r>
+        <w:rPr>
+          <w:rFonts w:ascii="Times New Roman" w:hAnsi="Times New Roman" w:cs="Times New Roman"/>
+          <w:sz w:val="26"/>
+          <w:szCs w:val="26"/>
+          <w:lang w:val="en-US"/>
+        </w:rPr>
+        <w:t>Quản trị viên</w:t>
+      </w:r>
+      <w:r>
+        <w:rPr>
+          <w:rFonts w:ascii="Times New Roman" w:hAnsi="Times New Roman" w:cs="Times New Roman"/>
+          <w:sz w:val="26"/>
+          <w:szCs w:val="26"/>
+          <w:lang w:val="en-US"/>
+        </w:rPr>
+        <w:t>)</w:t>
+      </w:r>
+    </w:p>
+    <w:p>
+      <w:pPr>
+        <w:pStyle w:val="ListParagraph"/>
+        <w:numPr>
+          <w:ilvl w:val="1"/>
+          <w:numId w:val="22"/>
+        </w:numPr>
+        <w:rPr>
+          <w:rFonts w:ascii="Times New Roman" w:hAnsi="Times New Roman" w:cs="Times New Roman"/>
+          <w:sz w:val="26"/>
+          <w:szCs w:val="26"/>
+          <w:lang w:val="en-US"/>
+        </w:rPr>
+      </w:pPr>
+      <w:r>
+        <w:rPr>
+          <w:rFonts w:ascii="Times New Roman" w:hAnsi="Times New Roman" w:cs="Times New Roman"/>
+          <w:sz w:val="26"/>
+          <w:szCs w:val="26"/>
+          <w:lang w:val="en-US"/>
+        </w:rPr>
+        <w:t xml:space="preserve">Quản trị viên </w:t>
+      </w:r>
+      <w:r>
+        <w:rPr>
+          <w:rFonts w:ascii="Times New Roman" w:hAnsi="Times New Roman" w:cs="Times New Roman"/>
+          <w:sz w:val="26"/>
+          <w:szCs w:val="26"/>
+          <w:lang w:val="en-US"/>
+        </w:rPr>
+        <w:t xml:space="preserve">A đăng nhập vào hệ thống. </w:t>
+      </w:r>
+      <w:r>
+        <w:rPr>
+          <w:rFonts w:ascii="Times New Roman" w:hAnsi="Times New Roman" w:cs="Times New Roman"/>
+          <w:sz w:val="26"/>
+          <w:szCs w:val="26"/>
+          <w:lang w:val="en-US"/>
+        </w:rPr>
+        <w:t xml:space="preserve">Quản trị viên </w:t>
+      </w:r>
+      <w:r>
+        <w:rPr>
+          <w:rFonts w:ascii="Times New Roman" w:hAnsi="Times New Roman" w:cs="Times New Roman"/>
+          <w:sz w:val="26"/>
+          <w:szCs w:val="26"/>
+          <w:lang w:val="en-US"/>
+        </w:rPr>
+        <w:t>A muốn sửa công thức.</w:t>
+      </w:r>
+    </w:p>
+    <w:p>
+      <w:pPr>
+        <w:pStyle w:val="ListParagraph"/>
+        <w:numPr>
+          <w:ilvl w:val="1"/>
+          <w:numId w:val="22"/>
+        </w:numPr>
+        <w:tabs>
+          <w:tab w:val="num" w:pos="720"/>
+        </w:tabs>
+        <w:rPr>
+          <w:rFonts w:ascii="Times New Roman" w:hAnsi="Times New Roman" w:cs="Times New Roman"/>
+          <w:sz w:val="26"/>
+          <w:szCs w:val="26"/>
+          <w:lang w:val="en-US"/>
+        </w:rPr>
+      </w:pPr>
+      <w:r>
+        <w:rPr>
+          <w:rFonts w:ascii="Times New Roman" w:hAnsi="Times New Roman" w:cs="Times New Roman"/>
+          <w:sz w:val="26"/>
+          <w:szCs w:val="26"/>
+          <w:lang w:val="en-US"/>
+        </w:rPr>
+        <w:t xml:space="preserve">Quản trị viên </w:t>
+      </w:r>
+      <w:r>
+        <w:rPr>
+          <w:rFonts w:ascii="Times New Roman" w:hAnsi="Times New Roman" w:cs="Times New Roman"/>
+          <w:sz w:val="26"/>
+          <w:szCs w:val="26"/>
+          <w:lang w:val="en-US"/>
+        </w:rPr>
+        <w:t>A vào trang </w:t>
+      </w:r>
+      <w:r>
+        <w:rPr>
+          <w:rFonts w:ascii="Times New Roman" w:hAnsi="Times New Roman" w:cs="Times New Roman"/>
+          <w:sz w:val="26"/>
+          <w:szCs w:val="26"/>
+          <w:lang w:val="en-US"/>
+        </w:rPr>
+        <w:t>Quản trị viên</w:t>
+      </w:r>
+      <w:r>
+        <w:rPr>
+          <w:rFonts w:ascii="Times New Roman" w:hAnsi="Times New Roman" w:cs="Times New Roman"/>
+          <w:sz w:val="26"/>
+          <w:szCs w:val="26"/>
+          <w:lang w:val="en-US"/>
+        </w:rPr>
+        <w:t>.</w:t>
+      </w:r>
+    </w:p>
+    <w:p>
+      <w:pPr>
+        <w:pStyle w:val="ListParagraph"/>
+        <w:numPr>
+          <w:ilvl w:val="1"/>
+          <w:numId w:val="22"/>
+        </w:numPr>
+        <w:tabs>
+          <w:tab w:val="num" w:pos="720"/>
+        </w:tabs>
+        <w:rPr>
+          <w:rFonts w:ascii="Times New Roman" w:hAnsi="Times New Roman" w:cs="Times New Roman"/>
+          <w:sz w:val="26"/>
+          <w:szCs w:val="26"/>
+          <w:lang w:val="en-US"/>
+        </w:rPr>
+      </w:pPr>
+      <w:r>
+        <w:rPr>
+          <w:rFonts w:ascii="Times New Roman" w:hAnsi="Times New Roman" w:cs="Times New Roman"/>
+          <w:sz w:val="26"/>
+          <w:szCs w:val="26"/>
+          <w:lang w:val="en-US"/>
+        </w:rPr>
+        <w:t>Quản trị viên bấm vào Công thức.</w:t>
+      </w:r>
+    </w:p>
+    <w:p>
+      <w:pPr>
+        <w:pStyle w:val="ListParagraph"/>
+        <w:numPr>
+          <w:ilvl w:val="1"/>
+          <w:numId w:val="22"/>
+        </w:numPr>
+        <w:tabs>
+          <w:tab w:val="num" w:pos="720"/>
+        </w:tabs>
+        <w:rPr>
+          <w:rFonts w:ascii="Times New Roman" w:hAnsi="Times New Roman" w:cs="Times New Roman"/>
+          <w:sz w:val="26"/>
+          <w:szCs w:val="26"/>
+          <w:lang w:val="en-US"/>
+        </w:rPr>
+      </w:pPr>
+      <w:r>
+        <w:rPr>
+          <w:rFonts w:ascii="Times New Roman" w:hAnsi="Times New Roman" w:cs="Times New Roman"/>
+          <w:sz w:val="26"/>
+          <w:szCs w:val="26"/>
+          <w:lang w:val="en-US"/>
+        </w:rPr>
+        <w:lastRenderedPageBreak/>
+        <w:t xml:space="preserve">Quản trị viên </w:t>
+      </w:r>
+      <w:r>
+        <w:rPr>
+          <w:rFonts w:ascii="Times New Roman" w:hAnsi="Times New Roman" w:cs="Times New Roman"/>
+          <w:sz w:val="26"/>
+          <w:szCs w:val="26"/>
+          <w:lang w:val="en-US"/>
+        </w:rPr>
+        <w:t>A bấm vào nút chỉnh sửa hình cái bút</w:t>
+      </w:r>
+      <w:r>
+        <w:rPr>
+          <w:rFonts w:ascii="Times New Roman" w:hAnsi="Times New Roman" w:cs="Times New Roman"/>
+          <w:sz w:val="26"/>
+          <w:szCs w:val="26"/>
+          <w:lang w:val="en-US"/>
+        </w:rPr>
+        <w:t>.</w:t>
+      </w:r>
+    </w:p>
+    <w:p>
+      <w:pPr>
+        <w:pStyle w:val="ListParagraph"/>
+        <w:numPr>
+          <w:ilvl w:val="1"/>
+          <w:numId w:val="22"/>
+        </w:numPr>
+        <w:tabs>
+          <w:tab w:val="num" w:pos="720"/>
+        </w:tabs>
+        <w:rPr>
+          <w:rFonts w:ascii="Times New Roman" w:hAnsi="Times New Roman" w:cs="Times New Roman"/>
+          <w:sz w:val="26"/>
+          <w:szCs w:val="26"/>
+          <w:lang w:val="en-US"/>
+        </w:rPr>
+      </w:pPr>
+      <w:r>
+        <w:rPr>
+          <w:rFonts w:ascii="Times New Roman" w:hAnsi="Times New Roman" w:cs="Times New Roman"/>
+          <w:sz w:val="26"/>
+          <w:szCs w:val="26"/>
+          <w:lang w:val="en-US"/>
+        </w:rPr>
+        <w:t xml:space="preserve">Hệ thống hiển thị các ô gồm: </w:t>
+      </w:r>
+      <w:r>
+        <w:rPr>
+          <w:rFonts w:ascii="Times New Roman" w:hAnsi="Times New Roman" w:cs="Times New Roman"/>
+          <w:sz w:val="26"/>
+          <w:szCs w:val="26"/>
+          <w:lang w:val="en-US"/>
+        </w:rPr>
+        <w:t>Phần = F2L, Nhóm = F2L, Mã case = 31, Tên công thức = F2L nâng cao, Công thức = R U R’, Mô tả để trống, ảnh</w:t>
+      </w:r>
+      <w:r>
+        <w:rPr>
+          <w:rFonts w:ascii="Times New Roman" w:hAnsi="Times New Roman" w:cs="Times New Roman"/>
+          <w:sz w:val="26"/>
+          <w:szCs w:val="26"/>
+          <w:lang w:val="en-US"/>
+        </w:rPr>
+        <w:t xml:space="preserve"> được upload</w:t>
+      </w:r>
+      <w:r>
+        <w:rPr>
+          <w:rFonts w:ascii="Times New Roman" w:hAnsi="Times New Roman" w:cs="Times New Roman"/>
+          <w:sz w:val="26"/>
+          <w:szCs w:val="26"/>
+          <w:lang w:val="en-US"/>
+        </w:rPr>
+        <w:t>, để trống video, độ khó = medium, Thứ tự = 3</w:t>
+      </w:r>
+      <w:r>
+        <w:rPr>
+          <w:rFonts w:ascii="Times New Roman" w:hAnsi="Times New Roman" w:cs="Times New Roman"/>
+          <w:sz w:val="26"/>
+          <w:szCs w:val="26"/>
+          <w:lang w:val="en-US"/>
+        </w:rPr>
+        <w:t>1,</w:t>
+      </w:r>
+      <w:r>
+        <w:rPr>
+          <w:rFonts w:ascii="Times New Roman" w:hAnsi="Times New Roman" w:cs="Times New Roman"/>
+          <w:sz w:val="26"/>
+          <w:szCs w:val="26"/>
+          <w:lang w:val="en-US"/>
+        </w:rPr>
+        <w:t xml:space="preserve"> </w:t>
+      </w:r>
+      <w:r>
+        <w:rPr>
+          <w:rFonts w:ascii="Times New Roman" w:hAnsi="Times New Roman" w:cs="Times New Roman"/>
+          <w:sz w:val="26"/>
+          <w:szCs w:val="26"/>
+          <w:lang w:val="en-US"/>
+        </w:rPr>
+        <w:t>nút</w:t>
+      </w:r>
+      <w:r>
+        <w:rPr>
+          <w:rFonts w:ascii="Times New Roman" w:hAnsi="Times New Roman" w:cs="Times New Roman"/>
+          <w:sz w:val="26"/>
+          <w:szCs w:val="26"/>
+          <w:lang w:val="en-US"/>
+        </w:rPr>
+        <w:t> </w:t>
+      </w:r>
+      <w:r>
+        <w:rPr>
+          <w:rFonts w:ascii="Times New Roman" w:hAnsi="Times New Roman" w:cs="Times New Roman"/>
+          <w:sz w:val="26"/>
+          <w:szCs w:val="26"/>
+          <w:lang w:val="en-US"/>
+        </w:rPr>
+        <w:t xml:space="preserve">Cập nhật </w:t>
+      </w:r>
+      <w:r>
+        <w:rPr>
+          <w:rFonts w:ascii="Times New Roman" w:hAnsi="Times New Roman" w:cs="Times New Roman"/>
+          <w:sz w:val="26"/>
+          <w:szCs w:val="26"/>
+          <w:lang w:val="en-US"/>
+        </w:rPr>
+        <w:t>công thức</w:t>
+      </w:r>
+      <w:r>
+        <w:rPr>
+          <w:rFonts w:ascii="Times New Roman" w:hAnsi="Times New Roman" w:cs="Times New Roman"/>
+          <w:sz w:val="26"/>
+          <w:szCs w:val="26"/>
+          <w:lang w:val="en-US"/>
+        </w:rPr>
+        <w:t xml:space="preserve"> và nút Mới</w:t>
+      </w:r>
+      <w:r>
+        <w:rPr>
+          <w:rFonts w:ascii="Times New Roman" w:hAnsi="Times New Roman" w:cs="Times New Roman"/>
+          <w:sz w:val="26"/>
+          <w:szCs w:val="26"/>
+          <w:lang w:val="en-US"/>
+        </w:rPr>
+        <w:t>.</w:t>
+      </w:r>
+    </w:p>
+    <w:p>
+      <w:pPr>
+        <w:pStyle w:val="ListParagraph"/>
+        <w:numPr>
+          <w:ilvl w:val="1"/>
+          <w:numId w:val="22"/>
+        </w:numPr>
+        <w:tabs>
+          <w:tab w:val="num" w:pos="720"/>
+        </w:tabs>
+        <w:rPr>
+          <w:rFonts w:ascii="Times New Roman" w:hAnsi="Times New Roman" w:cs="Times New Roman"/>
+          <w:sz w:val="26"/>
+          <w:szCs w:val="26"/>
+          <w:lang w:val="en-US"/>
+        </w:rPr>
+      </w:pPr>
+      <w:r>
+        <w:rPr>
+          <w:rFonts w:ascii="Times New Roman" w:hAnsi="Times New Roman" w:cs="Times New Roman"/>
+          <w:sz w:val="26"/>
+          <w:szCs w:val="26"/>
+          <w:lang w:val="en-US"/>
+        </w:rPr>
+        <w:t xml:space="preserve">Quản trị viên </w:t>
+      </w:r>
+      <w:r>
+        <w:rPr>
+          <w:rFonts w:ascii="Times New Roman" w:hAnsi="Times New Roman" w:cs="Times New Roman"/>
+          <w:sz w:val="26"/>
+          <w:szCs w:val="26"/>
+          <w:lang w:val="en-US"/>
+        </w:rPr>
+        <w:t xml:space="preserve">sửa thông tin công thức: </w:t>
+      </w:r>
+      <w:r>
+        <w:rPr>
+          <w:rFonts w:ascii="Times New Roman" w:hAnsi="Times New Roman" w:cs="Times New Roman"/>
+          <w:sz w:val="26"/>
+          <w:szCs w:val="26"/>
+          <w:lang w:val="en-US"/>
+        </w:rPr>
+        <w:t>Phần = F2L, Nhóm = F2L, Mã case = 31, Tên công thức = F2L nâng cao, Công thức = R U R’, Mô tả</w:t>
+      </w:r>
+      <w:r>
+        <w:rPr>
+          <w:rFonts w:ascii="Times New Roman" w:hAnsi="Times New Roman" w:cs="Times New Roman"/>
+          <w:sz w:val="26"/>
+          <w:szCs w:val="26"/>
+          <w:lang w:val="en-US"/>
+        </w:rPr>
+        <w:t xml:space="preserve"> = Độ khó trung bình</w:t>
+      </w:r>
+      <w:r>
+        <w:rPr>
+          <w:rFonts w:ascii="Times New Roman" w:hAnsi="Times New Roman" w:cs="Times New Roman"/>
+          <w:sz w:val="26"/>
+          <w:szCs w:val="26"/>
+          <w:lang w:val="en-US"/>
+        </w:rPr>
+        <w:t>, ảnh được upload, để trống video, độ khó = medium, Thứ tự = 31</w:t>
+      </w:r>
+      <w:r>
+        <w:rPr>
+          <w:rFonts w:ascii="Times New Roman" w:hAnsi="Times New Roman" w:cs="Times New Roman"/>
+          <w:sz w:val="26"/>
+          <w:szCs w:val="26"/>
+          <w:lang w:val="en-US"/>
+        </w:rPr>
+        <w:t xml:space="preserve"> </w:t>
+      </w:r>
+      <w:r>
+        <w:rPr>
+          <w:rFonts w:ascii="Times New Roman" w:hAnsi="Times New Roman" w:cs="Times New Roman"/>
+          <w:sz w:val="26"/>
+          <w:szCs w:val="26"/>
+          <w:lang w:val="en-US"/>
+        </w:rPr>
+        <w:t>và click Cập nhật công thức.</w:t>
+      </w:r>
+    </w:p>
+    <w:p>
+      <w:pPr>
+        <w:pStyle w:val="ListParagraph"/>
+        <w:numPr>
+          <w:ilvl w:val="1"/>
+          <w:numId w:val="22"/>
+        </w:numPr>
+        <w:tabs>
+          <w:tab w:val="num" w:pos="720"/>
+        </w:tabs>
+        <w:rPr>
+          <w:rFonts w:ascii="Times New Roman" w:hAnsi="Times New Roman" w:cs="Times New Roman"/>
+          <w:sz w:val="26"/>
+          <w:szCs w:val="26"/>
+          <w:lang w:val="en-US"/>
+        </w:rPr>
+      </w:pPr>
+      <w:r>
+        <w:rPr>
+          <w:rFonts w:ascii="Times New Roman" w:hAnsi="Times New Roman" w:cs="Times New Roman"/>
+          <w:sz w:val="26"/>
+          <w:szCs w:val="26"/>
+          <w:lang w:val="en-US"/>
+        </w:rPr>
+        <w:t>Hệ thống lưu chỉnh sửa công thức và hiển thị công thức vừa sửa trong danh sách.</w:t>
+      </w:r>
+    </w:p>
+    <w:p>
+      <w:pPr>
+        <w:rPr>
+          <w:rFonts w:ascii="Times New Roman" w:hAnsi="Times New Roman" w:cs="Times New Roman"/>
+          <w:sz w:val="26"/>
+          <w:szCs w:val="26"/>
+          <w:lang w:val="en-US"/>
+        </w:rPr>
+      </w:pPr>
+      <w:r>
+        <w:rPr>
+          <w:rFonts w:ascii="Times New Roman" w:hAnsi="Times New Roman" w:cs="Times New Roman"/>
+          <w:sz w:val="26"/>
+          <w:szCs w:val="26"/>
+          <w:lang w:val="en-US"/>
+        </w:rPr>
+        <w:t>Các ngoại lệ của chức năng Sửa công thức:</w:t>
+      </w:r>
+    </w:p>
+    <w:p>
+      <w:pPr>
+        <w:ind w:left="720"/>
+        <w:rPr>
+          <w:rFonts w:ascii="Times New Roman" w:hAnsi="Times New Roman" w:cs="Times New Roman"/>
+          <w:sz w:val="26"/>
+          <w:szCs w:val="26"/>
+          <w:lang w:val="en-US"/>
+        </w:rPr>
+      </w:pPr>
+      <w:r>
+        <w:rPr>
+          <w:rFonts w:ascii="Times New Roman" w:hAnsi="Times New Roman" w:cs="Times New Roman"/>
+          <w:sz w:val="26"/>
+          <w:szCs w:val="26"/>
+          <w:lang w:val="en-US"/>
+        </w:rPr>
+        <w:t xml:space="preserve">6.1. </w:t>
+      </w:r>
+      <w:r>
+        <w:rPr>
+          <w:rFonts w:ascii="Times New Roman" w:hAnsi="Times New Roman" w:cs="Times New Roman"/>
+          <w:sz w:val="26"/>
+          <w:szCs w:val="26"/>
+          <w:lang w:val="en-US"/>
+        </w:rPr>
+        <w:t>Quản trị viên</w:t>
+      </w:r>
+      <w:r>
+        <w:rPr>
+          <w:rFonts w:ascii="Times New Roman" w:hAnsi="Times New Roman" w:cs="Times New Roman"/>
+          <w:sz w:val="26"/>
+          <w:szCs w:val="26"/>
+          <w:lang w:val="en-US"/>
+        </w:rPr>
+        <w:t xml:space="preserve"> </w:t>
+      </w:r>
+      <w:r>
+        <w:rPr>
+          <w:rFonts w:ascii="Times New Roman" w:hAnsi="Times New Roman" w:cs="Times New Roman"/>
+          <w:sz w:val="26"/>
+          <w:szCs w:val="26"/>
+          <w:lang w:val="en-US"/>
+        </w:rPr>
+        <w:t>bấm nút huỷ.</w:t>
+      </w:r>
+    </w:p>
+    <w:p>
+      <w:pPr>
+        <w:ind w:left="720"/>
+        <w:rPr>
+          <w:rFonts w:ascii="Times New Roman" w:hAnsi="Times New Roman" w:cs="Times New Roman"/>
+          <w:sz w:val="26"/>
+          <w:szCs w:val="26"/>
+          <w:lang w:val="en-US"/>
+        </w:rPr>
+      </w:pPr>
+      <w:r>
+        <w:rPr>
+          <w:rFonts w:ascii="Times New Roman" w:hAnsi="Times New Roman" w:cs="Times New Roman"/>
+          <w:sz w:val="26"/>
+          <w:szCs w:val="26"/>
+          <w:lang w:val="en-US"/>
+        </w:rPr>
+        <w:t>6.1.1. Hệ thống reset lại form sửa công thức.</w:t>
+      </w:r>
+    </w:p>
+    <w:p>
+      <w:pPr>
+        <w:ind w:left="720"/>
+        <w:rPr>
+          <w:rFonts w:ascii="Times New Roman" w:hAnsi="Times New Roman" w:cs="Times New Roman"/>
+          <w:sz w:val="26"/>
+          <w:szCs w:val="26"/>
+          <w:lang w:val="en-US"/>
+        </w:rPr>
+      </w:pPr>
+      <w:r>
+        <w:rPr>
+          <w:rFonts w:ascii="Times New Roman" w:hAnsi="Times New Roman" w:cs="Times New Roman"/>
+          <w:sz w:val="26"/>
+          <w:szCs w:val="26"/>
+          <w:lang w:val="en-US"/>
+        </w:rPr>
+        <w:t xml:space="preserve">6.2. </w:t>
+      </w:r>
+      <w:r>
+        <w:rPr>
+          <w:rFonts w:ascii="Times New Roman" w:hAnsi="Times New Roman" w:cs="Times New Roman"/>
+          <w:sz w:val="26"/>
+          <w:szCs w:val="26"/>
+          <w:lang w:val="en-US"/>
+        </w:rPr>
+        <w:t>Quản trị viên</w:t>
+      </w:r>
+      <w:r>
+        <w:rPr>
+          <w:rFonts w:ascii="Times New Roman" w:hAnsi="Times New Roman" w:cs="Times New Roman"/>
+          <w:sz w:val="26"/>
+          <w:szCs w:val="26"/>
+          <w:lang w:val="en-US"/>
+        </w:rPr>
+        <w:t xml:space="preserve"> </w:t>
+      </w:r>
+      <w:r>
+        <w:rPr>
+          <w:rFonts w:ascii="Times New Roman" w:hAnsi="Times New Roman" w:cs="Times New Roman"/>
+          <w:sz w:val="26"/>
+          <w:szCs w:val="26"/>
+          <w:lang w:val="en-US"/>
+        </w:rPr>
+        <w:t>xoá tên công thức rồi bấm nút Cập nhật công thức.</w:t>
+      </w:r>
+    </w:p>
+    <w:p>
+      <w:pPr>
+        <w:ind w:left="720"/>
+        <w:rPr>
+          <w:rFonts w:ascii="Times New Roman" w:hAnsi="Times New Roman" w:cs="Times New Roman"/>
+          <w:sz w:val="26"/>
+          <w:szCs w:val="26"/>
+          <w:lang w:val="en-US"/>
+        </w:rPr>
+      </w:pPr>
+      <w:r>
+        <w:rPr>
+          <w:rFonts w:ascii="Times New Roman" w:hAnsi="Times New Roman" w:cs="Times New Roman"/>
+          <w:sz w:val="26"/>
+          <w:szCs w:val="26"/>
+          <w:lang w:val="en-US"/>
+        </w:rPr>
+        <w:t>6.2.1. Hệ thống hiện thông báo “</w:t>
+      </w:r>
+      <w:r>
+        <w:rPr>
+          <w:rFonts w:ascii="Times New Roman" w:hAnsi="Times New Roman" w:cs="Times New Roman"/>
+          <w:sz w:val="26"/>
+          <w:szCs w:val="26"/>
+        </w:rPr>
+        <w:t>Name is required</w:t>
+      </w:r>
+      <w:r>
+        <w:rPr>
+          <w:rFonts w:ascii="Times New Roman" w:hAnsi="Times New Roman" w:cs="Times New Roman"/>
+          <w:sz w:val="26"/>
+          <w:szCs w:val="26"/>
+        </w:rPr>
+        <w:t>.” màu đỏ ở trên nút Cập nhật công thức.</w:t>
+      </w:r>
+    </w:p>
+    <w:p>
+      <w:pPr>
+        <w:ind w:left="720"/>
+        <w:rPr>
+          <w:rFonts w:ascii="Times New Roman" w:hAnsi="Times New Roman" w:cs="Times New Roman"/>
+          <w:sz w:val="26"/>
+          <w:szCs w:val="26"/>
+          <w:lang w:val="en-US"/>
+        </w:rPr>
+      </w:pPr>
+      <w:r>
+        <w:rPr>
+          <w:rFonts w:ascii="Times New Roman" w:hAnsi="Times New Roman" w:cs="Times New Roman"/>
+          <w:sz w:val="26"/>
+          <w:szCs w:val="26"/>
+          <w:lang w:val="en-US"/>
+        </w:rPr>
+        <w:t xml:space="preserve">6.3. </w:t>
+      </w:r>
+      <w:r>
+        <w:rPr>
+          <w:rFonts w:ascii="Times New Roman" w:hAnsi="Times New Roman" w:cs="Times New Roman"/>
+          <w:sz w:val="26"/>
+          <w:szCs w:val="26"/>
+          <w:lang w:val="en-US"/>
+        </w:rPr>
+        <w:t>Quản trị viên</w:t>
+      </w:r>
+      <w:r>
+        <w:rPr>
+          <w:rFonts w:ascii="Times New Roman" w:hAnsi="Times New Roman" w:cs="Times New Roman"/>
+          <w:sz w:val="26"/>
+          <w:szCs w:val="26"/>
+          <w:lang w:val="en-US"/>
+        </w:rPr>
+        <w:t xml:space="preserve"> </w:t>
+      </w:r>
+      <w:r>
+        <w:rPr>
+          <w:rFonts w:ascii="Times New Roman" w:hAnsi="Times New Roman" w:cs="Times New Roman"/>
+          <w:sz w:val="26"/>
+          <w:szCs w:val="26"/>
+          <w:lang w:val="en-US"/>
+        </w:rPr>
+        <w:t>xoá phần công thức.</w:t>
+      </w:r>
+    </w:p>
+    <w:p>
+      <w:pPr>
+        <w:ind w:left="720"/>
+        <w:rPr>
+          <w:rFonts w:ascii="Times New Roman" w:hAnsi="Times New Roman" w:cs="Times New Roman"/>
+          <w:sz w:val="26"/>
+          <w:szCs w:val="26"/>
+        </w:rPr>
+      </w:pPr>
+      <w:r>
+        <w:rPr>
+          <w:rFonts w:ascii="Times New Roman" w:hAnsi="Times New Roman" w:cs="Times New Roman"/>
+          <w:sz w:val="26"/>
+          <w:szCs w:val="26"/>
+          <w:lang w:val="en-US"/>
+        </w:rPr>
+        <w:t>6.3.1. Hệ thống hiện thông báo “</w:t>
+      </w:r>
+      <w:r>
+        <w:rPr>
+          <w:rFonts w:ascii="Times New Roman" w:hAnsi="Times New Roman" w:cs="Times New Roman"/>
+          <w:sz w:val="26"/>
+          <w:szCs w:val="26"/>
+        </w:rPr>
+        <w:t>Algorithm is required</w:t>
+      </w:r>
+      <w:r>
+        <w:rPr>
+          <w:rFonts w:ascii="Times New Roman" w:hAnsi="Times New Roman" w:cs="Times New Roman"/>
+          <w:sz w:val="26"/>
+          <w:szCs w:val="26"/>
+        </w:rPr>
+        <w:t>.” màu đỏ ở trên nút Cập nhật công thức.</w:t>
+      </w:r>
+    </w:p>
+    <w:p>
+      <w:pPr>
+        <w:ind w:left="720"/>
+        <w:rPr>
+          <w:rFonts w:ascii="Times New Roman" w:hAnsi="Times New Roman" w:cs="Times New Roman"/>
+          <w:sz w:val="26"/>
+          <w:szCs w:val="26"/>
+          <w:lang w:val="en-US"/>
+        </w:rPr>
+      </w:pPr>
+      <w:r>
+        <w:rPr>
+          <w:rFonts w:ascii="Times New Roman" w:hAnsi="Times New Roman" w:cs="Times New Roman"/>
+          <w:sz w:val="26"/>
+          <w:szCs w:val="26"/>
+          <w:lang w:val="en-US"/>
+        </w:rPr>
+        <w:t xml:space="preserve">6.4.  </w:t>
+      </w:r>
+      <w:r>
+        <w:rPr>
+          <w:rFonts w:ascii="Times New Roman" w:hAnsi="Times New Roman" w:cs="Times New Roman"/>
+          <w:sz w:val="26"/>
+          <w:szCs w:val="26"/>
+          <w:lang w:val="en-US"/>
+        </w:rPr>
+        <w:t>Quản trị viên</w:t>
+      </w:r>
+      <w:r>
+        <w:rPr>
+          <w:rFonts w:ascii="Times New Roman" w:hAnsi="Times New Roman" w:cs="Times New Roman"/>
+          <w:sz w:val="26"/>
+          <w:szCs w:val="26"/>
+          <w:lang w:val="en-US"/>
+        </w:rPr>
+        <w:t xml:space="preserve"> </w:t>
+      </w:r>
+      <w:r>
+        <w:rPr>
+          <w:rFonts w:ascii="Times New Roman" w:hAnsi="Times New Roman" w:cs="Times New Roman"/>
+          <w:sz w:val="26"/>
+          <w:szCs w:val="26"/>
+          <w:lang w:val="en-US"/>
+        </w:rPr>
+        <w:t xml:space="preserve">bấm nút </w:t>
+      </w:r>
+      <w:r>
+        <w:rPr>
+          <w:rFonts w:ascii="Times New Roman" w:hAnsi="Times New Roman" w:cs="Times New Roman"/>
+          <w:sz w:val="26"/>
+          <w:szCs w:val="26"/>
+          <w:lang w:val="en-US"/>
+        </w:rPr>
+        <w:t>Mới</w:t>
+      </w:r>
+      <w:r>
+        <w:rPr>
+          <w:rFonts w:ascii="Times New Roman" w:hAnsi="Times New Roman" w:cs="Times New Roman"/>
+          <w:sz w:val="26"/>
+          <w:szCs w:val="26"/>
+          <w:lang w:val="en-US"/>
+        </w:rPr>
+        <w:t>.</w:t>
+      </w:r>
+    </w:p>
+    <w:p>
+      <w:pPr>
+        <w:ind w:left="720"/>
+        <w:rPr>
+          <w:rFonts w:ascii="Times New Roman" w:hAnsi="Times New Roman" w:cs="Times New Roman"/>
+          <w:sz w:val="26"/>
+          <w:szCs w:val="26"/>
+          <w:lang w:val="en-US"/>
+        </w:rPr>
+      </w:pPr>
+      <w:r>
+        <w:rPr>
+          <w:rFonts w:ascii="Times New Roman" w:hAnsi="Times New Roman" w:cs="Times New Roman"/>
+          <w:sz w:val="26"/>
+          <w:szCs w:val="26"/>
+          <w:lang w:val="en-US"/>
+        </w:rPr>
+        <w:t xml:space="preserve">6.4.1. Hệ thống reset lại </w:t>
+      </w:r>
+      <w:r>
+        <w:rPr>
+          <w:rFonts w:ascii="Times New Roman" w:hAnsi="Times New Roman" w:cs="Times New Roman"/>
+          <w:sz w:val="26"/>
+          <w:szCs w:val="26"/>
+          <w:lang w:val="en-US"/>
+        </w:rPr>
+        <w:t>về form thêm công thức mới.</w:t>
+      </w:r>
+    </w:p>
+    <w:p>
+      <w:pPr>
+        <w:ind w:left="720"/>
+        <w:rPr>
+          <w:rFonts w:ascii="Times New Roman" w:hAnsi="Times New Roman" w:cs="Times New Roman"/>
+          <w:sz w:val="26"/>
+          <w:szCs w:val="26"/>
+          <w:lang w:val="en-US"/>
+        </w:rPr>
+      </w:pPr>
+      <w:r>
+        <w:rPr>
+          <w:rFonts w:ascii="Times New Roman" w:hAnsi="Times New Roman" w:cs="Times New Roman"/>
+          <w:sz w:val="26"/>
+          <w:szCs w:val="26"/>
+          <w:lang w:val="en-US"/>
+        </w:rPr>
+        <w:t>6.3. Quản trị viên</w:t>
+      </w:r>
+      <w:r>
+        <w:rPr>
+          <w:rFonts w:ascii="Times New Roman" w:hAnsi="Times New Roman" w:cs="Times New Roman"/>
+          <w:sz w:val="26"/>
+          <w:szCs w:val="26"/>
+          <w:lang w:val="en-US"/>
+        </w:rPr>
+        <w:t xml:space="preserve"> </w:t>
+      </w:r>
+      <w:r>
+        <w:rPr>
+          <w:rFonts w:ascii="Times New Roman" w:hAnsi="Times New Roman" w:cs="Times New Roman"/>
+          <w:sz w:val="26"/>
+          <w:szCs w:val="26"/>
+          <w:lang w:val="en-US"/>
+        </w:rPr>
+        <w:t xml:space="preserve">xoá phần </w:t>
+      </w:r>
+      <w:r>
+        <w:rPr>
+          <w:rFonts w:ascii="Times New Roman" w:hAnsi="Times New Roman" w:cs="Times New Roman"/>
+          <w:sz w:val="26"/>
+          <w:szCs w:val="26"/>
+          <w:lang w:val="en-US"/>
+        </w:rPr>
+        <w:t>Nhóm</w:t>
+      </w:r>
+      <w:r>
+        <w:rPr>
+          <w:rFonts w:ascii="Times New Roman" w:hAnsi="Times New Roman" w:cs="Times New Roman"/>
+          <w:sz w:val="26"/>
+          <w:szCs w:val="26"/>
+          <w:lang w:val="en-US"/>
+        </w:rPr>
+        <w:t>.</w:t>
+      </w:r>
+    </w:p>
+    <w:p>
+      <w:pPr>
+        <w:ind w:left="720"/>
+        <w:rPr>
+          <w:rFonts w:ascii="Times New Roman" w:hAnsi="Times New Roman" w:cs="Times New Roman"/>
+          <w:sz w:val="26"/>
+          <w:szCs w:val="26"/>
+        </w:rPr>
+      </w:pPr>
+      <w:r>
+        <w:rPr>
+          <w:rFonts w:ascii="Times New Roman" w:hAnsi="Times New Roman" w:cs="Times New Roman"/>
+          <w:sz w:val="26"/>
+          <w:szCs w:val="26"/>
+          <w:lang w:val="en-US"/>
+        </w:rPr>
+        <w:t>6.3.1. Hệ thống hiện thông báo “</w:t>
+      </w:r>
+      <w:r>
+        <w:rPr>
+          <w:rFonts w:ascii="Times New Roman" w:hAnsi="Times New Roman" w:cs="Times New Roman"/>
+          <w:sz w:val="26"/>
+          <w:szCs w:val="26"/>
+        </w:rPr>
+        <w:t>Category is required</w:t>
+      </w:r>
+      <w:r>
+        <w:rPr>
+          <w:rFonts w:ascii="Times New Roman" w:hAnsi="Times New Roman" w:cs="Times New Roman"/>
+          <w:sz w:val="26"/>
+          <w:szCs w:val="26"/>
+        </w:rPr>
+        <w:t>.” màu đỏ ở trên nút Cập nhật công thức.</w:t>
+      </w:r>
+    </w:p>
+    <w:p>
+      <w:pPr>
+        <w:ind w:left="720"/>
+        <w:rPr>
+          <w:rFonts w:ascii="Times New Roman" w:hAnsi="Times New Roman" w:cs="Times New Roman"/>
+          <w:sz w:val="26"/>
+          <w:szCs w:val="26"/>
+          <w:lang w:val="en-US"/>
+        </w:rPr>
+      </w:pPr>
+      <w:r>
+        <w:rPr>
+          <w:rFonts w:ascii="Times New Roman" w:hAnsi="Times New Roman" w:cs="Times New Roman"/>
+          <w:sz w:val="26"/>
+          <w:szCs w:val="26"/>
+          <w:lang w:val="en-US"/>
+        </w:rPr>
+        <w:t>6.3. Quản trị viên</w:t>
+      </w:r>
+      <w:r>
+        <w:rPr>
+          <w:rFonts w:ascii="Times New Roman" w:hAnsi="Times New Roman" w:cs="Times New Roman"/>
+          <w:sz w:val="26"/>
+          <w:szCs w:val="26"/>
+          <w:lang w:val="en-US"/>
+        </w:rPr>
+        <w:t xml:space="preserve"> </w:t>
+      </w:r>
+      <w:r>
+        <w:rPr>
+          <w:rFonts w:ascii="Times New Roman" w:hAnsi="Times New Roman" w:cs="Times New Roman"/>
+          <w:sz w:val="26"/>
+          <w:szCs w:val="26"/>
+          <w:lang w:val="en-US"/>
+        </w:rPr>
+        <w:t xml:space="preserve">xoá </w:t>
+      </w:r>
+      <w:r>
+        <w:rPr>
+          <w:rFonts w:ascii="Times New Roman" w:hAnsi="Times New Roman" w:cs="Times New Roman"/>
+          <w:sz w:val="26"/>
+          <w:szCs w:val="26"/>
+          <w:lang w:val="en-US"/>
+        </w:rPr>
+        <w:t>mã công thức</w:t>
+      </w:r>
+      <w:r>
+        <w:rPr>
+          <w:rFonts w:ascii="Times New Roman" w:hAnsi="Times New Roman" w:cs="Times New Roman"/>
+          <w:sz w:val="26"/>
+          <w:szCs w:val="26"/>
+          <w:lang w:val="en-US"/>
+        </w:rPr>
+        <w:t>.</w:t>
+      </w:r>
+    </w:p>
+    <w:p>
+      <w:pPr>
+        <w:ind w:left="720"/>
+        <w:rPr>
+          <w:rFonts w:ascii="Times New Roman" w:hAnsi="Times New Roman" w:cs="Times New Roman"/>
+          <w:sz w:val="26"/>
+          <w:szCs w:val="26"/>
+        </w:rPr>
+      </w:pPr>
+      <w:r>
+        <w:rPr>
+          <w:rFonts w:ascii="Times New Roman" w:hAnsi="Times New Roman" w:cs="Times New Roman"/>
+          <w:sz w:val="26"/>
+          <w:szCs w:val="26"/>
+          <w:lang w:val="en-US"/>
+        </w:rPr>
+        <w:t>6.3.1. Hệ thống hiện thông báo “</w:t>
+      </w:r>
+      <w:r>
+        <w:rPr>
+          <w:rFonts w:ascii="Times New Roman" w:hAnsi="Times New Roman" w:cs="Times New Roman"/>
+          <w:sz w:val="26"/>
+          <w:szCs w:val="26"/>
+        </w:rPr>
+        <w:t>Case code is required</w:t>
+      </w:r>
+      <w:r>
+        <w:rPr>
+          <w:rFonts w:ascii="Times New Roman" w:hAnsi="Times New Roman" w:cs="Times New Roman"/>
+          <w:sz w:val="26"/>
+          <w:szCs w:val="26"/>
+        </w:rPr>
+        <w:t>.” màu đỏ ở trên nút Cập nhật công thức.</w:t>
+      </w:r>
+    </w:p>
+    <w:p>
+      <w:pPr>
+        <w:ind w:left="720"/>
+        <w:rPr>
+          <w:rFonts w:ascii="Times New Roman" w:hAnsi="Times New Roman" w:cs="Times New Roman"/>
+          <w:sz w:val="26"/>
+          <w:szCs w:val="26"/>
+          <w:lang w:val="en-US"/>
+        </w:rPr>
+      </w:pPr>
+    </w:p>
+    <w:p>
+      <w:pPr>
+        <w:rPr>
+          <w:rFonts w:ascii="Times New Roman" w:hAnsi="Times New Roman" w:cs="Times New Roman"/>
+          <w:sz w:val="26"/>
+          <w:szCs w:val="26"/>
+        </w:rPr>
+      </w:pPr>
+      <w:r>
+        <w:rPr>
+          <w:rFonts w:ascii="Times New Roman" w:hAnsi="Times New Roman" w:cs="Times New Roman"/>
+          <w:sz w:val="26"/>
+          <w:szCs w:val="26"/>
+        </w:rPr>
+        <w:t>o</w:t>
+      </w:r>
+      <w:r>
+        <w:rPr>
+          <w:rFonts w:ascii="Times New Roman" w:hAnsi="Times New Roman" w:cs="Times New Roman"/>
+          <w:sz w:val="26"/>
+          <w:szCs w:val="26"/>
+        </w:rPr>
+        <w:t>. Scenario cho chức năng Xoá công thức (</w:t>
+      </w:r>
+      <w:r>
+        <w:rPr>
+          <w:rFonts w:ascii="Times New Roman" w:hAnsi="Times New Roman" w:cs="Times New Roman"/>
+          <w:sz w:val="26"/>
+          <w:szCs w:val="26"/>
+          <w:lang w:val="en-US"/>
+        </w:rPr>
+        <w:t>Quản trị viên</w:t>
+      </w:r>
+      <w:r>
+        <w:rPr>
+          <w:rFonts w:ascii="Times New Roman" w:hAnsi="Times New Roman" w:cs="Times New Roman"/>
+          <w:sz w:val="26"/>
+          <w:szCs w:val="26"/>
+        </w:rPr>
+        <w:t>)</w:t>
+      </w:r>
+    </w:p>
+    <w:p>
+      <w:pPr>
+        <w:ind w:firstLine="720"/>
+        <w:rPr>
+          <w:rFonts w:ascii="Times New Roman" w:hAnsi="Times New Roman" w:cs="Times New Roman"/>
+          <w:sz w:val="26"/>
+          <w:szCs w:val="26"/>
+          <w:lang w:val="en-US"/>
+        </w:rPr>
+      </w:pPr>
+      <w:r>
+        <w:rPr>
+          <w:rFonts w:ascii="Times New Roman" w:hAnsi="Times New Roman" w:cs="Times New Roman"/>
+          <w:sz w:val="26"/>
+          <w:szCs w:val="26"/>
+          <w:lang w:val="en-US"/>
+        </w:rPr>
+        <w:t xml:space="preserve">1. </w:t>
+      </w:r>
+      <w:r>
+        <w:rPr>
+          <w:rFonts w:ascii="Times New Roman" w:hAnsi="Times New Roman" w:cs="Times New Roman"/>
+          <w:sz w:val="26"/>
+          <w:szCs w:val="26"/>
+          <w:lang w:val="en-US"/>
+        </w:rPr>
+        <w:t>Quản trị viên</w:t>
+      </w:r>
+      <w:r>
+        <w:rPr>
+          <w:rFonts w:ascii="Times New Roman" w:hAnsi="Times New Roman" w:cs="Times New Roman"/>
+          <w:sz w:val="26"/>
+          <w:szCs w:val="26"/>
+          <w:lang w:val="en-US"/>
+        </w:rPr>
+        <w:t xml:space="preserve"> </w:t>
+      </w:r>
+      <w:r>
+        <w:rPr>
+          <w:rFonts w:ascii="Times New Roman" w:hAnsi="Times New Roman" w:cs="Times New Roman"/>
+          <w:sz w:val="26"/>
+          <w:szCs w:val="26"/>
+          <w:lang w:val="en-US"/>
+        </w:rPr>
+        <w:t>A đăng nhập vào hệ thống.</w:t>
+      </w:r>
+      <w:r>
+        <w:rPr>
+          <w:rFonts w:ascii="Times New Roman" w:hAnsi="Times New Roman" w:cs="Times New Roman"/>
+          <w:sz w:val="26"/>
+          <w:szCs w:val="26"/>
+          <w:lang w:val="en-US"/>
+        </w:rPr>
+        <w:t xml:space="preserve"> </w:t>
+      </w:r>
+      <w:r>
+        <w:rPr>
+          <w:rFonts w:ascii="Times New Roman" w:hAnsi="Times New Roman" w:cs="Times New Roman"/>
+          <w:sz w:val="26"/>
+          <w:szCs w:val="26"/>
+          <w:lang w:val="en-US"/>
+        </w:rPr>
+        <w:t>Quản trị viên</w:t>
+      </w:r>
+      <w:r>
+        <w:rPr>
+          <w:rFonts w:ascii="Times New Roman" w:hAnsi="Times New Roman" w:cs="Times New Roman"/>
+          <w:sz w:val="26"/>
+          <w:szCs w:val="26"/>
+          <w:lang w:val="en-US"/>
+        </w:rPr>
+        <w:t xml:space="preserve"> </w:t>
+      </w:r>
+      <w:r>
+        <w:rPr>
+          <w:rFonts w:ascii="Times New Roman" w:hAnsi="Times New Roman" w:cs="Times New Roman"/>
+          <w:sz w:val="26"/>
+          <w:szCs w:val="26"/>
+          <w:lang w:val="en-US"/>
+        </w:rPr>
+        <w:t>A muốn xoá công thức.</w:t>
+      </w:r>
+    </w:p>
+    <w:p>
+      <w:pPr>
+        <w:tabs>
+          <w:tab w:val="num" w:pos="720"/>
+        </w:tabs>
+        <w:rPr>
+          <w:rFonts w:ascii="Times New Roman" w:hAnsi="Times New Roman" w:cs="Times New Roman"/>
+          <w:sz w:val="26"/>
+          <w:szCs w:val="26"/>
+          <w:lang w:val="en-US"/>
+        </w:rPr>
+      </w:pPr>
+      <w:r>
+        <w:rPr>
+          <w:rFonts w:ascii="Times New Roman" w:hAnsi="Times New Roman" w:cs="Times New Roman"/>
+          <w:sz w:val="26"/>
+          <w:szCs w:val="26"/>
+          <w:lang w:val="en-US"/>
+        </w:rPr>
+        <w:tab/>
+        <w:t xml:space="preserve">2. </w:t>
+      </w:r>
+      <w:r>
+        <w:rPr>
+          <w:rFonts w:ascii="Times New Roman" w:hAnsi="Times New Roman" w:cs="Times New Roman"/>
+          <w:sz w:val="26"/>
+          <w:szCs w:val="26"/>
+          <w:lang w:val="en-US"/>
+        </w:rPr>
+        <w:t>Quản trị viên</w:t>
+      </w:r>
+      <w:r>
+        <w:rPr>
+          <w:rFonts w:ascii="Times New Roman" w:hAnsi="Times New Roman" w:cs="Times New Roman"/>
+          <w:sz w:val="26"/>
+          <w:szCs w:val="26"/>
+          <w:lang w:val="en-US"/>
+        </w:rPr>
+        <w:t xml:space="preserve"> </w:t>
+      </w:r>
+      <w:r>
+        <w:rPr>
+          <w:rFonts w:ascii="Times New Roman" w:hAnsi="Times New Roman" w:cs="Times New Roman"/>
+          <w:sz w:val="26"/>
+          <w:szCs w:val="26"/>
+          <w:lang w:val="en-US"/>
+        </w:rPr>
+        <w:t>A vào trang </w:t>
+      </w:r>
+      <w:r>
+        <w:rPr>
+          <w:rFonts w:ascii="Times New Roman" w:hAnsi="Times New Roman" w:cs="Times New Roman"/>
+          <w:sz w:val="26"/>
+          <w:szCs w:val="26"/>
+          <w:lang w:val="en-US"/>
+        </w:rPr>
+        <w:t>Quản trị viên</w:t>
+      </w:r>
+      <w:r>
+        <w:rPr>
+          <w:rFonts w:ascii="Times New Roman" w:hAnsi="Times New Roman" w:cs="Times New Roman"/>
+          <w:sz w:val="26"/>
+          <w:szCs w:val="26"/>
+          <w:lang w:val="en-US"/>
+        </w:rPr>
+        <w:t>.</w:t>
+      </w:r>
+    </w:p>
+    <w:p>
+      <w:pPr>
+        <w:tabs>
+          <w:tab w:val="num" w:pos="720"/>
+        </w:tabs>
+        <w:rPr>
+          <w:rFonts w:ascii="Times New Roman" w:hAnsi="Times New Roman" w:cs="Times New Roman"/>
+          <w:sz w:val="26"/>
+          <w:szCs w:val="26"/>
+          <w:lang w:val="en-US"/>
+        </w:rPr>
+      </w:pPr>
+      <w:r>
+        <w:rPr>
+          <w:rFonts w:ascii="Times New Roman" w:hAnsi="Times New Roman" w:cs="Times New Roman"/>
+          <w:sz w:val="26"/>
+          <w:szCs w:val="26"/>
+          <w:lang w:val="en-US"/>
+        </w:rPr>
+        <w:tab/>
+        <w:t xml:space="preserve">3. </w:t>
+      </w:r>
+      <w:r>
+        <w:rPr>
+          <w:rFonts w:ascii="Times New Roman" w:hAnsi="Times New Roman" w:cs="Times New Roman"/>
+          <w:sz w:val="26"/>
+          <w:szCs w:val="26"/>
+          <w:lang w:val="en-US"/>
+        </w:rPr>
+        <w:t>Quản trị viên</w:t>
+      </w:r>
+      <w:r>
+        <w:rPr>
+          <w:rFonts w:ascii="Times New Roman" w:hAnsi="Times New Roman" w:cs="Times New Roman"/>
+          <w:sz w:val="26"/>
+          <w:szCs w:val="26"/>
+          <w:lang w:val="en-US"/>
+        </w:rPr>
+        <w:t xml:space="preserve"> </w:t>
+      </w:r>
+      <w:r>
+        <w:rPr>
+          <w:rFonts w:ascii="Times New Roman" w:hAnsi="Times New Roman" w:cs="Times New Roman"/>
+          <w:sz w:val="26"/>
+          <w:szCs w:val="26"/>
+          <w:lang w:val="en-US"/>
+        </w:rPr>
+        <w:t>A bấm vào nút xoá hình thùng rác màu đỏ.</w:t>
+      </w:r>
+    </w:p>
+    <w:p>
+      <w:pPr>
+        <w:tabs>
+          <w:tab w:val="num" w:pos="720"/>
+        </w:tabs>
+        <w:rPr>
+          <w:rFonts w:ascii="Times New Roman" w:hAnsi="Times New Roman" w:cs="Times New Roman"/>
+          <w:sz w:val="26"/>
+          <w:szCs w:val="26"/>
+          <w:lang w:val="en-US"/>
+        </w:rPr>
+      </w:pPr>
+      <w:r>
+        <w:rPr>
+          <w:rFonts w:ascii="Times New Roman" w:hAnsi="Times New Roman" w:cs="Times New Roman"/>
+          <w:sz w:val="26"/>
+          <w:szCs w:val="26"/>
+          <w:lang w:val="en-US"/>
+        </w:rPr>
+        <w:tab/>
+        <w:t xml:space="preserve">4. </w:t>
+      </w:r>
+      <w:r>
+        <w:rPr>
+          <w:rFonts w:ascii="Times New Roman" w:hAnsi="Times New Roman" w:cs="Times New Roman"/>
+          <w:sz w:val="26"/>
+          <w:szCs w:val="26"/>
+          <w:lang w:val="en-US"/>
+        </w:rPr>
+        <w:t xml:space="preserve">Hệ thống hiển thị </w:t>
+      </w:r>
+      <w:r>
+        <w:rPr>
+          <w:rFonts w:ascii="Times New Roman" w:hAnsi="Times New Roman" w:cs="Times New Roman"/>
+          <w:sz w:val="26"/>
+          <w:szCs w:val="26"/>
+          <w:lang w:val="en-US"/>
+        </w:rPr>
+        <w:t>thông báo xác nhận xoá và hai nút Huỷ và Xoá.</w:t>
+      </w:r>
+    </w:p>
+    <w:p>
+      <w:pPr>
+        <w:tabs>
+          <w:tab w:val="num" w:pos="720"/>
+        </w:tabs>
+        <w:rPr>
+          <w:rFonts w:ascii="Times New Roman" w:hAnsi="Times New Roman" w:cs="Times New Roman"/>
+          <w:sz w:val="26"/>
+          <w:szCs w:val="26"/>
+          <w:lang w:val="en-US"/>
+        </w:rPr>
+      </w:pPr>
+      <w:r>
+        <w:rPr>
+          <w:rFonts w:ascii="Times New Roman" w:hAnsi="Times New Roman" w:cs="Times New Roman"/>
+          <w:sz w:val="26"/>
+          <w:szCs w:val="26"/>
+          <w:lang w:val="en-US"/>
+        </w:rPr>
+        <w:tab/>
+        <w:t xml:space="preserve">5. </w:t>
+      </w:r>
+      <w:r>
+        <w:rPr>
+          <w:rFonts w:ascii="Times New Roman" w:hAnsi="Times New Roman" w:cs="Times New Roman"/>
+          <w:sz w:val="26"/>
+          <w:szCs w:val="26"/>
+          <w:lang w:val="en-US"/>
+        </w:rPr>
+        <w:t>Quản trị viên</w:t>
+      </w:r>
+      <w:r>
+        <w:rPr>
+          <w:rFonts w:ascii="Times New Roman" w:hAnsi="Times New Roman" w:cs="Times New Roman"/>
+          <w:sz w:val="26"/>
+          <w:szCs w:val="26"/>
+          <w:lang w:val="en-US"/>
+        </w:rPr>
+        <w:t xml:space="preserve"> </w:t>
+      </w:r>
+      <w:r>
+        <w:rPr>
+          <w:rFonts w:ascii="Times New Roman" w:hAnsi="Times New Roman" w:cs="Times New Roman"/>
+          <w:sz w:val="26"/>
+          <w:szCs w:val="26"/>
+          <w:lang w:val="en-US"/>
+        </w:rPr>
+        <w:t>click nút Xoá.</w:t>
+      </w:r>
+    </w:p>
+    <w:p>
+      <w:pPr>
+        <w:tabs>
+          <w:tab w:val="num" w:pos="720"/>
+        </w:tabs>
+        <w:rPr>
+          <w:rFonts w:ascii="Times New Roman" w:hAnsi="Times New Roman" w:cs="Times New Roman"/>
+          <w:sz w:val="26"/>
+          <w:szCs w:val="26"/>
+          <w:lang w:val="en-US"/>
+        </w:rPr>
+      </w:pPr>
+      <w:r>
+        <w:rPr>
+          <w:rFonts w:ascii="Times New Roman" w:hAnsi="Times New Roman" w:cs="Times New Roman"/>
+          <w:sz w:val="26"/>
+          <w:szCs w:val="26"/>
+          <w:lang w:val="en-US"/>
+        </w:rPr>
+        <w:tab/>
+        <w:t xml:space="preserve">6. </w:t>
+      </w:r>
+      <w:r>
+        <w:rPr>
+          <w:rFonts w:ascii="Times New Roman" w:hAnsi="Times New Roman" w:cs="Times New Roman"/>
+          <w:sz w:val="26"/>
+          <w:szCs w:val="26"/>
+          <w:lang w:val="en-US"/>
+        </w:rPr>
+        <w:t>Hệ thống lưu</w:t>
+      </w:r>
+      <w:r>
+        <w:rPr>
+          <w:rFonts w:ascii="Times New Roman" w:hAnsi="Times New Roman" w:cs="Times New Roman"/>
+          <w:sz w:val="26"/>
+          <w:szCs w:val="26"/>
+          <w:lang w:val="en-US"/>
+        </w:rPr>
+        <w:t xml:space="preserve"> xoá công thức được chọn và cập nhật lại công thức</w:t>
+      </w:r>
+      <w:r>
+        <w:rPr>
+          <w:rFonts w:ascii="Times New Roman" w:hAnsi="Times New Roman" w:cs="Times New Roman"/>
+          <w:sz w:val="26"/>
+          <w:szCs w:val="26"/>
+          <w:lang w:val="en-US"/>
+        </w:rPr>
+        <w:t>.</w:t>
+      </w:r>
+    </w:p>
+    <w:p>
+      <w:pPr>
+        <w:tabs>
+          <w:tab w:val="num" w:pos="720"/>
+        </w:tabs>
+        <w:rPr>
+          <w:rFonts w:ascii="Times New Roman" w:hAnsi="Times New Roman" w:cs="Times New Roman"/>
+          <w:sz w:val="26"/>
+          <w:szCs w:val="26"/>
+          <w:lang w:val="en-US"/>
+        </w:rPr>
+      </w:pPr>
+      <w:r>
+        <w:rPr>
+          <w:rFonts w:ascii="Times New Roman" w:hAnsi="Times New Roman" w:cs="Times New Roman"/>
+          <w:sz w:val="26"/>
+          <w:szCs w:val="26"/>
+          <w:lang w:val="en-US"/>
+        </w:rPr>
+        <w:t>Các ngoại lệ của chức năng Xoá công thức:</w:t>
+      </w:r>
+    </w:p>
+    <w:p>
+      <w:pPr>
+        <w:tabs>
+          <w:tab w:val="num" w:pos="720"/>
+        </w:tabs>
+        <w:ind w:left="720"/>
+        <w:rPr>
+          <w:rFonts w:ascii="Times New Roman" w:hAnsi="Times New Roman" w:cs="Times New Roman"/>
+          <w:sz w:val="26"/>
+          <w:szCs w:val="26"/>
+          <w:lang w:val="en-US"/>
+        </w:rPr>
+      </w:pPr>
+      <w:r>
+        <w:rPr>
+          <w:rFonts w:ascii="Times New Roman" w:hAnsi="Times New Roman" w:cs="Times New Roman"/>
+          <w:sz w:val="26"/>
+          <w:szCs w:val="26"/>
+          <w:lang w:val="en-US"/>
+        </w:rPr>
+        <w:lastRenderedPageBreak/>
+        <w:t xml:space="preserve">6.1. </w:t>
+      </w:r>
+      <w:r>
+        <w:rPr>
+          <w:rFonts w:ascii="Times New Roman" w:hAnsi="Times New Roman" w:cs="Times New Roman"/>
+          <w:sz w:val="26"/>
+          <w:szCs w:val="26"/>
+          <w:lang w:val="en-US"/>
+        </w:rPr>
+        <w:t>Quản trị viên</w:t>
+      </w:r>
+      <w:r>
+        <w:rPr>
+          <w:rFonts w:ascii="Times New Roman" w:hAnsi="Times New Roman" w:cs="Times New Roman"/>
+          <w:sz w:val="26"/>
+          <w:szCs w:val="26"/>
+          <w:lang w:val="en-US"/>
+        </w:rPr>
+        <w:t xml:space="preserve"> </w:t>
+      </w:r>
+      <w:r>
+        <w:rPr>
+          <w:rFonts w:ascii="Times New Roman" w:hAnsi="Times New Roman" w:cs="Times New Roman"/>
+          <w:sz w:val="26"/>
+          <w:szCs w:val="26"/>
+          <w:lang w:val="en-US"/>
+        </w:rPr>
+        <w:t>click nút Huỷ.</w:t>
+      </w:r>
+    </w:p>
+    <w:p>
+      <w:pPr>
+        <w:tabs>
+          <w:tab w:val="num" w:pos="720"/>
+        </w:tabs>
+        <w:ind w:left="720"/>
+        <w:rPr>
+          <w:rFonts w:ascii="Times New Roman" w:hAnsi="Times New Roman" w:cs="Times New Roman"/>
+          <w:sz w:val="26"/>
+          <w:szCs w:val="26"/>
+          <w:lang w:val="en-US"/>
+        </w:rPr>
+      </w:pPr>
+      <w:r>
+        <w:rPr>
+          <w:rFonts w:ascii="Times New Roman" w:hAnsi="Times New Roman" w:cs="Times New Roman"/>
+          <w:sz w:val="26"/>
+          <w:szCs w:val="26"/>
+          <w:lang w:val="en-US"/>
+        </w:rPr>
+        <w:t>6.1.1. Hệ thống giữ nguyên công thức hiện có.</w:t>
       </w:r>
     </w:p>
     <w:p>
@@ -7548,6 +10678,119 @@
     </w:lvl>
   </w:abstractNum>
   <w:abstractNum w:abstractNumId="2" w15:restartNumberingAfterBreak="0">
+    <w:nsid w:val="0B880C53"/>
+    <w:multiLevelType w:val="multilevel"/>
+    <w:tmpl w:val="DAC8A2DC"/>
+    <w:lvl w:ilvl="0">
+      <w:start w:val="1"/>
+      <w:numFmt w:val="decimal"/>
+      <w:lvlText w:val="%1."/>
+      <w:lvlJc w:val="left"/>
+      <w:pPr>
+        <w:tabs>
+          <w:tab w:val="num" w:pos="720"/>
+        </w:tabs>
+        <w:ind w:left="720" w:hanging="360"/>
+      </w:pPr>
+    </w:lvl>
+    <w:lvl w:ilvl="1" w:tentative="1">
+      <w:start w:val="1"/>
+      <w:numFmt w:val="decimal"/>
+      <w:lvlText w:val="%2."/>
+      <w:lvlJc w:val="left"/>
+      <w:pPr>
+        <w:tabs>
+          <w:tab w:val="num" w:pos="1440"/>
+        </w:tabs>
+        <w:ind w:left="1440" w:hanging="360"/>
+      </w:pPr>
+    </w:lvl>
+    <w:lvl w:ilvl="2" w:tentative="1">
+      <w:start w:val="1"/>
+      <w:numFmt w:val="decimal"/>
+      <w:lvlText w:val="%3."/>
+      <w:lvlJc w:val="left"/>
+      <w:pPr>
+        <w:tabs>
+          <w:tab w:val="num" w:pos="2160"/>
+        </w:tabs>
+        <w:ind w:left="2160" w:hanging="360"/>
+      </w:pPr>
+    </w:lvl>
+    <w:lvl w:ilvl="3" w:tentative="1">
+      <w:start w:val="1"/>
+      <w:numFmt w:val="decimal"/>
+      <w:lvlText w:val="%4."/>
+      <w:lvlJc w:val="left"/>
+      <w:pPr>
+        <w:tabs>
+          <w:tab w:val="num" w:pos="2880"/>
+        </w:tabs>
+        <w:ind w:left="2880" w:hanging="360"/>
+      </w:pPr>
+    </w:lvl>
+    <w:lvl w:ilvl="4" w:tentative="1">
+      <w:start w:val="1"/>
+      <w:numFmt w:val="decimal"/>
+      <w:lvlText w:val="%5."/>
+      <w:lvlJc w:val="left"/>
+      <w:pPr>
+        <w:tabs>
+          <w:tab w:val="num" w:pos="3600"/>
+        </w:tabs>
+        <w:ind w:left="3600" w:hanging="360"/>
+      </w:pPr>
+    </w:lvl>
+    <w:lvl w:ilvl="5" w:tentative="1">
+      <w:start w:val="1"/>
+      <w:numFmt w:val="decimal"/>
+      <w:lvlText w:val="%6."/>
+      <w:lvlJc w:val="left"/>
+      <w:pPr>
+        <w:tabs>
+          <w:tab w:val="num" w:pos="4320"/>
+        </w:tabs>
+        <w:ind w:left="4320" w:hanging="360"/>
+      </w:pPr>
+    </w:lvl>
+    <w:lvl w:ilvl="6" w:tentative="1">
+      <w:start w:val="1"/>
+      <w:numFmt w:val="decimal"/>
+      <w:lvlText w:val="%7."/>
+      <w:lvlJc w:val="left"/>
+      <w:pPr>
+        <w:tabs>
+          <w:tab w:val="num" w:pos="5040"/>
+        </w:tabs>
+        <w:ind w:left="5040" w:hanging="360"/>
+      </w:pPr>
+    </w:lvl>
+    <w:lvl w:ilvl="7" w:tentative="1">
+      <w:start w:val="1"/>
+      <w:numFmt w:val="decimal"/>
+      <w:lvlText w:val="%8."/>
+      <w:lvlJc w:val="left"/>
+      <w:pPr>
+        <w:tabs>
+          <w:tab w:val="num" w:pos="5760"/>
+        </w:tabs>
+        <w:ind w:left="5760" w:hanging="360"/>
+      </w:pPr>
+    </w:lvl>
+    <w:lvl w:ilvl="8" w:tentative="1">
+      <w:start w:val="1"/>
+      <w:numFmt w:val="decimal"/>
+      <w:lvlText w:val="%9."/>
+      <w:lvlJc w:val="left"/>
+      <w:pPr>
+        <w:tabs>
+          <w:tab w:val="num" w:pos="6480"/>
+        </w:tabs>
+        <w:ind w:left="6480" w:hanging="360"/>
+      </w:pPr>
+    </w:lvl>
+  </w:abstractNum>
+  <w:abstractNum w:abstractNumId="3" w15:restartNumberingAfterBreak="0">
     <w:nsid w:val="0CCC2059"/>
     <w:multiLevelType w:val="multilevel"/>
     <w:tmpl w:val="B8CE6A6A"/>
@@ -7660,7 +10903,7 @@
       </w:pPr>
     </w:lvl>
   </w:abstractNum>
-  <w:abstractNum w:abstractNumId="3" w15:restartNumberingAfterBreak="0">
+  <w:abstractNum w:abstractNumId="4" w15:restartNumberingAfterBreak="0">
     <w:nsid w:val="0D4E29B9"/>
     <w:multiLevelType w:val="hybridMultilevel"/>
     <w:tmpl w:val="EA04234C"/>
@@ -7749,7 +10992,7 @@
       </w:pPr>
     </w:lvl>
   </w:abstractNum>
-  <w:abstractNum w:abstractNumId="4" w15:restartNumberingAfterBreak="0">
+  <w:abstractNum w:abstractNumId="5" w15:restartNumberingAfterBreak="0">
     <w:nsid w:val="0F4F742A"/>
     <w:multiLevelType w:val="hybridMultilevel"/>
     <w:tmpl w:val="A6C6A1F0"/>
@@ -7838,7 +11081,120 @@
       </w:pPr>
     </w:lvl>
   </w:abstractNum>
-  <w:abstractNum w:abstractNumId="5" w15:restartNumberingAfterBreak="0">
+  <w:abstractNum w:abstractNumId="6" w15:restartNumberingAfterBreak="0">
+    <w:nsid w:val="0FFA2F75"/>
+    <w:multiLevelType w:val="multilevel"/>
+    <w:tmpl w:val="89FAA830"/>
+    <w:lvl w:ilvl="0">
+      <w:start w:val="1"/>
+      <w:numFmt w:val="decimal"/>
+      <w:lvlText w:val="%1."/>
+      <w:lvlJc w:val="left"/>
+      <w:pPr>
+        <w:tabs>
+          <w:tab w:val="num" w:pos="720"/>
+        </w:tabs>
+        <w:ind w:left="720" w:hanging="360"/>
+      </w:pPr>
+    </w:lvl>
+    <w:lvl w:ilvl="1" w:tentative="1">
+      <w:start w:val="1"/>
+      <w:numFmt w:val="decimal"/>
+      <w:lvlText w:val="%2."/>
+      <w:lvlJc w:val="left"/>
+      <w:pPr>
+        <w:tabs>
+          <w:tab w:val="num" w:pos="1440"/>
+        </w:tabs>
+        <w:ind w:left="1440" w:hanging="360"/>
+      </w:pPr>
+    </w:lvl>
+    <w:lvl w:ilvl="2" w:tentative="1">
+      <w:start w:val="1"/>
+      <w:numFmt w:val="decimal"/>
+      <w:lvlText w:val="%3."/>
+      <w:lvlJc w:val="left"/>
+      <w:pPr>
+        <w:tabs>
+          <w:tab w:val="num" w:pos="2160"/>
+        </w:tabs>
+        <w:ind w:left="2160" w:hanging="360"/>
+      </w:pPr>
+    </w:lvl>
+    <w:lvl w:ilvl="3" w:tentative="1">
+      <w:start w:val="1"/>
+      <w:numFmt w:val="decimal"/>
+      <w:lvlText w:val="%4."/>
+      <w:lvlJc w:val="left"/>
+      <w:pPr>
+        <w:tabs>
+          <w:tab w:val="num" w:pos="2880"/>
+        </w:tabs>
+        <w:ind w:left="2880" w:hanging="360"/>
+      </w:pPr>
+    </w:lvl>
+    <w:lvl w:ilvl="4" w:tentative="1">
+      <w:start w:val="1"/>
+      <w:numFmt w:val="decimal"/>
+      <w:lvlText w:val="%5."/>
+      <w:lvlJc w:val="left"/>
+      <w:pPr>
+        <w:tabs>
+          <w:tab w:val="num" w:pos="3600"/>
+        </w:tabs>
+        <w:ind w:left="3600" w:hanging="360"/>
+      </w:pPr>
+    </w:lvl>
+    <w:lvl w:ilvl="5" w:tentative="1">
+      <w:start w:val="1"/>
+      <w:numFmt w:val="decimal"/>
+      <w:lvlText w:val="%6."/>
+      <w:lvlJc w:val="left"/>
+      <w:pPr>
+        <w:tabs>
+          <w:tab w:val="num" w:pos="4320"/>
+        </w:tabs>
+        <w:ind w:left="4320" w:hanging="360"/>
+      </w:pPr>
+    </w:lvl>
+    <w:lvl w:ilvl="6" w:tentative="1">
+      <w:start w:val="1"/>
+      <w:numFmt w:val="decimal"/>
+      <w:lvlText w:val="%7."/>
+      <w:lvlJc w:val="left"/>
+      <w:pPr>
+        <w:tabs>
+          <w:tab w:val="num" w:pos="5040"/>
+        </w:tabs>
+        <w:ind w:left="5040" w:hanging="360"/>
+      </w:pPr>
+    </w:lvl>
+    <w:lvl w:ilvl="7" w:tentative="1">
+      <w:start w:val="1"/>
+      <w:numFmt w:val="decimal"/>
+      <w:lvlText w:val="%8."/>
+      <w:lvlJc w:val="left"/>
+      <w:pPr>
+        <w:tabs>
+          <w:tab w:val="num" w:pos="5760"/>
+        </w:tabs>
+        <w:ind w:left="5760" w:hanging="360"/>
+      </w:pPr>
+    </w:lvl>
+    <w:lvl w:ilvl="8" w:tentative="1">
+      <w:start w:val="1"/>
+      <w:numFmt w:val="decimal"/>
+      <w:lvlText w:val="%9."/>
+      <w:lvlJc w:val="left"/>
+      <w:pPr>
+        <w:tabs>
+          <w:tab w:val="num" w:pos="6480"/>
+        </w:tabs>
+        <w:ind w:left="6480" w:hanging="360"/>
+      </w:pPr>
+    </w:lvl>
+  </w:abstractNum>
+  <w:abstractNum w:abstractNumId="7" w15:restartNumberingAfterBreak="0">
     <w:nsid w:val="114E20E5"/>
     <w:multiLevelType w:val="multilevel"/>
     <w:tmpl w:val="44F83DAC"/>
@@ -7951,7 +11307,7 @@
       </w:pPr>
     </w:lvl>
   </w:abstractNum>
-  <w:abstractNum w:abstractNumId="6" w15:restartNumberingAfterBreak="0">
+  <w:abstractNum w:abstractNumId="8" w15:restartNumberingAfterBreak="0">
     <w:nsid w:val="141224F3"/>
     <w:multiLevelType w:val="multilevel"/>
     <w:tmpl w:val="6E1A4A88"/>
@@ -8064,7 +11420,7 @@
       </w:pPr>
     </w:lvl>
   </w:abstractNum>
-  <w:abstractNum w:abstractNumId="7" w15:restartNumberingAfterBreak="0">
+  <w:abstractNum w:abstractNumId="9" w15:restartNumberingAfterBreak="0">
     <w:nsid w:val="1504797C"/>
     <w:multiLevelType w:val="multilevel"/>
     <w:tmpl w:val="DDC46D64"/>
@@ -8177,7 +11533,7 @@
       </w:rPr>
     </w:lvl>
   </w:abstractNum>
-  <w:abstractNum w:abstractNumId="8" w15:restartNumberingAfterBreak="0">
+  <w:abstractNum w:abstractNumId="10" w15:restartNumberingAfterBreak="0">
     <w:nsid w:val="1C150421"/>
     <w:multiLevelType w:val="multilevel"/>
     <w:tmpl w:val="3226425C"/>
@@ -8290,7 +11646,209 @@
       </w:pPr>
     </w:lvl>
   </w:abstractNum>
-  <w:abstractNum w:abstractNumId="9" w15:restartNumberingAfterBreak="0">
+  <w:abstractNum w:abstractNumId="11" w15:restartNumberingAfterBreak="0">
+    <w:nsid w:val="2EFF2281"/>
+    <w:multiLevelType w:val="multilevel"/>
+    <w:tmpl w:val="85DCCD60"/>
+    <w:lvl w:ilvl="0">
+      <w:start w:val="1"/>
+      <w:numFmt w:val="decimal"/>
+      <w:lvlText w:val="%1."/>
+      <w:lvlJc w:val="left"/>
+      <w:pPr>
+        <w:tabs>
+          <w:tab w:val="num" w:pos="720"/>
+        </w:tabs>
+        <w:ind w:left="720" w:hanging="360"/>
+      </w:pPr>
+    </w:lvl>
+    <w:lvl w:ilvl="1">
+      <w:start w:val="1"/>
+      <w:numFmt w:val="decimal"/>
+      <w:lvlText w:val="%2."/>
+      <w:lvlJc w:val="left"/>
+      <w:pPr>
+        <w:ind w:left="1440" w:hanging="360"/>
+      </w:pPr>
+      <w:rPr>
+        <w:rFonts w:hint="default"/>
+      </w:rPr>
+    </w:lvl>
+    <w:lvl w:ilvl="2" w:tentative="1">
+      <w:start w:val="1"/>
+      <w:numFmt w:val="decimal"/>
+      <w:lvlText w:val="%3."/>
+      <w:lvlJc w:val="left"/>
+      <w:pPr>
+        <w:tabs>
+          <w:tab w:val="num" w:pos="2160"/>
+        </w:tabs>
+        <w:ind w:left="2160" w:hanging="360"/>
+      </w:pPr>
+    </w:lvl>
+    <w:lvl w:ilvl="3" w:tentative="1">
+      <w:start w:val="1"/>
+      <w:numFmt w:val="decimal"/>
+      <w:lvlText w:val="%4."/>
+      <w:lvlJc w:val="left"/>
+      <w:pPr>
+        <w:tabs>
+          <w:tab w:val="num" w:pos="2880"/>
+        </w:tabs>
+        <w:ind w:left="2880" w:hanging="360"/>
+      </w:pPr>
+    </w:lvl>
+    <w:lvl w:ilvl="4" w:tentative="1">
+      <w:start w:val="1"/>
+      <w:numFmt w:val="decimal"/>
+      <w:lvlText w:val="%5."/>
+      <w:lvlJc w:val="left"/>
+      <w:pPr>
+        <w:tabs>
+          <w:tab w:val="num" w:pos="3600"/>
+        </w:tabs>
+        <w:ind w:left="3600" w:hanging="360"/>
+      </w:pPr>
+    </w:lvl>
+    <w:lvl w:ilvl="5" w:tentative="1">
+      <w:start w:val="1"/>
+      <w:numFmt w:val="decimal"/>
+      <w:lvlText w:val="%6."/>
+      <w:lvlJc w:val="left"/>
+      <w:pPr>
+        <w:tabs>
+          <w:tab w:val="num" w:pos="4320"/>
+        </w:tabs>
+        <w:ind w:left="4320" w:hanging="360"/>
+      </w:pPr>
+    </w:lvl>
+    <w:lvl w:ilvl="6" w:tentative="1">
+      <w:start w:val="1"/>
+      <w:numFmt w:val="decimal"/>
+      <w:lvlText w:val="%7."/>
+      <w:lvlJc w:val="left"/>
+      <w:pPr>
+        <w:tabs>
+          <w:tab w:val="num" w:pos="5040"/>
+        </w:tabs>
+        <w:ind w:left="5040" w:hanging="360"/>
+      </w:pPr>
+    </w:lvl>
+    <w:lvl w:ilvl="7" w:tentative="1">
+      <w:start w:val="1"/>
+      <w:numFmt w:val="decimal"/>
+      <w:lvlText w:val="%8."/>
+      <w:lvlJc w:val="left"/>
+      <w:pPr>
+        <w:tabs>
+          <w:tab w:val="num" w:pos="5760"/>
+        </w:tabs>
+        <w:ind w:left="5760" w:hanging="360"/>
+      </w:pPr>
+    </w:lvl>
+    <w:lvl w:ilvl="8" w:tentative="1">
+      <w:start w:val="1"/>
+      <w:numFmt w:val="decimal"/>
+      <w:lvlText w:val="%9."/>
+      <w:lvlJc w:val="left"/>
+      <w:pPr>
+        <w:tabs>
+          <w:tab w:val="num" w:pos="6480"/>
+        </w:tabs>
+        <w:ind w:left="6480" w:hanging="360"/>
+      </w:pPr>
+    </w:lvl>
+  </w:abstractNum>
+  <w:abstractNum w:abstractNumId="12" w15:restartNumberingAfterBreak="0">
+    <w:nsid w:val="2FBE57EE"/>
+    <w:multiLevelType w:val="hybridMultilevel"/>
+    <w:tmpl w:val="771A9780"/>
+    <w:lvl w:ilvl="0" w:tplc="46D8636A">
+      <w:start w:val="1"/>
+      <w:numFmt w:val="decimal"/>
+      <w:lvlText w:val="%1."/>
+      <w:lvlJc w:val="left"/>
+      <w:pPr>
+        <w:ind w:left="1080" w:hanging="360"/>
+      </w:pPr>
+      <w:rPr>
+        <w:rFonts w:hint="default"/>
+      </w:rPr>
+    </w:lvl>
+    <w:lvl w:ilvl="1" w:tplc="04090019" w:tentative="1">
+      <w:start w:val="1"/>
+      <w:numFmt w:val="lowerLetter"/>
+      <w:lvlText w:val="%2."/>
+      <w:lvlJc w:val="left"/>
+      <w:pPr>
+        <w:ind w:left="1800" w:hanging="360"/>
+      </w:pPr>
+    </w:lvl>
+    <w:lvl w:ilvl="2" w:tplc="0409001B" w:tentative="1">
+      <w:start w:val="1"/>
+      <w:numFmt w:val="lowerRoman"/>
+      <w:lvlText w:val="%3."/>
+      <w:lvlJc w:val="right"/>
+      <w:pPr>
+        <w:ind w:left="2520" w:hanging="180"/>
+      </w:pPr>
+    </w:lvl>
+    <w:lvl w:ilvl="3" w:tplc="0409000F" w:tentative="1">
+      <w:start w:val="1"/>
+      <w:numFmt w:val="decimal"/>
+      <w:lvlText w:val="%4."/>
+      <w:lvlJc w:val="left"/>
+      <w:pPr>
+        <w:ind w:left="3240" w:hanging="360"/>
+      </w:pPr>
+    </w:lvl>
+    <w:lvl w:ilvl="4" w:tplc="04090019" w:tentative="1">
+      <w:start w:val="1"/>
+      <w:numFmt w:val="lowerLetter"/>
+      <w:lvlText w:val="%5."/>
+      <w:lvlJc w:val="left"/>
+      <w:pPr>
+        <w:ind w:left="3960" w:hanging="360"/>
+      </w:pPr>
+    </w:lvl>
+    <w:lvl w:ilvl="5" w:tplc="0409001B" w:tentative="1">
+      <w:start w:val="1"/>
+      <w:numFmt w:val="lowerRoman"/>
+      <w:lvlText w:val="%6."/>
+      <w:lvlJc w:val="right"/>
+      <w:pPr>
+        <w:ind w:left="4680" w:hanging="180"/>
+      </w:pPr>
+    </w:lvl>
+    <w:lvl w:ilvl="6" w:tplc="0409000F" w:tentative="1">
+      <w:start w:val="1"/>
+      <w:numFmt w:val="decimal"/>
+      <w:lvlText w:val="%7."/>
+      <w:lvlJc w:val="left"/>
+      <w:pPr>
+        <w:ind w:left="5400" w:hanging="360"/>
+      </w:pPr>
+    </w:lvl>
+    <w:lvl w:ilvl="7" w:tplc="04090019" w:tentative="1">
+      <w:start w:val="1"/>
+      <w:numFmt w:val="lowerLetter"/>
+      <w:lvlText w:val="%8."/>
+      <w:lvlJc w:val="left"/>
+      <w:pPr>
+        <w:ind w:left="6120" w:hanging="360"/>
+      </w:pPr>
+    </w:lvl>
+    <w:lvl w:ilvl="8" w:tplc="0409001B" w:tentative="1">
+      <w:start w:val="1"/>
+      <w:numFmt w:val="lowerRoman"/>
+      <w:lvlText w:val="%9."/>
+      <w:lvlJc w:val="right"/>
+      <w:pPr>
+        <w:ind w:left="6840" w:hanging="180"/>
+      </w:pPr>
+    </w:lvl>
+  </w:abstractNum>
+  <w:abstractNum w:abstractNumId="13" w15:restartNumberingAfterBreak="0">
     <w:nsid w:val="327A369B"/>
     <w:multiLevelType w:val="hybridMultilevel"/>
     <w:tmpl w:val="DE8AD486"/>
@@ -8379,7 +11937,7 @@
       </w:pPr>
     </w:lvl>
   </w:abstractNum>
-  <w:abstractNum w:abstractNumId="10" w15:restartNumberingAfterBreak="0">
+  <w:abstractNum w:abstractNumId="14" w15:restartNumberingAfterBreak="0">
     <w:nsid w:val="350072E6"/>
     <w:multiLevelType w:val="multilevel"/>
     <w:tmpl w:val="DD26A7B8"/>
@@ -8500,7 +12058,391 @@
       </w:rPr>
     </w:lvl>
   </w:abstractNum>
-  <w:abstractNum w:abstractNumId="11" w15:restartNumberingAfterBreak="0">
+  <w:abstractNum w:abstractNumId="15" w15:restartNumberingAfterBreak="0">
+    <w:nsid w:val="3EDB1812"/>
+    <w:multiLevelType w:val="multilevel"/>
+    <w:tmpl w:val="52C6EBDE"/>
+    <w:lvl w:ilvl="0">
+      <w:start w:val="1"/>
+      <w:numFmt w:val="decimal"/>
+      <w:lvlText w:val="%1."/>
+      <w:lvlJc w:val="left"/>
+      <w:pPr>
+        <w:tabs>
+          <w:tab w:val="num" w:pos="720"/>
+        </w:tabs>
+        <w:ind w:left="720" w:hanging="360"/>
+      </w:pPr>
+    </w:lvl>
+    <w:lvl w:ilvl="1" w:tentative="1">
+      <w:start w:val="1"/>
+      <w:numFmt w:val="decimal"/>
+      <w:lvlText w:val="%2."/>
+      <w:lvlJc w:val="left"/>
+      <w:pPr>
+        <w:tabs>
+          <w:tab w:val="num" w:pos="1440"/>
+        </w:tabs>
+        <w:ind w:left="1440" w:hanging="360"/>
+      </w:pPr>
+    </w:lvl>
+    <w:lvl w:ilvl="2" w:tentative="1">
+      <w:start w:val="1"/>
+      <w:numFmt w:val="decimal"/>
+      <w:lvlText w:val="%3."/>
+      <w:lvlJc w:val="left"/>
+      <w:pPr>
+        <w:tabs>
+          <w:tab w:val="num" w:pos="2160"/>
+        </w:tabs>
+        <w:ind w:left="2160" w:hanging="360"/>
+      </w:pPr>
+    </w:lvl>
+    <w:lvl w:ilvl="3" w:tentative="1">
+      <w:start w:val="1"/>
+      <w:numFmt w:val="decimal"/>
+      <w:lvlText w:val="%4."/>
+      <w:lvlJc w:val="left"/>
+      <w:pPr>
+        <w:tabs>
+          <w:tab w:val="num" w:pos="2880"/>
+        </w:tabs>
+        <w:ind w:left="2880" w:hanging="360"/>
+      </w:pPr>
+    </w:lvl>
+    <w:lvl w:ilvl="4" w:tentative="1">
+      <w:start w:val="1"/>
+      <w:numFmt w:val="decimal"/>
+      <w:lvlText w:val="%5."/>
+      <w:lvlJc w:val="left"/>
+      <w:pPr>
+        <w:tabs>
+          <w:tab w:val="num" w:pos="3600"/>
+        </w:tabs>
+        <w:ind w:left="3600" w:hanging="360"/>
+      </w:pPr>
+    </w:lvl>
+    <w:lvl w:ilvl="5" w:tentative="1">
+      <w:start w:val="1"/>
+      <w:numFmt w:val="decimal"/>
+      <w:lvlText w:val="%6."/>
+      <w:lvlJc w:val="left"/>
+      <w:pPr>
+        <w:tabs>
+          <w:tab w:val="num" w:pos="4320"/>
+        </w:tabs>
+        <w:ind w:left="4320" w:hanging="360"/>
+      </w:pPr>
+    </w:lvl>
+    <w:lvl w:ilvl="6" w:tentative="1">
+      <w:start w:val="1"/>
+      <w:numFmt w:val="decimal"/>
+      <w:lvlText w:val="%7."/>
+      <w:lvlJc w:val="left"/>
+      <w:pPr>
+        <w:tabs>
+          <w:tab w:val="num" w:pos="5040"/>
+        </w:tabs>
+        <w:ind w:left="5040" w:hanging="360"/>
+      </w:pPr>
+    </w:lvl>
+    <w:lvl w:ilvl="7" w:tentative="1">
+      <w:start w:val="1"/>
+      <w:numFmt w:val="decimal"/>
+      <w:lvlText w:val="%8."/>
+      <w:lvlJc w:val="left"/>
+      <w:pPr>
+        <w:tabs>
+          <w:tab w:val="num" w:pos="5760"/>
+        </w:tabs>
+        <w:ind w:left="5760" w:hanging="360"/>
+      </w:pPr>
+    </w:lvl>
+    <w:lvl w:ilvl="8" w:tentative="1">
+      <w:start w:val="1"/>
+      <w:numFmt w:val="decimal"/>
+      <w:lvlText w:val="%9."/>
+      <w:lvlJc w:val="left"/>
+      <w:pPr>
+        <w:tabs>
+          <w:tab w:val="num" w:pos="6480"/>
+        </w:tabs>
+        <w:ind w:left="6480" w:hanging="360"/>
+      </w:pPr>
+    </w:lvl>
+  </w:abstractNum>
+  <w:abstractNum w:abstractNumId="16" w15:restartNumberingAfterBreak="0">
+    <w:nsid w:val="4DCF4E7F"/>
+    <w:multiLevelType w:val="multilevel"/>
+    <w:tmpl w:val="6BFC39F6"/>
+    <w:lvl w:ilvl="0">
+      <w:start w:val="1"/>
+      <w:numFmt w:val="decimal"/>
+      <w:lvlText w:val="%1."/>
+      <w:lvlJc w:val="left"/>
+      <w:pPr>
+        <w:ind w:left="720" w:hanging="360"/>
+      </w:pPr>
+      <w:rPr>
+        <w:rFonts w:hint="default"/>
+        <w:b/>
+      </w:rPr>
+    </w:lvl>
+    <w:lvl w:ilvl="1">
+      <w:start w:val="1"/>
+      <w:numFmt w:val="decimal"/>
+      <w:isLgl/>
+      <w:lvlText w:val="%1.%2."/>
+      <w:lvlJc w:val="left"/>
+      <w:pPr>
+        <w:ind w:left="1080" w:hanging="720"/>
+      </w:pPr>
+      <w:rPr>
+        <w:rFonts w:hint="default"/>
+      </w:rPr>
+    </w:lvl>
+    <w:lvl w:ilvl="2">
+      <w:start w:val="1"/>
+      <w:numFmt w:val="decimal"/>
+      <w:isLgl/>
+      <w:lvlText w:val="%1.%2.%3."/>
+      <w:lvlJc w:val="left"/>
+      <w:pPr>
+        <w:ind w:left="1080" w:hanging="720"/>
+      </w:pPr>
+      <w:rPr>
+        <w:rFonts w:hint="default"/>
+      </w:rPr>
+    </w:lvl>
+    <w:lvl w:ilvl="3">
+      <w:start w:val="1"/>
+      <w:numFmt w:val="decimal"/>
+      <w:isLgl/>
+      <w:lvlText w:val="%1.%2.%3.%4."/>
+      <w:lvlJc w:val="left"/>
+      <w:pPr>
+        <w:ind w:left="1440" w:hanging="1080"/>
+      </w:pPr>
+      <w:rPr>
+        <w:rFonts w:hint="default"/>
+      </w:rPr>
+    </w:lvl>
+    <w:lvl w:ilvl="4">
+      <w:start w:val="1"/>
+      <w:numFmt w:val="decimal"/>
+      <w:isLgl/>
+      <w:lvlText w:val="%1.%2.%3.%4.%5."/>
+      <w:lvlJc w:val="left"/>
+      <w:pPr>
+        <w:ind w:left="1440" w:hanging="1080"/>
+      </w:pPr>
+      <w:rPr>
+        <w:rFonts w:hint="default"/>
+      </w:rPr>
+    </w:lvl>
+    <w:lvl w:ilvl="5">
+      <w:start w:val="1"/>
+      <w:numFmt w:val="decimal"/>
+      <w:isLgl/>
+      <w:lvlText w:val="%1.%2.%3.%4.%5.%6."/>
+      <w:lvlJc w:val="left"/>
+      <w:pPr>
+        <w:ind w:left="1800" w:hanging="1440"/>
+      </w:pPr>
+      <w:rPr>
+        <w:rFonts w:hint="default"/>
+      </w:rPr>
+    </w:lvl>
+    <w:lvl w:ilvl="6">
+      <w:start w:val="1"/>
+      <w:numFmt w:val="decimal"/>
+      <w:isLgl/>
+      <w:lvlText w:val="%1.%2.%3.%4.%5.%6.%7."/>
+      <w:lvlJc w:val="left"/>
+      <w:pPr>
+        <w:ind w:left="1800" w:hanging="1440"/>
+      </w:pPr>
+      <w:rPr>
+        <w:rFonts w:hint="default"/>
+      </w:rPr>
+    </w:lvl>
+    <w:lvl w:ilvl="7">
+      <w:start w:val="1"/>
+      <w:numFmt w:val="decimal"/>
+      <w:isLgl/>
+      <w:lvlText w:val="%1.%2.%3.%4.%5.%6.%7.%8."/>
+      <w:lvlJc w:val="left"/>
+      <w:pPr>
+        <w:ind w:left="2160" w:hanging="1800"/>
+      </w:pPr>
+      <w:rPr>
+        <w:rFonts w:hint="default"/>
+      </w:rPr>
+    </w:lvl>
+    <w:lvl w:ilvl="8">
+      <w:start w:val="1"/>
+      <w:numFmt w:val="decimal"/>
+      <w:isLgl/>
+      <w:lvlText w:val="%1.%2.%3.%4.%5.%6.%7.%8.%9."/>
+      <w:lvlJc w:val="left"/>
+      <w:pPr>
+        <w:ind w:left="2160" w:hanging="1800"/>
+      </w:pPr>
+      <w:rPr>
+        <w:rFonts w:hint="default"/>
+      </w:rPr>
+    </w:lvl>
+  </w:abstractNum>
+  <w:abstractNum w:abstractNumId="17" w15:restartNumberingAfterBreak="0">
+    <w:nsid w:val="4EB41BDA"/>
+    <w:multiLevelType w:val="multilevel"/>
+    <w:tmpl w:val="86FCDAD8"/>
+    <w:lvl w:ilvl="0">
+      <w:start w:val="1"/>
+      <w:numFmt w:val="bullet"/>
+      <w:lvlText w:val=""/>
+      <w:lvlJc w:val="left"/>
+      <w:pPr>
+        <w:tabs>
+          <w:tab w:val="num" w:pos="720"/>
+        </w:tabs>
+        <w:ind w:left="720" w:hanging="360"/>
+      </w:pPr>
+      <w:rPr>
+        <w:rFonts w:ascii="Symbol" w:hAnsi="Symbol" w:hint="default"/>
+        <w:sz w:val="20"/>
+      </w:rPr>
+    </w:lvl>
+    <w:lvl w:ilvl="1" w:tentative="1">
+      <w:start w:val="1"/>
+      <w:numFmt w:val="bullet"/>
+      <w:lvlText w:val=""/>
+      <w:lvlJc w:val="left"/>
+      <w:pPr>
+        <w:tabs>
+          <w:tab w:val="num" w:pos="1440"/>
+        </w:tabs>
+        <w:ind w:left="1440" w:hanging="360"/>
+      </w:pPr>
+      <w:rPr>
+        <w:rFonts w:ascii="Symbol" w:hAnsi="Symbol" w:hint="default"/>
+        <w:sz w:val="20"/>
+      </w:rPr>
+    </w:lvl>
+    <w:lvl w:ilvl="2" w:tentative="1">
+      <w:start w:val="1"/>
+      <w:numFmt w:val="bullet"/>
+      <w:lvlText w:val=""/>
+      <w:lvlJc w:val="left"/>
+      <w:pPr>
+        <w:tabs>
+          <w:tab w:val="num" w:pos="2160"/>
+        </w:tabs>
+        <w:ind w:left="2160" w:hanging="360"/>
+      </w:pPr>
+      <w:rPr>
+        <w:rFonts w:ascii="Symbol" w:hAnsi="Symbol" w:hint="default"/>
+        <w:sz w:val="20"/>
+      </w:rPr>
+    </w:lvl>
+    <w:lvl w:ilvl="3" w:tentative="1">
+      <w:start w:val="1"/>
+      <w:numFmt w:val="bullet"/>
+      <w:lvlText w:val=""/>
+      <w:lvlJc w:val="left"/>
+      <w:pPr>
+        <w:tabs>
+          <w:tab w:val="num" w:pos="2880"/>
+        </w:tabs>
+        <w:ind w:left="2880" w:hanging="360"/>
+      </w:pPr>
+      <w:rPr>
+        <w:rFonts w:ascii="Symbol" w:hAnsi="Symbol" w:hint="default"/>
+        <w:sz w:val="20"/>
+      </w:rPr>
+    </w:lvl>
+    <w:lvl w:ilvl="4" w:tentative="1">
+      <w:start w:val="1"/>
+      <w:numFmt w:val="bullet"/>
+      <w:lvlText w:val=""/>
+      <w:lvlJc w:val="left"/>
+      <w:pPr>
+        <w:tabs>
+          <w:tab w:val="num" w:pos="3600"/>
+        </w:tabs>
+        <w:ind w:left="3600" w:hanging="360"/>
+      </w:pPr>
+      <w:rPr>
+        <w:rFonts w:ascii="Symbol" w:hAnsi="Symbol" w:hint="default"/>
+        <w:sz w:val="20"/>
+      </w:rPr>
+    </w:lvl>
+    <w:lvl w:ilvl="5" w:tentative="1">
+      <w:start w:val="1"/>
+      <w:numFmt w:val="bullet"/>
+      <w:lvlText w:val=""/>
+      <w:lvlJc w:val="left"/>
+      <w:pPr>
+        <w:tabs>
+          <w:tab w:val="num" w:pos="4320"/>
+        </w:tabs>
+        <w:ind w:left="4320" w:hanging="360"/>
+      </w:pPr>
+      <w:rPr>
+        <w:rFonts w:ascii="Symbol" w:hAnsi="Symbol" w:hint="default"/>
+        <w:sz w:val="20"/>
+      </w:rPr>
+    </w:lvl>
+    <w:lvl w:ilvl="6" w:tentative="1">
+      <w:start w:val="1"/>
+      <w:numFmt w:val="bullet"/>
+      <w:lvlText w:val=""/>
+      <w:lvlJc w:val="left"/>
+      <w:pPr>
+        <w:tabs>
+          <w:tab w:val="num" w:pos="5040"/>
+        </w:tabs>
+        <w:ind w:left="5040" w:hanging="360"/>
+      </w:pPr>
+      <w:rPr>
+        <w:rFonts w:ascii="Symbol" w:hAnsi="Symbol" w:hint="default"/>
+        <w:sz w:val="20"/>
+      </w:rPr>
+    </w:lvl>
+    <w:lvl w:ilvl="7" w:tentative="1">
+      <w:start w:val="1"/>
+      <w:numFmt w:val="bullet"/>
+      <w:lvlText w:val=""/>
+      <w:lvlJc w:val="left"/>
+      <w:pPr>
+        <w:tabs>
+          <w:tab w:val="num" w:pos="5760"/>
+        </w:tabs>
+        <w:ind w:left="5760" w:hanging="360"/>
+      </w:pPr>
+      <w:rPr>
+        <w:rFonts w:ascii="Symbol" w:hAnsi="Symbol" w:hint="default"/>
+        <w:sz w:val="20"/>
+      </w:rPr>
+    </w:lvl>
+    <w:lvl w:ilvl="8" w:tentative="1">
+      <w:start w:val="1"/>
+      <w:numFmt w:val="bullet"/>
+      <w:lvlText w:val=""/>
+      <w:lvlJc w:val="left"/>
+      <w:pPr>
+        <w:tabs>
+          <w:tab w:val="num" w:pos="6480"/>
+        </w:tabs>
+        <w:ind w:left="6480" w:hanging="360"/>
+      </w:pPr>
+      <w:rPr>
+        <w:rFonts w:ascii="Symbol" w:hAnsi="Symbol" w:hint="default"/>
+        <w:sz w:val="20"/>
+      </w:rPr>
+    </w:lvl>
+  </w:abstractNum>
+  <w:abstractNum w:abstractNumId="18" w15:restartNumberingAfterBreak="0">
     <w:nsid w:val="4FF9379C"/>
     <w:multiLevelType w:val="hybridMultilevel"/>
     <w:tmpl w:val="2D30E558"/>
@@ -8613,7 +12555,156 @@
       </w:rPr>
     </w:lvl>
   </w:abstractNum>
-  <w:abstractNum w:abstractNumId="12" w15:restartNumberingAfterBreak="0">
+  <w:abstractNum w:abstractNumId="19" w15:restartNumberingAfterBreak="0">
+    <w:nsid w:val="5D9F63AE"/>
+    <w:multiLevelType w:val="multilevel"/>
+    <w:tmpl w:val="B7F22C8E"/>
+    <w:lvl w:ilvl="0">
+      <w:start w:val="1"/>
+      <w:numFmt w:val="bullet"/>
+      <w:lvlText w:val=""/>
+      <w:lvlJc w:val="left"/>
+      <w:pPr>
+        <w:tabs>
+          <w:tab w:val="num" w:pos="720"/>
+        </w:tabs>
+        <w:ind w:left="720" w:hanging="360"/>
+      </w:pPr>
+      <w:rPr>
+        <w:rFonts w:ascii="Symbol" w:hAnsi="Symbol" w:hint="default"/>
+        <w:sz w:val="20"/>
+      </w:rPr>
+    </w:lvl>
+    <w:lvl w:ilvl="1" w:tentative="1">
+      <w:start w:val="1"/>
+      <w:numFmt w:val="bullet"/>
+      <w:lvlText w:val=""/>
+      <w:lvlJc w:val="left"/>
+      <w:pPr>
+        <w:tabs>
+          <w:tab w:val="num" w:pos="1440"/>
+        </w:tabs>
+        <w:ind w:left="1440" w:hanging="360"/>
+      </w:pPr>
+      <w:rPr>
+        <w:rFonts w:ascii="Symbol" w:hAnsi="Symbol" w:hint="default"/>
+        <w:sz w:val="20"/>
+      </w:rPr>
+    </w:lvl>
+    <w:lvl w:ilvl="2" w:tentative="1">
+      <w:start w:val="1"/>
+      <w:numFmt w:val="bullet"/>
+      <w:lvlText w:val=""/>
+      <w:lvlJc w:val="left"/>
+      <w:pPr>
+        <w:tabs>
+          <w:tab w:val="num" w:pos="2160"/>
+        </w:tabs>
+        <w:ind w:left="2160" w:hanging="360"/>
+      </w:pPr>
+      <w:rPr>
+        <w:rFonts w:ascii="Symbol" w:hAnsi="Symbol" w:hint="default"/>
+        <w:sz w:val="20"/>
+      </w:rPr>
+    </w:lvl>
+    <w:lvl w:ilvl="3" w:tentative="1">
+      <w:start w:val="1"/>
+      <w:numFmt w:val="bullet"/>
+      <w:lvlText w:val=""/>
+      <w:lvlJc w:val="left"/>
+      <w:pPr>
+        <w:tabs>
+          <w:tab w:val="num" w:pos="2880"/>
+        </w:tabs>
+        <w:ind w:left="2880" w:hanging="360"/>
+      </w:pPr>
+      <w:rPr>
+        <w:rFonts w:ascii="Symbol" w:hAnsi="Symbol" w:hint="default"/>
+        <w:sz w:val="20"/>
+      </w:rPr>
+    </w:lvl>
+    <w:lvl w:ilvl="4" w:tentative="1">
+      <w:start w:val="1"/>
+      <w:numFmt w:val="bullet"/>
+      <w:lvlText w:val=""/>
+      <w:lvlJc w:val="left"/>
+      <w:pPr>
+        <w:tabs>
+          <w:tab w:val="num" w:pos="3600"/>
+        </w:tabs>
+        <w:ind w:left="3600" w:hanging="360"/>
+      </w:pPr>
+      <w:rPr>
+        <w:rFonts w:ascii="Symbol" w:hAnsi="Symbol" w:hint="default"/>
+        <w:sz w:val="20"/>
+      </w:rPr>
+    </w:lvl>
+    <w:lvl w:ilvl="5" w:tentative="1">
+      <w:start w:val="1"/>
+      <w:numFmt w:val="bullet"/>
+      <w:lvlText w:val=""/>
+      <w:lvlJc w:val="left"/>
+      <w:pPr>
+        <w:tabs>
+          <w:tab w:val="num" w:pos="4320"/>
+        </w:tabs>
+        <w:ind w:left="4320" w:hanging="360"/>
+      </w:pPr>
+      <w:rPr>
+        <w:rFonts w:ascii="Symbol" w:hAnsi="Symbol" w:hint="default"/>
+        <w:sz w:val="20"/>
+      </w:rPr>
+    </w:lvl>
+    <w:lvl w:ilvl="6" w:tentative="1">
+      <w:start w:val="1"/>
+      <w:numFmt w:val="bullet"/>
+      <w:lvlText w:val=""/>
+      <w:lvlJc w:val="left"/>
+      <w:pPr>
+        <w:tabs>
+          <w:tab w:val="num" w:pos="5040"/>
+        </w:tabs>
+        <w:ind w:left="5040" w:hanging="360"/>
+      </w:pPr>
+      <w:rPr>
+        <w:rFonts w:ascii="Symbol" w:hAnsi="Symbol" w:hint="default"/>
+        <w:sz w:val="20"/>
+      </w:rPr>
+    </w:lvl>
+    <w:lvl w:ilvl="7" w:tentative="1">
+      <w:start w:val="1"/>
+      <w:numFmt w:val="bullet"/>
+      <w:lvlText w:val=""/>
+      <w:lvlJc w:val="left"/>
+      <w:pPr>
+        <w:tabs>
+          <w:tab w:val="num" w:pos="5760"/>
+        </w:tabs>
+        <w:ind w:left="5760" w:hanging="360"/>
+      </w:pPr>
+      <w:rPr>
+        <w:rFonts w:ascii="Symbol" w:hAnsi="Symbol" w:hint="default"/>
+        <w:sz w:val="20"/>
+      </w:rPr>
+    </w:lvl>
+    <w:lvl w:ilvl="8" w:tentative="1">
+      <w:start w:val="1"/>
+      <w:numFmt w:val="bullet"/>
+      <w:lvlText w:val=""/>
+      <w:lvlJc w:val="left"/>
+      <w:pPr>
+        <w:tabs>
+          <w:tab w:val="num" w:pos="6480"/>
+        </w:tabs>
+        <w:ind w:left="6480" w:hanging="360"/>
+      </w:pPr>
+      <w:rPr>
+        <w:rFonts w:ascii="Symbol" w:hAnsi="Symbol" w:hint="default"/>
+        <w:sz w:val="20"/>
+      </w:rPr>
+    </w:lvl>
+  </w:abstractNum>
+  <w:abstractNum w:abstractNumId="20" w15:restartNumberingAfterBreak="0">
     <w:nsid w:val="601843C7"/>
     <w:multiLevelType w:val="multilevel"/>
     <w:tmpl w:val="FC340282"/>
@@ -8726,10 +12817,10 @@
       </w:rPr>
     </w:lvl>
   </w:abstractNum>
-  <w:abstractNum w:abstractNumId="13" w15:restartNumberingAfterBreak="0">
+  <w:abstractNum w:abstractNumId="21" w15:restartNumberingAfterBreak="0">
     <w:nsid w:val="639764AF"/>
     <w:multiLevelType w:val="multilevel"/>
-    <w:tmpl w:val="B8CE6A6A"/>
+    <w:tmpl w:val="C1F45FF4"/>
     <w:lvl w:ilvl="0">
       <w:start w:val="1"/>
       <w:numFmt w:val="decimal"/>
@@ -8839,7 +12930,7 @@
       </w:pPr>
     </w:lvl>
   </w:abstractNum>
-  <w:abstractNum w:abstractNumId="14" w15:restartNumberingAfterBreak="0">
+  <w:abstractNum w:abstractNumId="22" w15:restartNumberingAfterBreak="0">
     <w:nsid w:val="68682F64"/>
     <w:multiLevelType w:val="multilevel"/>
     <w:tmpl w:val="B8CE6A6A"/>
@@ -8952,7 +13043,7 @@
       </w:pPr>
     </w:lvl>
   </w:abstractNum>
-  <w:abstractNum w:abstractNumId="15" w15:restartNumberingAfterBreak="0">
+  <w:abstractNum w:abstractNumId="23" w15:restartNumberingAfterBreak="0">
     <w:nsid w:val="765618CF"/>
     <w:multiLevelType w:val="hybridMultilevel"/>
     <w:tmpl w:val="CE2E49A4"/>
@@ -9042,52 +13133,76 @@
     </w:lvl>
   </w:abstractNum>
   <w:num w:numId="1" w16cid:durableId="1032192075">
-    <w:abstractNumId w:val="3"/>
+    <w:abstractNumId w:val="4"/>
   </w:num>
   <w:num w:numId="2" w16cid:durableId="1991865635">
-    <w:abstractNumId w:val="7"/>
+    <w:abstractNumId w:val="9"/>
   </w:num>
   <w:num w:numId="3" w16cid:durableId="918056496">
-    <w:abstractNumId w:val="12"/>
+    <w:abstractNumId w:val="20"/>
   </w:num>
   <w:num w:numId="4" w16cid:durableId="1570143142">
     <w:abstractNumId w:val="1"/>
   </w:num>
   <w:num w:numId="5" w16cid:durableId="1143813030">
-    <w:abstractNumId w:val="11"/>
+    <w:abstractNumId w:val="18"/>
   </w:num>
   <w:num w:numId="6" w16cid:durableId="1705519208">
-    <w:abstractNumId w:val="4"/>
+    <w:abstractNumId w:val="5"/>
   </w:num>
   <w:num w:numId="7" w16cid:durableId="1106774361">
-    <w:abstractNumId w:val="15"/>
+    <w:abstractNumId w:val="23"/>
   </w:num>
   <w:num w:numId="8" w16cid:durableId="678889552">
-    <w:abstractNumId w:val="10"/>
+    <w:abstractNumId w:val="14"/>
   </w:num>
   <w:num w:numId="9" w16cid:durableId="646132183">
     <w:abstractNumId w:val="0"/>
   </w:num>
   <w:num w:numId="10" w16cid:durableId="846863637">
-    <w:abstractNumId w:val="9"/>
+    <w:abstractNumId w:val="13"/>
   </w:num>
   <w:num w:numId="11" w16cid:durableId="950744003">
-    <w:abstractNumId w:val="5"/>
+    <w:abstractNumId w:val="7"/>
   </w:num>
   <w:num w:numId="12" w16cid:durableId="1249384629">
+    <w:abstractNumId w:val="8"/>
+  </w:num>
+  <w:num w:numId="13" w16cid:durableId="1663197406">
+    <w:abstractNumId w:val="22"/>
+  </w:num>
+  <w:num w:numId="14" w16cid:durableId="1539121494">
+    <w:abstractNumId w:val="21"/>
+  </w:num>
+  <w:num w:numId="15" w16cid:durableId="747848972">
+    <w:abstractNumId w:val="3"/>
+  </w:num>
+  <w:num w:numId="16" w16cid:durableId="170068647">
+    <w:abstractNumId w:val="10"/>
+  </w:num>
+  <w:num w:numId="17" w16cid:durableId="244610810">
+    <w:abstractNumId w:val="12"/>
+  </w:num>
+  <w:num w:numId="18" w16cid:durableId="340400841">
+    <w:abstractNumId w:val="17"/>
+  </w:num>
+  <w:num w:numId="19" w16cid:durableId="583730535">
+    <w:abstractNumId w:val="15"/>
+  </w:num>
+  <w:num w:numId="20" w16cid:durableId="485129555">
+    <w:abstractNumId w:val="2"/>
+  </w:num>
+  <w:num w:numId="21" w16cid:durableId="1757357876">
     <w:abstractNumId w:val="6"/>
   </w:num>
-  <w:num w:numId="13" w16cid:durableId="1663197406">
-    <w:abstractNumId w:val="14"/>
+  <w:num w:numId="22" w16cid:durableId="1741902572">
+    <w:abstractNumId w:val="11"/>
   </w:num>
-  <w:num w:numId="14" w16cid:durableId="1539121494">
-    <w:abstractNumId w:val="13"/>
+  <w:num w:numId="23" w16cid:durableId="1148210745">
+    <w:abstractNumId w:val="19"/>
   </w:num>
-  <w:num w:numId="15" w16cid:durableId="747848972">
-    <w:abstractNumId w:val="2"/>
-  </w:num>
-  <w:num w:numId="16" w16cid:durableId="170068647">
-    <w:abstractNumId w:val="8"/>
+  <w:num w:numId="24" w16cid:durableId="365180015">
+    <w:abstractNumId w:val="16"/>
   </w:num>
 </w:numbering>
 </file>
@@ -9705,6 +13820,7 @@
   <w:style w:type="character" w:default="1" w:styleId="DefaultParagraphFont">
     <w:name w:val="Default Paragraph Font"/>
     <w:uiPriority w:val="1"/>
+    <w:semiHidden/>
     <w:unhideWhenUsed/>
   </w:style>
   <w:style w:type="table" w:default="1" w:styleId="TableNormal">

--- a/Document/TTCSS.docx
+++ b/Document/TTCSS.docx
@@ -656,6 +656,13 @@
     </w:p>
     <w:sdt>
       <w:sdtPr>
+        <w:rPr>
+          <w:rFonts w:ascii="Arial" w:eastAsia="Arial" w:hAnsi="Arial" w:cs="Arial"/>
+          <w:color w:val="auto"/>
+          <w:sz w:val="22"/>
+          <w:szCs w:val="22"/>
+          <w:lang w:val="en"/>
+        </w:rPr>
         <w:id w:val="-1168640269"/>
         <w:docPartObj>
           <w:docPartGallery w:val="Table of Contents"/>
@@ -664,14 +671,9 @@
       </w:sdtPr>
       <w:sdtEndPr>
         <w:rPr>
-          <w:rFonts w:ascii="Arial" w:eastAsia="Arial" w:hAnsi="Arial" w:cs="Arial"/>
           <w:b/>
           <w:bCs/>
           <w:noProof/>
-          <w:color w:val="auto"/>
-          <w:sz w:val="22"/>
-          <w:szCs w:val="22"/>
-          <w:lang w:val="en"/>
         </w:rPr>
       </w:sdtEndPr>
       <w:sdtContent>
@@ -2964,7 +2966,7 @@
       <w:pPr>
         <w:pStyle w:val="TableofFigures"/>
         <w:tabs>
-          <w:tab w:val="right" w:leader="dot" w:pos="9350"/>
+          <w:tab w:val="right" w:leader="dot" w:pos="9395"/>
         </w:tabs>
         <w:rPr>
           <w:rFonts w:asciiTheme="minorHAnsi" w:eastAsiaTheme="minorEastAsia" w:hAnsiTheme="minorHAnsi" w:cstheme="minorBidi"/>
@@ -2976,7 +2978,7 @@
           <w14:ligatures w14:val="standardContextual"/>
         </w:rPr>
       </w:pPr>
-      <w:hyperlink w:anchor="_Toc229707341" w:history="1">
+      <w:hyperlink w:anchor="_Toc229728150" w:history="1">
         <w:r>
           <w:rPr>
             <w:rStyle w:val="Hyperlink"/>
@@ -3004,7 +3006,7 @@
             <w:noProof/>
             <w:webHidden/>
           </w:rPr>
-          <w:instrText xml:space="preserve"> PAGEREF _Toc229707341 \h </w:instrText>
+          <w:instrText xml:space="preserve"> PAGEREF _Toc229728150 \h </w:instrText>
         </w:r>
         <w:r>
           <w:rPr>
@@ -3024,7 +3026,7 @@
             <w:noProof/>
             <w:webHidden/>
           </w:rPr>
-          <w:t>6</w:t>
+          <w:t>7</w:t>
         </w:r>
         <w:r>
           <w:rPr>
@@ -3039,7 +3041,7 @@
       <w:pPr>
         <w:pStyle w:val="TableofFigures"/>
         <w:tabs>
-          <w:tab w:val="right" w:leader="dot" w:pos="9350"/>
+          <w:tab w:val="right" w:leader="dot" w:pos="9395"/>
         </w:tabs>
         <w:rPr>
           <w:rFonts w:asciiTheme="minorHAnsi" w:eastAsiaTheme="minorEastAsia" w:hAnsiTheme="minorHAnsi" w:cstheme="minorBidi"/>
@@ -3051,7 +3053,7 @@
           <w14:ligatures w14:val="standardContextual"/>
         </w:rPr>
       </w:pPr>
-      <w:hyperlink w:anchor="_Toc229707342" w:history="1">
+      <w:hyperlink w:anchor="_Toc229728151" w:history="1">
         <w:r>
           <w:rPr>
             <w:rStyle w:val="Hyperlink"/>
@@ -3079,157 +3081,7 @@
             <w:noProof/>
             <w:webHidden/>
           </w:rPr>
-          <w:instrText xml:space="preserve"> PAGEREF _Toc229707342 \h </w:instrText>
-        </w:r>
-        <w:r>
-          <w:rPr>
-            <w:noProof/>
-            <w:webHidden/>
-          </w:rPr>
-        </w:r>
-        <w:r>
-          <w:rPr>
-            <w:noProof/>
-            <w:webHidden/>
-          </w:rPr>
-          <w:fldChar w:fldCharType="separate"/>
-        </w:r>
-        <w:r>
-          <w:rPr>
-            <w:noProof/>
-            <w:webHidden/>
-          </w:rPr>
-          <w:t>8</w:t>
-        </w:r>
-        <w:r>
-          <w:rPr>
-            <w:noProof/>
-            <w:webHidden/>
-          </w:rPr>
-          <w:fldChar w:fldCharType="end"/>
-        </w:r>
-      </w:hyperlink>
-    </w:p>
-    <w:p>
-      <w:pPr>
-        <w:pStyle w:val="TableofFigures"/>
-        <w:tabs>
-          <w:tab w:val="right" w:leader="dot" w:pos="9350"/>
-        </w:tabs>
-        <w:rPr>
-          <w:rFonts w:asciiTheme="minorHAnsi" w:eastAsiaTheme="minorEastAsia" w:hAnsiTheme="minorHAnsi" w:cstheme="minorBidi"/>
-          <w:noProof/>
-          <w:kern w:val="2"/>
-          <w:sz w:val="24"/>
-          <w:szCs w:val="24"/>
-          <w:lang w:val="en-US"/>
-          <w14:ligatures w14:val="standardContextual"/>
-        </w:rPr>
-      </w:pPr>
-      <w:hyperlink w:anchor="_Toc229707343" w:history="1">
-        <w:r>
-          <w:rPr>
-            <w:rStyle w:val="Hyperlink"/>
-            <w:rFonts w:cs="Times New Roman"/>
-            <w:noProof/>
-          </w:rPr>
-          <w:t>Hình 2.3. Sơ đồ use case của người dùng đã đăng ký</w:t>
-        </w:r>
-        <w:r>
-          <w:rPr>
-            <w:noProof/>
-            <w:webHidden/>
-          </w:rPr>
-          <w:tab/>
-        </w:r>
-        <w:r>
-          <w:rPr>
-            <w:noProof/>
-            <w:webHidden/>
-          </w:rPr>
-          <w:fldChar w:fldCharType="begin"/>
-        </w:r>
-        <w:r>
-          <w:rPr>
-            <w:noProof/>
-            <w:webHidden/>
-          </w:rPr>
-          <w:instrText xml:space="preserve"> PAGEREF _Toc229707343 \h </w:instrText>
-        </w:r>
-        <w:r>
-          <w:rPr>
-            <w:noProof/>
-            <w:webHidden/>
-          </w:rPr>
-        </w:r>
-        <w:r>
-          <w:rPr>
-            <w:noProof/>
-            <w:webHidden/>
-          </w:rPr>
-          <w:fldChar w:fldCharType="separate"/>
-        </w:r>
-        <w:r>
-          <w:rPr>
-            <w:noProof/>
-            <w:webHidden/>
-          </w:rPr>
-          <w:t>8</w:t>
-        </w:r>
-        <w:r>
-          <w:rPr>
-            <w:noProof/>
-            <w:webHidden/>
-          </w:rPr>
-          <w:fldChar w:fldCharType="end"/>
-        </w:r>
-      </w:hyperlink>
-    </w:p>
-    <w:p>
-      <w:pPr>
-        <w:pStyle w:val="TableofFigures"/>
-        <w:tabs>
-          <w:tab w:val="right" w:leader="dot" w:pos="9350"/>
-        </w:tabs>
-        <w:rPr>
-          <w:rFonts w:asciiTheme="minorHAnsi" w:eastAsiaTheme="minorEastAsia" w:hAnsiTheme="minorHAnsi" w:cstheme="minorBidi"/>
-          <w:noProof/>
-          <w:kern w:val="2"/>
-          <w:sz w:val="24"/>
-          <w:szCs w:val="24"/>
-          <w:lang w:val="en-US"/>
-          <w14:ligatures w14:val="standardContextual"/>
-        </w:rPr>
-      </w:pPr>
-      <w:hyperlink w:anchor="_Toc229707344" w:history="1">
-        <w:r>
-          <w:rPr>
-            <w:rStyle w:val="Hyperlink"/>
-            <w:rFonts w:cs="Times New Roman"/>
-            <w:noProof/>
-          </w:rPr>
-          <w:t>Hình 2.4. Sơ đồ use case cho quản trị viên</w:t>
-        </w:r>
-        <w:r>
-          <w:rPr>
-            <w:noProof/>
-            <w:webHidden/>
-          </w:rPr>
-          <w:tab/>
-        </w:r>
-        <w:r>
-          <w:rPr>
-            <w:noProof/>
-            <w:webHidden/>
-          </w:rPr>
-          <w:fldChar w:fldCharType="begin"/>
-        </w:r>
-        <w:r>
-          <w:rPr>
-            <w:noProof/>
-            <w:webHidden/>
-          </w:rPr>
-          <w:instrText xml:space="preserve"> PAGEREF _Toc229707344 \h </w:instrText>
+          <w:instrText xml:space="preserve"> PAGEREF _Toc229728151 \h </w:instrText>
         </w:r>
         <w:r>
           <w:rPr>
@@ -3264,7 +3116,7 @@
       <w:pPr>
         <w:pStyle w:val="TableofFigures"/>
         <w:tabs>
-          <w:tab w:val="right" w:leader="dot" w:pos="9350"/>
+          <w:tab w:val="right" w:leader="dot" w:pos="9395"/>
         </w:tabs>
         <w:rPr>
           <w:rFonts w:asciiTheme="minorHAnsi" w:eastAsiaTheme="minorEastAsia" w:hAnsiTheme="minorHAnsi" w:cstheme="minorBidi"/>
@@ -3276,7 +3128,157 @@
           <w14:ligatures w14:val="standardContextual"/>
         </w:rPr>
       </w:pPr>
-      <w:hyperlink w:anchor="_Toc229707345" w:history="1">
+      <w:hyperlink w:anchor="_Toc229728152" w:history="1">
+        <w:r>
+          <w:rPr>
+            <w:rStyle w:val="Hyperlink"/>
+            <w:rFonts w:cs="Times New Roman"/>
+            <w:noProof/>
+          </w:rPr>
+          <w:t>Hình 2.3. Sơ đồ use case của người dùng đã đăng ký</w:t>
+        </w:r>
+        <w:r>
+          <w:rPr>
+            <w:noProof/>
+            <w:webHidden/>
+          </w:rPr>
+          <w:tab/>
+        </w:r>
+        <w:r>
+          <w:rPr>
+            <w:noProof/>
+            <w:webHidden/>
+          </w:rPr>
+          <w:fldChar w:fldCharType="begin"/>
+        </w:r>
+        <w:r>
+          <w:rPr>
+            <w:noProof/>
+            <w:webHidden/>
+          </w:rPr>
+          <w:instrText xml:space="preserve"> PAGEREF _Toc229728152 \h </w:instrText>
+        </w:r>
+        <w:r>
+          <w:rPr>
+            <w:noProof/>
+            <w:webHidden/>
+          </w:rPr>
+        </w:r>
+        <w:r>
+          <w:rPr>
+            <w:noProof/>
+            <w:webHidden/>
+          </w:rPr>
+          <w:fldChar w:fldCharType="separate"/>
+        </w:r>
+        <w:r>
+          <w:rPr>
+            <w:noProof/>
+            <w:webHidden/>
+          </w:rPr>
+          <w:t>9</w:t>
+        </w:r>
+        <w:r>
+          <w:rPr>
+            <w:noProof/>
+            <w:webHidden/>
+          </w:rPr>
+          <w:fldChar w:fldCharType="end"/>
+        </w:r>
+      </w:hyperlink>
+    </w:p>
+    <w:p>
+      <w:pPr>
+        <w:pStyle w:val="TableofFigures"/>
+        <w:tabs>
+          <w:tab w:val="right" w:leader="dot" w:pos="9395"/>
+        </w:tabs>
+        <w:rPr>
+          <w:rFonts w:asciiTheme="minorHAnsi" w:eastAsiaTheme="minorEastAsia" w:hAnsiTheme="minorHAnsi" w:cstheme="minorBidi"/>
+          <w:noProof/>
+          <w:kern w:val="2"/>
+          <w:sz w:val="24"/>
+          <w:szCs w:val="24"/>
+          <w:lang w:val="en-US"/>
+          <w14:ligatures w14:val="standardContextual"/>
+        </w:rPr>
+      </w:pPr>
+      <w:hyperlink w:anchor="_Toc229728153" w:history="1">
+        <w:r>
+          <w:rPr>
+            <w:rStyle w:val="Hyperlink"/>
+            <w:rFonts w:cs="Times New Roman"/>
+            <w:noProof/>
+          </w:rPr>
+          <w:t>Hình 2.4. Sơ đồ use case cho quản trị viên</w:t>
+        </w:r>
+        <w:r>
+          <w:rPr>
+            <w:noProof/>
+            <w:webHidden/>
+          </w:rPr>
+          <w:tab/>
+        </w:r>
+        <w:r>
+          <w:rPr>
+            <w:noProof/>
+            <w:webHidden/>
+          </w:rPr>
+          <w:fldChar w:fldCharType="begin"/>
+        </w:r>
+        <w:r>
+          <w:rPr>
+            <w:noProof/>
+            <w:webHidden/>
+          </w:rPr>
+          <w:instrText xml:space="preserve"> PAGEREF _Toc229728153 \h </w:instrText>
+        </w:r>
+        <w:r>
+          <w:rPr>
+            <w:noProof/>
+            <w:webHidden/>
+          </w:rPr>
+        </w:r>
+        <w:r>
+          <w:rPr>
+            <w:noProof/>
+            <w:webHidden/>
+          </w:rPr>
+          <w:fldChar w:fldCharType="separate"/>
+        </w:r>
+        <w:r>
+          <w:rPr>
+            <w:noProof/>
+            <w:webHidden/>
+          </w:rPr>
+          <w:t>10</w:t>
+        </w:r>
+        <w:r>
+          <w:rPr>
+            <w:noProof/>
+            <w:webHidden/>
+          </w:rPr>
+          <w:fldChar w:fldCharType="end"/>
+        </w:r>
+      </w:hyperlink>
+    </w:p>
+    <w:p>
+      <w:pPr>
+        <w:pStyle w:val="TableofFigures"/>
+        <w:tabs>
+          <w:tab w:val="right" w:leader="dot" w:pos="9395"/>
+        </w:tabs>
+        <w:rPr>
+          <w:rFonts w:asciiTheme="minorHAnsi" w:eastAsiaTheme="minorEastAsia" w:hAnsiTheme="minorHAnsi" w:cstheme="minorBidi"/>
+          <w:noProof/>
+          <w:kern w:val="2"/>
+          <w:sz w:val="24"/>
+          <w:szCs w:val="24"/>
+          <w:lang w:val="en-US"/>
+          <w14:ligatures w14:val="standardContextual"/>
+        </w:rPr>
+      </w:pPr>
+      <w:hyperlink w:anchor="_Toc229728154" w:history="1">
         <w:r>
           <w:rPr>
             <w:rStyle w:val="Hyperlink"/>
@@ -3304,82 +3306,7 @@
             <w:noProof/>
             <w:webHidden/>
           </w:rPr>
-          <w:instrText xml:space="preserve"> PAGEREF _Toc229707345 \h </w:instrText>
-        </w:r>
-        <w:r>
-          <w:rPr>
-            <w:noProof/>
-            <w:webHidden/>
-          </w:rPr>
-        </w:r>
-        <w:r>
-          <w:rPr>
-            <w:noProof/>
-            <w:webHidden/>
-          </w:rPr>
-          <w:fldChar w:fldCharType="separate"/>
-        </w:r>
-        <w:r>
-          <w:rPr>
-            <w:noProof/>
-            <w:webHidden/>
-          </w:rPr>
-          <w:t>19</w:t>
-        </w:r>
-        <w:r>
-          <w:rPr>
-            <w:noProof/>
-            <w:webHidden/>
-          </w:rPr>
-          <w:fldChar w:fldCharType="end"/>
-        </w:r>
-      </w:hyperlink>
-    </w:p>
-    <w:p>
-      <w:pPr>
-        <w:pStyle w:val="TableofFigures"/>
-        <w:tabs>
-          <w:tab w:val="right" w:leader="dot" w:pos="9350"/>
-        </w:tabs>
-        <w:rPr>
-          <w:rFonts w:asciiTheme="minorHAnsi" w:eastAsiaTheme="minorEastAsia" w:hAnsiTheme="minorHAnsi" w:cstheme="minorBidi"/>
-          <w:noProof/>
-          <w:kern w:val="2"/>
-          <w:sz w:val="24"/>
-          <w:szCs w:val="24"/>
-          <w:lang w:val="en-US"/>
-          <w14:ligatures w14:val="standardContextual"/>
-        </w:rPr>
-      </w:pPr>
-      <w:hyperlink w:anchor="_Toc229707346" w:history="1">
-        <w:r>
-          <w:rPr>
-            <w:rStyle w:val="Hyperlink"/>
-            <w:rFonts w:cs="Times New Roman"/>
-            <w:noProof/>
-          </w:rPr>
-          <w:t>Hình 2.6. Sơ đồ tuần tự cho chức năng đăng nhập</w:t>
-        </w:r>
-        <w:r>
-          <w:rPr>
-            <w:noProof/>
-            <w:webHidden/>
-          </w:rPr>
-          <w:tab/>
-        </w:r>
-        <w:r>
-          <w:rPr>
-            <w:noProof/>
-            <w:webHidden/>
-          </w:rPr>
-          <w:fldChar w:fldCharType="begin"/>
-        </w:r>
-        <w:r>
-          <w:rPr>
-            <w:noProof/>
-            <w:webHidden/>
-          </w:rPr>
-          <w:instrText xml:space="preserve"> PAGEREF _Toc229707346 \h </w:instrText>
+          <w:instrText xml:space="preserve"> PAGEREF _Toc229728154 \h </w:instrText>
         </w:r>
         <w:r>
           <w:rPr>
@@ -3414,7 +3341,7 @@
       <w:pPr>
         <w:pStyle w:val="TableofFigures"/>
         <w:tabs>
-          <w:tab w:val="right" w:leader="dot" w:pos="9350"/>
+          <w:tab w:val="right" w:leader="dot" w:pos="9395"/>
         </w:tabs>
         <w:rPr>
           <w:rFonts w:asciiTheme="minorHAnsi" w:eastAsiaTheme="minorEastAsia" w:hAnsiTheme="minorHAnsi" w:cstheme="minorBidi"/>
@@ -3426,30 +3353,14 @@
           <w14:ligatures w14:val="standardContextual"/>
         </w:rPr>
       </w:pPr>
-      <w:hyperlink w:anchor="_Toc229707347" w:history="1">
+      <w:hyperlink w:anchor="_Toc229728155" w:history="1">
         <w:r>
           <w:rPr>
             <w:rStyle w:val="Hyperlink"/>
             <w:rFonts w:cs="Times New Roman"/>
             <w:noProof/>
           </w:rPr>
-          <w:t>Hình 2.7. Sơ đồ tuần tự cho chứ</w:t>
-        </w:r>
-        <w:r>
-          <w:rPr>
-            <w:rStyle w:val="Hyperlink"/>
-            <w:rFonts w:cs="Times New Roman"/>
-            <w:noProof/>
-          </w:rPr>
-          <w:t>c</w:t>
-        </w:r>
-        <w:r>
-          <w:rPr>
-            <w:rStyle w:val="Hyperlink"/>
-            <w:rFonts w:cs="Times New Roman"/>
-            <w:noProof/>
-          </w:rPr>
-          <w:t xml:space="preserve"> năng đăng xuất</w:t>
+          <w:t>Hình 2.6. Sơ đồ tuần tự cho chức năng đăng nhập</w:t>
         </w:r>
         <w:r>
           <w:rPr>
@@ -3470,7 +3381,7 @@
             <w:noProof/>
             <w:webHidden/>
           </w:rPr>
-          <w:instrText xml:space="preserve"> PAGEREF _Toc229707347 \h </w:instrText>
+          <w:instrText xml:space="preserve"> PAGEREF _Toc229728155 \h </w:instrText>
         </w:r>
         <w:r>
           <w:rPr>
@@ -3490,7 +3401,7 @@
             <w:noProof/>
             <w:webHidden/>
           </w:rPr>
-          <w:t>22</w:t>
+          <w:t>21</w:t>
         </w:r>
         <w:r>
           <w:rPr>
@@ -3505,7 +3416,7 @@
       <w:pPr>
         <w:pStyle w:val="TableofFigures"/>
         <w:tabs>
-          <w:tab w:val="right" w:leader="dot" w:pos="9350"/>
+          <w:tab w:val="right" w:leader="dot" w:pos="9395"/>
         </w:tabs>
         <w:rPr>
           <w:rFonts w:asciiTheme="minorHAnsi" w:eastAsiaTheme="minorEastAsia" w:hAnsiTheme="minorHAnsi" w:cstheme="minorBidi"/>
@@ -3517,14 +3428,14 @@
           <w14:ligatures w14:val="standardContextual"/>
         </w:rPr>
       </w:pPr>
-      <w:hyperlink w:anchor="_Toc229707348" w:history="1">
+      <w:hyperlink w:anchor="_Toc229728156" w:history="1">
         <w:r>
           <w:rPr>
             <w:rStyle w:val="Hyperlink"/>
             <w:rFonts w:cs="Times New Roman"/>
             <w:noProof/>
           </w:rPr>
-          <w:t>Hình 2.8. Sơ đồ tuần tự cho chức năng đổi mật khẩu</w:t>
+          <w:t>Hình 2.7. Sơ đồ tuần tự cho chức năng đăng xuất</w:t>
         </w:r>
         <w:r>
           <w:rPr>
@@ -3545,7 +3456,7 @@
             <w:noProof/>
             <w:webHidden/>
           </w:rPr>
-          <w:instrText xml:space="preserve"> PAGEREF _Toc229707348 \h </w:instrText>
+          <w:instrText xml:space="preserve"> PAGEREF _Toc229728156 \h </w:instrText>
         </w:r>
         <w:r>
           <w:rPr>
@@ -3580,7 +3491,7 @@
       <w:pPr>
         <w:pStyle w:val="TableofFigures"/>
         <w:tabs>
-          <w:tab w:val="right" w:leader="dot" w:pos="9350"/>
+          <w:tab w:val="right" w:leader="dot" w:pos="9395"/>
         </w:tabs>
         <w:rPr>
           <w:rFonts w:asciiTheme="minorHAnsi" w:eastAsiaTheme="minorEastAsia" w:hAnsiTheme="minorHAnsi" w:cstheme="minorBidi"/>
@@ -3592,14 +3503,14 @@
           <w14:ligatures w14:val="standardContextual"/>
         </w:rPr>
       </w:pPr>
-      <w:hyperlink w:anchor="_Toc229707349" w:history="1">
+      <w:hyperlink w:anchor="_Toc229728157" w:history="1">
         <w:r>
           <w:rPr>
             <w:rStyle w:val="Hyperlink"/>
             <w:rFonts w:cs="Times New Roman"/>
             <w:noProof/>
           </w:rPr>
-          <w:t>Hình 2.9. Sơ đồ tuần tự cho chức năng bấm giờ</w:t>
+          <w:t>Hình 2.8. Sơ đồ tuần tự cho chức năng đổi mật khẩu</w:t>
         </w:r>
         <w:r>
           <w:rPr>
@@ -3620,7 +3531,7 @@
             <w:noProof/>
             <w:webHidden/>
           </w:rPr>
-          <w:instrText xml:space="preserve"> PAGEREF _Toc229707349 \h </w:instrText>
+          <w:instrText xml:space="preserve"> PAGEREF _Toc229728157 \h </w:instrText>
         </w:r>
         <w:r>
           <w:rPr>
@@ -3655,7 +3566,7 @@
       <w:pPr>
         <w:pStyle w:val="TableofFigures"/>
         <w:tabs>
-          <w:tab w:val="right" w:leader="dot" w:pos="9350"/>
+          <w:tab w:val="right" w:leader="dot" w:pos="9395"/>
         </w:tabs>
         <w:rPr>
           <w:rFonts w:asciiTheme="minorHAnsi" w:eastAsiaTheme="minorEastAsia" w:hAnsiTheme="minorHAnsi" w:cstheme="minorBidi"/>
@@ -3667,7 +3578,82 @@
           <w14:ligatures w14:val="standardContextual"/>
         </w:rPr>
       </w:pPr>
-      <w:hyperlink w:anchor="_Toc229707350" w:history="1">
+      <w:hyperlink w:anchor="_Toc229728158" w:history="1">
+        <w:r>
+          <w:rPr>
+            <w:rStyle w:val="Hyperlink"/>
+            <w:rFonts w:cs="Times New Roman"/>
+            <w:noProof/>
+          </w:rPr>
+          <w:t>Hình 2.9. Sơ đồ tuần tự cho chức năng bấm giờ</w:t>
+        </w:r>
+        <w:r>
+          <w:rPr>
+            <w:noProof/>
+            <w:webHidden/>
+          </w:rPr>
+          <w:tab/>
+        </w:r>
+        <w:r>
+          <w:rPr>
+            <w:noProof/>
+            <w:webHidden/>
+          </w:rPr>
+          <w:fldChar w:fldCharType="begin"/>
+        </w:r>
+        <w:r>
+          <w:rPr>
+            <w:noProof/>
+            <w:webHidden/>
+          </w:rPr>
+          <w:instrText xml:space="preserve"> PAGEREF _Toc229728158 \h </w:instrText>
+        </w:r>
+        <w:r>
+          <w:rPr>
+            <w:noProof/>
+            <w:webHidden/>
+          </w:rPr>
+        </w:r>
+        <w:r>
+          <w:rPr>
+            <w:noProof/>
+            <w:webHidden/>
+          </w:rPr>
+          <w:fldChar w:fldCharType="separate"/>
+        </w:r>
+        <w:r>
+          <w:rPr>
+            <w:noProof/>
+            <w:webHidden/>
+          </w:rPr>
+          <w:t>25</w:t>
+        </w:r>
+        <w:r>
+          <w:rPr>
+            <w:noProof/>
+            <w:webHidden/>
+          </w:rPr>
+          <w:fldChar w:fldCharType="end"/>
+        </w:r>
+      </w:hyperlink>
+    </w:p>
+    <w:p>
+      <w:pPr>
+        <w:pStyle w:val="TableofFigures"/>
+        <w:tabs>
+          <w:tab w:val="right" w:leader="dot" w:pos="9395"/>
+        </w:tabs>
+        <w:rPr>
+          <w:rFonts w:asciiTheme="minorHAnsi" w:eastAsiaTheme="minorEastAsia" w:hAnsiTheme="minorHAnsi" w:cstheme="minorBidi"/>
+          <w:noProof/>
+          <w:kern w:val="2"/>
+          <w:sz w:val="24"/>
+          <w:szCs w:val="24"/>
+          <w:lang w:val="en-US"/>
+          <w14:ligatures w14:val="standardContextual"/>
+        </w:rPr>
+      </w:pPr>
+      <w:hyperlink w:anchor="_Toc229728159" w:history="1">
         <w:r>
           <w:rPr>
             <w:rStyle w:val="Hyperlink"/>
@@ -3695,82 +3681,7 @@
             <w:noProof/>
             <w:webHidden/>
           </w:rPr>
-          <w:instrText xml:space="preserve"> PAGEREF _Toc229707350 \h </w:instrText>
-        </w:r>
-        <w:r>
-          <w:rPr>
-            <w:noProof/>
-            <w:webHidden/>
-          </w:rPr>
-        </w:r>
-        <w:r>
-          <w:rPr>
-            <w:noProof/>
-            <w:webHidden/>
-          </w:rPr>
-          <w:fldChar w:fldCharType="separate"/>
-        </w:r>
-        <w:r>
-          <w:rPr>
-            <w:noProof/>
-            <w:webHidden/>
-          </w:rPr>
-          <w:t>26</w:t>
-        </w:r>
-        <w:r>
-          <w:rPr>
-            <w:noProof/>
-            <w:webHidden/>
-          </w:rPr>
-          <w:fldChar w:fldCharType="end"/>
-        </w:r>
-      </w:hyperlink>
-    </w:p>
-    <w:p>
-      <w:pPr>
-        <w:pStyle w:val="TableofFigures"/>
-        <w:tabs>
-          <w:tab w:val="right" w:leader="dot" w:pos="9350"/>
-        </w:tabs>
-        <w:rPr>
-          <w:rFonts w:asciiTheme="minorHAnsi" w:eastAsiaTheme="minorEastAsia" w:hAnsiTheme="minorHAnsi" w:cstheme="minorBidi"/>
-          <w:noProof/>
-          <w:kern w:val="2"/>
-          <w:sz w:val="24"/>
-          <w:szCs w:val="24"/>
-          <w:lang w:val="en-US"/>
-          <w14:ligatures w14:val="standardContextual"/>
-        </w:rPr>
-      </w:pPr>
-      <w:hyperlink w:anchor="_Toc229707351" w:history="1">
-        <w:r>
-          <w:rPr>
-            <w:rStyle w:val="Hyperlink"/>
-            <w:rFonts w:cs="Times New Roman"/>
-            <w:noProof/>
-          </w:rPr>
-          <w:t>Hình 2.11. Sơ đồ tuần tự cho chức năng sửa công thức (Người dùng)</w:t>
-        </w:r>
-        <w:r>
-          <w:rPr>
-            <w:noProof/>
-            <w:webHidden/>
-          </w:rPr>
-          <w:tab/>
-        </w:r>
-        <w:r>
-          <w:rPr>
-            <w:noProof/>
-            <w:webHidden/>
-          </w:rPr>
-          <w:fldChar w:fldCharType="begin"/>
-        </w:r>
-        <w:r>
-          <w:rPr>
-            <w:noProof/>
-            <w:webHidden/>
-          </w:rPr>
-          <w:instrText xml:space="preserve"> PAGEREF _Toc229707351 \h </w:instrText>
+          <w:instrText xml:space="preserve"> PAGEREF _Toc229728159 \h </w:instrText>
         </w:r>
         <w:r>
           <w:rPr>
@@ -3805,7 +3716,7 @@
       <w:pPr>
         <w:pStyle w:val="TableofFigures"/>
         <w:tabs>
-          <w:tab w:val="right" w:leader="dot" w:pos="9350"/>
+          <w:tab w:val="right" w:leader="dot" w:pos="9395"/>
         </w:tabs>
         <w:rPr>
           <w:rFonts w:asciiTheme="minorHAnsi" w:eastAsiaTheme="minorEastAsia" w:hAnsiTheme="minorHAnsi" w:cstheme="minorBidi"/>
@@ -3817,7 +3728,82 @@
           <w14:ligatures w14:val="standardContextual"/>
         </w:rPr>
       </w:pPr>
-      <w:hyperlink w:anchor="_Toc229707352" w:history="1">
+      <w:hyperlink w:anchor="_Toc229728160" w:history="1">
+        <w:r>
+          <w:rPr>
+            <w:rStyle w:val="Hyperlink"/>
+            <w:rFonts w:cs="Times New Roman"/>
+            <w:noProof/>
+          </w:rPr>
+          <w:t>Hình 2.11. Sơ đồ tuần tự cho chức năng sửa công thức (Người dùng)</w:t>
+        </w:r>
+        <w:r>
+          <w:rPr>
+            <w:noProof/>
+            <w:webHidden/>
+          </w:rPr>
+          <w:tab/>
+        </w:r>
+        <w:r>
+          <w:rPr>
+            <w:noProof/>
+            <w:webHidden/>
+          </w:rPr>
+          <w:fldChar w:fldCharType="begin"/>
+        </w:r>
+        <w:r>
+          <w:rPr>
+            <w:noProof/>
+            <w:webHidden/>
+          </w:rPr>
+          <w:instrText xml:space="preserve"> PAGEREF _Toc229728160 \h </w:instrText>
+        </w:r>
+        <w:r>
+          <w:rPr>
+            <w:noProof/>
+            <w:webHidden/>
+          </w:rPr>
+        </w:r>
+        <w:r>
+          <w:rPr>
+            <w:noProof/>
+            <w:webHidden/>
+          </w:rPr>
+          <w:fldChar w:fldCharType="separate"/>
+        </w:r>
+        <w:r>
+          <w:rPr>
+            <w:noProof/>
+            <w:webHidden/>
+          </w:rPr>
+          <w:t>28</w:t>
+        </w:r>
+        <w:r>
+          <w:rPr>
+            <w:noProof/>
+            <w:webHidden/>
+          </w:rPr>
+          <w:fldChar w:fldCharType="end"/>
+        </w:r>
+      </w:hyperlink>
+    </w:p>
+    <w:p>
+      <w:pPr>
+        <w:pStyle w:val="TableofFigures"/>
+        <w:tabs>
+          <w:tab w:val="right" w:leader="dot" w:pos="9395"/>
+        </w:tabs>
+        <w:rPr>
+          <w:rFonts w:asciiTheme="minorHAnsi" w:eastAsiaTheme="minorEastAsia" w:hAnsiTheme="minorHAnsi" w:cstheme="minorBidi"/>
+          <w:noProof/>
+          <w:kern w:val="2"/>
+          <w:sz w:val="24"/>
+          <w:szCs w:val="24"/>
+          <w:lang w:val="en-US"/>
+          <w14:ligatures w14:val="standardContextual"/>
+        </w:rPr>
+      </w:pPr>
+      <w:hyperlink w:anchor="_Toc229728161" w:history="1">
         <w:r>
           <w:rPr>
             <w:rStyle w:val="Hyperlink"/>
@@ -3845,82 +3831,7 @@
             <w:noProof/>
             <w:webHidden/>
           </w:rPr>
-          <w:instrText xml:space="preserve"> PAGEREF _Toc229707352 \h </w:instrText>
-        </w:r>
-        <w:r>
-          <w:rPr>
-            <w:noProof/>
-            <w:webHidden/>
-          </w:rPr>
-        </w:r>
-        <w:r>
-          <w:rPr>
-            <w:noProof/>
-            <w:webHidden/>
-          </w:rPr>
-          <w:fldChar w:fldCharType="separate"/>
-        </w:r>
-        <w:r>
-          <w:rPr>
-            <w:noProof/>
-            <w:webHidden/>
-          </w:rPr>
-          <w:t>29</w:t>
-        </w:r>
-        <w:r>
-          <w:rPr>
-            <w:noProof/>
-            <w:webHidden/>
-          </w:rPr>
-          <w:fldChar w:fldCharType="end"/>
-        </w:r>
-      </w:hyperlink>
-    </w:p>
-    <w:p>
-      <w:pPr>
-        <w:pStyle w:val="TableofFigures"/>
-        <w:tabs>
-          <w:tab w:val="right" w:leader="dot" w:pos="9350"/>
-        </w:tabs>
-        <w:rPr>
-          <w:rFonts w:asciiTheme="minorHAnsi" w:eastAsiaTheme="minorEastAsia" w:hAnsiTheme="minorHAnsi" w:cstheme="minorBidi"/>
-          <w:noProof/>
-          <w:kern w:val="2"/>
-          <w:sz w:val="24"/>
-          <w:szCs w:val="24"/>
-          <w:lang w:val="en-US"/>
-          <w14:ligatures w14:val="standardContextual"/>
-        </w:rPr>
-      </w:pPr>
-      <w:hyperlink w:anchor="_Toc229707353" w:history="1">
-        <w:r>
-          <w:rPr>
-            <w:rStyle w:val="Hyperlink"/>
-            <w:rFonts w:cs="Times New Roman"/>
-            <w:noProof/>
-          </w:rPr>
-          <w:t>Hình 2.13. Sơ đồ tuần tự cho chức năng thêm công thức (Quản trị viên)</w:t>
-        </w:r>
-        <w:r>
-          <w:rPr>
-            <w:noProof/>
-            <w:webHidden/>
-          </w:rPr>
-          <w:tab/>
-        </w:r>
-        <w:r>
-          <w:rPr>
-            <w:noProof/>
-            <w:webHidden/>
-          </w:rPr>
-          <w:fldChar w:fldCharType="begin"/>
-        </w:r>
-        <w:r>
-          <w:rPr>
-            <w:noProof/>
-            <w:webHidden/>
-          </w:rPr>
-          <w:instrText xml:space="preserve"> PAGEREF _Toc229707353 \h </w:instrText>
+          <w:instrText xml:space="preserve"> PAGEREF _Toc229728161 \h </w:instrText>
         </w:r>
         <w:r>
           <w:rPr>
@@ -3955,7 +3866,7 @@
       <w:pPr>
         <w:pStyle w:val="TableofFigures"/>
         <w:tabs>
-          <w:tab w:val="right" w:leader="dot" w:pos="9350"/>
+          <w:tab w:val="right" w:leader="dot" w:pos="9395"/>
         </w:tabs>
         <w:rPr>
           <w:rFonts w:asciiTheme="minorHAnsi" w:eastAsiaTheme="minorEastAsia" w:hAnsiTheme="minorHAnsi" w:cstheme="minorBidi"/>
@@ -3967,14 +3878,14 @@
           <w14:ligatures w14:val="standardContextual"/>
         </w:rPr>
       </w:pPr>
-      <w:hyperlink w:anchor="_Toc229707354" w:history="1">
+      <w:hyperlink w:anchor="_Toc229728162" w:history="1">
         <w:r>
           <w:rPr>
             <w:rStyle w:val="Hyperlink"/>
             <w:rFonts w:cs="Times New Roman"/>
             <w:noProof/>
           </w:rPr>
-          <w:t>Hình 2.14. Sơ đồ tuần tự cho chức năng sửa công thức (Quản trị viên)</w:t>
+          <w:t>Hình 2.13. Sơ đồ tuần tự cho chức năng thêm công thức (Quản trị viên)</w:t>
         </w:r>
         <w:r>
           <w:rPr>
@@ -3995,7 +3906,7 @@
             <w:noProof/>
             <w:webHidden/>
           </w:rPr>
-          <w:instrText xml:space="preserve"> PAGEREF _Toc229707354 \h </w:instrText>
+          <w:instrText xml:space="preserve"> PAGEREF _Toc229728162 \h </w:instrText>
         </w:r>
         <w:r>
           <w:rPr>
@@ -4030,7 +3941,7 @@
       <w:pPr>
         <w:pStyle w:val="TableofFigures"/>
         <w:tabs>
-          <w:tab w:val="right" w:leader="dot" w:pos="9350"/>
+          <w:tab w:val="right" w:leader="dot" w:pos="9395"/>
         </w:tabs>
         <w:rPr>
           <w:rFonts w:asciiTheme="minorHAnsi" w:eastAsiaTheme="minorEastAsia" w:hAnsiTheme="minorHAnsi" w:cstheme="minorBidi"/>
@@ -4042,7 +3953,82 @@
           <w14:ligatures w14:val="standardContextual"/>
         </w:rPr>
       </w:pPr>
-      <w:hyperlink w:anchor="_Toc229707355" w:history="1">
+      <w:hyperlink w:anchor="_Toc229728163" w:history="1">
+        <w:r>
+          <w:rPr>
+            <w:rStyle w:val="Hyperlink"/>
+            <w:rFonts w:cs="Times New Roman"/>
+            <w:noProof/>
+          </w:rPr>
+          <w:t>Hình 2.14. Sơ đồ tuần tự cho chức năng sửa công thức (Quản trị viên)</w:t>
+        </w:r>
+        <w:r>
+          <w:rPr>
+            <w:noProof/>
+            <w:webHidden/>
+          </w:rPr>
+          <w:tab/>
+        </w:r>
+        <w:r>
+          <w:rPr>
+            <w:noProof/>
+            <w:webHidden/>
+          </w:rPr>
+          <w:fldChar w:fldCharType="begin"/>
+        </w:r>
+        <w:r>
+          <w:rPr>
+            <w:noProof/>
+            <w:webHidden/>
+          </w:rPr>
+          <w:instrText xml:space="preserve"> PAGEREF _Toc229728163 \h </w:instrText>
+        </w:r>
+        <w:r>
+          <w:rPr>
+            <w:noProof/>
+            <w:webHidden/>
+          </w:rPr>
+        </w:r>
+        <w:r>
+          <w:rPr>
+            <w:noProof/>
+            <w:webHidden/>
+          </w:rPr>
+          <w:fldChar w:fldCharType="separate"/>
+        </w:r>
+        <w:r>
+          <w:rPr>
+            <w:noProof/>
+            <w:webHidden/>
+          </w:rPr>
+          <w:t>32</w:t>
+        </w:r>
+        <w:r>
+          <w:rPr>
+            <w:noProof/>
+            <w:webHidden/>
+          </w:rPr>
+          <w:fldChar w:fldCharType="end"/>
+        </w:r>
+      </w:hyperlink>
+    </w:p>
+    <w:p>
+      <w:pPr>
+        <w:pStyle w:val="TableofFigures"/>
+        <w:tabs>
+          <w:tab w:val="right" w:leader="dot" w:pos="9395"/>
+        </w:tabs>
+        <w:rPr>
+          <w:rFonts w:asciiTheme="minorHAnsi" w:eastAsiaTheme="minorEastAsia" w:hAnsiTheme="minorHAnsi" w:cstheme="minorBidi"/>
+          <w:noProof/>
+          <w:kern w:val="2"/>
+          <w:sz w:val="24"/>
+          <w:szCs w:val="24"/>
+          <w:lang w:val="en-US"/>
+          <w14:ligatures w14:val="standardContextual"/>
+        </w:rPr>
+      </w:pPr>
+      <w:hyperlink w:anchor="_Toc229728164" w:history="1">
         <w:r>
           <w:rPr>
             <w:rStyle w:val="Hyperlink"/>
@@ -4070,82 +4056,7 @@
             <w:noProof/>
             <w:webHidden/>
           </w:rPr>
-          <w:instrText xml:space="preserve"> PAGEREF _Toc229707355 \h </w:instrText>
-        </w:r>
-        <w:r>
-          <w:rPr>
-            <w:noProof/>
-            <w:webHidden/>
-          </w:rPr>
-        </w:r>
-        <w:r>
-          <w:rPr>
-            <w:noProof/>
-            <w:webHidden/>
-          </w:rPr>
-          <w:fldChar w:fldCharType="separate"/>
-        </w:r>
-        <w:r>
-          <w:rPr>
-            <w:noProof/>
-            <w:webHidden/>
-          </w:rPr>
-          <w:t>33</w:t>
-        </w:r>
-        <w:r>
-          <w:rPr>
-            <w:noProof/>
-            <w:webHidden/>
-          </w:rPr>
-          <w:fldChar w:fldCharType="end"/>
-        </w:r>
-      </w:hyperlink>
-    </w:p>
-    <w:p>
-      <w:pPr>
-        <w:pStyle w:val="TableofFigures"/>
-        <w:tabs>
-          <w:tab w:val="right" w:leader="dot" w:pos="9350"/>
-        </w:tabs>
-        <w:rPr>
-          <w:rFonts w:asciiTheme="minorHAnsi" w:eastAsiaTheme="minorEastAsia" w:hAnsiTheme="minorHAnsi" w:cstheme="minorBidi"/>
-          <w:noProof/>
-          <w:kern w:val="2"/>
-          <w:sz w:val="24"/>
-          <w:szCs w:val="24"/>
-          <w:lang w:val="en-US"/>
-          <w14:ligatures w14:val="standardContextual"/>
-        </w:rPr>
-      </w:pPr>
-      <w:hyperlink w:anchor="_Toc229707356" w:history="1">
-        <w:r>
-          <w:rPr>
-            <w:rStyle w:val="Hyperlink"/>
-            <w:rFonts w:cs="Times New Roman"/>
-            <w:noProof/>
-          </w:rPr>
-          <w:t>Hình 2.16. Sơ đồ tuần tự cho chức năng gửi mail nhắc nhở</w:t>
-        </w:r>
-        <w:r>
-          <w:rPr>
-            <w:noProof/>
-            <w:webHidden/>
-          </w:rPr>
-          <w:tab/>
-        </w:r>
-        <w:r>
-          <w:rPr>
-            <w:noProof/>
-            <w:webHidden/>
-          </w:rPr>
-          <w:fldChar w:fldCharType="begin"/>
-        </w:r>
-        <w:r>
-          <w:rPr>
-            <w:noProof/>
-            <w:webHidden/>
-          </w:rPr>
-          <w:instrText xml:space="preserve"> PAGEREF _Toc229707356 \h </w:instrText>
+          <w:instrText xml:space="preserve"> PAGEREF _Toc229728164 \h </w:instrText>
         </w:r>
         <w:r>
           <w:rPr>
@@ -4180,7 +4091,7 @@
       <w:pPr>
         <w:pStyle w:val="TableofFigures"/>
         <w:tabs>
-          <w:tab w:val="right" w:leader="dot" w:pos="9350"/>
+          <w:tab w:val="right" w:leader="dot" w:pos="9395"/>
         </w:tabs>
         <w:rPr>
           <w:rFonts w:asciiTheme="minorHAnsi" w:eastAsiaTheme="minorEastAsia" w:hAnsiTheme="minorHAnsi" w:cstheme="minorBidi"/>
@@ -4192,7 +4103,82 @@
           <w14:ligatures w14:val="standardContextual"/>
         </w:rPr>
       </w:pPr>
-      <w:hyperlink w:anchor="_Toc229707357" w:history="1">
+      <w:hyperlink w:anchor="_Toc229728165" w:history="1">
+        <w:r>
+          <w:rPr>
+            <w:rStyle w:val="Hyperlink"/>
+            <w:rFonts w:cs="Times New Roman"/>
+            <w:noProof/>
+          </w:rPr>
+          <w:t>Hình 2.16. Sơ đồ tuần tự cho chức năng gửi mail nhắc nhở</w:t>
+        </w:r>
+        <w:r>
+          <w:rPr>
+            <w:noProof/>
+            <w:webHidden/>
+          </w:rPr>
+          <w:tab/>
+        </w:r>
+        <w:r>
+          <w:rPr>
+            <w:noProof/>
+            <w:webHidden/>
+          </w:rPr>
+          <w:fldChar w:fldCharType="begin"/>
+        </w:r>
+        <w:r>
+          <w:rPr>
+            <w:noProof/>
+            <w:webHidden/>
+          </w:rPr>
+          <w:instrText xml:space="preserve"> PAGEREF _Toc229728165 \h </w:instrText>
+        </w:r>
+        <w:r>
+          <w:rPr>
+            <w:noProof/>
+            <w:webHidden/>
+          </w:rPr>
+        </w:r>
+        <w:r>
+          <w:rPr>
+            <w:noProof/>
+            <w:webHidden/>
+          </w:rPr>
+          <w:fldChar w:fldCharType="separate"/>
+        </w:r>
+        <w:r>
+          <w:rPr>
+            <w:noProof/>
+            <w:webHidden/>
+          </w:rPr>
+          <w:t>35</w:t>
+        </w:r>
+        <w:r>
+          <w:rPr>
+            <w:noProof/>
+            <w:webHidden/>
+          </w:rPr>
+          <w:fldChar w:fldCharType="end"/>
+        </w:r>
+      </w:hyperlink>
+    </w:p>
+    <w:p>
+      <w:pPr>
+        <w:pStyle w:val="TableofFigures"/>
+        <w:tabs>
+          <w:tab w:val="right" w:leader="dot" w:pos="9395"/>
+        </w:tabs>
+        <w:rPr>
+          <w:rFonts w:asciiTheme="minorHAnsi" w:eastAsiaTheme="minorEastAsia" w:hAnsiTheme="minorHAnsi" w:cstheme="minorBidi"/>
+          <w:noProof/>
+          <w:kern w:val="2"/>
+          <w:sz w:val="24"/>
+          <w:szCs w:val="24"/>
+          <w:lang w:val="en-US"/>
+          <w14:ligatures w14:val="standardContextual"/>
+        </w:rPr>
+      </w:pPr>
+      <w:hyperlink w:anchor="_Toc229728166" w:history="1">
         <w:r>
           <w:rPr>
             <w:rStyle w:val="Hyperlink"/>
@@ -4220,7 +4206,7 @@
             <w:noProof/>
             <w:webHidden/>
           </w:rPr>
-          <w:instrText xml:space="preserve"> PAGEREF _Toc229707357 \h </w:instrText>
+          <w:instrText xml:space="preserve"> PAGEREF _Toc229728166 \h </w:instrText>
         </w:r>
         <w:r>
           <w:rPr>
@@ -4240,7 +4226,7 @@
             <w:noProof/>
             <w:webHidden/>
           </w:rPr>
-          <w:t>36</w:t>
+          <w:t>37</w:t>
         </w:r>
         <w:r>
           <w:rPr>
@@ -4255,7 +4241,7 @@
       <w:pPr>
         <w:pStyle w:val="TableofFigures"/>
         <w:tabs>
-          <w:tab w:val="right" w:leader="dot" w:pos="9350"/>
+          <w:tab w:val="right" w:leader="dot" w:pos="9395"/>
         </w:tabs>
         <w:rPr>
           <w:rFonts w:asciiTheme="minorHAnsi" w:eastAsiaTheme="minorEastAsia" w:hAnsiTheme="minorHAnsi" w:cstheme="minorBidi"/>
@@ -4267,7 +4253,7 @@
           <w14:ligatures w14:val="standardContextual"/>
         </w:rPr>
       </w:pPr>
-      <w:hyperlink w:anchor="_Toc229707358" w:history="1">
+      <w:hyperlink w:anchor="_Toc229728167" w:history="1">
         <w:r>
           <w:rPr>
             <w:rStyle w:val="Hyperlink"/>
@@ -4295,7 +4281,7 @@
             <w:noProof/>
             <w:webHidden/>
           </w:rPr>
-          <w:instrText xml:space="preserve"> PAGEREF _Toc229707358 \h </w:instrText>
+          <w:instrText xml:space="preserve"> PAGEREF _Toc229728167 \h </w:instrText>
         </w:r>
         <w:r>
           <w:rPr>
@@ -4315,7 +4301,7 @@
             <w:noProof/>
             <w:webHidden/>
           </w:rPr>
-          <w:t>38</w:t>
+          <w:t>39</w:t>
         </w:r>
         <w:r>
           <w:rPr>
@@ -4330,7 +4316,7 @@
       <w:pPr>
         <w:pStyle w:val="TableofFigures"/>
         <w:tabs>
-          <w:tab w:val="right" w:leader="dot" w:pos="9350"/>
+          <w:tab w:val="right" w:leader="dot" w:pos="9395"/>
         </w:tabs>
         <w:rPr>
           <w:rFonts w:asciiTheme="minorHAnsi" w:eastAsiaTheme="minorEastAsia" w:hAnsiTheme="minorHAnsi" w:cstheme="minorBidi"/>
@@ -4342,7 +4328,7 @@
           <w14:ligatures w14:val="standardContextual"/>
         </w:rPr>
       </w:pPr>
-      <w:hyperlink w:anchor="_Toc229707359" w:history="1">
+      <w:hyperlink w:anchor="_Toc229728168" w:history="1">
         <w:r>
           <w:rPr>
             <w:rStyle w:val="Hyperlink"/>
@@ -4370,7 +4356,7 @@
             <w:noProof/>
             <w:webHidden/>
           </w:rPr>
-          <w:instrText xml:space="preserve"> PAGEREF _Toc229707359 \h </w:instrText>
+          <w:instrText xml:space="preserve"> PAGEREF _Toc229728168 \h </w:instrText>
         </w:r>
         <w:r>
           <w:rPr>
@@ -4390,7 +4376,7 @@
             <w:noProof/>
             <w:webHidden/>
           </w:rPr>
-          <w:t>40</w:t>
+          <w:t>41</w:t>
         </w:r>
         <w:r>
           <w:rPr>
@@ -4405,7 +4391,7 @@
       <w:pPr>
         <w:pStyle w:val="TableofFigures"/>
         <w:tabs>
-          <w:tab w:val="right" w:leader="dot" w:pos="9350"/>
+          <w:tab w:val="right" w:leader="dot" w:pos="9395"/>
         </w:tabs>
         <w:rPr>
           <w:rFonts w:asciiTheme="minorHAnsi" w:eastAsiaTheme="minorEastAsia" w:hAnsiTheme="minorHAnsi" w:cstheme="minorBidi"/>
@@ -4417,7 +4403,7 @@
           <w14:ligatures w14:val="standardContextual"/>
         </w:rPr>
       </w:pPr>
-      <w:hyperlink w:anchor="_Toc229707360" w:history="1">
+      <w:hyperlink w:anchor="_Toc229728169" w:history="1">
         <w:r>
           <w:rPr>
             <w:rStyle w:val="Hyperlink"/>
@@ -4445,82 +4431,7 @@
             <w:noProof/>
             <w:webHidden/>
           </w:rPr>
-          <w:instrText xml:space="preserve"> PAGEREF _Toc229707360 \h </w:instrText>
-        </w:r>
-        <w:r>
-          <w:rPr>
-            <w:noProof/>
-            <w:webHidden/>
-          </w:rPr>
-        </w:r>
-        <w:r>
-          <w:rPr>
-            <w:noProof/>
-            <w:webHidden/>
-          </w:rPr>
-          <w:fldChar w:fldCharType="separate"/>
-        </w:r>
-        <w:r>
-          <w:rPr>
-            <w:noProof/>
-            <w:webHidden/>
-          </w:rPr>
-          <w:t>42</w:t>
-        </w:r>
-        <w:r>
-          <w:rPr>
-            <w:noProof/>
-            <w:webHidden/>
-          </w:rPr>
-          <w:fldChar w:fldCharType="end"/>
-        </w:r>
-      </w:hyperlink>
-    </w:p>
-    <w:p>
-      <w:pPr>
-        <w:pStyle w:val="TableofFigures"/>
-        <w:tabs>
-          <w:tab w:val="right" w:leader="dot" w:pos="9350"/>
-        </w:tabs>
-        <w:rPr>
-          <w:rFonts w:asciiTheme="minorHAnsi" w:eastAsiaTheme="minorEastAsia" w:hAnsiTheme="minorHAnsi" w:cstheme="minorBidi"/>
-          <w:noProof/>
-          <w:kern w:val="2"/>
-          <w:sz w:val="24"/>
-          <w:szCs w:val="24"/>
-          <w:lang w:val="en-US"/>
-          <w14:ligatures w14:val="standardContextual"/>
-        </w:rPr>
-      </w:pPr>
-      <w:hyperlink w:anchor="_Toc229707361" w:history="1">
-        <w:r>
-          <w:rPr>
-            <w:rStyle w:val="Hyperlink"/>
-            <w:rFonts w:cs="Times New Roman"/>
-            <w:noProof/>
-          </w:rPr>
-          <w:t>Hình 2.21. Sơ đồ lớp quản trị người dùng và gửi nhắc nhở</w:t>
-        </w:r>
-        <w:r>
-          <w:rPr>
-            <w:noProof/>
-            <w:webHidden/>
-          </w:rPr>
-          <w:tab/>
-        </w:r>
-        <w:r>
-          <w:rPr>
-            <w:noProof/>
-            <w:webHidden/>
-          </w:rPr>
-          <w:fldChar w:fldCharType="begin"/>
-        </w:r>
-        <w:r>
-          <w:rPr>
-            <w:noProof/>
-            <w:webHidden/>
-          </w:rPr>
-          <w:instrText xml:space="preserve"> PAGEREF _Toc229707361 \h </w:instrText>
+          <w:instrText xml:space="preserve"> PAGEREF _Toc229728169 \h </w:instrText>
         </w:r>
         <w:r>
           <w:rPr>
@@ -4555,7 +4466,7 @@
       <w:pPr>
         <w:pStyle w:val="TableofFigures"/>
         <w:tabs>
-          <w:tab w:val="right" w:leader="dot" w:pos="9350"/>
+          <w:tab w:val="right" w:leader="dot" w:pos="9395"/>
         </w:tabs>
         <w:rPr>
           <w:rFonts w:asciiTheme="minorHAnsi" w:eastAsiaTheme="minorEastAsia" w:hAnsiTheme="minorHAnsi" w:cstheme="minorBidi"/>
@@ -4567,7 +4478,82 @@
           <w14:ligatures w14:val="standardContextual"/>
         </w:rPr>
       </w:pPr>
-      <w:hyperlink w:anchor="_Toc229707362" w:history="1">
+      <w:hyperlink w:anchor="_Toc229728170" w:history="1">
+        <w:r>
+          <w:rPr>
+            <w:rStyle w:val="Hyperlink"/>
+            <w:rFonts w:cs="Times New Roman"/>
+            <w:noProof/>
+          </w:rPr>
+          <w:t>Hình 2.21. Sơ đồ lớp quản trị người dùng và gửi nhắc nhở</w:t>
+        </w:r>
+        <w:r>
+          <w:rPr>
+            <w:noProof/>
+            <w:webHidden/>
+          </w:rPr>
+          <w:tab/>
+        </w:r>
+        <w:r>
+          <w:rPr>
+            <w:noProof/>
+            <w:webHidden/>
+          </w:rPr>
+          <w:fldChar w:fldCharType="begin"/>
+        </w:r>
+        <w:r>
+          <w:rPr>
+            <w:noProof/>
+            <w:webHidden/>
+          </w:rPr>
+          <w:instrText xml:space="preserve"> PAGEREF _Toc229728170 \h </w:instrText>
+        </w:r>
+        <w:r>
+          <w:rPr>
+            <w:noProof/>
+            <w:webHidden/>
+          </w:rPr>
+        </w:r>
+        <w:r>
+          <w:rPr>
+            <w:noProof/>
+            <w:webHidden/>
+          </w:rPr>
+          <w:fldChar w:fldCharType="separate"/>
+        </w:r>
+        <w:r>
+          <w:rPr>
+            <w:noProof/>
+            <w:webHidden/>
+          </w:rPr>
+          <w:t>44</w:t>
+        </w:r>
+        <w:r>
+          <w:rPr>
+            <w:noProof/>
+            <w:webHidden/>
+          </w:rPr>
+          <w:fldChar w:fldCharType="end"/>
+        </w:r>
+      </w:hyperlink>
+    </w:p>
+    <w:p>
+      <w:pPr>
+        <w:pStyle w:val="TableofFigures"/>
+        <w:tabs>
+          <w:tab w:val="right" w:leader="dot" w:pos="9395"/>
+        </w:tabs>
+        <w:rPr>
+          <w:rFonts w:asciiTheme="minorHAnsi" w:eastAsiaTheme="minorEastAsia" w:hAnsiTheme="minorHAnsi" w:cstheme="minorBidi"/>
+          <w:noProof/>
+          <w:kern w:val="2"/>
+          <w:sz w:val="24"/>
+          <w:szCs w:val="24"/>
+          <w:lang w:val="en-US"/>
+          <w14:ligatures w14:val="standardContextual"/>
+        </w:rPr>
+      </w:pPr>
+      <w:hyperlink w:anchor="_Toc229728171" w:history="1">
         <w:r>
           <w:rPr>
             <w:rStyle w:val="Hyperlink"/>
@@ -4595,7 +4581,7 @@
             <w:noProof/>
             <w:webHidden/>
           </w:rPr>
-          <w:instrText xml:space="preserve"> PAGEREF _Toc229707362 \h </w:instrText>
+          <w:instrText xml:space="preserve"> PAGEREF _Toc229728171 \h </w:instrText>
         </w:r>
         <w:r>
           <w:rPr>
@@ -4615,7 +4601,7 @@
             <w:noProof/>
             <w:webHidden/>
           </w:rPr>
-          <w:t>45</w:t>
+          <w:t>46</w:t>
         </w:r>
         <w:r>
           <w:rPr>
@@ -4630,7 +4616,7 @@
       <w:pPr>
         <w:pStyle w:val="TableofFigures"/>
         <w:tabs>
-          <w:tab w:val="right" w:leader="dot" w:pos="9350"/>
+          <w:tab w:val="right" w:leader="dot" w:pos="9395"/>
         </w:tabs>
         <w:rPr>
           <w:rFonts w:asciiTheme="minorHAnsi" w:eastAsiaTheme="minorEastAsia" w:hAnsiTheme="minorHAnsi" w:cstheme="minorBidi"/>
@@ -4642,7 +4628,7 @@
           <w14:ligatures w14:val="standardContextual"/>
         </w:rPr>
       </w:pPr>
-      <w:hyperlink w:anchor="_Toc229707363" w:history="1">
+      <w:hyperlink w:anchor="_Toc229728172" w:history="1">
         <w:r>
           <w:rPr>
             <w:rStyle w:val="Hyperlink"/>
@@ -4670,155 +4656,7 @@
             <w:noProof/>
             <w:webHidden/>
           </w:rPr>
-          <w:instrText xml:space="preserve"> PAGEREF _Toc229707363 \h </w:instrText>
-        </w:r>
-        <w:r>
-          <w:rPr>
-            <w:noProof/>
-            <w:webHidden/>
-          </w:rPr>
-        </w:r>
-        <w:r>
-          <w:rPr>
-            <w:noProof/>
-            <w:webHidden/>
-          </w:rPr>
-          <w:fldChar w:fldCharType="separate"/>
-        </w:r>
-        <w:r>
-          <w:rPr>
-            <w:noProof/>
-            <w:webHidden/>
-          </w:rPr>
-          <w:t>50</w:t>
-        </w:r>
-        <w:r>
-          <w:rPr>
-            <w:noProof/>
-            <w:webHidden/>
-          </w:rPr>
-          <w:fldChar w:fldCharType="end"/>
-        </w:r>
-      </w:hyperlink>
-    </w:p>
-    <w:p>
-      <w:pPr>
-        <w:pStyle w:val="TableofFigures"/>
-        <w:tabs>
-          <w:tab w:val="right" w:leader="dot" w:pos="9350"/>
-        </w:tabs>
-        <w:rPr>
-          <w:rFonts w:asciiTheme="minorHAnsi" w:eastAsiaTheme="minorEastAsia" w:hAnsiTheme="minorHAnsi" w:cstheme="minorBidi"/>
-          <w:noProof/>
-          <w:kern w:val="2"/>
-          <w:sz w:val="24"/>
-          <w:szCs w:val="24"/>
-          <w:lang w:val="en-US"/>
-          <w14:ligatures w14:val="standardContextual"/>
-        </w:rPr>
-      </w:pPr>
-      <w:hyperlink w:anchor="_Toc229707364" w:history="1">
-        <w:r>
-          <w:rPr>
-            <w:rStyle w:val="Hyperlink"/>
-            <w:noProof/>
-          </w:rPr>
-          <w:t>Hình 3.2. Giao diện trang bấm giờ</w:t>
-        </w:r>
-        <w:r>
-          <w:rPr>
-            <w:noProof/>
-            <w:webHidden/>
-          </w:rPr>
-          <w:tab/>
-        </w:r>
-        <w:r>
-          <w:rPr>
-            <w:noProof/>
-            <w:webHidden/>
-          </w:rPr>
-          <w:fldChar w:fldCharType="begin"/>
-        </w:r>
-        <w:r>
-          <w:rPr>
-            <w:noProof/>
-            <w:webHidden/>
-          </w:rPr>
-          <w:instrText xml:space="preserve"> PAGEREF _Toc229707364 \h </w:instrText>
-        </w:r>
-        <w:r>
-          <w:rPr>
-            <w:noProof/>
-            <w:webHidden/>
-          </w:rPr>
-        </w:r>
-        <w:r>
-          <w:rPr>
-            <w:noProof/>
-            <w:webHidden/>
-          </w:rPr>
-          <w:fldChar w:fldCharType="separate"/>
-        </w:r>
-        <w:r>
-          <w:rPr>
-            <w:noProof/>
-            <w:webHidden/>
-          </w:rPr>
-          <w:t>50</w:t>
-        </w:r>
-        <w:r>
-          <w:rPr>
-            <w:noProof/>
-            <w:webHidden/>
-          </w:rPr>
-          <w:fldChar w:fldCharType="end"/>
-        </w:r>
-      </w:hyperlink>
-    </w:p>
-    <w:p>
-      <w:pPr>
-        <w:pStyle w:val="TableofFigures"/>
-        <w:tabs>
-          <w:tab w:val="right" w:leader="dot" w:pos="9350"/>
-        </w:tabs>
-        <w:rPr>
-          <w:rFonts w:asciiTheme="minorHAnsi" w:eastAsiaTheme="minorEastAsia" w:hAnsiTheme="minorHAnsi" w:cstheme="minorBidi"/>
-          <w:noProof/>
-          <w:kern w:val="2"/>
-          <w:sz w:val="24"/>
-          <w:szCs w:val="24"/>
-          <w:lang w:val="en-US"/>
-          <w14:ligatures w14:val="standardContextual"/>
-        </w:rPr>
-      </w:pPr>
-      <w:hyperlink w:anchor="_Toc229707365" w:history="1">
-        <w:r>
-          <w:rPr>
-            <w:rStyle w:val="Hyperlink"/>
-            <w:noProof/>
-          </w:rPr>
-          <w:t>Hình 3.3. Giao diện trang ký hiệu</w:t>
-        </w:r>
-        <w:r>
-          <w:rPr>
-            <w:noProof/>
-            <w:webHidden/>
-          </w:rPr>
-          <w:tab/>
-        </w:r>
-        <w:r>
-          <w:rPr>
-            <w:noProof/>
-            <w:webHidden/>
-          </w:rPr>
-          <w:fldChar w:fldCharType="begin"/>
-        </w:r>
-        <w:r>
-          <w:rPr>
-            <w:noProof/>
-            <w:webHidden/>
-          </w:rPr>
-          <w:instrText xml:space="preserve"> PAGEREF _Toc229707365 \h </w:instrText>
+          <w:instrText xml:space="preserve"> PAGEREF _Toc229728172 \h </w:instrText>
         </w:r>
         <w:r>
           <w:rPr>
@@ -4853,7 +4691,7 @@
       <w:pPr>
         <w:pStyle w:val="TableofFigures"/>
         <w:tabs>
-          <w:tab w:val="right" w:leader="dot" w:pos="9350"/>
+          <w:tab w:val="right" w:leader="dot" w:pos="9395"/>
         </w:tabs>
         <w:rPr>
           <w:rFonts w:asciiTheme="minorHAnsi" w:eastAsiaTheme="minorEastAsia" w:hAnsiTheme="minorHAnsi" w:cstheme="minorBidi"/>
@@ -4865,13 +4703,13 @@
           <w14:ligatures w14:val="standardContextual"/>
         </w:rPr>
       </w:pPr>
-      <w:hyperlink w:anchor="_Toc229707366" w:history="1">
+      <w:hyperlink w:anchor="_Toc229728173" w:history="1">
         <w:r>
           <w:rPr>
             <w:rStyle w:val="Hyperlink"/>
             <w:noProof/>
           </w:rPr>
-          <w:t>Hình 3.4. Giao diện trang công thức cơ bản</w:t>
+          <w:t>Hình 3.2. Giao diện trang bấm giờ</w:t>
         </w:r>
         <w:r>
           <w:rPr>
@@ -4892,7 +4730,7 @@
             <w:noProof/>
             <w:webHidden/>
           </w:rPr>
-          <w:instrText xml:space="preserve"> PAGEREF _Toc229707366 \h </w:instrText>
+          <w:instrText xml:space="preserve"> PAGEREF _Toc229728173 \h </w:instrText>
         </w:r>
         <w:r>
           <w:rPr>
@@ -4927,7 +4765,7 @@
       <w:pPr>
         <w:pStyle w:val="TableofFigures"/>
         <w:tabs>
-          <w:tab w:val="right" w:leader="dot" w:pos="9350"/>
+          <w:tab w:val="right" w:leader="dot" w:pos="9395"/>
         </w:tabs>
         <w:rPr>
           <w:rFonts w:asciiTheme="minorHAnsi" w:eastAsiaTheme="minorEastAsia" w:hAnsiTheme="minorHAnsi" w:cstheme="minorBidi"/>
@@ -4939,13 +4777,13 @@
           <w14:ligatures w14:val="standardContextual"/>
         </w:rPr>
       </w:pPr>
-      <w:hyperlink w:anchor="_Toc229707367" w:history="1">
+      <w:hyperlink w:anchor="_Toc229728174" w:history="1">
         <w:r>
           <w:rPr>
             <w:rStyle w:val="Hyperlink"/>
             <w:noProof/>
           </w:rPr>
-          <w:t>Hình 3.5. Giao diện trang công thức nâng cao</w:t>
+          <w:t>Hình 3.3. Giao diện trang ký hiệu</w:t>
         </w:r>
         <w:r>
           <w:rPr>
@@ -4966,7 +4804,7 @@
             <w:noProof/>
             <w:webHidden/>
           </w:rPr>
-          <w:instrText xml:space="preserve"> PAGEREF _Toc229707367 \h </w:instrText>
+          <w:instrText xml:space="preserve"> PAGEREF _Toc229728174 \h </w:instrText>
         </w:r>
         <w:r>
           <w:rPr>
@@ -5001,7 +4839,7 @@
       <w:pPr>
         <w:pStyle w:val="TableofFigures"/>
         <w:tabs>
-          <w:tab w:val="right" w:leader="dot" w:pos="9350"/>
+          <w:tab w:val="right" w:leader="dot" w:pos="9395"/>
         </w:tabs>
         <w:rPr>
           <w:rFonts w:asciiTheme="minorHAnsi" w:eastAsiaTheme="minorEastAsia" w:hAnsiTheme="minorHAnsi" w:cstheme="minorBidi"/>
@@ -5013,13 +4851,13 @@
           <w14:ligatures w14:val="standardContextual"/>
         </w:rPr>
       </w:pPr>
-      <w:hyperlink w:anchor="_Toc229707368" w:history="1">
+      <w:hyperlink w:anchor="_Toc229728175" w:history="1">
         <w:r>
           <w:rPr>
             <w:rStyle w:val="Hyperlink"/>
             <w:noProof/>
           </w:rPr>
-          <w:t>Hình 3.6. Giao diện trang người dùng</w:t>
+          <w:t>Hình 3.4. Giao diện trang công thức cơ bản</w:t>
         </w:r>
         <w:r>
           <w:rPr>
@@ -5040,7 +4878,7 @@
             <w:noProof/>
             <w:webHidden/>
           </w:rPr>
-          <w:instrText xml:space="preserve"> PAGEREF _Toc229707368 \h </w:instrText>
+          <w:instrText xml:space="preserve"> PAGEREF _Toc229728175 \h </w:instrText>
         </w:r>
         <w:r>
           <w:rPr>
@@ -5075,7 +4913,7 @@
       <w:pPr>
         <w:pStyle w:val="TableofFigures"/>
         <w:tabs>
-          <w:tab w:val="right" w:leader="dot" w:pos="9350"/>
+          <w:tab w:val="right" w:leader="dot" w:pos="9395"/>
         </w:tabs>
         <w:rPr>
           <w:rFonts w:asciiTheme="minorHAnsi" w:eastAsiaTheme="minorEastAsia" w:hAnsiTheme="minorHAnsi" w:cstheme="minorBidi"/>
@@ -5087,13 +4925,13 @@
           <w14:ligatures w14:val="standardContextual"/>
         </w:rPr>
       </w:pPr>
-      <w:hyperlink w:anchor="_Toc229707369" w:history="1">
+      <w:hyperlink w:anchor="_Toc229728176" w:history="1">
         <w:r>
           <w:rPr>
             <w:rStyle w:val="Hyperlink"/>
             <w:noProof/>
           </w:rPr>
-          <w:t>Hình 3.7. Giao diện trang quản trị viên</w:t>
+          <w:t>Hình 3.5. Giao diện trang công thức nâng cao</w:t>
         </w:r>
         <w:r>
           <w:rPr>
@@ -5114,7 +4952,7 @@
             <w:noProof/>
             <w:webHidden/>
           </w:rPr>
-          <w:instrText xml:space="preserve"> PAGEREF _Toc229707369 \h </w:instrText>
+          <w:instrText xml:space="preserve"> PAGEREF _Toc229728176 \h </w:instrText>
         </w:r>
         <w:r>
           <w:rPr>
@@ -5147,8 +4985,2005 @@
     </w:p>
     <w:p>
       <w:pPr>
+        <w:pStyle w:val="TableofFigures"/>
+        <w:tabs>
+          <w:tab w:val="right" w:leader="dot" w:pos="9395"/>
+        </w:tabs>
+        <w:rPr>
+          <w:rFonts w:asciiTheme="minorHAnsi" w:eastAsiaTheme="minorEastAsia" w:hAnsiTheme="minorHAnsi" w:cstheme="minorBidi"/>
+          <w:noProof/>
+          <w:kern w:val="2"/>
+          <w:sz w:val="24"/>
+          <w:szCs w:val="24"/>
+          <w:lang w:val="en-US"/>
+          <w14:ligatures w14:val="standardContextual"/>
+        </w:rPr>
+      </w:pPr>
+      <w:hyperlink w:anchor="_Toc229728177" w:history="1">
+        <w:r>
+          <w:rPr>
+            <w:rStyle w:val="Hyperlink"/>
+            <w:noProof/>
+          </w:rPr>
+          <w:t>Hình 3.6. Giao diện trang người dùng</w:t>
+        </w:r>
+        <w:r>
+          <w:rPr>
+            <w:noProof/>
+            <w:webHidden/>
+          </w:rPr>
+          <w:tab/>
+        </w:r>
+        <w:r>
+          <w:rPr>
+            <w:noProof/>
+            <w:webHidden/>
+          </w:rPr>
+          <w:fldChar w:fldCharType="begin"/>
+        </w:r>
+        <w:r>
+          <w:rPr>
+            <w:noProof/>
+            <w:webHidden/>
+          </w:rPr>
+          <w:instrText xml:space="preserve"> PAGEREF _Toc229728177 \h </w:instrText>
+        </w:r>
+        <w:r>
+          <w:rPr>
+            <w:noProof/>
+            <w:webHidden/>
+          </w:rPr>
+        </w:r>
+        <w:r>
+          <w:rPr>
+            <w:noProof/>
+            <w:webHidden/>
+          </w:rPr>
+          <w:fldChar w:fldCharType="separate"/>
+        </w:r>
+        <w:r>
+          <w:rPr>
+            <w:noProof/>
+            <w:webHidden/>
+          </w:rPr>
+          <w:t>53</w:t>
+        </w:r>
+        <w:r>
+          <w:rPr>
+            <w:noProof/>
+            <w:webHidden/>
+          </w:rPr>
+          <w:fldChar w:fldCharType="end"/>
+        </w:r>
+      </w:hyperlink>
+    </w:p>
+    <w:p>
+      <w:pPr>
+        <w:pStyle w:val="TableofFigures"/>
+        <w:tabs>
+          <w:tab w:val="right" w:leader="dot" w:pos="9395"/>
+        </w:tabs>
+        <w:rPr>
+          <w:rFonts w:asciiTheme="minorHAnsi" w:eastAsiaTheme="minorEastAsia" w:hAnsiTheme="minorHAnsi" w:cstheme="minorBidi"/>
+          <w:noProof/>
+          <w:kern w:val="2"/>
+          <w:sz w:val="24"/>
+          <w:szCs w:val="24"/>
+          <w:lang w:val="en-US"/>
+          <w14:ligatures w14:val="standardContextual"/>
+        </w:rPr>
+      </w:pPr>
+      <w:hyperlink w:anchor="_Toc229728178" w:history="1">
+        <w:r>
+          <w:rPr>
+            <w:rStyle w:val="Hyperlink"/>
+            <w:noProof/>
+          </w:rPr>
+          <w:t>Hình 3.7. Giao diện trang quản trị viên</w:t>
+        </w:r>
+        <w:r>
+          <w:rPr>
+            <w:noProof/>
+            <w:webHidden/>
+          </w:rPr>
+          <w:tab/>
+        </w:r>
+        <w:r>
+          <w:rPr>
+            <w:noProof/>
+            <w:webHidden/>
+          </w:rPr>
+          <w:fldChar w:fldCharType="begin"/>
+        </w:r>
+        <w:r>
+          <w:rPr>
+            <w:noProof/>
+            <w:webHidden/>
+          </w:rPr>
+          <w:instrText xml:space="preserve"> PAGEREF _Toc229728178 \h </w:instrText>
+        </w:r>
+        <w:r>
+          <w:rPr>
+            <w:noProof/>
+            <w:webHidden/>
+          </w:rPr>
+        </w:r>
+        <w:r>
+          <w:rPr>
+            <w:noProof/>
+            <w:webHidden/>
+          </w:rPr>
+          <w:fldChar w:fldCharType="separate"/>
+        </w:r>
+        <w:r>
+          <w:rPr>
+            <w:noProof/>
+            <w:webHidden/>
+          </w:rPr>
+          <w:t>54</w:t>
+        </w:r>
+        <w:r>
+          <w:rPr>
+            <w:noProof/>
+            <w:webHidden/>
+          </w:rPr>
+          <w:fldChar w:fldCharType="end"/>
+        </w:r>
+      </w:hyperlink>
+    </w:p>
+    <w:p>
+      <w:pPr>
+        <w:pStyle w:val="TableofFigures"/>
+        <w:tabs>
+          <w:tab w:val="right" w:leader="dot" w:pos="9395"/>
+        </w:tabs>
+        <w:rPr>
+          <w:rFonts w:asciiTheme="minorHAnsi" w:eastAsiaTheme="minorEastAsia" w:hAnsiTheme="minorHAnsi" w:cstheme="minorBidi"/>
+          <w:noProof/>
+          <w:kern w:val="2"/>
+          <w:sz w:val="24"/>
+          <w:szCs w:val="24"/>
+          <w:lang w:val="en-US"/>
+          <w14:ligatures w14:val="standardContextual"/>
+        </w:rPr>
+      </w:pPr>
+      <w:hyperlink w:anchor="_Toc229728179" w:history="1">
+        <w:r>
+          <w:rPr>
+            <w:rStyle w:val="Hyperlink"/>
+            <w:noProof/>
+          </w:rPr>
+          <w:t>Hình 3.8. Mẫu đăng ký</w:t>
+        </w:r>
+        <w:r>
+          <w:rPr>
+            <w:noProof/>
+            <w:webHidden/>
+          </w:rPr>
+          <w:tab/>
+        </w:r>
+        <w:r>
+          <w:rPr>
+            <w:noProof/>
+            <w:webHidden/>
+          </w:rPr>
+          <w:fldChar w:fldCharType="begin"/>
+        </w:r>
+        <w:r>
+          <w:rPr>
+            <w:noProof/>
+            <w:webHidden/>
+          </w:rPr>
+          <w:instrText xml:space="preserve"> PAGEREF _Toc229728179 \h </w:instrText>
+        </w:r>
+        <w:r>
+          <w:rPr>
+            <w:noProof/>
+            <w:webHidden/>
+          </w:rPr>
+        </w:r>
+        <w:r>
+          <w:rPr>
+            <w:noProof/>
+            <w:webHidden/>
+          </w:rPr>
+          <w:fldChar w:fldCharType="separate"/>
+        </w:r>
+        <w:r>
+          <w:rPr>
+            <w:noProof/>
+            <w:webHidden/>
+          </w:rPr>
+          <w:t>55</w:t>
+        </w:r>
+        <w:r>
+          <w:rPr>
+            <w:noProof/>
+            <w:webHidden/>
+          </w:rPr>
+          <w:fldChar w:fldCharType="end"/>
+        </w:r>
+      </w:hyperlink>
+    </w:p>
+    <w:p>
+      <w:pPr>
+        <w:pStyle w:val="TableofFigures"/>
+        <w:tabs>
+          <w:tab w:val="right" w:leader="dot" w:pos="9395"/>
+        </w:tabs>
+        <w:rPr>
+          <w:rFonts w:asciiTheme="minorHAnsi" w:eastAsiaTheme="minorEastAsia" w:hAnsiTheme="minorHAnsi" w:cstheme="minorBidi"/>
+          <w:noProof/>
+          <w:kern w:val="2"/>
+          <w:sz w:val="24"/>
+          <w:szCs w:val="24"/>
+          <w:lang w:val="en-US"/>
+          <w14:ligatures w14:val="standardContextual"/>
+        </w:rPr>
+      </w:pPr>
+      <w:hyperlink w:anchor="_Toc229728180" w:history="1">
+        <w:r>
+          <w:rPr>
+            <w:rStyle w:val="Hyperlink"/>
+            <w:noProof/>
+          </w:rPr>
+          <w:t>Hình 3.9. Đăng ký thành công</w:t>
+        </w:r>
+        <w:r>
+          <w:rPr>
+            <w:noProof/>
+            <w:webHidden/>
+          </w:rPr>
+          <w:tab/>
+        </w:r>
+        <w:r>
+          <w:rPr>
+            <w:noProof/>
+            <w:webHidden/>
+          </w:rPr>
+          <w:fldChar w:fldCharType="begin"/>
+        </w:r>
+        <w:r>
+          <w:rPr>
+            <w:noProof/>
+            <w:webHidden/>
+          </w:rPr>
+          <w:instrText xml:space="preserve"> PAGEREF _Toc229728180 \h </w:instrText>
+        </w:r>
+        <w:r>
+          <w:rPr>
+            <w:noProof/>
+            <w:webHidden/>
+          </w:rPr>
+        </w:r>
+        <w:r>
+          <w:rPr>
+            <w:noProof/>
+            <w:webHidden/>
+          </w:rPr>
+          <w:fldChar w:fldCharType="separate"/>
+        </w:r>
+        <w:r>
+          <w:rPr>
+            <w:noProof/>
+            <w:webHidden/>
+          </w:rPr>
+          <w:t>56</w:t>
+        </w:r>
+        <w:r>
+          <w:rPr>
+            <w:noProof/>
+            <w:webHidden/>
+          </w:rPr>
+          <w:fldChar w:fldCharType="end"/>
+        </w:r>
+      </w:hyperlink>
+    </w:p>
+    <w:p>
+      <w:pPr>
+        <w:pStyle w:val="TableofFigures"/>
+        <w:tabs>
+          <w:tab w:val="right" w:leader="dot" w:pos="9395"/>
+        </w:tabs>
+        <w:rPr>
+          <w:rFonts w:asciiTheme="minorHAnsi" w:eastAsiaTheme="minorEastAsia" w:hAnsiTheme="minorHAnsi" w:cstheme="minorBidi"/>
+          <w:noProof/>
+          <w:kern w:val="2"/>
+          <w:sz w:val="24"/>
+          <w:szCs w:val="24"/>
+          <w:lang w:val="en-US"/>
+          <w14:ligatures w14:val="standardContextual"/>
+        </w:rPr>
+      </w:pPr>
+      <w:hyperlink w:anchor="_Toc229728181" w:history="1">
+        <w:r>
+          <w:rPr>
+            <w:rStyle w:val="Hyperlink"/>
+            <w:noProof/>
+          </w:rPr>
+          <w:t>Hình 3.10. Thêm người đăng ký thành công</w:t>
+        </w:r>
+        <w:r>
+          <w:rPr>
+            <w:noProof/>
+            <w:webHidden/>
+          </w:rPr>
+          <w:tab/>
+        </w:r>
+        <w:r>
+          <w:rPr>
+            <w:noProof/>
+            <w:webHidden/>
+          </w:rPr>
+          <w:fldChar w:fldCharType="begin"/>
+        </w:r>
+        <w:r>
+          <w:rPr>
+            <w:noProof/>
+            <w:webHidden/>
+          </w:rPr>
+          <w:instrText xml:space="preserve"> PAGEREF _Toc229728181 \h </w:instrText>
+        </w:r>
+        <w:r>
+          <w:rPr>
+            <w:noProof/>
+            <w:webHidden/>
+          </w:rPr>
+        </w:r>
+        <w:r>
+          <w:rPr>
+            <w:noProof/>
+            <w:webHidden/>
+          </w:rPr>
+          <w:fldChar w:fldCharType="separate"/>
+        </w:r>
+        <w:r>
+          <w:rPr>
+            <w:noProof/>
+            <w:webHidden/>
+          </w:rPr>
+          <w:t>56</w:t>
+        </w:r>
+        <w:r>
+          <w:rPr>
+            <w:noProof/>
+            <w:webHidden/>
+          </w:rPr>
+          <w:fldChar w:fldCharType="end"/>
+        </w:r>
+      </w:hyperlink>
+    </w:p>
+    <w:p>
+      <w:pPr>
+        <w:pStyle w:val="TableofFigures"/>
+        <w:tabs>
+          <w:tab w:val="right" w:leader="dot" w:pos="9395"/>
+        </w:tabs>
+        <w:rPr>
+          <w:rFonts w:asciiTheme="minorHAnsi" w:eastAsiaTheme="minorEastAsia" w:hAnsiTheme="minorHAnsi" w:cstheme="minorBidi"/>
+          <w:noProof/>
+          <w:kern w:val="2"/>
+          <w:sz w:val="24"/>
+          <w:szCs w:val="24"/>
+          <w:lang w:val="en-US"/>
+          <w14:ligatures w14:val="standardContextual"/>
+        </w:rPr>
+      </w:pPr>
+      <w:hyperlink w:anchor="_Toc229728182" w:history="1">
+        <w:r>
+          <w:rPr>
+            <w:rStyle w:val="Hyperlink"/>
+            <w:noProof/>
+          </w:rPr>
+          <w:t>Hình 3.11. Mẫu đăng nhập</w:t>
+        </w:r>
+        <w:r>
+          <w:rPr>
+            <w:noProof/>
+            <w:webHidden/>
+          </w:rPr>
+          <w:tab/>
+        </w:r>
+        <w:r>
+          <w:rPr>
+            <w:noProof/>
+            <w:webHidden/>
+          </w:rPr>
+          <w:fldChar w:fldCharType="begin"/>
+        </w:r>
+        <w:r>
+          <w:rPr>
+            <w:noProof/>
+            <w:webHidden/>
+          </w:rPr>
+          <w:instrText xml:space="preserve"> PAGEREF _Toc229728182 \h </w:instrText>
+        </w:r>
+        <w:r>
+          <w:rPr>
+            <w:noProof/>
+            <w:webHidden/>
+          </w:rPr>
+        </w:r>
+        <w:r>
+          <w:rPr>
+            <w:noProof/>
+            <w:webHidden/>
+          </w:rPr>
+          <w:fldChar w:fldCharType="separate"/>
+        </w:r>
+        <w:r>
+          <w:rPr>
+            <w:noProof/>
+            <w:webHidden/>
+          </w:rPr>
+          <w:t>57</w:t>
+        </w:r>
+        <w:r>
+          <w:rPr>
+            <w:noProof/>
+            <w:webHidden/>
+          </w:rPr>
+          <w:fldChar w:fldCharType="end"/>
+        </w:r>
+      </w:hyperlink>
+    </w:p>
+    <w:p>
+      <w:pPr>
+        <w:pStyle w:val="TableofFigures"/>
+        <w:tabs>
+          <w:tab w:val="right" w:leader="dot" w:pos="9395"/>
+        </w:tabs>
+        <w:rPr>
+          <w:rFonts w:asciiTheme="minorHAnsi" w:eastAsiaTheme="minorEastAsia" w:hAnsiTheme="minorHAnsi" w:cstheme="minorBidi"/>
+          <w:noProof/>
+          <w:kern w:val="2"/>
+          <w:sz w:val="24"/>
+          <w:szCs w:val="24"/>
+          <w:lang w:val="en-US"/>
+          <w14:ligatures w14:val="standardContextual"/>
+        </w:rPr>
+      </w:pPr>
+      <w:hyperlink w:anchor="_Toc229728183" w:history="1">
+        <w:r>
+          <w:rPr>
+            <w:rStyle w:val="Hyperlink"/>
+            <w:noProof/>
+          </w:rPr>
+          <w:t>Hình 3.12. Đăng nhập thànhh công</w:t>
+        </w:r>
+        <w:r>
+          <w:rPr>
+            <w:noProof/>
+            <w:webHidden/>
+          </w:rPr>
+          <w:tab/>
+        </w:r>
+        <w:r>
+          <w:rPr>
+            <w:noProof/>
+            <w:webHidden/>
+          </w:rPr>
+          <w:fldChar w:fldCharType="begin"/>
+        </w:r>
+        <w:r>
+          <w:rPr>
+            <w:noProof/>
+            <w:webHidden/>
+          </w:rPr>
+          <w:instrText xml:space="preserve"> PAGEREF _Toc229728183 \h </w:instrText>
+        </w:r>
+        <w:r>
+          <w:rPr>
+            <w:noProof/>
+            <w:webHidden/>
+          </w:rPr>
+        </w:r>
+        <w:r>
+          <w:rPr>
+            <w:noProof/>
+            <w:webHidden/>
+          </w:rPr>
+          <w:fldChar w:fldCharType="separate"/>
+        </w:r>
+        <w:r>
+          <w:rPr>
+            <w:noProof/>
+            <w:webHidden/>
+          </w:rPr>
+          <w:t>58</w:t>
+        </w:r>
+        <w:r>
+          <w:rPr>
+            <w:noProof/>
+            <w:webHidden/>
+          </w:rPr>
+          <w:fldChar w:fldCharType="end"/>
+        </w:r>
+      </w:hyperlink>
+    </w:p>
+    <w:p>
+      <w:pPr>
+        <w:pStyle w:val="TableofFigures"/>
+        <w:tabs>
+          <w:tab w:val="right" w:leader="dot" w:pos="9395"/>
+        </w:tabs>
+        <w:rPr>
+          <w:rFonts w:asciiTheme="minorHAnsi" w:eastAsiaTheme="minorEastAsia" w:hAnsiTheme="minorHAnsi" w:cstheme="minorBidi"/>
+          <w:noProof/>
+          <w:kern w:val="2"/>
+          <w:sz w:val="24"/>
+          <w:szCs w:val="24"/>
+          <w:lang w:val="en-US"/>
+          <w14:ligatures w14:val="standardContextual"/>
+        </w:rPr>
+      </w:pPr>
+      <w:hyperlink w:anchor="_Toc229728184" w:history="1">
+        <w:r>
+          <w:rPr>
+            <w:rStyle w:val="Hyperlink"/>
+            <w:noProof/>
+          </w:rPr>
+          <w:t>Hình 3.13. Nhập sai mật khẩu</w:t>
+        </w:r>
+        <w:r>
+          <w:rPr>
+            <w:noProof/>
+            <w:webHidden/>
+          </w:rPr>
+          <w:tab/>
+        </w:r>
+        <w:r>
+          <w:rPr>
+            <w:noProof/>
+            <w:webHidden/>
+          </w:rPr>
+          <w:fldChar w:fldCharType="begin"/>
+        </w:r>
+        <w:r>
+          <w:rPr>
+            <w:noProof/>
+            <w:webHidden/>
+          </w:rPr>
+          <w:instrText xml:space="preserve"> PAGEREF _Toc229728184 \h </w:instrText>
+        </w:r>
+        <w:r>
+          <w:rPr>
+            <w:noProof/>
+            <w:webHidden/>
+          </w:rPr>
+        </w:r>
+        <w:r>
+          <w:rPr>
+            <w:noProof/>
+            <w:webHidden/>
+          </w:rPr>
+          <w:fldChar w:fldCharType="separate"/>
+        </w:r>
+        <w:r>
+          <w:rPr>
+            <w:noProof/>
+            <w:webHidden/>
+          </w:rPr>
+          <w:t>59</w:t>
+        </w:r>
+        <w:r>
+          <w:rPr>
+            <w:noProof/>
+            <w:webHidden/>
+          </w:rPr>
+          <w:fldChar w:fldCharType="end"/>
+        </w:r>
+      </w:hyperlink>
+    </w:p>
+    <w:p>
+      <w:pPr>
+        <w:pStyle w:val="TableofFigures"/>
+        <w:tabs>
+          <w:tab w:val="right" w:leader="dot" w:pos="9395"/>
+        </w:tabs>
+        <w:rPr>
+          <w:rFonts w:asciiTheme="minorHAnsi" w:eastAsiaTheme="minorEastAsia" w:hAnsiTheme="minorHAnsi" w:cstheme="minorBidi"/>
+          <w:noProof/>
+          <w:kern w:val="2"/>
+          <w:sz w:val="24"/>
+          <w:szCs w:val="24"/>
+          <w:lang w:val="en-US"/>
+          <w14:ligatures w14:val="standardContextual"/>
+        </w:rPr>
+      </w:pPr>
+      <w:hyperlink w:anchor="_Toc229728185" w:history="1">
+        <w:r>
+          <w:rPr>
+            <w:rStyle w:val="Hyperlink"/>
+            <w:noProof/>
+          </w:rPr>
+          <w:t>Hình 3.14. Mẫu đổi mật khẩu</w:t>
+        </w:r>
+        <w:r>
+          <w:rPr>
+            <w:noProof/>
+            <w:webHidden/>
+          </w:rPr>
+          <w:tab/>
+        </w:r>
+        <w:r>
+          <w:rPr>
+            <w:noProof/>
+            <w:webHidden/>
+          </w:rPr>
+          <w:fldChar w:fldCharType="begin"/>
+        </w:r>
+        <w:r>
+          <w:rPr>
+            <w:noProof/>
+            <w:webHidden/>
+          </w:rPr>
+          <w:instrText xml:space="preserve"> PAGEREF _Toc229728185 \h </w:instrText>
+        </w:r>
+        <w:r>
+          <w:rPr>
+            <w:noProof/>
+            <w:webHidden/>
+          </w:rPr>
+        </w:r>
+        <w:r>
+          <w:rPr>
+            <w:noProof/>
+            <w:webHidden/>
+          </w:rPr>
+          <w:fldChar w:fldCharType="separate"/>
+        </w:r>
+        <w:r>
+          <w:rPr>
+            <w:noProof/>
+            <w:webHidden/>
+          </w:rPr>
+          <w:t>60</w:t>
+        </w:r>
+        <w:r>
+          <w:rPr>
+            <w:noProof/>
+            <w:webHidden/>
+          </w:rPr>
+          <w:fldChar w:fldCharType="end"/>
+        </w:r>
+      </w:hyperlink>
+    </w:p>
+    <w:p>
+      <w:pPr>
+        <w:pStyle w:val="TableofFigures"/>
+        <w:tabs>
+          <w:tab w:val="right" w:leader="dot" w:pos="9395"/>
+        </w:tabs>
+        <w:rPr>
+          <w:rFonts w:asciiTheme="minorHAnsi" w:eastAsiaTheme="minorEastAsia" w:hAnsiTheme="minorHAnsi" w:cstheme="minorBidi"/>
+          <w:noProof/>
+          <w:kern w:val="2"/>
+          <w:sz w:val="24"/>
+          <w:szCs w:val="24"/>
+          <w:lang w:val="en-US"/>
+          <w14:ligatures w14:val="standardContextual"/>
+        </w:rPr>
+      </w:pPr>
+      <w:hyperlink w:anchor="_Toc229728186" w:history="1">
+        <w:r>
+          <w:rPr>
+            <w:rStyle w:val="Hyperlink"/>
+            <w:noProof/>
+          </w:rPr>
+          <w:t>Hình 3.15. Đổi mật khẩu thành công</w:t>
+        </w:r>
+        <w:r>
+          <w:rPr>
+            <w:noProof/>
+            <w:webHidden/>
+          </w:rPr>
+          <w:tab/>
+        </w:r>
+        <w:r>
+          <w:rPr>
+            <w:noProof/>
+            <w:webHidden/>
+          </w:rPr>
+          <w:fldChar w:fldCharType="begin"/>
+        </w:r>
+        <w:r>
+          <w:rPr>
+            <w:noProof/>
+            <w:webHidden/>
+          </w:rPr>
+          <w:instrText xml:space="preserve"> PAGEREF _Toc229728186 \h </w:instrText>
+        </w:r>
+        <w:r>
+          <w:rPr>
+            <w:noProof/>
+            <w:webHidden/>
+          </w:rPr>
+        </w:r>
+        <w:r>
+          <w:rPr>
+            <w:noProof/>
+            <w:webHidden/>
+          </w:rPr>
+          <w:fldChar w:fldCharType="separate"/>
+        </w:r>
+        <w:r>
+          <w:rPr>
+            <w:noProof/>
+            <w:webHidden/>
+          </w:rPr>
+          <w:t>61</w:t>
+        </w:r>
+        <w:r>
+          <w:rPr>
+            <w:noProof/>
+            <w:webHidden/>
+          </w:rPr>
+          <w:fldChar w:fldCharType="end"/>
+        </w:r>
+      </w:hyperlink>
+    </w:p>
+    <w:p>
+      <w:pPr>
+        <w:pStyle w:val="TableofFigures"/>
+        <w:tabs>
+          <w:tab w:val="right" w:leader="dot" w:pos="9395"/>
+        </w:tabs>
+        <w:rPr>
+          <w:rFonts w:asciiTheme="minorHAnsi" w:eastAsiaTheme="minorEastAsia" w:hAnsiTheme="minorHAnsi" w:cstheme="minorBidi"/>
+          <w:noProof/>
+          <w:kern w:val="2"/>
+          <w:sz w:val="24"/>
+          <w:szCs w:val="24"/>
+          <w:lang w:val="en-US"/>
+          <w14:ligatures w14:val="standardContextual"/>
+        </w:rPr>
+      </w:pPr>
+      <w:hyperlink w:anchor="_Toc229728187" w:history="1">
+        <w:r>
+          <w:rPr>
+            <w:rStyle w:val="Hyperlink"/>
+            <w:noProof/>
+          </w:rPr>
+          <w:t>Hình 3.16. Hoàn thành lượt giải</w:t>
+        </w:r>
+        <w:r>
+          <w:rPr>
+            <w:noProof/>
+            <w:webHidden/>
+          </w:rPr>
+          <w:tab/>
+        </w:r>
+        <w:r>
+          <w:rPr>
+            <w:noProof/>
+            <w:webHidden/>
+          </w:rPr>
+          <w:fldChar w:fldCharType="begin"/>
+        </w:r>
+        <w:r>
+          <w:rPr>
+            <w:noProof/>
+            <w:webHidden/>
+          </w:rPr>
+          <w:instrText xml:space="preserve"> PAGEREF _Toc229728187 \h </w:instrText>
+        </w:r>
+        <w:r>
+          <w:rPr>
+            <w:noProof/>
+            <w:webHidden/>
+          </w:rPr>
+        </w:r>
+        <w:r>
+          <w:rPr>
+            <w:noProof/>
+            <w:webHidden/>
+          </w:rPr>
+          <w:fldChar w:fldCharType="separate"/>
+        </w:r>
+        <w:r>
+          <w:rPr>
+            <w:noProof/>
+            <w:webHidden/>
+          </w:rPr>
+          <w:t>62</w:t>
+        </w:r>
+        <w:r>
+          <w:rPr>
+            <w:noProof/>
+            <w:webHidden/>
+          </w:rPr>
+          <w:fldChar w:fldCharType="end"/>
+        </w:r>
+      </w:hyperlink>
+    </w:p>
+    <w:p>
+      <w:pPr>
+        <w:pStyle w:val="TableofFigures"/>
+        <w:tabs>
+          <w:tab w:val="right" w:leader="dot" w:pos="9395"/>
+        </w:tabs>
+        <w:rPr>
+          <w:rFonts w:asciiTheme="minorHAnsi" w:eastAsiaTheme="minorEastAsia" w:hAnsiTheme="minorHAnsi" w:cstheme="minorBidi"/>
+          <w:noProof/>
+          <w:kern w:val="2"/>
+          <w:sz w:val="24"/>
+          <w:szCs w:val="24"/>
+          <w:lang w:val="en-US"/>
+          <w14:ligatures w14:val="standardContextual"/>
+        </w:rPr>
+      </w:pPr>
+      <w:hyperlink w:anchor="_Toc229728188" w:history="1">
+        <w:r>
+          <w:rPr>
+            <w:rStyle w:val="Hyperlink"/>
+            <w:noProof/>
+          </w:rPr>
+          <w:t>Hình 3.17. Hiển thị lượt giải</w:t>
+        </w:r>
+        <w:r>
+          <w:rPr>
+            <w:noProof/>
+            <w:webHidden/>
+          </w:rPr>
+          <w:tab/>
+        </w:r>
+        <w:r>
+          <w:rPr>
+            <w:noProof/>
+            <w:webHidden/>
+          </w:rPr>
+          <w:fldChar w:fldCharType="begin"/>
+        </w:r>
+        <w:r>
+          <w:rPr>
+            <w:noProof/>
+            <w:webHidden/>
+          </w:rPr>
+          <w:instrText xml:space="preserve"> PAGEREF _Toc229728188 \h </w:instrText>
+        </w:r>
+        <w:r>
+          <w:rPr>
+            <w:noProof/>
+            <w:webHidden/>
+          </w:rPr>
+        </w:r>
+        <w:r>
+          <w:rPr>
+            <w:noProof/>
+            <w:webHidden/>
+          </w:rPr>
+          <w:fldChar w:fldCharType="separate"/>
+        </w:r>
+        <w:r>
+          <w:rPr>
+            <w:noProof/>
+            <w:webHidden/>
+          </w:rPr>
+          <w:t>62</w:t>
+        </w:r>
+        <w:r>
+          <w:rPr>
+            <w:noProof/>
+            <w:webHidden/>
+          </w:rPr>
+          <w:fldChar w:fldCharType="end"/>
+        </w:r>
+      </w:hyperlink>
+    </w:p>
+    <w:p>
+      <w:pPr>
+        <w:pStyle w:val="TableofFigures"/>
+        <w:tabs>
+          <w:tab w:val="right" w:leader="dot" w:pos="9395"/>
+        </w:tabs>
+        <w:rPr>
+          <w:rFonts w:asciiTheme="minorHAnsi" w:eastAsiaTheme="minorEastAsia" w:hAnsiTheme="minorHAnsi" w:cstheme="minorBidi"/>
+          <w:noProof/>
+          <w:kern w:val="2"/>
+          <w:sz w:val="24"/>
+          <w:szCs w:val="24"/>
+          <w:lang w:val="en-US"/>
+          <w14:ligatures w14:val="standardContextual"/>
+        </w:rPr>
+      </w:pPr>
+      <w:hyperlink w:anchor="_Toc229728189" w:history="1">
+        <w:r>
+          <w:rPr>
+            <w:rStyle w:val="Hyperlink"/>
+            <w:noProof/>
+          </w:rPr>
+          <w:t>Hình 3.18. Thêm lượt giải thành công</w:t>
+        </w:r>
+        <w:r>
+          <w:rPr>
+            <w:noProof/>
+            <w:webHidden/>
+          </w:rPr>
+          <w:tab/>
+        </w:r>
+        <w:r>
+          <w:rPr>
+            <w:noProof/>
+            <w:webHidden/>
+          </w:rPr>
+          <w:fldChar w:fldCharType="begin"/>
+        </w:r>
+        <w:r>
+          <w:rPr>
+            <w:noProof/>
+            <w:webHidden/>
+          </w:rPr>
+          <w:instrText xml:space="preserve"> PAGEREF _Toc229728189 \h </w:instrText>
+        </w:r>
+        <w:r>
+          <w:rPr>
+            <w:noProof/>
+            <w:webHidden/>
+          </w:rPr>
+        </w:r>
+        <w:r>
+          <w:rPr>
+            <w:noProof/>
+            <w:webHidden/>
+          </w:rPr>
+          <w:fldChar w:fldCharType="separate"/>
+        </w:r>
+        <w:r>
+          <w:rPr>
+            <w:noProof/>
+            <w:webHidden/>
+          </w:rPr>
+          <w:t>62</w:t>
+        </w:r>
+        <w:r>
+          <w:rPr>
+            <w:noProof/>
+            <w:webHidden/>
+          </w:rPr>
+          <w:fldChar w:fldCharType="end"/>
+        </w:r>
+      </w:hyperlink>
+    </w:p>
+    <w:p>
+      <w:pPr>
+        <w:pStyle w:val="TableofFigures"/>
+        <w:tabs>
+          <w:tab w:val="right" w:leader="dot" w:pos="9395"/>
+        </w:tabs>
+        <w:rPr>
+          <w:rFonts w:asciiTheme="minorHAnsi" w:eastAsiaTheme="minorEastAsia" w:hAnsiTheme="minorHAnsi" w:cstheme="minorBidi"/>
+          <w:noProof/>
+          <w:kern w:val="2"/>
+          <w:sz w:val="24"/>
+          <w:szCs w:val="24"/>
+          <w:lang w:val="en-US"/>
+          <w14:ligatures w14:val="standardContextual"/>
+        </w:rPr>
+      </w:pPr>
+      <w:hyperlink w:anchor="_Toc229728190" w:history="1">
+        <w:r>
+          <w:rPr>
+            <w:rStyle w:val="Hyperlink"/>
+            <w:noProof/>
+          </w:rPr>
+          <w:t>Hình 3.19. Mẫu thêm công thức cá nhân</w:t>
+        </w:r>
+        <w:r>
+          <w:rPr>
+            <w:noProof/>
+            <w:webHidden/>
+          </w:rPr>
+          <w:tab/>
+        </w:r>
+        <w:r>
+          <w:rPr>
+            <w:noProof/>
+            <w:webHidden/>
+          </w:rPr>
+          <w:fldChar w:fldCharType="begin"/>
+        </w:r>
+        <w:r>
+          <w:rPr>
+            <w:noProof/>
+            <w:webHidden/>
+          </w:rPr>
+          <w:instrText xml:space="preserve"> PAGEREF _Toc229728190 \h </w:instrText>
+        </w:r>
+        <w:r>
+          <w:rPr>
+            <w:noProof/>
+            <w:webHidden/>
+          </w:rPr>
+        </w:r>
+        <w:r>
+          <w:rPr>
+            <w:noProof/>
+            <w:webHidden/>
+          </w:rPr>
+          <w:fldChar w:fldCharType="separate"/>
+        </w:r>
+        <w:r>
+          <w:rPr>
+            <w:noProof/>
+            <w:webHidden/>
+          </w:rPr>
+          <w:t>63</w:t>
+        </w:r>
+        <w:r>
+          <w:rPr>
+            <w:noProof/>
+            <w:webHidden/>
+          </w:rPr>
+          <w:fldChar w:fldCharType="end"/>
+        </w:r>
+      </w:hyperlink>
+    </w:p>
+    <w:p>
+      <w:pPr>
+        <w:pStyle w:val="TableofFigures"/>
+        <w:tabs>
+          <w:tab w:val="right" w:leader="dot" w:pos="9395"/>
+        </w:tabs>
+        <w:rPr>
+          <w:rFonts w:asciiTheme="minorHAnsi" w:eastAsiaTheme="minorEastAsia" w:hAnsiTheme="minorHAnsi" w:cstheme="minorBidi"/>
+          <w:noProof/>
+          <w:kern w:val="2"/>
+          <w:sz w:val="24"/>
+          <w:szCs w:val="24"/>
+          <w:lang w:val="en-US"/>
+          <w14:ligatures w14:val="standardContextual"/>
+        </w:rPr>
+      </w:pPr>
+      <w:hyperlink w:anchor="_Toc229728191" w:history="1">
+        <w:r>
+          <w:rPr>
+            <w:rStyle w:val="Hyperlink"/>
+            <w:noProof/>
+          </w:rPr>
+          <w:t>Hình 3.20. Hiển thị công thức sau thêm</w:t>
+        </w:r>
+        <w:r>
+          <w:rPr>
+            <w:noProof/>
+            <w:webHidden/>
+          </w:rPr>
+          <w:tab/>
+        </w:r>
+        <w:r>
+          <w:rPr>
+            <w:noProof/>
+            <w:webHidden/>
+          </w:rPr>
+          <w:fldChar w:fldCharType="begin"/>
+        </w:r>
+        <w:r>
+          <w:rPr>
+            <w:noProof/>
+            <w:webHidden/>
+          </w:rPr>
+          <w:instrText xml:space="preserve"> PAGEREF _Toc229728191 \h </w:instrText>
+        </w:r>
+        <w:r>
+          <w:rPr>
+            <w:noProof/>
+            <w:webHidden/>
+          </w:rPr>
+        </w:r>
+        <w:r>
+          <w:rPr>
+            <w:noProof/>
+            <w:webHidden/>
+          </w:rPr>
+          <w:fldChar w:fldCharType="separate"/>
+        </w:r>
+        <w:r>
+          <w:rPr>
+            <w:noProof/>
+            <w:webHidden/>
+          </w:rPr>
+          <w:t>63</w:t>
+        </w:r>
+        <w:r>
+          <w:rPr>
+            <w:noProof/>
+            <w:webHidden/>
+          </w:rPr>
+          <w:fldChar w:fldCharType="end"/>
+        </w:r>
+      </w:hyperlink>
+    </w:p>
+    <w:p>
+      <w:pPr>
+        <w:pStyle w:val="TableofFigures"/>
+        <w:tabs>
+          <w:tab w:val="right" w:leader="dot" w:pos="9395"/>
+        </w:tabs>
+        <w:rPr>
+          <w:rFonts w:asciiTheme="minorHAnsi" w:eastAsiaTheme="minorEastAsia" w:hAnsiTheme="minorHAnsi" w:cstheme="minorBidi"/>
+          <w:noProof/>
+          <w:kern w:val="2"/>
+          <w:sz w:val="24"/>
+          <w:szCs w:val="24"/>
+          <w:lang w:val="en-US"/>
+          <w14:ligatures w14:val="standardContextual"/>
+        </w:rPr>
+      </w:pPr>
+      <w:hyperlink w:anchor="_Toc229728192" w:history="1">
+        <w:r>
+          <w:rPr>
+            <w:rStyle w:val="Hyperlink"/>
+            <w:noProof/>
+          </w:rPr>
+          <w:t>Hình 3.21. Thêm công thức thành công</w:t>
+        </w:r>
+        <w:r>
+          <w:rPr>
+            <w:noProof/>
+            <w:webHidden/>
+          </w:rPr>
+          <w:tab/>
+        </w:r>
+        <w:r>
+          <w:rPr>
+            <w:noProof/>
+            <w:webHidden/>
+          </w:rPr>
+          <w:fldChar w:fldCharType="begin"/>
+        </w:r>
+        <w:r>
+          <w:rPr>
+            <w:noProof/>
+            <w:webHidden/>
+          </w:rPr>
+          <w:instrText xml:space="preserve"> PAGEREF _Toc229728192 \h </w:instrText>
+        </w:r>
+        <w:r>
+          <w:rPr>
+            <w:noProof/>
+            <w:webHidden/>
+          </w:rPr>
+        </w:r>
+        <w:r>
+          <w:rPr>
+            <w:noProof/>
+            <w:webHidden/>
+          </w:rPr>
+          <w:fldChar w:fldCharType="separate"/>
+        </w:r>
+        <w:r>
+          <w:rPr>
+            <w:noProof/>
+            <w:webHidden/>
+          </w:rPr>
+          <w:t>63</w:t>
+        </w:r>
+        <w:r>
+          <w:rPr>
+            <w:noProof/>
+            <w:webHidden/>
+          </w:rPr>
+          <w:fldChar w:fldCharType="end"/>
+        </w:r>
+      </w:hyperlink>
+    </w:p>
+    <w:p>
+      <w:pPr>
+        <w:pStyle w:val="TableofFigures"/>
+        <w:tabs>
+          <w:tab w:val="right" w:leader="dot" w:pos="9395"/>
+        </w:tabs>
+        <w:rPr>
+          <w:rFonts w:asciiTheme="minorHAnsi" w:eastAsiaTheme="minorEastAsia" w:hAnsiTheme="minorHAnsi" w:cstheme="minorBidi"/>
+          <w:noProof/>
+          <w:kern w:val="2"/>
+          <w:sz w:val="24"/>
+          <w:szCs w:val="24"/>
+          <w:lang w:val="en-US"/>
+          <w14:ligatures w14:val="standardContextual"/>
+        </w:rPr>
+      </w:pPr>
+      <w:hyperlink w:anchor="_Toc229728193" w:history="1">
+        <w:r>
+          <w:rPr>
+            <w:rStyle w:val="Hyperlink"/>
+            <w:noProof/>
+          </w:rPr>
+          <w:t>Hình 3.22. Mẫu sửa công thức</w:t>
+        </w:r>
+        <w:r>
+          <w:rPr>
+            <w:noProof/>
+            <w:webHidden/>
+          </w:rPr>
+          <w:tab/>
+        </w:r>
+        <w:r>
+          <w:rPr>
+            <w:noProof/>
+            <w:webHidden/>
+          </w:rPr>
+          <w:fldChar w:fldCharType="begin"/>
+        </w:r>
+        <w:r>
+          <w:rPr>
+            <w:noProof/>
+            <w:webHidden/>
+          </w:rPr>
+          <w:instrText xml:space="preserve"> PAGEREF _Toc229728193 \h </w:instrText>
+        </w:r>
+        <w:r>
+          <w:rPr>
+            <w:noProof/>
+            <w:webHidden/>
+          </w:rPr>
+        </w:r>
+        <w:r>
+          <w:rPr>
+            <w:noProof/>
+            <w:webHidden/>
+          </w:rPr>
+          <w:fldChar w:fldCharType="separate"/>
+        </w:r>
+        <w:r>
+          <w:rPr>
+            <w:noProof/>
+            <w:webHidden/>
+          </w:rPr>
+          <w:t>64</w:t>
+        </w:r>
+        <w:r>
+          <w:rPr>
+            <w:noProof/>
+            <w:webHidden/>
+          </w:rPr>
+          <w:fldChar w:fldCharType="end"/>
+        </w:r>
+      </w:hyperlink>
+    </w:p>
+    <w:p>
+      <w:pPr>
+        <w:pStyle w:val="TableofFigures"/>
+        <w:tabs>
+          <w:tab w:val="right" w:leader="dot" w:pos="9395"/>
+        </w:tabs>
+        <w:rPr>
+          <w:rFonts w:asciiTheme="minorHAnsi" w:eastAsiaTheme="minorEastAsia" w:hAnsiTheme="minorHAnsi" w:cstheme="minorBidi"/>
+          <w:noProof/>
+          <w:kern w:val="2"/>
+          <w:sz w:val="24"/>
+          <w:szCs w:val="24"/>
+          <w:lang w:val="en-US"/>
+          <w14:ligatures w14:val="standardContextual"/>
+        </w:rPr>
+      </w:pPr>
+      <w:hyperlink w:anchor="_Toc229728194" w:history="1">
+        <w:r>
+          <w:rPr>
+            <w:rStyle w:val="Hyperlink"/>
+            <w:noProof/>
+          </w:rPr>
+          <w:t>Hình 3.23. Hiển thị sau khi sửa</w:t>
+        </w:r>
+        <w:r>
+          <w:rPr>
+            <w:noProof/>
+            <w:webHidden/>
+          </w:rPr>
+          <w:tab/>
+        </w:r>
+        <w:r>
+          <w:rPr>
+            <w:noProof/>
+            <w:webHidden/>
+          </w:rPr>
+          <w:fldChar w:fldCharType="begin"/>
+        </w:r>
+        <w:r>
+          <w:rPr>
+            <w:noProof/>
+            <w:webHidden/>
+          </w:rPr>
+          <w:instrText xml:space="preserve"> PAGEREF _Toc229728194 \h </w:instrText>
+        </w:r>
+        <w:r>
+          <w:rPr>
+            <w:noProof/>
+            <w:webHidden/>
+          </w:rPr>
+        </w:r>
+        <w:r>
+          <w:rPr>
+            <w:noProof/>
+            <w:webHidden/>
+          </w:rPr>
+          <w:fldChar w:fldCharType="separate"/>
+        </w:r>
+        <w:r>
+          <w:rPr>
+            <w:noProof/>
+            <w:webHidden/>
+          </w:rPr>
+          <w:t>64</w:t>
+        </w:r>
+        <w:r>
+          <w:rPr>
+            <w:noProof/>
+            <w:webHidden/>
+          </w:rPr>
+          <w:fldChar w:fldCharType="end"/>
+        </w:r>
+      </w:hyperlink>
+    </w:p>
+    <w:p>
+      <w:pPr>
+        <w:pStyle w:val="TableofFigures"/>
+        <w:tabs>
+          <w:tab w:val="right" w:leader="dot" w:pos="9395"/>
+        </w:tabs>
+        <w:rPr>
+          <w:rFonts w:asciiTheme="minorHAnsi" w:eastAsiaTheme="minorEastAsia" w:hAnsiTheme="minorHAnsi" w:cstheme="minorBidi"/>
+          <w:noProof/>
+          <w:kern w:val="2"/>
+          <w:sz w:val="24"/>
+          <w:szCs w:val="24"/>
+          <w:lang w:val="en-US"/>
+          <w14:ligatures w14:val="standardContextual"/>
+        </w:rPr>
+      </w:pPr>
+      <w:hyperlink w:anchor="_Toc229728195" w:history="1">
+        <w:r>
+          <w:rPr>
+            <w:rStyle w:val="Hyperlink"/>
+            <w:noProof/>
+          </w:rPr>
+          <w:t>Hình 3.24. Kiểm tra sau khi sửa trong database</w:t>
+        </w:r>
+        <w:r>
+          <w:rPr>
+            <w:noProof/>
+            <w:webHidden/>
+          </w:rPr>
+          <w:tab/>
+        </w:r>
+        <w:r>
+          <w:rPr>
+            <w:noProof/>
+            <w:webHidden/>
+          </w:rPr>
+          <w:fldChar w:fldCharType="begin"/>
+        </w:r>
+        <w:r>
+          <w:rPr>
+            <w:noProof/>
+            <w:webHidden/>
+          </w:rPr>
+          <w:instrText xml:space="preserve"> PAGEREF _Toc229728195 \h </w:instrText>
+        </w:r>
+        <w:r>
+          <w:rPr>
+            <w:noProof/>
+            <w:webHidden/>
+          </w:rPr>
+        </w:r>
+        <w:r>
+          <w:rPr>
+            <w:noProof/>
+            <w:webHidden/>
+          </w:rPr>
+          <w:fldChar w:fldCharType="separate"/>
+        </w:r>
+        <w:r>
+          <w:rPr>
+            <w:noProof/>
+            <w:webHidden/>
+          </w:rPr>
+          <w:t>65</w:t>
+        </w:r>
+        <w:r>
+          <w:rPr>
+            <w:noProof/>
+            <w:webHidden/>
+          </w:rPr>
+          <w:fldChar w:fldCharType="end"/>
+        </w:r>
+      </w:hyperlink>
+    </w:p>
+    <w:p>
+      <w:pPr>
+        <w:pStyle w:val="TableofFigures"/>
+        <w:tabs>
+          <w:tab w:val="right" w:leader="dot" w:pos="9395"/>
+        </w:tabs>
+        <w:rPr>
+          <w:rFonts w:asciiTheme="minorHAnsi" w:eastAsiaTheme="minorEastAsia" w:hAnsiTheme="minorHAnsi" w:cstheme="minorBidi"/>
+          <w:noProof/>
+          <w:kern w:val="2"/>
+          <w:sz w:val="24"/>
+          <w:szCs w:val="24"/>
+          <w:lang w:val="en-US"/>
+          <w14:ligatures w14:val="standardContextual"/>
+        </w:rPr>
+      </w:pPr>
+      <w:hyperlink w:anchor="_Toc229728196" w:history="1">
+        <w:r>
+          <w:rPr>
+            <w:rStyle w:val="Hyperlink"/>
+            <w:noProof/>
+          </w:rPr>
+          <w:t>Hình 3.25. Xoá công thức</w:t>
+        </w:r>
+        <w:r>
+          <w:rPr>
+            <w:noProof/>
+            <w:webHidden/>
+          </w:rPr>
+          <w:tab/>
+        </w:r>
+        <w:r>
+          <w:rPr>
+            <w:noProof/>
+            <w:webHidden/>
+          </w:rPr>
+          <w:fldChar w:fldCharType="begin"/>
+        </w:r>
+        <w:r>
+          <w:rPr>
+            <w:noProof/>
+            <w:webHidden/>
+          </w:rPr>
+          <w:instrText xml:space="preserve"> PAGEREF _Toc229728196 \h </w:instrText>
+        </w:r>
+        <w:r>
+          <w:rPr>
+            <w:noProof/>
+            <w:webHidden/>
+          </w:rPr>
+        </w:r>
+        <w:r>
+          <w:rPr>
+            <w:noProof/>
+            <w:webHidden/>
+          </w:rPr>
+          <w:fldChar w:fldCharType="separate"/>
+        </w:r>
+        <w:r>
+          <w:rPr>
+            <w:noProof/>
+            <w:webHidden/>
+          </w:rPr>
+          <w:t>65</w:t>
+        </w:r>
+        <w:r>
+          <w:rPr>
+            <w:noProof/>
+            <w:webHidden/>
+          </w:rPr>
+          <w:fldChar w:fldCharType="end"/>
+        </w:r>
+      </w:hyperlink>
+    </w:p>
+    <w:p>
+      <w:pPr>
+        <w:pStyle w:val="TableofFigures"/>
+        <w:tabs>
+          <w:tab w:val="right" w:leader="dot" w:pos="9395"/>
+        </w:tabs>
+        <w:rPr>
+          <w:rFonts w:asciiTheme="minorHAnsi" w:eastAsiaTheme="minorEastAsia" w:hAnsiTheme="minorHAnsi" w:cstheme="minorBidi"/>
+          <w:noProof/>
+          <w:kern w:val="2"/>
+          <w:sz w:val="24"/>
+          <w:szCs w:val="24"/>
+          <w:lang w:val="en-US"/>
+          <w14:ligatures w14:val="standardContextual"/>
+        </w:rPr>
+      </w:pPr>
+      <w:hyperlink w:anchor="_Toc229728197" w:history="1">
+        <w:r>
+          <w:rPr>
+            <w:rStyle w:val="Hyperlink"/>
+            <w:noProof/>
+          </w:rPr>
+          <w:t>Hình 3.26. Kiểm tra sau khi xoá trong database</w:t>
+        </w:r>
+        <w:r>
+          <w:rPr>
+            <w:noProof/>
+            <w:webHidden/>
+          </w:rPr>
+          <w:tab/>
+        </w:r>
+        <w:r>
+          <w:rPr>
+            <w:noProof/>
+            <w:webHidden/>
+          </w:rPr>
+          <w:fldChar w:fldCharType="begin"/>
+        </w:r>
+        <w:r>
+          <w:rPr>
+            <w:noProof/>
+            <w:webHidden/>
+          </w:rPr>
+          <w:instrText xml:space="preserve"> PAGEREF _Toc229728197 \h </w:instrText>
+        </w:r>
+        <w:r>
+          <w:rPr>
+            <w:noProof/>
+            <w:webHidden/>
+          </w:rPr>
+        </w:r>
+        <w:r>
+          <w:rPr>
+            <w:noProof/>
+            <w:webHidden/>
+          </w:rPr>
+          <w:fldChar w:fldCharType="separate"/>
+        </w:r>
+        <w:r>
+          <w:rPr>
+            <w:noProof/>
+            <w:webHidden/>
+          </w:rPr>
+          <w:t>65</w:t>
+        </w:r>
+        <w:r>
+          <w:rPr>
+            <w:noProof/>
+            <w:webHidden/>
+          </w:rPr>
+          <w:fldChar w:fldCharType="end"/>
+        </w:r>
+      </w:hyperlink>
+    </w:p>
+    <w:p>
+      <w:pPr>
+        <w:pStyle w:val="TableofFigures"/>
+        <w:tabs>
+          <w:tab w:val="right" w:leader="dot" w:pos="9395"/>
+        </w:tabs>
+        <w:rPr>
+          <w:rFonts w:asciiTheme="minorHAnsi" w:eastAsiaTheme="minorEastAsia" w:hAnsiTheme="minorHAnsi" w:cstheme="minorBidi"/>
+          <w:noProof/>
+          <w:kern w:val="2"/>
+          <w:sz w:val="24"/>
+          <w:szCs w:val="24"/>
+          <w:lang w:val="en-US"/>
+          <w14:ligatures w14:val="standardContextual"/>
+        </w:rPr>
+      </w:pPr>
+      <w:hyperlink w:anchor="_Toc229728198" w:history="1">
+        <w:r>
+          <w:rPr>
+            <w:rStyle w:val="Hyperlink"/>
+            <w:noProof/>
+          </w:rPr>
+          <w:t>Hình 3.27. Mẫu thêm công thức hệ thống</w:t>
+        </w:r>
+        <w:r>
+          <w:rPr>
+            <w:noProof/>
+            <w:webHidden/>
+          </w:rPr>
+          <w:tab/>
+        </w:r>
+        <w:r>
+          <w:rPr>
+            <w:noProof/>
+            <w:webHidden/>
+          </w:rPr>
+          <w:fldChar w:fldCharType="begin"/>
+        </w:r>
+        <w:r>
+          <w:rPr>
+            <w:noProof/>
+            <w:webHidden/>
+          </w:rPr>
+          <w:instrText xml:space="preserve"> PAGEREF _Toc229728198 \h </w:instrText>
+        </w:r>
+        <w:r>
+          <w:rPr>
+            <w:noProof/>
+            <w:webHidden/>
+          </w:rPr>
+        </w:r>
+        <w:r>
+          <w:rPr>
+            <w:noProof/>
+            <w:webHidden/>
+          </w:rPr>
+          <w:fldChar w:fldCharType="separate"/>
+        </w:r>
+        <w:r>
+          <w:rPr>
+            <w:noProof/>
+            <w:webHidden/>
+          </w:rPr>
+          <w:t>66</w:t>
+        </w:r>
+        <w:r>
+          <w:rPr>
+            <w:noProof/>
+            <w:webHidden/>
+          </w:rPr>
+          <w:fldChar w:fldCharType="end"/>
+        </w:r>
+      </w:hyperlink>
+    </w:p>
+    <w:p>
+      <w:pPr>
+        <w:pStyle w:val="TableofFigures"/>
+        <w:tabs>
+          <w:tab w:val="right" w:leader="dot" w:pos="9395"/>
+        </w:tabs>
+        <w:rPr>
+          <w:rFonts w:asciiTheme="minorHAnsi" w:eastAsiaTheme="minorEastAsia" w:hAnsiTheme="minorHAnsi" w:cstheme="minorBidi"/>
+          <w:noProof/>
+          <w:kern w:val="2"/>
+          <w:sz w:val="24"/>
+          <w:szCs w:val="24"/>
+          <w:lang w:val="en-US"/>
+          <w14:ligatures w14:val="standardContextual"/>
+        </w:rPr>
+      </w:pPr>
+      <w:hyperlink w:anchor="_Toc229728199" w:history="1">
+        <w:r>
+          <w:rPr>
+            <w:rStyle w:val="Hyperlink"/>
+            <w:noProof/>
+          </w:rPr>
+          <w:t>Hình 3.28. Hiển thị sau khi thêm</w:t>
+        </w:r>
+        <w:r>
+          <w:rPr>
+            <w:noProof/>
+            <w:webHidden/>
+          </w:rPr>
+          <w:tab/>
+        </w:r>
+        <w:r>
+          <w:rPr>
+            <w:noProof/>
+            <w:webHidden/>
+          </w:rPr>
+          <w:fldChar w:fldCharType="begin"/>
+        </w:r>
+        <w:r>
+          <w:rPr>
+            <w:noProof/>
+            <w:webHidden/>
+          </w:rPr>
+          <w:instrText xml:space="preserve"> PAGEREF _Toc229728199 \h </w:instrText>
+        </w:r>
+        <w:r>
+          <w:rPr>
+            <w:noProof/>
+            <w:webHidden/>
+          </w:rPr>
+        </w:r>
+        <w:r>
+          <w:rPr>
+            <w:noProof/>
+            <w:webHidden/>
+          </w:rPr>
+          <w:fldChar w:fldCharType="separate"/>
+        </w:r>
+        <w:r>
+          <w:rPr>
+            <w:noProof/>
+            <w:webHidden/>
+          </w:rPr>
+          <w:t>67</w:t>
+        </w:r>
+        <w:r>
+          <w:rPr>
+            <w:noProof/>
+            <w:webHidden/>
+          </w:rPr>
+          <w:fldChar w:fldCharType="end"/>
+        </w:r>
+      </w:hyperlink>
+    </w:p>
+    <w:p>
+      <w:pPr>
+        <w:pStyle w:val="TableofFigures"/>
+        <w:tabs>
+          <w:tab w:val="right" w:leader="dot" w:pos="9395"/>
+        </w:tabs>
+        <w:rPr>
+          <w:rFonts w:asciiTheme="minorHAnsi" w:eastAsiaTheme="minorEastAsia" w:hAnsiTheme="minorHAnsi" w:cstheme="minorBidi"/>
+          <w:noProof/>
+          <w:kern w:val="2"/>
+          <w:sz w:val="24"/>
+          <w:szCs w:val="24"/>
+          <w:lang w:val="en-US"/>
+          <w14:ligatures w14:val="standardContextual"/>
+        </w:rPr>
+      </w:pPr>
+      <w:hyperlink w:anchor="_Toc229728200" w:history="1">
+        <w:r>
+          <w:rPr>
+            <w:rStyle w:val="Hyperlink"/>
+            <w:noProof/>
+          </w:rPr>
+          <w:t>Hình 3.29. Kiêm tra đã thêm trong database chưa</w:t>
+        </w:r>
+        <w:r>
+          <w:rPr>
+            <w:noProof/>
+            <w:webHidden/>
+          </w:rPr>
+          <w:tab/>
+        </w:r>
+        <w:r>
+          <w:rPr>
+            <w:noProof/>
+            <w:webHidden/>
+          </w:rPr>
+          <w:fldChar w:fldCharType="begin"/>
+        </w:r>
+        <w:r>
+          <w:rPr>
+            <w:noProof/>
+            <w:webHidden/>
+          </w:rPr>
+          <w:instrText xml:space="preserve"> PAGEREF _Toc229728200 \h </w:instrText>
+        </w:r>
+        <w:r>
+          <w:rPr>
+            <w:noProof/>
+            <w:webHidden/>
+          </w:rPr>
+        </w:r>
+        <w:r>
+          <w:rPr>
+            <w:noProof/>
+            <w:webHidden/>
+          </w:rPr>
+          <w:fldChar w:fldCharType="separate"/>
+        </w:r>
+        <w:r>
+          <w:rPr>
+            <w:noProof/>
+            <w:webHidden/>
+          </w:rPr>
+          <w:t>67</w:t>
+        </w:r>
+        <w:r>
+          <w:rPr>
+            <w:noProof/>
+            <w:webHidden/>
+          </w:rPr>
+          <w:fldChar w:fldCharType="end"/>
+        </w:r>
+      </w:hyperlink>
+    </w:p>
+    <w:p>
+      <w:pPr>
+        <w:pStyle w:val="TableofFigures"/>
+        <w:tabs>
+          <w:tab w:val="right" w:leader="dot" w:pos="9395"/>
+        </w:tabs>
+        <w:rPr>
+          <w:rFonts w:asciiTheme="minorHAnsi" w:eastAsiaTheme="minorEastAsia" w:hAnsiTheme="minorHAnsi" w:cstheme="minorBidi"/>
+          <w:noProof/>
+          <w:kern w:val="2"/>
+          <w:sz w:val="24"/>
+          <w:szCs w:val="24"/>
+          <w:lang w:val="en-US"/>
+          <w14:ligatures w14:val="standardContextual"/>
+        </w:rPr>
+      </w:pPr>
+      <w:hyperlink w:anchor="_Toc229728201" w:history="1">
+        <w:r>
+          <w:rPr>
+            <w:rStyle w:val="Hyperlink"/>
+            <w:noProof/>
+          </w:rPr>
+          <w:t>Hình 3.30. Nhập thiếu dữ liệu</w:t>
+        </w:r>
+        <w:r>
+          <w:rPr>
+            <w:noProof/>
+            <w:webHidden/>
+          </w:rPr>
+          <w:tab/>
+        </w:r>
+        <w:r>
+          <w:rPr>
+            <w:noProof/>
+            <w:webHidden/>
+          </w:rPr>
+          <w:fldChar w:fldCharType="begin"/>
+        </w:r>
+        <w:r>
+          <w:rPr>
+            <w:noProof/>
+            <w:webHidden/>
+          </w:rPr>
+          <w:instrText xml:space="preserve"> PAGEREF _Toc229728201 \h </w:instrText>
+        </w:r>
+        <w:r>
+          <w:rPr>
+            <w:noProof/>
+            <w:webHidden/>
+          </w:rPr>
+        </w:r>
+        <w:r>
+          <w:rPr>
+            <w:noProof/>
+            <w:webHidden/>
+          </w:rPr>
+          <w:fldChar w:fldCharType="separate"/>
+        </w:r>
+        <w:r>
+          <w:rPr>
+            <w:noProof/>
+            <w:webHidden/>
+          </w:rPr>
+          <w:t>67</w:t>
+        </w:r>
+        <w:r>
+          <w:rPr>
+            <w:noProof/>
+            <w:webHidden/>
+          </w:rPr>
+          <w:fldChar w:fldCharType="end"/>
+        </w:r>
+      </w:hyperlink>
+    </w:p>
+    <w:p>
+      <w:pPr>
+        <w:pStyle w:val="TableofFigures"/>
+        <w:tabs>
+          <w:tab w:val="right" w:leader="dot" w:pos="9395"/>
+        </w:tabs>
+        <w:rPr>
+          <w:rFonts w:asciiTheme="minorHAnsi" w:eastAsiaTheme="minorEastAsia" w:hAnsiTheme="minorHAnsi" w:cstheme="minorBidi"/>
+          <w:noProof/>
+          <w:kern w:val="2"/>
+          <w:sz w:val="24"/>
+          <w:szCs w:val="24"/>
+          <w:lang w:val="en-US"/>
+          <w14:ligatures w14:val="standardContextual"/>
+        </w:rPr>
+      </w:pPr>
+      <w:hyperlink w:anchor="_Toc229728202" w:history="1">
+        <w:r>
+          <w:rPr>
+            <w:rStyle w:val="Hyperlink"/>
+            <w:noProof/>
+          </w:rPr>
+          <w:t>Hình 3.31. Gửi nhắc nhở</w:t>
+        </w:r>
+        <w:r>
+          <w:rPr>
+            <w:noProof/>
+            <w:webHidden/>
+          </w:rPr>
+          <w:tab/>
+        </w:r>
+        <w:r>
+          <w:rPr>
+            <w:noProof/>
+            <w:webHidden/>
+          </w:rPr>
+          <w:fldChar w:fldCharType="begin"/>
+        </w:r>
+        <w:r>
+          <w:rPr>
+            <w:noProof/>
+            <w:webHidden/>
+          </w:rPr>
+          <w:instrText xml:space="preserve"> PAGEREF _Toc229728202 \h </w:instrText>
+        </w:r>
+        <w:r>
+          <w:rPr>
+            <w:noProof/>
+            <w:webHidden/>
+          </w:rPr>
+        </w:r>
+        <w:r>
+          <w:rPr>
+            <w:noProof/>
+            <w:webHidden/>
+          </w:rPr>
+          <w:fldChar w:fldCharType="separate"/>
+        </w:r>
+        <w:r>
+          <w:rPr>
+            <w:noProof/>
+            <w:webHidden/>
+          </w:rPr>
+          <w:t>67</w:t>
+        </w:r>
+        <w:r>
+          <w:rPr>
+            <w:noProof/>
+            <w:webHidden/>
+          </w:rPr>
+          <w:fldChar w:fldCharType="end"/>
+        </w:r>
+      </w:hyperlink>
+    </w:p>
+    <w:p>
+      <w:pPr>
+        <w:pStyle w:val="TableofFigures"/>
+        <w:tabs>
+          <w:tab w:val="right" w:leader="dot" w:pos="9395"/>
+        </w:tabs>
+        <w:rPr>
+          <w:rFonts w:asciiTheme="minorHAnsi" w:eastAsiaTheme="minorEastAsia" w:hAnsiTheme="minorHAnsi" w:cstheme="minorBidi"/>
+          <w:noProof/>
+          <w:kern w:val="2"/>
+          <w:sz w:val="24"/>
+          <w:szCs w:val="24"/>
+          <w:lang w:val="en-US"/>
+          <w14:ligatures w14:val="standardContextual"/>
+        </w:rPr>
+      </w:pPr>
+      <w:hyperlink w:anchor="_Toc229728203" w:history="1">
+        <w:r>
+          <w:rPr>
+            <w:rStyle w:val="Hyperlink"/>
+            <w:noProof/>
+          </w:rPr>
+          <w:t>Hình 3.32. Gửi nhắc nhở thành công</w:t>
+        </w:r>
+        <w:r>
+          <w:rPr>
+            <w:noProof/>
+            <w:webHidden/>
+          </w:rPr>
+          <w:tab/>
+        </w:r>
+        <w:r>
+          <w:rPr>
+            <w:noProof/>
+            <w:webHidden/>
+          </w:rPr>
+          <w:fldChar w:fldCharType="begin"/>
+        </w:r>
+        <w:r>
+          <w:rPr>
+            <w:noProof/>
+            <w:webHidden/>
+          </w:rPr>
+          <w:instrText xml:space="preserve"> PAGEREF _Toc229728203 \h </w:instrText>
+        </w:r>
+        <w:r>
+          <w:rPr>
+            <w:noProof/>
+            <w:webHidden/>
+          </w:rPr>
+        </w:r>
+        <w:r>
+          <w:rPr>
+            <w:noProof/>
+            <w:webHidden/>
+          </w:rPr>
+          <w:fldChar w:fldCharType="separate"/>
+        </w:r>
+        <w:r>
+          <w:rPr>
+            <w:noProof/>
+            <w:webHidden/>
+          </w:rPr>
+          <w:t>68</w:t>
+        </w:r>
+        <w:r>
+          <w:rPr>
+            <w:noProof/>
+            <w:webHidden/>
+          </w:rPr>
+          <w:fldChar w:fldCharType="end"/>
+        </w:r>
+      </w:hyperlink>
+    </w:p>
+    <w:p>
+      <w:pPr>
         <w:spacing w:after="160" w:line="278" w:lineRule="auto"/>
-        <w:jc w:val="center"/>
         <w:rPr>
           <w:rFonts w:ascii="Times New Roman" w:hAnsi="Times New Roman" w:cs="Times New Roman"/>
           <w:b/>
@@ -5171,6 +7006,7 @@
     <w:p>
       <w:pPr>
         <w:spacing w:after="160" w:line="278" w:lineRule="auto"/>
+        <w:ind w:left="2880" w:firstLine="720"/>
         <w:rPr>
           <w:rFonts w:ascii="Times New Roman" w:hAnsi="Times New Roman" w:cs="Times New Roman"/>
           <w:b/>
@@ -5189,15 +7025,6 @@
         </w:rPr>
         <w:br w:type="page"/>
       </w:r>
-    </w:p>
-    <w:p>
-      <w:pPr>
-        <w:spacing w:after="160" w:line="278" w:lineRule="auto"/>
-        <w:jc w:val="center"/>
-        <w:rPr>
-          <w:noProof/>
-        </w:rPr>
-      </w:pPr>
       <w:r>
         <w:rPr>
           <w:rFonts w:ascii="Times New Roman" w:hAnsi="Times New Roman" w:cs="Times New Roman"/>
@@ -7261,7 +9088,7 @@
         </w:rPr>
       </w:pPr>
       <w:bookmarkStart w:id="10" w:name="_Toc229707250"/>
-      <w:bookmarkStart w:id="11" w:name="_Toc229707341"/>
+      <w:bookmarkStart w:id="11" w:name="_Toc229728150"/>
       <w:r>
         <w:rPr>
           <w:rFonts w:cs="Times New Roman"/>
@@ -8278,7 +10105,7 @@
         </w:rPr>
       </w:pPr>
       <w:bookmarkStart w:id="12" w:name="_Toc229707251"/>
-      <w:bookmarkStart w:id="13" w:name="_Toc229707342"/>
+      <w:bookmarkStart w:id="13" w:name="_Toc229728151"/>
       <w:r>
         <w:rPr>
           <w:rFonts w:cs="Times New Roman"/>
@@ -8460,7 +10287,7 @@
         </w:rPr>
       </w:pPr>
       <w:bookmarkStart w:id="14" w:name="_Toc229707252"/>
-      <w:bookmarkStart w:id="15" w:name="_Toc229707343"/>
+      <w:bookmarkStart w:id="15" w:name="_Toc229728152"/>
       <w:r>
         <w:rPr>
           <w:rFonts w:cs="Times New Roman"/>
@@ -8779,7 +10606,7 @@
         </w:rPr>
       </w:pPr>
       <w:bookmarkStart w:id="16" w:name="_Toc229707253"/>
-      <w:bookmarkStart w:id="17" w:name="_Toc229707344"/>
+      <w:bookmarkStart w:id="17" w:name="_Toc229728153"/>
       <w:r>
         <w:rPr>
           <w:rFonts w:cs="Times New Roman"/>
@@ -16901,6 +18728,7 @@
       <w:r>
         <w:rPr>
           <w:rFonts w:ascii="Times New Roman" w:hAnsi="Times New Roman" w:cs="Times New Roman"/>
+          <w:noProof/>
           <w:sz w:val="26"/>
           <w:szCs w:val="26"/>
         </w:rPr>
@@ -16953,7 +18781,7 @@
         </w:rPr>
       </w:pPr>
       <w:bookmarkStart w:id="21" w:name="_Toc229707254"/>
-      <w:bookmarkStart w:id="22" w:name="_Toc229707345"/>
+      <w:bookmarkStart w:id="22" w:name="_Toc229728154"/>
       <w:r>
         <w:rPr>
           <w:rFonts w:cs="Times New Roman"/>
@@ -17102,23 +18930,7 @@
           <w:sz w:val="26"/>
           <w:szCs w:val="26"/>
         </w:rPr>
-        <w:t xml:space="preserve"> (</w:t>
-      </w:r>
-      <w:r>
-        <w:rPr>
-          <w:rFonts w:ascii="Times New Roman" w:hAnsi="Times New Roman" w:cs="Times New Roman"/>
-          <w:sz w:val="26"/>
-          <w:szCs w:val="26"/>
-        </w:rPr>
-        <w:t>RegisterPage</w:t>
-      </w:r>
-      <w:r>
-        <w:rPr>
-          <w:rFonts w:ascii="Times New Roman" w:hAnsi="Times New Roman" w:cs="Times New Roman"/>
-          <w:sz w:val="26"/>
-          <w:szCs w:val="26"/>
-        </w:rPr>
-        <w:t>)</w:t>
+        <w:t xml:space="preserve"> (RegisterPage)</w:t>
       </w:r>
       <w:r>
         <w:rPr>
@@ -17157,23 +18969,7 @@
           <w:sz w:val="26"/>
           <w:szCs w:val="26"/>
         </w:rPr>
-        <w:t xml:space="preserve"> (</w:t>
-      </w:r>
-      <w:r>
-        <w:rPr>
-          <w:rFonts w:ascii="Times New Roman" w:hAnsi="Times New Roman" w:cs="Times New Roman"/>
-          <w:sz w:val="26"/>
-          <w:szCs w:val="26"/>
-        </w:rPr>
-        <w:t>RegisterPage</w:t>
-      </w:r>
-      <w:r>
-        <w:rPr>
-          <w:rFonts w:ascii="Times New Roman" w:hAnsi="Times New Roman" w:cs="Times New Roman"/>
-          <w:sz w:val="26"/>
-          <w:szCs w:val="26"/>
-        </w:rPr>
-        <w:t>)</w:t>
+        <w:t xml:space="preserve"> (RegisterPage)</w:t>
       </w:r>
       <w:r>
         <w:rPr>
@@ -17375,23 +19171,7 @@
           <w:sz w:val="26"/>
           <w:szCs w:val="26"/>
         </w:rPr>
-        <w:t xml:space="preserve"> (</w:t>
-      </w:r>
-      <w:r>
-        <w:rPr>
-          <w:rFonts w:ascii="Times New Roman" w:hAnsi="Times New Roman" w:cs="Times New Roman"/>
-          <w:sz w:val="26"/>
-          <w:szCs w:val="26"/>
-        </w:rPr>
-        <w:t>DB</w:t>
-      </w:r>
-      <w:r>
-        <w:rPr>
-          <w:rFonts w:ascii="Times New Roman" w:hAnsi="Times New Roman" w:cs="Times New Roman"/>
-          <w:sz w:val="26"/>
-          <w:szCs w:val="26"/>
-        </w:rPr>
-        <w:t>)</w:t>
+        <w:t xml:space="preserve"> (DB)</w:t>
       </w:r>
       <w:r>
         <w:rPr>
@@ -17446,23 +19226,7 @@
           <w:sz w:val="26"/>
           <w:szCs w:val="26"/>
         </w:rPr>
-        <w:t xml:space="preserve"> (</w:t>
-      </w:r>
-      <w:r>
-        <w:rPr>
-          <w:rFonts w:ascii="Times New Roman" w:hAnsi="Times New Roman" w:cs="Times New Roman"/>
-          <w:sz w:val="26"/>
-          <w:szCs w:val="26"/>
-        </w:rPr>
-        <w:t>DB</w:t>
-      </w:r>
-      <w:r>
-        <w:rPr>
-          <w:rFonts w:ascii="Times New Roman" w:hAnsi="Times New Roman" w:cs="Times New Roman"/>
-          <w:sz w:val="26"/>
-          <w:szCs w:val="26"/>
-        </w:rPr>
-        <w:t>)</w:t>
+        <w:t xml:space="preserve"> (DB)</w:t>
       </w:r>
       <w:r>
         <w:rPr>
@@ -17579,23 +19343,7 @@
           <w:sz w:val="26"/>
           <w:szCs w:val="26"/>
         </w:rPr>
-        <w:t xml:space="preserve"> (</w:t>
-      </w:r>
-      <w:r>
-        <w:rPr>
-          <w:rFonts w:ascii="Times New Roman" w:hAnsi="Times New Roman" w:cs="Times New Roman"/>
-          <w:sz w:val="26"/>
-          <w:szCs w:val="26"/>
-        </w:rPr>
-        <w:t>DB</w:t>
-      </w:r>
-      <w:r>
-        <w:rPr>
-          <w:rFonts w:ascii="Times New Roman" w:hAnsi="Times New Roman" w:cs="Times New Roman"/>
-          <w:sz w:val="26"/>
-          <w:szCs w:val="26"/>
-        </w:rPr>
-        <w:t>)</w:t>
+        <w:t xml:space="preserve"> (DB)</w:t>
       </w:r>
       <w:r>
         <w:rPr>
@@ -17650,23 +19398,7 @@
           <w:sz w:val="26"/>
           <w:szCs w:val="26"/>
         </w:rPr>
-        <w:t xml:space="preserve"> (</w:t>
-      </w:r>
-      <w:r>
-        <w:rPr>
-          <w:rFonts w:ascii="Times New Roman" w:hAnsi="Times New Roman" w:cs="Times New Roman"/>
-          <w:sz w:val="26"/>
-          <w:szCs w:val="26"/>
-        </w:rPr>
-        <w:t>DB</w:t>
-      </w:r>
-      <w:r>
-        <w:rPr>
-          <w:rFonts w:ascii="Times New Roman" w:hAnsi="Times New Roman" w:cs="Times New Roman"/>
-          <w:sz w:val="26"/>
-          <w:szCs w:val="26"/>
-        </w:rPr>
-        <w:t>)</w:t>
+        <w:t xml:space="preserve"> (DB)</w:t>
       </w:r>
       <w:r>
         <w:rPr>
@@ -17862,23 +19594,7 @@
           <w:sz w:val="26"/>
           <w:szCs w:val="26"/>
         </w:rPr>
-        <w:t xml:space="preserve"> (</w:t>
-      </w:r>
-      <w:r>
-        <w:rPr>
-          <w:rFonts w:ascii="Times New Roman" w:hAnsi="Times New Roman" w:cs="Times New Roman"/>
-          <w:sz w:val="26"/>
-          <w:szCs w:val="26"/>
-        </w:rPr>
-        <w:t>DB</w:t>
-      </w:r>
-      <w:r>
-        <w:rPr>
-          <w:rFonts w:ascii="Times New Roman" w:hAnsi="Times New Roman" w:cs="Times New Roman"/>
-          <w:sz w:val="26"/>
-          <w:szCs w:val="26"/>
-        </w:rPr>
-        <w:t>)</w:t>
+        <w:t xml:space="preserve"> (DB)</w:t>
       </w:r>
       <w:r>
         <w:rPr>
@@ -18227,23 +19943,7 @@
           <w:sz w:val="26"/>
           <w:szCs w:val="26"/>
         </w:rPr>
-        <w:t>Trang Đăng ký (</w:t>
-      </w:r>
-      <w:r>
-        <w:rPr>
-          <w:rFonts w:ascii="Times New Roman" w:hAnsi="Times New Roman" w:cs="Times New Roman"/>
-          <w:sz w:val="26"/>
-          <w:szCs w:val="26"/>
-        </w:rPr>
-        <w:t>RegisterPage</w:t>
-      </w:r>
-      <w:r>
-        <w:rPr>
-          <w:rFonts w:ascii="Times New Roman" w:hAnsi="Times New Roman" w:cs="Times New Roman"/>
-          <w:sz w:val="26"/>
-          <w:szCs w:val="26"/>
-        </w:rPr>
-        <w:t>).</w:t>
+        <w:t>Trang Đăng ký (RegisterPage).</w:t>
       </w:r>
     </w:p>
     <w:p>
@@ -18266,31 +19966,7 @@
           <w:sz w:val="26"/>
           <w:szCs w:val="26"/>
         </w:rPr>
-        <w:t>Trang Đăng ký</w:t>
-      </w:r>
-      <w:r>
-        <w:rPr>
-          <w:rFonts w:ascii="Times New Roman" w:hAnsi="Times New Roman" w:cs="Times New Roman"/>
-          <w:sz w:val="26"/>
-          <w:szCs w:val="26"/>
-        </w:rPr>
-        <w:t xml:space="preserve"> (</w:t>
-      </w:r>
-      <w:r>
-        <w:rPr>
-          <w:rFonts w:ascii="Times New Roman" w:hAnsi="Times New Roman" w:cs="Times New Roman"/>
-          <w:sz w:val="26"/>
-          <w:szCs w:val="26"/>
-        </w:rPr>
-        <w:t>RegisterPage</w:t>
-      </w:r>
-      <w:r>
-        <w:rPr>
-          <w:rFonts w:ascii="Times New Roman" w:hAnsi="Times New Roman" w:cs="Times New Roman"/>
-          <w:sz w:val="26"/>
-          <w:szCs w:val="26"/>
-        </w:rPr>
-        <w:t>)</w:t>
+        <w:t>Trang Đăng ký (RegisterPage)</w:t>
       </w:r>
       <w:r>
         <w:rPr>
@@ -18343,6 +20019,7 @@
       <w:r>
         <w:rPr>
           <w:rFonts w:ascii="Times New Roman" w:hAnsi="Times New Roman" w:cs="Times New Roman"/>
+          <w:noProof/>
           <w:sz w:val="26"/>
           <w:szCs w:val="26"/>
         </w:rPr>
@@ -18394,7 +20071,7 @@
         </w:rPr>
       </w:pPr>
       <w:bookmarkStart w:id="23" w:name="_Toc229707255"/>
-      <w:bookmarkStart w:id="24" w:name="_Toc229707346"/>
+      <w:bookmarkStart w:id="24" w:name="_Toc229728155"/>
       <w:r>
         <w:rPr>
           <w:rFonts w:cs="Times New Roman"/>
@@ -19378,7 +21055,7 @@
         </w:rPr>
       </w:pPr>
       <w:bookmarkStart w:id="25" w:name="_Toc229707256"/>
-      <w:bookmarkStart w:id="26" w:name="_Toc229707347"/>
+      <w:bookmarkStart w:id="26" w:name="_Toc229728156"/>
       <w:r>
         <w:rPr>
           <w:rFonts w:cs="Times New Roman"/>
@@ -19756,6 +21433,7 @@
       <w:r>
         <w:rPr>
           <w:rFonts w:ascii="Times New Roman" w:hAnsi="Times New Roman" w:cs="Times New Roman"/>
+          <w:noProof/>
           <w:sz w:val="26"/>
           <w:szCs w:val="26"/>
           <w:lang w:val="en-US"/>
@@ -19810,7 +21488,7 @@
         </w:rPr>
       </w:pPr>
       <w:bookmarkStart w:id="27" w:name="_Toc229707257"/>
-      <w:bookmarkStart w:id="28" w:name="_Toc229707348"/>
+      <w:bookmarkStart w:id="28" w:name="_Toc229728157"/>
       <w:r>
         <w:rPr>
           <w:rFonts w:cs="Times New Roman"/>
@@ -20669,6 +22347,7 @@
       <w:r>
         <w:rPr>
           <w:rFonts w:ascii="Times New Roman" w:hAnsi="Times New Roman" w:cs="Times New Roman"/>
+          <w:noProof/>
           <w:sz w:val="26"/>
           <w:szCs w:val="26"/>
         </w:rPr>
@@ -20720,7 +22399,7 @@
         </w:rPr>
       </w:pPr>
       <w:bookmarkStart w:id="29" w:name="_Toc229707258"/>
-      <w:bookmarkStart w:id="30" w:name="_Toc229707349"/>
+      <w:bookmarkStart w:id="30" w:name="_Toc229728158"/>
       <w:r>
         <w:rPr>
           <w:rFonts w:cs="Times New Roman"/>
@@ -21715,6 +23394,7 @@
       <w:r>
         <w:rPr>
           <w:rFonts w:ascii="Times New Roman" w:hAnsi="Times New Roman" w:cs="Times New Roman"/>
+          <w:noProof/>
           <w:sz w:val="26"/>
           <w:szCs w:val="26"/>
         </w:rPr>
@@ -21767,7 +23447,7 @@
         </w:rPr>
       </w:pPr>
       <w:bookmarkStart w:id="31" w:name="_Toc229707259"/>
-      <w:bookmarkStart w:id="32" w:name="_Toc229707350"/>
+      <w:bookmarkStart w:id="32" w:name="_Toc229728159"/>
       <w:r>
         <w:rPr>
           <w:rFonts w:cs="Times New Roman"/>
@@ -22615,27 +24295,7 @@
           <w:sz w:val="26"/>
           <w:szCs w:val="26"/>
         </w:rPr>
-        <w:t xml:space="preserve">Sơ đồ tuần tự cho chức năng </w:t>
-      </w:r>
-      <w:r>
-        <w:rPr>
-          <w:rFonts w:ascii="Times New Roman" w:hAnsi="Times New Roman" w:cs="Times New Roman"/>
-          <w:b/>
-          <w:bCs/>
-          <w:sz w:val="26"/>
-          <w:szCs w:val="26"/>
-        </w:rPr>
-        <w:t>sửa</w:t>
-      </w:r>
-      <w:r>
-        <w:rPr>
-          <w:rFonts w:ascii="Times New Roman" w:hAnsi="Times New Roman" w:cs="Times New Roman"/>
-          <w:b/>
-          <w:bCs/>
-          <w:sz w:val="26"/>
-          <w:szCs w:val="26"/>
-        </w:rPr>
-        <w:t xml:space="preserve"> công thức (Người dùng)</w:t>
+        <w:t>Sơ đồ tuần tự cho chức năng sửa công thức (Người dùng)</w:t>
       </w:r>
     </w:p>
     <w:p>
@@ -22646,6 +24306,7 @@
       <w:r>
         <w:rPr>
           <w:rFonts w:ascii="Times New Roman" w:hAnsi="Times New Roman" w:cs="Times New Roman"/>
+          <w:noProof/>
           <w:sz w:val="26"/>
           <w:szCs w:val="26"/>
         </w:rPr>
@@ -22697,7 +24358,7 @@
         </w:rPr>
       </w:pPr>
       <w:bookmarkStart w:id="33" w:name="_Toc229707260"/>
-      <w:bookmarkStart w:id="34" w:name="_Toc229707351"/>
+      <w:bookmarkStart w:id="34" w:name="_Toc229728160"/>
       <w:r>
         <w:rPr>
           <w:rFonts w:cs="Times New Roman"/>
@@ -23545,27 +25206,7 @@
           <w:sz w:val="26"/>
           <w:szCs w:val="26"/>
         </w:rPr>
-        <w:t xml:space="preserve">Sơ đồ tuần tự cho chức năng </w:t>
-      </w:r>
-      <w:r>
-        <w:rPr>
-          <w:rFonts w:ascii="Times New Roman" w:hAnsi="Times New Roman" w:cs="Times New Roman"/>
-          <w:b/>
-          <w:bCs/>
-          <w:sz w:val="26"/>
-          <w:szCs w:val="26"/>
-        </w:rPr>
-        <w:t>xoá</w:t>
-      </w:r>
-      <w:r>
-        <w:rPr>
-          <w:rFonts w:ascii="Times New Roman" w:hAnsi="Times New Roman" w:cs="Times New Roman"/>
-          <w:b/>
-          <w:bCs/>
-          <w:sz w:val="26"/>
-          <w:szCs w:val="26"/>
-        </w:rPr>
-        <w:t xml:space="preserve"> công thức (Người dùng)</w:t>
+        <w:t>Sơ đồ tuần tự cho chức năng xoá công thức (Người dùng)</w:t>
       </w:r>
     </w:p>
     <w:p>
@@ -23576,6 +25217,7 @@
       <w:r>
         <w:rPr>
           <w:rFonts w:ascii="Times New Roman" w:hAnsi="Times New Roman" w:cs="Times New Roman"/>
+          <w:noProof/>
           <w:sz w:val="26"/>
           <w:szCs w:val="26"/>
         </w:rPr>
@@ -23628,7 +25270,7 @@
         </w:rPr>
       </w:pPr>
       <w:bookmarkStart w:id="35" w:name="_Toc229707261"/>
-      <w:bookmarkStart w:id="36" w:name="_Toc229707352"/>
+      <w:bookmarkStart w:id="36" w:name="_Toc229728161"/>
       <w:r>
         <w:rPr>
           <w:rFonts w:cs="Times New Roman"/>
@@ -24388,27 +26030,7 @@
           <w:sz w:val="26"/>
           <w:szCs w:val="26"/>
         </w:rPr>
-        <w:t>Sơ đồ tuần tự cho chức năng thêm công thức (</w:t>
-      </w:r>
-      <w:r>
-        <w:rPr>
-          <w:rFonts w:ascii="Times New Roman" w:hAnsi="Times New Roman" w:cs="Times New Roman"/>
-          <w:b/>
-          <w:bCs/>
-          <w:sz w:val="26"/>
-          <w:szCs w:val="26"/>
-        </w:rPr>
-        <w:t>Quản trị viên</w:t>
-      </w:r>
-      <w:r>
-        <w:rPr>
-          <w:rFonts w:ascii="Times New Roman" w:hAnsi="Times New Roman" w:cs="Times New Roman"/>
-          <w:b/>
-          <w:bCs/>
-          <w:sz w:val="26"/>
-          <w:szCs w:val="26"/>
-        </w:rPr>
-        <w:t>)</w:t>
+        <w:t>Sơ đồ tuần tự cho chức năng thêm công thức (Quản trị viên)</w:t>
       </w:r>
     </w:p>
     <w:p>
@@ -24419,6 +26041,7 @@
       <w:r>
         <w:rPr>
           <w:rFonts w:ascii="Times New Roman" w:hAnsi="Times New Roman" w:cs="Times New Roman"/>
+          <w:noProof/>
           <w:sz w:val="26"/>
           <w:szCs w:val="26"/>
         </w:rPr>
@@ -24470,7 +26093,7 @@
         </w:rPr>
       </w:pPr>
       <w:bookmarkStart w:id="37" w:name="_Toc229707262"/>
-      <w:bookmarkStart w:id="38" w:name="_Toc229707353"/>
+      <w:bookmarkStart w:id="38" w:name="_Toc229728162"/>
       <w:r>
         <w:rPr>
           <w:rFonts w:cs="Times New Roman"/>
@@ -25568,27 +27191,7 @@
           <w:sz w:val="26"/>
           <w:szCs w:val="26"/>
         </w:rPr>
-        <w:t xml:space="preserve">Sơ đồ tuần tự cho chức năng </w:t>
-      </w:r>
-      <w:r>
-        <w:rPr>
-          <w:rFonts w:ascii="Times New Roman" w:hAnsi="Times New Roman" w:cs="Times New Roman"/>
-          <w:b/>
-          <w:bCs/>
-          <w:sz w:val="26"/>
-          <w:szCs w:val="26"/>
-        </w:rPr>
-        <w:t>sửa</w:t>
-      </w:r>
-      <w:r>
-        <w:rPr>
-          <w:rFonts w:ascii="Times New Roman" w:hAnsi="Times New Roman" w:cs="Times New Roman"/>
-          <w:b/>
-          <w:bCs/>
-          <w:sz w:val="26"/>
-          <w:szCs w:val="26"/>
-        </w:rPr>
-        <w:t xml:space="preserve"> công thức (Quản trị viên)</w:t>
+        <w:t>Sơ đồ tuần tự cho chức năng sửa công thức (Quản trị viên)</w:t>
       </w:r>
     </w:p>
     <w:p>
@@ -25664,7 +27267,7 @@
         </w:rPr>
       </w:pPr>
       <w:bookmarkStart w:id="39" w:name="_Toc229707263"/>
-      <w:bookmarkStart w:id="40" w:name="_Toc229707354"/>
+      <w:bookmarkStart w:id="40" w:name="_Toc229728163"/>
       <w:r>
         <w:rPr>
           <w:rFonts w:cs="Times New Roman"/>
@@ -26755,27 +28358,7 @@
           <w:sz w:val="26"/>
           <w:szCs w:val="26"/>
         </w:rPr>
-        <w:t xml:space="preserve">Sơ đồ tuần tự cho chức năng </w:t>
-      </w:r>
-      <w:r>
-        <w:rPr>
-          <w:rFonts w:ascii="Times New Roman" w:hAnsi="Times New Roman" w:cs="Times New Roman"/>
-          <w:b/>
-          <w:bCs/>
-          <w:sz w:val="26"/>
-          <w:szCs w:val="26"/>
-        </w:rPr>
-        <w:t>xoá</w:t>
-      </w:r>
-      <w:r>
-        <w:rPr>
-          <w:rFonts w:ascii="Times New Roman" w:hAnsi="Times New Roman" w:cs="Times New Roman"/>
-          <w:b/>
-          <w:bCs/>
-          <w:sz w:val="26"/>
-          <w:szCs w:val="26"/>
-        </w:rPr>
-        <w:t xml:space="preserve"> công thức (Quản trị viên)</w:t>
+        <w:t>Sơ đồ tuần tự cho chức năng xoá công thức (Quản trị viên)</w:t>
       </w:r>
     </w:p>
     <w:p>
@@ -26851,7 +28434,7 @@
         </w:rPr>
       </w:pPr>
       <w:bookmarkStart w:id="41" w:name="_Toc229707264"/>
-      <w:bookmarkStart w:id="42" w:name="_Toc229707355"/>
+      <w:bookmarkStart w:id="42" w:name="_Toc229728164"/>
       <w:r>
         <w:rPr>
           <w:rFonts w:cs="Times New Roman"/>
@@ -27823,7 +29406,7 @@
           <w:szCs w:val="26"/>
         </w:rPr>
         <w:drawing>
-          <wp:inline distT="0" distB="0" distL="0" distR="0" wp14:anchorId="312CD131" wp14:editId="2CC8964A">
+          <wp:inline distT="0" distB="0" distL="0" distR="0" wp14:anchorId="312CD131" wp14:editId="1B4150E9">
             <wp:extent cx="5927090" cy="2967355"/>
             <wp:effectExtent l="0" t="0" r="0" b="4445"/>
             <wp:docPr id="646600976" name="Picture 5"/>
@@ -27883,7 +29466,7 @@
         </w:rPr>
       </w:pPr>
       <w:bookmarkStart w:id="43" w:name="_Toc229707265"/>
-      <w:bookmarkStart w:id="44" w:name="_Toc229707356"/>
+      <w:bookmarkStart w:id="44" w:name="_Toc229728165"/>
       <w:r>
         <w:rPr>
           <w:rFonts w:cs="Times New Roman"/>
@@ -28877,6 +30460,7 @@
       <w:r>
         <w:rPr>
           <w:rFonts w:ascii="Times New Roman" w:hAnsi="Times New Roman" w:cs="Times New Roman"/>
+          <w:noProof/>
           <w:sz w:val="26"/>
           <w:szCs w:val="26"/>
         </w:rPr>
@@ -28928,7 +30512,7 @@
         </w:rPr>
       </w:pPr>
       <w:bookmarkStart w:id="46" w:name="_Toc229707266"/>
-      <w:bookmarkStart w:id="47" w:name="_Toc229707357"/>
+      <w:bookmarkStart w:id="47" w:name="_Toc229728166"/>
       <w:r>
         <w:rPr>
           <w:rFonts w:cs="Times New Roman"/>
@@ -30105,6 +31689,7 @@
           <w:rFonts w:ascii="Times New Roman" w:hAnsi="Times New Roman" w:cs="Times New Roman"/>
           <w:b/>
           <w:bCs/>
+          <w:noProof/>
           <w:sz w:val="26"/>
           <w:szCs w:val="26"/>
         </w:rPr>
@@ -30159,7 +31744,7 @@
         </w:rPr>
       </w:pPr>
       <w:bookmarkStart w:id="48" w:name="_Toc229707267"/>
-      <w:bookmarkStart w:id="49" w:name="_Toc229707358"/>
+      <w:bookmarkStart w:id="49" w:name="_Toc229728167"/>
       <w:r>
         <w:rPr>
           <w:rFonts w:cs="Times New Roman"/>
@@ -31885,6 +33470,7 @@
           <w:rFonts w:ascii="Times New Roman" w:hAnsi="Times New Roman" w:cs="Times New Roman"/>
           <w:b/>
           <w:bCs/>
+          <w:noProof/>
           <w:sz w:val="26"/>
           <w:szCs w:val="26"/>
         </w:rPr>
@@ -31939,7 +33525,7 @@
         </w:rPr>
       </w:pPr>
       <w:bookmarkStart w:id="50" w:name="_Toc229707268"/>
-      <w:bookmarkStart w:id="51" w:name="_Toc229707359"/>
+      <w:bookmarkStart w:id="51" w:name="_Toc229728168"/>
       <w:r>
         <w:rPr>
           <w:rFonts w:cs="Times New Roman"/>
@@ -33287,6 +34873,7 @@
           <w:rFonts w:ascii="Times New Roman" w:hAnsi="Times New Roman" w:cs="Times New Roman"/>
           <w:b/>
           <w:bCs/>
+          <w:noProof/>
           <w:sz w:val="26"/>
           <w:szCs w:val="26"/>
         </w:rPr>
@@ -33341,7 +34928,7 @@
         </w:rPr>
       </w:pPr>
       <w:bookmarkStart w:id="52" w:name="_Toc229707269"/>
-      <w:bookmarkStart w:id="53" w:name="_Toc229707360"/>
+      <w:bookmarkStart w:id="53" w:name="_Toc229728169"/>
       <w:r>
         <w:rPr>
           <w:rFonts w:cs="Times New Roman"/>
@@ -34482,6 +36069,7 @@
       <w:r>
         <w:rPr>
           <w:rFonts w:ascii="Times New Roman" w:hAnsi="Times New Roman" w:cs="Times New Roman"/>
+          <w:noProof/>
           <w:sz w:val="26"/>
           <w:szCs w:val="26"/>
           <w:lang w:val="en-US"/>
@@ -34535,7 +36123,7 @@
         </w:rPr>
       </w:pPr>
       <w:bookmarkStart w:id="54" w:name="_Toc229707270"/>
-      <w:bookmarkStart w:id="55" w:name="_Toc229707361"/>
+      <w:bookmarkStart w:id="55" w:name="_Toc229728170"/>
       <w:r>
         <w:rPr>
           <w:rFonts w:cs="Times New Roman"/>
@@ -35767,6 +37355,7 @@
           <w:rFonts w:ascii="Times New Roman" w:hAnsi="Times New Roman" w:cs="Times New Roman"/>
           <w:b/>
           <w:bCs/>
+          <w:noProof/>
           <w:sz w:val="26"/>
           <w:szCs w:val="26"/>
         </w:rPr>
@@ -35820,7 +37409,7 @@
         </w:rPr>
       </w:pPr>
       <w:bookmarkStart w:id="57" w:name="_Toc229707271"/>
-      <w:bookmarkStart w:id="58" w:name="_Toc229707362"/>
+      <w:bookmarkStart w:id="58" w:name="_Toc229728171"/>
       <w:r>
         <w:rPr>
           <w:rFonts w:cs="Times New Roman"/>
@@ -40789,15 +42378,7 @@
                 <w:sz w:val="26"/>
                 <w:szCs w:val="26"/>
               </w:rPr>
-              <w:t xml:space="preserve">Một người có thể nhận nhiều lần nhắc nhở. Mỗi bản ghi nhắc nhở </w:t>
-            </w:r>
-            <w:r>
-              <w:rPr>
-                <w:rFonts w:ascii="Times New Roman" w:hAnsi="Times New Roman" w:cs="Times New Roman"/>
-                <w:sz w:val="26"/>
-                <w:szCs w:val="26"/>
-              </w:rPr>
-              <w:t>ghi lại một lần nhắc gửi cho một người dùng cụ thể</w:t>
+              <w:t>Một người có thể nhận nhiều lần nhắc nhở. Mỗi bản ghi nhắc nhở ghi lại một lần nhắc gửi cho một người dùng cụ thể</w:t>
             </w:r>
             <w:r>
               <w:rPr>
@@ -40876,23 +42457,7 @@
                 <w:sz w:val="26"/>
                 <w:szCs w:val="26"/>
               </w:rPr>
-              <w:t xml:space="preserve">1 – n (qua </w:t>
-            </w:r>
-            <w:r>
-              <w:rPr>
-                <w:rFonts w:ascii="Times New Roman" w:hAnsi="Times New Roman" w:cs="Times New Roman"/>
-                <w:sz w:val="26"/>
-                <w:szCs w:val="26"/>
-              </w:rPr>
-              <w:t>sent_by</w:t>
-            </w:r>
-            <w:r>
-              <w:rPr>
-                <w:rFonts w:ascii="Times New Roman" w:hAnsi="Times New Roman" w:cs="Times New Roman"/>
-                <w:sz w:val="26"/>
-                <w:szCs w:val="26"/>
-              </w:rPr>
-              <w:t>)</w:t>
+              <w:t>1 – n (qua sent_by)</w:t>
             </w:r>
           </w:p>
         </w:tc>
@@ -40916,34 +42481,7 @@
                 <w:szCs w:val="26"/>
                 <w:lang w:val="en-US"/>
               </w:rPr>
-              <w:t>M</w:t>
-            </w:r>
-            <w:r>
-              <w:rPr>
-                <w:rFonts w:ascii="Times New Roman" w:hAnsi="Times New Roman" w:cs="Times New Roman"/>
-                <w:sz w:val="26"/>
-                <w:szCs w:val="26"/>
-                <w:lang w:val="en-US"/>
-              </w:rPr>
-              <w:t>ột quản trị viên hoặc người gửi có thể thực hiện nhiều lần gửi nhắc nhở</w:t>
-            </w:r>
-            <w:r>
-              <w:rPr>
-                <w:rFonts w:ascii="Times New Roman" w:hAnsi="Times New Roman" w:cs="Times New Roman"/>
-                <w:sz w:val="26"/>
-                <w:szCs w:val="26"/>
-                <w:lang w:val="en-US"/>
-              </w:rPr>
-              <w:t>. M</w:t>
-            </w:r>
-            <w:r>
-              <w:rPr>
-                <w:rFonts w:ascii="Times New Roman" w:hAnsi="Times New Roman" w:cs="Times New Roman"/>
-                <w:sz w:val="26"/>
-                <w:szCs w:val="26"/>
-                <w:lang w:val="en-US"/>
-              </w:rPr>
-              <w:t>ỗi bản ghi nhắc nhở chỉ có một người gửi</w:t>
+              <w:t>Một quản trị viên hoặc người gửi có thể thực hiện nhiều lần gửi nhắc nhở. Mỗi bản ghi nhắc nhở chỉ có một người gửi</w:t>
             </w:r>
             <w:r>
               <w:rPr>
@@ -41263,16 +42801,7 @@
           <w:szCs w:val="26"/>
           <w:lang w:val="en-US"/>
         </w:rPr>
-        <w:t>Font Awesome CDN</w:t>
-      </w:r>
-      <w:r>
-        <w:rPr>
-          <w:rFonts w:ascii="Times New Roman" w:hAnsi="Times New Roman" w:cs="Times New Roman"/>
-          <w:sz w:val="26"/>
-          <w:szCs w:val="26"/>
-          <w:lang w:val="en-US"/>
-        </w:rPr>
-        <w:t>, nodemon, npm</w:t>
+        <w:t>Font Awesome CDN, nodemon, npm</w:t>
       </w:r>
     </w:p>
     <w:p>
@@ -41675,6 +43204,7 @@
       <w:r>
         <w:rPr>
           <w:rFonts w:ascii="Times New Roman" w:hAnsi="Times New Roman" w:cs="Times New Roman"/>
+          <w:noProof/>
           <w:sz w:val="26"/>
           <w:szCs w:val="26"/>
         </w:rPr>
@@ -41727,7 +43257,7 @@
         </w:rPr>
       </w:pPr>
       <w:bookmarkStart w:id="71" w:name="_Toc229707272"/>
-      <w:bookmarkStart w:id="72" w:name="_Toc229707363"/>
+      <w:bookmarkStart w:id="72" w:name="_Toc229728172"/>
       <w:r>
         <w:rPr>
           <w:rFonts w:cs="Times New Roman"/>
@@ -41852,6 +43382,7 @@
       <w:r>
         <w:rPr>
           <w:rFonts w:ascii="Times New Roman" w:hAnsi="Times New Roman" w:cs="Times New Roman"/>
+          <w:noProof/>
           <w:sz w:val="26"/>
           <w:szCs w:val="26"/>
         </w:rPr>
@@ -41902,7 +43433,7 @@
         </w:rPr>
       </w:pPr>
       <w:bookmarkStart w:id="73" w:name="_Toc229707273"/>
-      <w:bookmarkStart w:id="74" w:name="_Toc229707364"/>
+      <w:bookmarkStart w:id="74" w:name="_Toc229728173"/>
       <w:r>
         <w:t xml:space="preserve">Hình </w:t>
       </w:r>
@@ -41999,6 +43530,7 @@
       <w:r>
         <w:rPr>
           <w:rFonts w:ascii="Times New Roman" w:hAnsi="Times New Roman" w:cs="Times New Roman"/>
+          <w:noProof/>
           <w:sz w:val="26"/>
           <w:szCs w:val="26"/>
         </w:rPr>
@@ -42050,7 +43582,7 @@
         </w:rPr>
       </w:pPr>
       <w:bookmarkStart w:id="75" w:name="_Toc229707274"/>
-      <w:bookmarkStart w:id="76" w:name="_Toc229707365"/>
+      <w:bookmarkStart w:id="76" w:name="_Toc229728174"/>
       <w:r>
         <w:t xml:space="preserve">Hình </w:t>
       </w:r>
@@ -42131,6 +43663,7 @@
       <w:r>
         <w:rPr>
           <w:rFonts w:ascii="Times New Roman" w:hAnsi="Times New Roman" w:cs="Times New Roman"/>
+          <w:noProof/>
           <w:sz w:val="26"/>
           <w:szCs w:val="26"/>
         </w:rPr>
@@ -42176,7 +43709,7 @@
         <w:pStyle w:val="Caption"/>
       </w:pPr>
       <w:bookmarkStart w:id="77" w:name="_Toc229707275"/>
-      <w:bookmarkStart w:id="78" w:name="_Toc229707366"/>
+      <w:bookmarkStart w:id="78" w:name="_Toc229728175"/>
       <w:r>
         <w:t xml:space="preserve">Hình </w:t>
       </w:r>
@@ -42249,6 +43782,7 @@
       <w:r>
         <w:rPr>
           <w:rFonts w:ascii="Times New Roman" w:hAnsi="Times New Roman" w:cs="Times New Roman"/>
+          <w:noProof/>
           <w:sz w:val="26"/>
           <w:szCs w:val="26"/>
         </w:rPr>
@@ -42300,7 +43834,7 @@
         </w:rPr>
       </w:pPr>
       <w:bookmarkStart w:id="79" w:name="_Toc229707276"/>
-      <w:bookmarkStart w:id="80" w:name="_Toc229707367"/>
+      <w:bookmarkStart w:id="80" w:name="_Toc229728176"/>
       <w:r>
         <w:t xml:space="preserve">Hình </w:t>
       </w:r>
@@ -42380,6 +43914,7 @@
       <w:r>
         <w:rPr>
           <w:rFonts w:ascii="Times New Roman" w:hAnsi="Times New Roman" w:cs="Times New Roman"/>
+          <w:noProof/>
           <w:sz w:val="26"/>
           <w:szCs w:val="26"/>
         </w:rPr>
@@ -42430,7 +43965,7 @@
         </w:rPr>
       </w:pPr>
       <w:bookmarkStart w:id="81" w:name="_Toc229707277"/>
-      <w:bookmarkStart w:id="82" w:name="_Toc229707368"/>
+      <w:bookmarkStart w:id="82" w:name="_Toc229728177"/>
       <w:r>
         <w:t xml:space="preserve">Hình </w:t>
       </w:r>
@@ -42521,6 +44056,7 @@
       <w:r>
         <w:rPr>
           <w:rFonts w:ascii="Times New Roman" w:hAnsi="Times New Roman" w:cs="Times New Roman"/>
+          <w:noProof/>
           <w:sz w:val="26"/>
           <w:szCs w:val="26"/>
         </w:rPr>
@@ -42572,7 +44108,7 @@
         </w:rPr>
       </w:pPr>
       <w:bookmarkStart w:id="83" w:name="_Toc229707278"/>
-      <w:bookmarkStart w:id="84" w:name="_Toc229707369"/>
+      <w:bookmarkStart w:id="84" w:name="_Toc229728178"/>
       <w:r>
         <w:t xml:space="preserve">Hình </w:t>
       </w:r>
@@ -42839,8 +44375,6 @@
         <w:jc w:val="both"/>
         <w:rPr>
           <w:rFonts w:ascii="Times New Roman" w:hAnsi="Times New Roman" w:cs="Times New Roman"/>
-          <w:b/>
-          <w:bCs/>
           <w:sz w:val="26"/>
           <w:szCs w:val="26"/>
         </w:rPr>
@@ -42884,28 +44418,23 @@
     </w:p>
     <w:p>
       <w:pPr>
+        <w:keepNext/>
         <w:jc w:val="both"/>
-        <w:rPr>
-          <w:rFonts w:ascii="Times New Roman" w:hAnsi="Times New Roman" w:cs="Times New Roman"/>
-          <w:b/>
-          <w:bCs/>
-          <w:sz w:val="26"/>
-          <w:szCs w:val="26"/>
-        </w:rPr>
-      </w:pPr>
-      <w:r>
-        <w:rPr>
-          <w:rFonts w:ascii="Times New Roman" w:hAnsi="Times New Roman" w:cs="Times New Roman"/>
-          <w:b/>
-          <w:bCs/>
+      </w:pPr>
+      <w:r>
+        <w:rPr>
+          <w:rFonts w:ascii="Times New Roman" w:hAnsi="Times New Roman" w:cs="Times New Roman"/>
+          <w:b/>
+          <w:bCs/>
+          <w:noProof/>
           <w:sz w:val="26"/>
           <w:szCs w:val="26"/>
         </w:rPr>
         <w:lastRenderedPageBreak/>
         <w:drawing>
-          <wp:inline distT="0" distB="0" distL="0" distR="0" wp14:anchorId="15F3206A" wp14:editId="2B2F4831">
-            <wp:extent cx="5164455" cy="8229600"/>
-            <wp:effectExtent l="0" t="0" r="0" b="0"/>
+          <wp:inline distT="0" distB="0" distL="0" distR="0" wp14:anchorId="15F3206A" wp14:editId="26BE88F4">
+            <wp:extent cx="4913817" cy="7830207"/>
+            <wp:effectExtent l="0" t="0" r="1270" b="0"/>
             <wp:docPr id="1064944793" name="Picture 1"/>
             <wp:cNvGraphicFramePr>
               <a:graphicFrameLocks xmlns:a="http://schemas.openxmlformats.org/drawingml/2006/main" noChangeAspect="1"/>
@@ -42926,7 +44455,7 @@
                   <pic:spPr>
                     <a:xfrm>
                       <a:off x="0" y="0"/>
-                      <a:ext cx="5164455" cy="8229600"/>
+                      <a:ext cx="4914439" cy="7831198"/>
                     </a:xfrm>
                     <a:prstGeom prst="rect">
                       <a:avLst/>
@@ -42941,6 +44470,65 @@
     </w:p>
     <w:p>
       <w:pPr>
+        <w:pStyle w:val="Caption"/>
+        <w:rPr>
+          <w:rFonts w:cs="Times New Roman"/>
+          <w:b/>
+          <w:bCs/>
+          <w:sz w:val="26"/>
+          <w:szCs w:val="26"/>
+        </w:rPr>
+      </w:pPr>
+      <w:bookmarkStart w:id="89" w:name="_Toc229728179"/>
+      <w:r>
+        <w:t xml:space="preserve">Hình </w:t>
+      </w:r>
+      <w:r>
+        <w:fldChar w:fldCharType="begin"/>
+      </w:r>
+      <w:r>
+        <w:instrText xml:space="preserve"> STYLEREF 1 \s </w:instrText>
+      </w:r>
+      <w:r>
+        <w:fldChar w:fldCharType="separate"/>
+      </w:r>
+      <w:r>
+        <w:rPr>
+          <w:noProof/>
+        </w:rPr>
+        <w:t>3</w:t>
+      </w:r>
+      <w:r>
+        <w:fldChar w:fldCharType="end"/>
+      </w:r>
+      <w:r>
+        <w:t>.</w:t>
+      </w:r>
+      <w:r>
+        <w:fldChar w:fldCharType="begin"/>
+      </w:r>
+      <w:r>
+        <w:instrText xml:space="preserve"> SEQ Hình \* ARABIC \s 1 </w:instrText>
+      </w:r>
+      <w:r>
+        <w:fldChar w:fldCharType="separate"/>
+      </w:r>
+      <w:r>
+        <w:rPr>
+          <w:noProof/>
+        </w:rPr>
+        <w:t>8</w:t>
+      </w:r>
+      <w:r>
+        <w:fldChar w:fldCharType="end"/>
+      </w:r>
+      <w:r>
+        <w:t>. Mẫu đăng ký</w:t>
+      </w:r>
+      <w:bookmarkEnd w:id="89"/>
+    </w:p>
+    <w:p>
+      <w:pPr>
         <w:ind w:firstLine="720"/>
         <w:jc w:val="both"/>
         <w:rPr>
@@ -42961,20 +44549,26 @@
     </w:p>
     <w:p>
       <w:pPr>
+        <w:ind w:firstLine="720"/>
         <w:jc w:val="both"/>
         <w:rPr>
           <w:rFonts w:ascii="Times New Roman" w:hAnsi="Times New Roman" w:cs="Times New Roman"/>
-          <w:b/>
-          <w:bCs/>
-          <w:sz w:val="26"/>
-          <w:szCs w:val="26"/>
-        </w:rPr>
-      </w:pPr>
-      <w:r>
-        <w:rPr>
-          <w:rFonts w:ascii="Times New Roman" w:hAnsi="Times New Roman" w:cs="Times New Roman"/>
-          <w:b/>
-          <w:bCs/>
+          <w:sz w:val="26"/>
+          <w:szCs w:val="26"/>
+        </w:rPr>
+      </w:pPr>
+    </w:p>
+    <w:p>
+      <w:pPr>
+        <w:keepNext/>
+        <w:jc w:val="both"/>
+      </w:pPr>
+      <w:r>
+        <w:rPr>
+          <w:rFonts w:ascii="Times New Roman" w:hAnsi="Times New Roman" w:cs="Times New Roman"/>
+          <w:b/>
+          <w:bCs/>
+          <w:noProof/>
           <w:sz w:val="26"/>
           <w:szCs w:val="26"/>
         </w:rPr>
@@ -43017,6 +44611,65 @@
     </w:p>
     <w:p>
       <w:pPr>
+        <w:pStyle w:val="Caption"/>
+        <w:rPr>
+          <w:rFonts w:cs="Times New Roman"/>
+          <w:b/>
+          <w:bCs/>
+          <w:sz w:val="26"/>
+          <w:szCs w:val="26"/>
+        </w:rPr>
+      </w:pPr>
+      <w:bookmarkStart w:id="90" w:name="_Toc229728180"/>
+      <w:r>
+        <w:t xml:space="preserve">Hình </w:t>
+      </w:r>
+      <w:r>
+        <w:fldChar w:fldCharType="begin"/>
+      </w:r>
+      <w:r>
+        <w:instrText xml:space="preserve"> STYLEREF 1 \s </w:instrText>
+      </w:r>
+      <w:r>
+        <w:fldChar w:fldCharType="separate"/>
+      </w:r>
+      <w:r>
+        <w:rPr>
+          <w:noProof/>
+        </w:rPr>
+        <w:t>3</w:t>
+      </w:r>
+      <w:r>
+        <w:fldChar w:fldCharType="end"/>
+      </w:r>
+      <w:r>
+        <w:t>.</w:t>
+      </w:r>
+      <w:r>
+        <w:fldChar w:fldCharType="begin"/>
+      </w:r>
+      <w:r>
+        <w:instrText xml:space="preserve"> SEQ Hình \* ARABIC \s 1 </w:instrText>
+      </w:r>
+      <w:r>
+        <w:fldChar w:fldCharType="separate"/>
+      </w:r>
+      <w:r>
+        <w:rPr>
+          <w:noProof/>
+        </w:rPr>
+        <w:t>9</w:t>
+      </w:r>
+      <w:r>
+        <w:fldChar w:fldCharType="end"/>
+      </w:r>
+      <w:r>
+        <w:t>. Đăng ký thành công</w:t>
+      </w:r>
+      <w:bookmarkEnd w:id="90"/>
+    </w:p>
+    <w:p>
+      <w:pPr>
         <w:ind w:firstLine="720"/>
         <w:jc w:val="both"/>
         <w:rPr>
@@ -43036,20 +44689,15 @@
     </w:p>
     <w:p>
       <w:pPr>
+        <w:keepNext/>
         <w:jc w:val="both"/>
-        <w:rPr>
-          <w:rFonts w:ascii="Times New Roman" w:hAnsi="Times New Roman" w:cs="Times New Roman"/>
-          <w:b/>
-          <w:bCs/>
-          <w:sz w:val="26"/>
-          <w:szCs w:val="26"/>
-        </w:rPr>
-      </w:pPr>
-      <w:r>
-        <w:rPr>
-          <w:rFonts w:ascii="Times New Roman" w:hAnsi="Times New Roman" w:cs="Times New Roman"/>
-          <w:b/>
-          <w:bCs/>
+      </w:pPr>
+      <w:r>
+        <w:rPr>
+          <w:rFonts w:ascii="Times New Roman" w:hAnsi="Times New Roman" w:cs="Times New Roman"/>
+          <w:b/>
+          <w:bCs/>
+          <w:noProof/>
           <w:sz w:val="26"/>
           <w:szCs w:val="26"/>
         </w:rPr>
@@ -43092,6 +44740,65 @@
     </w:p>
     <w:p>
       <w:pPr>
+        <w:pStyle w:val="Caption"/>
+        <w:rPr>
+          <w:rFonts w:cs="Times New Roman"/>
+          <w:b/>
+          <w:bCs/>
+          <w:sz w:val="26"/>
+          <w:szCs w:val="26"/>
+        </w:rPr>
+      </w:pPr>
+      <w:bookmarkStart w:id="91" w:name="_Toc229728181"/>
+      <w:r>
+        <w:t xml:space="preserve">Hình </w:t>
+      </w:r>
+      <w:r>
+        <w:fldChar w:fldCharType="begin"/>
+      </w:r>
+      <w:r>
+        <w:instrText xml:space="preserve"> STYLEREF 1 \s </w:instrText>
+      </w:r>
+      <w:r>
+        <w:fldChar w:fldCharType="separate"/>
+      </w:r>
+      <w:r>
+        <w:rPr>
+          <w:noProof/>
+        </w:rPr>
+        <w:t>3</w:t>
+      </w:r>
+      <w:r>
+        <w:fldChar w:fldCharType="end"/>
+      </w:r>
+      <w:r>
+        <w:t>.</w:t>
+      </w:r>
+      <w:r>
+        <w:fldChar w:fldCharType="begin"/>
+      </w:r>
+      <w:r>
+        <w:instrText xml:space="preserve"> SEQ Hình \* ARABIC \s 1 </w:instrText>
+      </w:r>
+      <w:r>
+        <w:fldChar w:fldCharType="separate"/>
+      </w:r>
+      <w:r>
+        <w:rPr>
+          <w:noProof/>
+        </w:rPr>
+        <w:t>10</w:t>
+      </w:r>
+      <w:r>
+        <w:fldChar w:fldCharType="end"/>
+      </w:r>
+      <w:r>
+        <w:t>. Thêm người đăng ký thành công</w:t>
+      </w:r>
+      <w:bookmarkEnd w:id="91"/>
+    </w:p>
+    <w:p>
+      <w:pPr>
         <w:jc w:val="both"/>
         <w:rPr>
           <w:rFonts w:ascii="Times New Roman" w:hAnsi="Times New Roman" w:cs="Times New Roman"/>
@@ -43143,21 +44850,16 @@
     </w:p>
     <w:p>
       <w:pPr>
+        <w:keepNext/>
         <w:ind w:firstLine="720"/>
         <w:jc w:val="both"/>
-        <w:rPr>
-          <w:rFonts w:ascii="Times New Roman" w:hAnsi="Times New Roman" w:cs="Times New Roman"/>
-          <w:b/>
-          <w:bCs/>
-          <w:sz w:val="26"/>
-          <w:szCs w:val="26"/>
-        </w:rPr>
-      </w:pPr>
-      <w:r>
-        <w:rPr>
-          <w:rFonts w:ascii="Times New Roman" w:hAnsi="Times New Roman" w:cs="Times New Roman"/>
-          <w:b/>
-          <w:bCs/>
+      </w:pPr>
+      <w:r>
+        <w:rPr>
+          <w:rFonts w:ascii="Times New Roman" w:hAnsi="Times New Roman" w:cs="Times New Roman"/>
+          <w:b/>
+          <w:bCs/>
+          <w:noProof/>
           <w:sz w:val="26"/>
           <w:szCs w:val="26"/>
         </w:rPr>
@@ -43201,6 +44903,65 @@
     </w:p>
     <w:p>
       <w:pPr>
+        <w:pStyle w:val="Caption"/>
+        <w:rPr>
+          <w:rFonts w:cs="Times New Roman"/>
+          <w:b/>
+          <w:bCs/>
+          <w:sz w:val="26"/>
+          <w:szCs w:val="26"/>
+        </w:rPr>
+      </w:pPr>
+      <w:bookmarkStart w:id="92" w:name="_Toc229728182"/>
+      <w:r>
+        <w:t xml:space="preserve">Hình </w:t>
+      </w:r>
+      <w:r>
+        <w:fldChar w:fldCharType="begin"/>
+      </w:r>
+      <w:r>
+        <w:instrText xml:space="preserve"> STYLEREF 1 \s </w:instrText>
+      </w:r>
+      <w:r>
+        <w:fldChar w:fldCharType="separate"/>
+      </w:r>
+      <w:r>
+        <w:rPr>
+          <w:noProof/>
+        </w:rPr>
+        <w:t>3</w:t>
+      </w:r>
+      <w:r>
+        <w:fldChar w:fldCharType="end"/>
+      </w:r>
+      <w:r>
+        <w:t>.</w:t>
+      </w:r>
+      <w:r>
+        <w:fldChar w:fldCharType="begin"/>
+      </w:r>
+      <w:r>
+        <w:instrText xml:space="preserve"> SEQ Hình \* ARABIC \s 1 </w:instrText>
+      </w:r>
+      <w:r>
+        <w:fldChar w:fldCharType="separate"/>
+      </w:r>
+      <w:r>
+        <w:rPr>
+          <w:noProof/>
+        </w:rPr>
+        <w:t>11</w:t>
+      </w:r>
+      <w:r>
+        <w:fldChar w:fldCharType="end"/>
+      </w:r>
+      <w:r>
+        <w:t>. Mẫu đăng nhập</w:t>
+      </w:r>
+      <w:bookmarkEnd w:id="92"/>
+    </w:p>
+    <w:p>
+      <w:pPr>
         <w:pStyle w:val="ListParagraph"/>
         <w:numPr>
           <w:ilvl w:val="0"/>
@@ -43228,20 +44989,15 @@
     </w:p>
     <w:p>
       <w:pPr>
+        <w:keepNext/>
         <w:jc w:val="both"/>
-        <w:rPr>
-          <w:rFonts w:ascii="Times New Roman" w:hAnsi="Times New Roman" w:cs="Times New Roman"/>
-          <w:b/>
-          <w:bCs/>
-          <w:sz w:val="26"/>
-          <w:szCs w:val="26"/>
-        </w:rPr>
-      </w:pPr>
-      <w:r>
-        <w:rPr>
-          <w:rFonts w:ascii="Times New Roman" w:hAnsi="Times New Roman" w:cs="Times New Roman"/>
-          <w:b/>
-          <w:bCs/>
+      </w:pPr>
+      <w:r>
+        <w:rPr>
+          <w:rFonts w:ascii="Times New Roman" w:hAnsi="Times New Roman" w:cs="Times New Roman"/>
+          <w:b/>
+          <w:bCs/>
+          <w:noProof/>
           <w:sz w:val="26"/>
           <w:szCs w:val="26"/>
         </w:rPr>
@@ -43285,6 +45041,65 @@
     </w:p>
     <w:p>
       <w:pPr>
+        <w:pStyle w:val="Caption"/>
+        <w:rPr>
+          <w:rFonts w:cs="Times New Roman"/>
+          <w:b/>
+          <w:bCs/>
+          <w:sz w:val="26"/>
+          <w:szCs w:val="26"/>
+        </w:rPr>
+      </w:pPr>
+      <w:bookmarkStart w:id="93" w:name="_Toc229728183"/>
+      <w:r>
+        <w:t xml:space="preserve">Hình </w:t>
+      </w:r>
+      <w:r>
+        <w:fldChar w:fldCharType="begin"/>
+      </w:r>
+      <w:r>
+        <w:instrText xml:space="preserve"> STYLEREF 1 \s </w:instrText>
+      </w:r>
+      <w:r>
+        <w:fldChar w:fldCharType="separate"/>
+      </w:r>
+      <w:r>
+        <w:rPr>
+          <w:noProof/>
+        </w:rPr>
+        <w:t>3</w:t>
+      </w:r>
+      <w:r>
+        <w:fldChar w:fldCharType="end"/>
+      </w:r>
+      <w:r>
+        <w:t>.</w:t>
+      </w:r>
+      <w:r>
+        <w:fldChar w:fldCharType="begin"/>
+      </w:r>
+      <w:r>
+        <w:instrText xml:space="preserve"> SEQ Hình \* ARABIC \s 1 </w:instrText>
+      </w:r>
+      <w:r>
+        <w:fldChar w:fldCharType="separate"/>
+      </w:r>
+      <w:r>
+        <w:rPr>
+          <w:noProof/>
+        </w:rPr>
+        <w:t>12</w:t>
+      </w:r>
+      <w:r>
+        <w:fldChar w:fldCharType="end"/>
+      </w:r>
+      <w:r>
+        <w:t>. Đăng nhập thànhh công</w:t>
+      </w:r>
+      <w:bookmarkEnd w:id="93"/>
+    </w:p>
+    <w:p>
+      <w:pPr>
         <w:ind w:firstLine="720"/>
         <w:jc w:val="both"/>
         <w:rPr>
@@ -43359,17 +45174,14 @@
     </w:p>
     <w:p>
       <w:pPr>
+        <w:keepNext/>
         <w:ind w:firstLine="720"/>
         <w:jc w:val="both"/>
-        <w:rPr>
-          <w:rFonts w:ascii="Times New Roman" w:hAnsi="Times New Roman" w:cs="Times New Roman"/>
-          <w:sz w:val="26"/>
-          <w:szCs w:val="26"/>
-        </w:rPr>
-      </w:pPr>
-      <w:r>
-        <w:rPr>
-          <w:rFonts w:ascii="Times New Roman" w:hAnsi="Times New Roman" w:cs="Times New Roman"/>
+      </w:pPr>
+      <w:r>
+        <w:rPr>
+          <w:rFonts w:ascii="Times New Roman" w:hAnsi="Times New Roman" w:cs="Times New Roman"/>
+          <w:noProof/>
           <w:sz w:val="26"/>
           <w:szCs w:val="26"/>
         </w:rPr>
@@ -43413,6 +45225,63 @@
     </w:p>
     <w:p>
       <w:pPr>
+        <w:pStyle w:val="Caption"/>
+        <w:rPr>
+          <w:rFonts w:cs="Times New Roman"/>
+          <w:sz w:val="26"/>
+          <w:szCs w:val="26"/>
+        </w:rPr>
+      </w:pPr>
+      <w:bookmarkStart w:id="94" w:name="_Toc229728184"/>
+      <w:r>
+        <w:t xml:space="preserve">Hình </w:t>
+      </w:r>
+      <w:r>
+        <w:fldChar w:fldCharType="begin"/>
+      </w:r>
+      <w:r>
+        <w:instrText xml:space="preserve"> STYLEREF 1 \s </w:instrText>
+      </w:r>
+      <w:r>
+        <w:fldChar w:fldCharType="separate"/>
+      </w:r>
+      <w:r>
+        <w:rPr>
+          <w:noProof/>
+        </w:rPr>
+        <w:t>3</w:t>
+      </w:r>
+      <w:r>
+        <w:fldChar w:fldCharType="end"/>
+      </w:r>
+      <w:r>
+        <w:t>.</w:t>
+      </w:r>
+      <w:r>
+        <w:fldChar w:fldCharType="begin"/>
+      </w:r>
+      <w:r>
+        <w:instrText xml:space="preserve"> SEQ Hình \* ARABIC \s 1 </w:instrText>
+      </w:r>
+      <w:r>
+        <w:fldChar w:fldCharType="separate"/>
+      </w:r>
+      <w:r>
+        <w:rPr>
+          <w:noProof/>
+        </w:rPr>
+        <w:t>13</w:t>
+      </w:r>
+      <w:r>
+        <w:fldChar w:fldCharType="end"/>
+      </w:r>
+      <w:r>
+        <w:t>. Nhập sai mật khẩu</w:t>
+      </w:r>
+      <w:bookmarkEnd w:id="94"/>
+    </w:p>
+    <w:p>
+      <w:pPr>
         <w:jc w:val="both"/>
         <w:rPr>
           <w:rFonts w:ascii="Times New Roman" w:hAnsi="Times New Roman" w:cs="Times New Roman"/>
@@ -43483,20 +45352,15 @@
     </w:p>
     <w:p>
       <w:pPr>
+        <w:keepNext/>
         <w:jc w:val="both"/>
-        <w:rPr>
-          <w:rFonts w:ascii="Times New Roman" w:hAnsi="Times New Roman" w:cs="Times New Roman"/>
-          <w:b/>
-          <w:bCs/>
-          <w:sz w:val="26"/>
-          <w:szCs w:val="26"/>
-        </w:rPr>
-      </w:pPr>
-      <w:r>
-        <w:rPr>
-          <w:rFonts w:ascii="Times New Roman" w:hAnsi="Times New Roman" w:cs="Times New Roman"/>
-          <w:b/>
-          <w:bCs/>
+      </w:pPr>
+      <w:r>
+        <w:rPr>
+          <w:rFonts w:ascii="Times New Roman" w:hAnsi="Times New Roman" w:cs="Times New Roman"/>
+          <w:b/>
+          <w:bCs/>
+          <w:noProof/>
           <w:sz w:val="26"/>
           <w:szCs w:val="26"/>
         </w:rPr>
@@ -43540,6 +45404,65 @@
     </w:p>
     <w:p>
       <w:pPr>
+        <w:pStyle w:val="Caption"/>
+        <w:rPr>
+          <w:rFonts w:cs="Times New Roman"/>
+          <w:b/>
+          <w:bCs/>
+          <w:sz w:val="26"/>
+          <w:szCs w:val="26"/>
+        </w:rPr>
+      </w:pPr>
+      <w:bookmarkStart w:id="95" w:name="_Toc229728185"/>
+      <w:r>
+        <w:t xml:space="preserve">Hình </w:t>
+      </w:r>
+      <w:r>
+        <w:fldChar w:fldCharType="begin"/>
+      </w:r>
+      <w:r>
+        <w:instrText xml:space="preserve"> STYLEREF 1 \s </w:instrText>
+      </w:r>
+      <w:r>
+        <w:fldChar w:fldCharType="separate"/>
+      </w:r>
+      <w:r>
+        <w:rPr>
+          <w:noProof/>
+        </w:rPr>
+        <w:t>3</w:t>
+      </w:r>
+      <w:r>
+        <w:fldChar w:fldCharType="end"/>
+      </w:r>
+      <w:r>
+        <w:t>.</w:t>
+      </w:r>
+      <w:r>
+        <w:fldChar w:fldCharType="begin"/>
+      </w:r>
+      <w:r>
+        <w:instrText xml:space="preserve"> SEQ Hình \* ARABIC \s 1 </w:instrText>
+      </w:r>
+      <w:r>
+        <w:fldChar w:fldCharType="separate"/>
+      </w:r>
+      <w:r>
+        <w:rPr>
+          <w:noProof/>
+        </w:rPr>
+        <w:t>14</w:t>
+      </w:r>
+      <w:r>
+        <w:fldChar w:fldCharType="end"/>
+      </w:r>
+      <w:r>
+        <w:t>. Mẫu đổi mật khẩu</w:t>
+      </w:r>
+      <w:bookmarkEnd w:id="95"/>
+    </w:p>
+    <w:p>
+      <w:pPr>
         <w:ind w:firstLine="720"/>
         <w:jc w:val="both"/>
         <w:rPr>
@@ -43559,20 +45482,15 @@
     </w:p>
     <w:p>
       <w:pPr>
+        <w:keepNext/>
         <w:jc w:val="both"/>
-        <w:rPr>
-          <w:rFonts w:ascii="Times New Roman" w:hAnsi="Times New Roman" w:cs="Times New Roman"/>
-          <w:b/>
-          <w:bCs/>
-          <w:sz w:val="26"/>
-          <w:szCs w:val="26"/>
-        </w:rPr>
-      </w:pPr>
-      <w:r>
-        <w:rPr>
-          <w:rFonts w:ascii="Times New Roman" w:hAnsi="Times New Roman" w:cs="Times New Roman"/>
-          <w:b/>
-          <w:bCs/>
+      </w:pPr>
+      <w:r>
+        <w:rPr>
+          <w:rFonts w:ascii="Times New Roman" w:hAnsi="Times New Roman" w:cs="Times New Roman"/>
+          <w:b/>
+          <w:bCs/>
+          <w:noProof/>
           <w:sz w:val="26"/>
           <w:szCs w:val="26"/>
         </w:rPr>
@@ -43616,6 +45534,65 @@
     </w:p>
     <w:p>
       <w:pPr>
+        <w:pStyle w:val="Caption"/>
+        <w:rPr>
+          <w:rFonts w:cs="Times New Roman"/>
+          <w:b/>
+          <w:bCs/>
+          <w:sz w:val="26"/>
+          <w:szCs w:val="26"/>
+        </w:rPr>
+      </w:pPr>
+      <w:bookmarkStart w:id="96" w:name="_Toc229728186"/>
+      <w:r>
+        <w:t xml:space="preserve">Hình </w:t>
+      </w:r>
+      <w:r>
+        <w:fldChar w:fldCharType="begin"/>
+      </w:r>
+      <w:r>
+        <w:instrText xml:space="preserve"> STYLEREF 1 \s </w:instrText>
+      </w:r>
+      <w:r>
+        <w:fldChar w:fldCharType="separate"/>
+      </w:r>
+      <w:r>
+        <w:rPr>
+          <w:noProof/>
+        </w:rPr>
+        <w:t>3</w:t>
+      </w:r>
+      <w:r>
+        <w:fldChar w:fldCharType="end"/>
+      </w:r>
+      <w:r>
+        <w:t>.</w:t>
+      </w:r>
+      <w:r>
+        <w:fldChar w:fldCharType="begin"/>
+      </w:r>
+      <w:r>
+        <w:instrText xml:space="preserve"> SEQ Hình \* ARABIC \s 1 </w:instrText>
+      </w:r>
+      <w:r>
+        <w:fldChar w:fldCharType="separate"/>
+      </w:r>
+      <w:r>
+        <w:rPr>
+          <w:noProof/>
+        </w:rPr>
+        <w:t>15</w:t>
+      </w:r>
+      <w:r>
+        <w:fldChar w:fldCharType="end"/>
+      </w:r>
+      <w:r>
+        <w:t>. Đổi mật khẩu thành công</w:t>
+      </w:r>
+      <w:bookmarkEnd w:id="96"/>
+    </w:p>
+    <w:p>
+      <w:pPr>
         <w:jc w:val="both"/>
         <w:rPr>
           <w:rFonts w:ascii="Times New Roman" w:hAnsi="Times New Roman" w:cs="Times New Roman"/>
@@ -43685,20 +45662,15 @@
     </w:p>
     <w:p>
       <w:pPr>
+        <w:keepNext/>
         <w:jc w:val="both"/>
-        <w:rPr>
-          <w:rFonts w:ascii="Times New Roman" w:hAnsi="Times New Roman" w:cs="Times New Roman"/>
-          <w:b/>
-          <w:bCs/>
-          <w:sz w:val="26"/>
-          <w:szCs w:val="26"/>
-        </w:rPr>
-      </w:pPr>
-      <w:r>
-        <w:rPr>
-          <w:rFonts w:ascii="Times New Roman" w:hAnsi="Times New Roman" w:cs="Times New Roman"/>
-          <w:b/>
-          <w:bCs/>
+      </w:pPr>
+      <w:r>
+        <w:rPr>
+          <w:rFonts w:ascii="Times New Roman" w:hAnsi="Times New Roman" w:cs="Times New Roman"/>
+          <w:b/>
+          <w:bCs/>
+          <w:noProof/>
           <w:sz w:val="26"/>
           <w:szCs w:val="26"/>
         </w:rPr>
@@ -43742,6 +45714,65 @@
     </w:p>
     <w:p>
       <w:pPr>
+        <w:pStyle w:val="Caption"/>
+        <w:rPr>
+          <w:rFonts w:cs="Times New Roman"/>
+          <w:b/>
+          <w:bCs/>
+          <w:sz w:val="26"/>
+          <w:szCs w:val="26"/>
+        </w:rPr>
+      </w:pPr>
+      <w:bookmarkStart w:id="97" w:name="_Toc229728187"/>
+      <w:r>
+        <w:t xml:space="preserve">Hình </w:t>
+      </w:r>
+      <w:r>
+        <w:fldChar w:fldCharType="begin"/>
+      </w:r>
+      <w:r>
+        <w:instrText xml:space="preserve"> STYLEREF 1 \s </w:instrText>
+      </w:r>
+      <w:r>
+        <w:fldChar w:fldCharType="separate"/>
+      </w:r>
+      <w:r>
+        <w:rPr>
+          <w:noProof/>
+        </w:rPr>
+        <w:t>3</w:t>
+      </w:r>
+      <w:r>
+        <w:fldChar w:fldCharType="end"/>
+      </w:r>
+      <w:r>
+        <w:t>.</w:t>
+      </w:r>
+      <w:r>
+        <w:fldChar w:fldCharType="begin"/>
+      </w:r>
+      <w:r>
+        <w:instrText xml:space="preserve"> SEQ Hình \* ARABIC \s 1 </w:instrText>
+      </w:r>
+      <w:r>
+        <w:fldChar w:fldCharType="separate"/>
+      </w:r>
+      <w:r>
+        <w:rPr>
+          <w:noProof/>
+        </w:rPr>
+        <w:t>16</w:t>
+      </w:r>
+      <w:r>
+        <w:fldChar w:fldCharType="end"/>
+      </w:r>
+      <w:r>
+        <w:t>. Hoàn thành lượt giải</w:t>
+      </w:r>
+      <w:bookmarkEnd w:id="97"/>
+    </w:p>
+    <w:p>
+      <w:pPr>
         <w:jc w:val="both"/>
         <w:rPr>
           <w:rFonts w:ascii="Times New Roman" w:hAnsi="Times New Roman" w:cs="Times New Roman"/>
@@ -43797,20 +45828,15 @@
     </w:p>
     <w:p>
       <w:pPr>
+        <w:keepNext/>
         <w:jc w:val="both"/>
-        <w:rPr>
-          <w:rFonts w:ascii="Times New Roman" w:hAnsi="Times New Roman" w:cs="Times New Roman"/>
-          <w:b/>
-          <w:bCs/>
-          <w:sz w:val="26"/>
-          <w:szCs w:val="26"/>
-        </w:rPr>
-      </w:pPr>
-      <w:r>
-        <w:rPr>
-          <w:rFonts w:ascii="Times New Roman" w:hAnsi="Times New Roman" w:cs="Times New Roman"/>
-          <w:b/>
-          <w:bCs/>
+      </w:pPr>
+      <w:r>
+        <w:rPr>
+          <w:rFonts w:ascii="Times New Roman" w:hAnsi="Times New Roman" w:cs="Times New Roman"/>
+          <w:b/>
+          <w:bCs/>
+          <w:noProof/>
           <w:sz w:val="26"/>
           <w:szCs w:val="26"/>
         </w:rPr>
@@ -43853,6 +45879,65 @@
     </w:p>
     <w:p>
       <w:pPr>
+        <w:pStyle w:val="Caption"/>
+        <w:rPr>
+          <w:rFonts w:cs="Times New Roman"/>
+          <w:b/>
+          <w:bCs/>
+          <w:sz w:val="26"/>
+          <w:szCs w:val="26"/>
+        </w:rPr>
+      </w:pPr>
+      <w:bookmarkStart w:id="98" w:name="_Toc229728188"/>
+      <w:r>
+        <w:t xml:space="preserve">Hình </w:t>
+      </w:r>
+      <w:r>
+        <w:fldChar w:fldCharType="begin"/>
+      </w:r>
+      <w:r>
+        <w:instrText xml:space="preserve"> STYLEREF 1 \s </w:instrText>
+      </w:r>
+      <w:r>
+        <w:fldChar w:fldCharType="separate"/>
+      </w:r>
+      <w:r>
+        <w:rPr>
+          <w:noProof/>
+        </w:rPr>
+        <w:t>3</w:t>
+      </w:r>
+      <w:r>
+        <w:fldChar w:fldCharType="end"/>
+      </w:r>
+      <w:r>
+        <w:t>.</w:t>
+      </w:r>
+      <w:r>
+        <w:fldChar w:fldCharType="begin"/>
+      </w:r>
+      <w:r>
+        <w:instrText xml:space="preserve"> SEQ Hình \* ARABIC \s 1 </w:instrText>
+      </w:r>
+      <w:r>
+        <w:fldChar w:fldCharType="separate"/>
+      </w:r>
+      <w:r>
+        <w:rPr>
+          <w:noProof/>
+        </w:rPr>
+        <w:t>17</w:t>
+      </w:r>
+      <w:r>
+        <w:fldChar w:fldCharType="end"/>
+      </w:r>
+      <w:r>
+        <w:t>. Hiển thị lượt giải</w:t>
+      </w:r>
+      <w:bookmarkEnd w:id="98"/>
+    </w:p>
+    <w:p>
+      <w:pPr>
         <w:jc w:val="both"/>
         <w:rPr>
           <w:rFonts w:ascii="Times New Roman" w:hAnsi="Times New Roman" w:cs="Times New Roman"/>
@@ -43888,20 +45973,15 @@
     </w:p>
     <w:p>
       <w:pPr>
+        <w:keepNext/>
         <w:jc w:val="both"/>
-        <w:rPr>
-          <w:rFonts w:ascii="Times New Roman" w:hAnsi="Times New Roman" w:cs="Times New Roman"/>
-          <w:b/>
-          <w:bCs/>
-          <w:sz w:val="26"/>
-          <w:szCs w:val="26"/>
-        </w:rPr>
-      </w:pPr>
-      <w:r>
-        <w:rPr>
-          <w:rFonts w:ascii="Times New Roman" w:hAnsi="Times New Roman" w:cs="Times New Roman"/>
-          <w:b/>
-          <w:bCs/>
+      </w:pPr>
+      <w:r>
+        <w:rPr>
+          <w:rFonts w:ascii="Times New Roman" w:hAnsi="Times New Roman" w:cs="Times New Roman"/>
+          <w:b/>
+          <w:bCs/>
+          <w:noProof/>
           <w:sz w:val="26"/>
           <w:szCs w:val="26"/>
         </w:rPr>
@@ -43944,6 +46024,65 @@
     </w:p>
     <w:p>
       <w:pPr>
+        <w:pStyle w:val="Caption"/>
+        <w:rPr>
+          <w:rFonts w:cs="Times New Roman"/>
+          <w:b/>
+          <w:bCs/>
+          <w:sz w:val="26"/>
+          <w:szCs w:val="26"/>
+        </w:rPr>
+      </w:pPr>
+      <w:bookmarkStart w:id="99" w:name="_Toc229728189"/>
+      <w:r>
+        <w:t xml:space="preserve">Hình </w:t>
+      </w:r>
+      <w:r>
+        <w:fldChar w:fldCharType="begin"/>
+      </w:r>
+      <w:r>
+        <w:instrText xml:space="preserve"> STYLEREF 1 \s </w:instrText>
+      </w:r>
+      <w:r>
+        <w:fldChar w:fldCharType="separate"/>
+      </w:r>
+      <w:r>
+        <w:rPr>
+          <w:noProof/>
+        </w:rPr>
+        <w:t>3</w:t>
+      </w:r>
+      <w:r>
+        <w:fldChar w:fldCharType="end"/>
+      </w:r>
+      <w:r>
+        <w:t>.</w:t>
+      </w:r>
+      <w:r>
+        <w:fldChar w:fldCharType="begin"/>
+      </w:r>
+      <w:r>
+        <w:instrText xml:space="preserve"> SEQ Hình \* ARABIC \s 1 </w:instrText>
+      </w:r>
+      <w:r>
+        <w:fldChar w:fldCharType="separate"/>
+      </w:r>
+      <w:r>
+        <w:rPr>
+          <w:noProof/>
+        </w:rPr>
+        <w:t>18</w:t>
+      </w:r>
+      <w:r>
+        <w:fldChar w:fldCharType="end"/>
+      </w:r>
+      <w:r>
+        <w:t>. Thêm lượt giải thành công</w:t>
+      </w:r>
+      <w:bookmarkEnd w:id="99"/>
+    </w:p>
+    <w:p>
+      <w:pPr>
         <w:jc w:val="both"/>
         <w:rPr>
           <w:rFonts w:ascii="Times New Roman" w:hAnsi="Times New Roman" w:cs="Times New Roman"/>
@@ -44007,20 +46146,15 @@
     </w:p>
     <w:p>
       <w:pPr>
+        <w:keepNext/>
         <w:jc w:val="both"/>
-        <w:rPr>
-          <w:rFonts w:ascii="Times New Roman" w:hAnsi="Times New Roman" w:cs="Times New Roman"/>
-          <w:b/>
-          <w:bCs/>
-          <w:sz w:val="26"/>
-          <w:szCs w:val="26"/>
-        </w:rPr>
-      </w:pPr>
-      <w:r>
-        <w:rPr>
-          <w:rFonts w:ascii="Times New Roman" w:hAnsi="Times New Roman" w:cs="Times New Roman"/>
-          <w:b/>
-          <w:bCs/>
+      </w:pPr>
+      <w:r>
+        <w:rPr>
+          <w:rFonts w:ascii="Times New Roman" w:hAnsi="Times New Roman" w:cs="Times New Roman"/>
+          <w:b/>
+          <w:bCs/>
+          <w:noProof/>
           <w:sz w:val="26"/>
           <w:szCs w:val="26"/>
         </w:rPr>
@@ -44064,6 +46198,65 @@
     </w:p>
     <w:p>
       <w:pPr>
+        <w:pStyle w:val="Caption"/>
+        <w:rPr>
+          <w:rFonts w:cs="Times New Roman"/>
+          <w:b/>
+          <w:bCs/>
+          <w:sz w:val="26"/>
+          <w:szCs w:val="26"/>
+        </w:rPr>
+      </w:pPr>
+      <w:bookmarkStart w:id="100" w:name="_Toc229728190"/>
+      <w:r>
+        <w:t xml:space="preserve">Hình </w:t>
+      </w:r>
+      <w:r>
+        <w:fldChar w:fldCharType="begin"/>
+      </w:r>
+      <w:r>
+        <w:instrText xml:space="preserve"> STYLEREF 1 \s </w:instrText>
+      </w:r>
+      <w:r>
+        <w:fldChar w:fldCharType="separate"/>
+      </w:r>
+      <w:r>
+        <w:rPr>
+          <w:noProof/>
+        </w:rPr>
+        <w:t>3</w:t>
+      </w:r>
+      <w:r>
+        <w:fldChar w:fldCharType="end"/>
+      </w:r>
+      <w:r>
+        <w:t>.</w:t>
+      </w:r>
+      <w:r>
+        <w:fldChar w:fldCharType="begin"/>
+      </w:r>
+      <w:r>
+        <w:instrText xml:space="preserve"> SEQ Hình \* ARABIC \s 1 </w:instrText>
+      </w:r>
+      <w:r>
+        <w:fldChar w:fldCharType="separate"/>
+      </w:r>
+      <w:r>
+        <w:rPr>
+          <w:noProof/>
+        </w:rPr>
+        <w:t>19</w:t>
+      </w:r>
+      <w:r>
+        <w:fldChar w:fldCharType="end"/>
+      </w:r>
+      <w:r>
+        <w:t>. Mẫu thêm công thức cá nhân</w:t>
+      </w:r>
+      <w:bookmarkEnd w:id="100"/>
+    </w:p>
+    <w:p>
+      <w:pPr>
         <w:ind w:firstLine="720"/>
         <w:jc w:val="both"/>
         <w:rPr>
@@ -44083,20 +46276,15 @@
     </w:p>
     <w:p>
       <w:pPr>
+        <w:keepNext/>
         <w:jc w:val="both"/>
-        <w:rPr>
-          <w:rFonts w:ascii="Times New Roman" w:hAnsi="Times New Roman" w:cs="Times New Roman"/>
-          <w:b/>
-          <w:bCs/>
-          <w:sz w:val="26"/>
-          <w:szCs w:val="26"/>
-        </w:rPr>
-      </w:pPr>
-      <w:r>
-        <w:rPr>
-          <w:rFonts w:ascii="Times New Roman" w:hAnsi="Times New Roman" w:cs="Times New Roman"/>
-          <w:b/>
-          <w:bCs/>
+      </w:pPr>
+      <w:r>
+        <w:rPr>
+          <w:rFonts w:ascii="Times New Roman" w:hAnsi="Times New Roman" w:cs="Times New Roman"/>
+          <w:b/>
+          <w:bCs/>
+          <w:noProof/>
           <w:sz w:val="26"/>
           <w:szCs w:val="26"/>
         </w:rPr>
@@ -44139,6 +46327,65 @@
     </w:p>
     <w:p>
       <w:pPr>
+        <w:pStyle w:val="Caption"/>
+        <w:rPr>
+          <w:rFonts w:cs="Times New Roman"/>
+          <w:b/>
+          <w:bCs/>
+          <w:sz w:val="26"/>
+          <w:szCs w:val="26"/>
+        </w:rPr>
+      </w:pPr>
+      <w:bookmarkStart w:id="101" w:name="_Toc229728191"/>
+      <w:r>
+        <w:t xml:space="preserve">Hình </w:t>
+      </w:r>
+      <w:r>
+        <w:fldChar w:fldCharType="begin"/>
+      </w:r>
+      <w:r>
+        <w:instrText xml:space="preserve"> STYLEREF 1 \s </w:instrText>
+      </w:r>
+      <w:r>
+        <w:fldChar w:fldCharType="separate"/>
+      </w:r>
+      <w:r>
+        <w:rPr>
+          <w:noProof/>
+        </w:rPr>
+        <w:t>3</w:t>
+      </w:r>
+      <w:r>
+        <w:fldChar w:fldCharType="end"/>
+      </w:r>
+      <w:r>
+        <w:t>.</w:t>
+      </w:r>
+      <w:r>
+        <w:fldChar w:fldCharType="begin"/>
+      </w:r>
+      <w:r>
+        <w:instrText xml:space="preserve"> SEQ Hình \* ARABIC \s 1 </w:instrText>
+      </w:r>
+      <w:r>
+        <w:fldChar w:fldCharType="separate"/>
+      </w:r>
+      <w:r>
+        <w:rPr>
+          <w:noProof/>
+        </w:rPr>
+        <w:t>20</w:t>
+      </w:r>
+      <w:r>
+        <w:fldChar w:fldCharType="end"/>
+      </w:r>
+      <w:r>
+        <w:t>. Hiển thị công thức sau thêm</w:t>
+      </w:r>
+      <w:bookmarkEnd w:id="101"/>
+    </w:p>
+    <w:p>
+      <w:pPr>
         <w:ind w:firstLine="720"/>
         <w:jc w:val="both"/>
         <w:rPr>
@@ -44168,20 +46415,15 @@
     </w:p>
     <w:p>
       <w:pPr>
+        <w:keepNext/>
         <w:jc w:val="both"/>
-        <w:rPr>
-          <w:rFonts w:ascii="Times New Roman" w:hAnsi="Times New Roman" w:cs="Times New Roman"/>
-          <w:b/>
-          <w:bCs/>
-          <w:sz w:val="26"/>
-          <w:szCs w:val="26"/>
-        </w:rPr>
-      </w:pPr>
-      <w:r>
-        <w:rPr>
-          <w:rFonts w:ascii="Times New Roman" w:hAnsi="Times New Roman" w:cs="Times New Roman"/>
-          <w:b/>
-          <w:bCs/>
+      </w:pPr>
+      <w:r>
+        <w:rPr>
+          <w:rFonts w:ascii="Times New Roman" w:hAnsi="Times New Roman" w:cs="Times New Roman"/>
+          <w:b/>
+          <w:bCs/>
+          <w:noProof/>
           <w:sz w:val="26"/>
           <w:szCs w:val="26"/>
         </w:rPr>
@@ -44224,6 +46466,65 @@
     </w:p>
     <w:p>
       <w:pPr>
+        <w:pStyle w:val="Caption"/>
+        <w:rPr>
+          <w:rFonts w:cs="Times New Roman"/>
+          <w:b/>
+          <w:bCs/>
+          <w:sz w:val="26"/>
+          <w:szCs w:val="26"/>
+        </w:rPr>
+      </w:pPr>
+      <w:bookmarkStart w:id="102" w:name="_Toc229728192"/>
+      <w:r>
+        <w:t xml:space="preserve">Hình </w:t>
+      </w:r>
+      <w:r>
+        <w:fldChar w:fldCharType="begin"/>
+      </w:r>
+      <w:r>
+        <w:instrText xml:space="preserve"> STYLEREF 1 \s </w:instrText>
+      </w:r>
+      <w:r>
+        <w:fldChar w:fldCharType="separate"/>
+      </w:r>
+      <w:r>
+        <w:rPr>
+          <w:noProof/>
+        </w:rPr>
+        <w:t>3</w:t>
+      </w:r>
+      <w:r>
+        <w:fldChar w:fldCharType="end"/>
+      </w:r>
+      <w:r>
+        <w:t>.</w:t>
+      </w:r>
+      <w:r>
+        <w:fldChar w:fldCharType="begin"/>
+      </w:r>
+      <w:r>
+        <w:instrText xml:space="preserve"> SEQ Hình \* ARABIC \s 1 </w:instrText>
+      </w:r>
+      <w:r>
+        <w:fldChar w:fldCharType="separate"/>
+      </w:r>
+      <w:r>
+        <w:rPr>
+          <w:noProof/>
+        </w:rPr>
+        <w:t>21</w:t>
+      </w:r>
+      <w:r>
+        <w:fldChar w:fldCharType="end"/>
+      </w:r>
+      <w:r>
+        <w:t>. Thêm công thức thành công</w:t>
+      </w:r>
+      <w:bookmarkEnd w:id="102"/>
+    </w:p>
+    <w:p>
+      <w:pPr>
         <w:jc w:val="both"/>
         <w:rPr>
           <w:rFonts w:ascii="Times New Roman" w:hAnsi="Times New Roman" w:cs="Times New Roman"/>
@@ -44241,6 +46542,7 @@
           <w:sz w:val="26"/>
           <w:szCs w:val="26"/>
         </w:rPr>
+        <w:lastRenderedPageBreak/>
         <w:t>g.</w:t>
       </w:r>
       <w:r>
@@ -44285,24 +46587,18 @@
     </w:p>
     <w:p>
       <w:pPr>
+        <w:keepNext/>
         <w:jc w:val="both"/>
-        <w:rPr>
-          <w:rFonts w:ascii="Times New Roman" w:hAnsi="Times New Roman" w:cs="Times New Roman"/>
-          <w:b/>
-          <w:bCs/>
-          <w:sz w:val="26"/>
-          <w:szCs w:val="26"/>
-        </w:rPr>
-      </w:pPr>
-      <w:r>
-        <w:rPr>
-          <w:rFonts w:ascii="Times New Roman" w:hAnsi="Times New Roman" w:cs="Times New Roman"/>
-          <w:b/>
-          <w:bCs/>
-          <w:sz w:val="26"/>
-          <w:szCs w:val="26"/>
-        </w:rPr>
-        <w:lastRenderedPageBreak/>
+      </w:pPr>
+      <w:r>
+        <w:rPr>
+          <w:rFonts w:ascii="Times New Roman" w:hAnsi="Times New Roman" w:cs="Times New Roman"/>
+          <w:b/>
+          <w:bCs/>
+          <w:noProof/>
+          <w:sz w:val="26"/>
+          <w:szCs w:val="26"/>
+        </w:rPr>
         <w:drawing>
           <wp:inline distT="0" distB="0" distL="0" distR="0" wp14:anchorId="681453CF" wp14:editId="0931D9A0">
             <wp:extent cx="5943600" cy="3161030"/>
@@ -44342,6 +46638,59 @@
     </w:p>
     <w:p>
       <w:pPr>
+        <w:pStyle w:val="Caption"/>
+      </w:pPr>
+      <w:bookmarkStart w:id="103" w:name="_Toc229728193"/>
+      <w:r>
+        <w:t xml:space="preserve">Hình </w:t>
+      </w:r>
+      <w:r>
+        <w:fldChar w:fldCharType="begin"/>
+      </w:r>
+      <w:r>
+        <w:instrText xml:space="preserve"> STYLEREF 1 \s </w:instrText>
+      </w:r>
+      <w:r>
+        <w:fldChar w:fldCharType="separate"/>
+      </w:r>
+      <w:r>
+        <w:rPr>
+          <w:noProof/>
+        </w:rPr>
+        <w:t>3</w:t>
+      </w:r>
+      <w:r>
+        <w:fldChar w:fldCharType="end"/>
+      </w:r>
+      <w:r>
+        <w:t>.</w:t>
+      </w:r>
+      <w:r>
+        <w:fldChar w:fldCharType="begin"/>
+      </w:r>
+      <w:r>
+        <w:instrText xml:space="preserve"> SEQ Hình \* ARABIC \s 1 </w:instrText>
+      </w:r>
+      <w:r>
+        <w:fldChar w:fldCharType="separate"/>
+      </w:r>
+      <w:r>
+        <w:rPr>
+          <w:noProof/>
+        </w:rPr>
+        <w:t>22</w:t>
+      </w:r>
+      <w:r>
+        <w:fldChar w:fldCharType="end"/>
+      </w:r>
+      <w:r>
+        <w:t>. Mẫu sửa công thức</w:t>
+      </w:r>
+      <w:bookmarkEnd w:id="103"/>
+    </w:p>
+    <w:p/>
+    <w:p>
+      <w:pPr>
         <w:ind w:firstLine="720"/>
         <w:jc w:val="both"/>
         <w:rPr>
@@ -44361,16 +46710,13 @@
     </w:p>
     <w:p>
       <w:pPr>
+        <w:keepNext/>
         <w:jc w:val="both"/>
-        <w:rPr>
-          <w:rFonts w:ascii="Times New Roman" w:hAnsi="Times New Roman" w:cs="Times New Roman"/>
-          <w:sz w:val="26"/>
-          <w:szCs w:val="26"/>
-        </w:rPr>
-      </w:pPr>
-      <w:r>
-        <w:rPr>
-          <w:rFonts w:ascii="Times New Roman" w:hAnsi="Times New Roman" w:cs="Times New Roman"/>
+      </w:pPr>
+      <w:r>
+        <w:rPr>
+          <w:rFonts w:ascii="Times New Roman" w:hAnsi="Times New Roman" w:cs="Times New Roman"/>
+          <w:noProof/>
           <w:sz w:val="26"/>
           <w:szCs w:val="26"/>
         </w:rPr>
@@ -44413,6 +46759,59 @@
     </w:p>
     <w:p>
       <w:pPr>
+        <w:pStyle w:val="Caption"/>
+      </w:pPr>
+      <w:bookmarkStart w:id="104" w:name="_Toc229728194"/>
+      <w:r>
+        <w:t xml:space="preserve">Hình </w:t>
+      </w:r>
+      <w:r>
+        <w:fldChar w:fldCharType="begin"/>
+      </w:r>
+      <w:r>
+        <w:instrText xml:space="preserve"> STYLEREF 1 \s </w:instrText>
+      </w:r>
+      <w:r>
+        <w:fldChar w:fldCharType="separate"/>
+      </w:r>
+      <w:r>
+        <w:rPr>
+          <w:noProof/>
+        </w:rPr>
+        <w:t>3</w:t>
+      </w:r>
+      <w:r>
+        <w:fldChar w:fldCharType="end"/>
+      </w:r>
+      <w:r>
+        <w:t>.</w:t>
+      </w:r>
+      <w:r>
+        <w:fldChar w:fldCharType="begin"/>
+      </w:r>
+      <w:r>
+        <w:instrText xml:space="preserve"> SEQ Hình \* ARABIC \s 1 </w:instrText>
+      </w:r>
+      <w:r>
+        <w:fldChar w:fldCharType="separate"/>
+      </w:r>
+      <w:r>
+        <w:rPr>
+          <w:noProof/>
+        </w:rPr>
+        <w:t>23</w:t>
+      </w:r>
+      <w:r>
+        <w:fldChar w:fldCharType="end"/>
+      </w:r>
+      <w:r>
+        <w:t>. Hiển thị sau khi sửa</w:t>
+      </w:r>
+      <w:bookmarkEnd w:id="104"/>
+    </w:p>
+    <w:p/>
+    <w:p>
+      <w:pPr>
         <w:ind w:firstLine="720"/>
         <w:jc w:val="both"/>
         <w:rPr>
@@ -44427,6 +46826,7 @@
           <w:sz w:val="26"/>
           <w:szCs w:val="26"/>
         </w:rPr>
+        <w:lastRenderedPageBreak/>
         <w:t>-</w:t>
       </w:r>
       <w:r>
@@ -44448,16 +46848,13 @@
     </w:p>
     <w:p>
       <w:pPr>
+        <w:keepNext/>
         <w:jc w:val="both"/>
-        <w:rPr>
-          <w:rFonts w:ascii="Times New Roman" w:hAnsi="Times New Roman" w:cs="Times New Roman"/>
-          <w:sz w:val="26"/>
-          <w:szCs w:val="26"/>
-        </w:rPr>
-      </w:pPr>
-      <w:r>
-        <w:rPr>
-          <w:rFonts w:ascii="Times New Roman" w:hAnsi="Times New Roman" w:cs="Times New Roman"/>
+      </w:pPr>
+      <w:r>
+        <w:rPr>
+          <w:rFonts w:ascii="Times New Roman" w:hAnsi="Times New Roman" w:cs="Times New Roman"/>
+          <w:noProof/>
           <w:sz w:val="26"/>
           <w:szCs w:val="26"/>
         </w:rPr>
@@ -44500,6 +46897,63 @@
     </w:p>
     <w:p>
       <w:pPr>
+        <w:pStyle w:val="Caption"/>
+        <w:rPr>
+          <w:rFonts w:cs="Times New Roman"/>
+          <w:sz w:val="26"/>
+          <w:szCs w:val="26"/>
+        </w:rPr>
+      </w:pPr>
+      <w:bookmarkStart w:id="105" w:name="_Toc229728195"/>
+      <w:r>
+        <w:t xml:space="preserve">Hình </w:t>
+      </w:r>
+      <w:r>
+        <w:fldChar w:fldCharType="begin"/>
+      </w:r>
+      <w:r>
+        <w:instrText xml:space="preserve"> STYLEREF 1 \s </w:instrText>
+      </w:r>
+      <w:r>
+        <w:fldChar w:fldCharType="separate"/>
+      </w:r>
+      <w:r>
+        <w:rPr>
+          <w:noProof/>
+        </w:rPr>
+        <w:t>3</w:t>
+      </w:r>
+      <w:r>
+        <w:fldChar w:fldCharType="end"/>
+      </w:r>
+      <w:r>
+        <w:t>.</w:t>
+      </w:r>
+      <w:r>
+        <w:fldChar w:fldCharType="begin"/>
+      </w:r>
+      <w:r>
+        <w:instrText xml:space="preserve"> SEQ Hình \* ARABIC \s 1 </w:instrText>
+      </w:r>
+      <w:r>
+        <w:fldChar w:fldCharType="separate"/>
+      </w:r>
+      <w:r>
+        <w:rPr>
+          <w:noProof/>
+        </w:rPr>
+        <w:t>24</w:t>
+      </w:r>
+      <w:r>
+        <w:fldChar w:fldCharType="end"/>
+      </w:r>
+      <w:r>
+        <w:t>. Kiểm tra sau khi sửa trong database</w:t>
+      </w:r>
+      <w:bookmarkEnd w:id="105"/>
+    </w:p>
+    <w:p>
+      <w:pPr>
         <w:pStyle w:val="ListParagraph"/>
         <w:numPr>
           <w:ilvl w:val="1"/>
@@ -44548,25 +47002,19 @@
     <w:p>
       <w:pPr>
         <w:pStyle w:val="ListParagraph"/>
+        <w:keepNext/>
         <w:ind w:left="360"/>
         <w:jc w:val="both"/>
-        <w:rPr>
-          <w:rFonts w:ascii="Times New Roman" w:hAnsi="Times New Roman" w:cs="Times New Roman"/>
-          <w:b/>
-          <w:bCs/>
-          <w:sz w:val="26"/>
-          <w:szCs w:val="26"/>
-        </w:rPr>
-      </w:pPr>
-      <w:r>
-        <w:rPr>
-          <w:rFonts w:ascii="Times New Roman" w:hAnsi="Times New Roman" w:cs="Times New Roman"/>
-          <w:b/>
-          <w:bCs/>
-          <w:sz w:val="26"/>
-          <w:szCs w:val="26"/>
-        </w:rPr>
-        <w:lastRenderedPageBreak/>
+      </w:pPr>
+      <w:r>
+        <w:rPr>
+          <w:rFonts w:ascii="Times New Roman" w:hAnsi="Times New Roman" w:cs="Times New Roman"/>
+          <w:b/>
+          <w:bCs/>
+          <w:noProof/>
+          <w:sz w:val="26"/>
+          <w:szCs w:val="26"/>
+        </w:rPr>
         <w:drawing>
           <wp:inline distT="0" distB="0" distL="0" distR="0" wp14:anchorId="15F36557" wp14:editId="35836E9B">
             <wp:extent cx="4525006" cy="2238687"/>
@@ -44606,6 +47054,65 @@
     </w:p>
     <w:p>
       <w:pPr>
+        <w:pStyle w:val="Caption"/>
+        <w:rPr>
+          <w:rFonts w:cs="Times New Roman"/>
+          <w:b/>
+          <w:bCs/>
+          <w:sz w:val="26"/>
+          <w:szCs w:val="26"/>
+        </w:rPr>
+      </w:pPr>
+      <w:bookmarkStart w:id="106" w:name="_Toc229728196"/>
+      <w:r>
+        <w:t xml:space="preserve">Hình </w:t>
+      </w:r>
+      <w:r>
+        <w:fldChar w:fldCharType="begin"/>
+      </w:r>
+      <w:r>
+        <w:instrText xml:space="preserve"> STYLEREF 1 \s </w:instrText>
+      </w:r>
+      <w:r>
+        <w:fldChar w:fldCharType="separate"/>
+      </w:r>
+      <w:r>
+        <w:rPr>
+          <w:noProof/>
+        </w:rPr>
+        <w:t>3</w:t>
+      </w:r>
+      <w:r>
+        <w:fldChar w:fldCharType="end"/>
+      </w:r>
+      <w:r>
+        <w:t>.</w:t>
+      </w:r>
+      <w:r>
+        <w:fldChar w:fldCharType="begin"/>
+      </w:r>
+      <w:r>
+        <w:instrText xml:space="preserve"> SEQ Hình \* ARABIC \s 1 </w:instrText>
+      </w:r>
+      <w:r>
+        <w:fldChar w:fldCharType="separate"/>
+      </w:r>
+      <w:r>
+        <w:rPr>
+          <w:noProof/>
+        </w:rPr>
+        <w:t>25</w:t>
+      </w:r>
+      <w:r>
+        <w:fldChar w:fldCharType="end"/>
+      </w:r>
+      <w:r>
+        <w:t>. Xoá công thức</w:t>
+      </w:r>
+      <w:bookmarkEnd w:id="106"/>
+    </w:p>
+    <w:p>
+      <w:pPr>
         <w:pStyle w:val="ListParagraph"/>
         <w:ind w:left="360"/>
         <w:jc w:val="both"/>
@@ -44635,17 +47142,14 @@
     <w:p>
       <w:pPr>
         <w:pStyle w:val="ListParagraph"/>
+        <w:keepNext/>
         <w:ind w:left="360"/>
         <w:jc w:val="both"/>
-        <w:rPr>
-          <w:rFonts w:ascii="Times New Roman" w:hAnsi="Times New Roman" w:cs="Times New Roman"/>
-          <w:sz w:val="26"/>
-          <w:szCs w:val="26"/>
-        </w:rPr>
-      </w:pPr>
-      <w:r>
-        <w:rPr>
-          <w:rFonts w:ascii="Times New Roman" w:hAnsi="Times New Roman" w:cs="Times New Roman"/>
+      </w:pPr>
+      <w:r>
+        <w:rPr>
+          <w:rFonts w:ascii="Times New Roman" w:hAnsi="Times New Roman" w:cs="Times New Roman"/>
+          <w:noProof/>
           <w:sz w:val="26"/>
           <w:szCs w:val="26"/>
         </w:rPr>
@@ -44688,6 +47192,63 @@
     </w:p>
     <w:p>
       <w:pPr>
+        <w:pStyle w:val="Caption"/>
+        <w:rPr>
+          <w:rFonts w:cs="Times New Roman"/>
+          <w:sz w:val="26"/>
+          <w:szCs w:val="26"/>
+        </w:rPr>
+      </w:pPr>
+      <w:bookmarkStart w:id="107" w:name="_Toc229728197"/>
+      <w:r>
+        <w:t xml:space="preserve">Hình </w:t>
+      </w:r>
+      <w:r>
+        <w:fldChar w:fldCharType="begin"/>
+      </w:r>
+      <w:r>
+        <w:instrText xml:space="preserve"> STYLEREF 1 \s </w:instrText>
+      </w:r>
+      <w:r>
+        <w:fldChar w:fldCharType="separate"/>
+      </w:r>
+      <w:r>
+        <w:rPr>
+          <w:noProof/>
+        </w:rPr>
+        <w:t>3</w:t>
+      </w:r>
+      <w:r>
+        <w:fldChar w:fldCharType="end"/>
+      </w:r>
+      <w:r>
+        <w:t>.</w:t>
+      </w:r>
+      <w:r>
+        <w:fldChar w:fldCharType="begin"/>
+      </w:r>
+      <w:r>
+        <w:instrText xml:space="preserve"> SEQ Hình \* ARABIC \s 1 </w:instrText>
+      </w:r>
+      <w:r>
+        <w:fldChar w:fldCharType="separate"/>
+      </w:r>
+      <w:r>
+        <w:rPr>
+          <w:noProof/>
+        </w:rPr>
+        <w:t>26</w:t>
+      </w:r>
+      <w:r>
+        <w:fldChar w:fldCharType="end"/>
+      </w:r>
+      <w:r>
+        <w:t>. Kiểm tra sau khi xoá trong database</w:t>
+      </w:r>
+      <w:bookmarkEnd w:id="107"/>
+    </w:p>
+    <w:p>
+      <w:pPr>
         <w:pStyle w:val="ListParagraph"/>
         <w:numPr>
           <w:ilvl w:val="1"/>
@@ -44777,29 +47338,24 @@
     <w:p>
       <w:pPr>
         <w:pStyle w:val="ListParagraph"/>
+        <w:keepNext/>
         <w:ind w:left="360"/>
         <w:jc w:val="both"/>
-        <w:rPr>
-          <w:rFonts w:ascii="Times New Roman" w:hAnsi="Times New Roman" w:cs="Times New Roman"/>
-          <w:b/>
-          <w:bCs/>
-          <w:sz w:val="26"/>
-          <w:szCs w:val="26"/>
-        </w:rPr>
-      </w:pPr>
-      <w:r>
-        <w:rPr>
-          <w:rFonts w:ascii="Times New Roman" w:hAnsi="Times New Roman" w:cs="Times New Roman"/>
-          <w:b/>
-          <w:bCs/>
+      </w:pPr>
+      <w:r>
+        <w:rPr>
+          <w:rFonts w:ascii="Times New Roman" w:hAnsi="Times New Roman" w:cs="Times New Roman"/>
+          <w:b/>
+          <w:bCs/>
+          <w:noProof/>
           <w:sz w:val="26"/>
           <w:szCs w:val="26"/>
         </w:rPr>
         <w:lastRenderedPageBreak/>
         <w:drawing>
-          <wp:inline distT="0" distB="0" distL="0" distR="0" wp14:anchorId="2DC6BE5F" wp14:editId="3C821D2D">
-            <wp:extent cx="2410161" cy="7468642"/>
-            <wp:effectExtent l="0" t="0" r="9525" b="0"/>
+          <wp:inline distT="0" distB="0" distL="0" distR="0" wp14:anchorId="2DC6BE5F" wp14:editId="5A07A6EE">
+            <wp:extent cx="2501462" cy="7751567"/>
+            <wp:effectExtent l="0" t="0" r="0" b="1905"/>
             <wp:docPr id="1109314813" name="Picture 1"/>
             <wp:cNvGraphicFramePr>
               <a:graphicFrameLocks xmlns:a="http://schemas.openxmlformats.org/drawingml/2006/main" noChangeAspect="1"/>
@@ -44820,7 +47376,7 @@
                   <pic:spPr>
                     <a:xfrm>
                       <a:off x="0" y="0"/>
-                      <a:ext cx="2410161" cy="7468642"/>
+                      <a:ext cx="2502839" cy="7755834"/>
                     </a:xfrm>
                     <a:prstGeom prst="rect">
                       <a:avLst/>
@@ -44835,6 +47391,58 @@
     </w:p>
     <w:p>
       <w:pPr>
+        <w:pStyle w:val="Caption"/>
+      </w:pPr>
+      <w:bookmarkStart w:id="108" w:name="_Toc229728198"/>
+      <w:r>
+        <w:t xml:space="preserve">Hình </w:t>
+      </w:r>
+      <w:r>
+        <w:fldChar w:fldCharType="begin"/>
+      </w:r>
+      <w:r>
+        <w:instrText xml:space="preserve"> STYLEREF 1 \s </w:instrText>
+      </w:r>
+      <w:r>
+        <w:fldChar w:fldCharType="separate"/>
+      </w:r>
+      <w:r>
+        <w:rPr>
+          <w:noProof/>
+        </w:rPr>
+        <w:t>3</w:t>
+      </w:r>
+      <w:r>
+        <w:fldChar w:fldCharType="end"/>
+      </w:r>
+      <w:r>
+        <w:t>.</w:t>
+      </w:r>
+      <w:r>
+        <w:fldChar w:fldCharType="begin"/>
+      </w:r>
+      <w:r>
+        <w:instrText xml:space="preserve"> SEQ Hình \* ARABIC \s 1 </w:instrText>
+      </w:r>
+      <w:r>
+        <w:fldChar w:fldCharType="separate"/>
+      </w:r>
+      <w:r>
+        <w:rPr>
+          <w:noProof/>
+        </w:rPr>
+        <w:t>27</w:t>
+      </w:r>
+      <w:r>
+        <w:fldChar w:fldCharType="end"/>
+      </w:r>
+      <w:r>
+        <w:t>. Mẫu thêm công thức hệ thống</w:t>
+      </w:r>
+      <w:bookmarkEnd w:id="108"/>
+    </w:p>
+    <w:p>
+      <w:pPr>
         <w:pStyle w:val="ListParagraph"/>
         <w:ind w:left="360"/>
         <w:jc w:val="both"/>
@@ -44854,31 +47462,26 @@
           <w:sz w:val="26"/>
           <w:szCs w:val="26"/>
         </w:rPr>
+        <w:lastRenderedPageBreak/>
         <w:t>- Công thức hiển thị sau khi lưu</w:t>
       </w:r>
     </w:p>
     <w:p>
       <w:pPr>
         <w:pStyle w:val="ListParagraph"/>
+        <w:keepNext/>
         <w:ind w:left="360"/>
         <w:jc w:val="both"/>
-        <w:rPr>
-          <w:rFonts w:ascii="Times New Roman" w:hAnsi="Times New Roman" w:cs="Times New Roman"/>
-          <w:b/>
-          <w:bCs/>
-          <w:sz w:val="26"/>
-          <w:szCs w:val="26"/>
-        </w:rPr>
-      </w:pPr>
-      <w:r>
-        <w:rPr>
-          <w:rFonts w:ascii="Times New Roman" w:hAnsi="Times New Roman" w:cs="Times New Roman"/>
-          <w:b/>
-          <w:bCs/>
-          <w:sz w:val="26"/>
-          <w:szCs w:val="26"/>
-        </w:rPr>
-        <w:lastRenderedPageBreak/>
+      </w:pPr>
+      <w:r>
+        <w:rPr>
+          <w:rFonts w:ascii="Times New Roman" w:hAnsi="Times New Roman" w:cs="Times New Roman"/>
+          <w:b/>
+          <w:bCs/>
+          <w:noProof/>
+          <w:sz w:val="26"/>
+          <w:szCs w:val="26"/>
+        </w:rPr>
         <w:drawing>
           <wp:inline distT="0" distB="0" distL="0" distR="0" wp14:anchorId="54DA9C97" wp14:editId="075915ED">
             <wp:extent cx="5943600" cy="2353310"/>
@@ -44918,6 +47521,65 @@
     </w:p>
     <w:p>
       <w:pPr>
+        <w:pStyle w:val="Caption"/>
+        <w:rPr>
+          <w:rFonts w:cs="Times New Roman"/>
+          <w:b/>
+          <w:bCs/>
+          <w:sz w:val="26"/>
+          <w:szCs w:val="26"/>
+        </w:rPr>
+      </w:pPr>
+      <w:bookmarkStart w:id="109" w:name="_Toc229728199"/>
+      <w:r>
+        <w:t xml:space="preserve">Hình </w:t>
+      </w:r>
+      <w:r>
+        <w:fldChar w:fldCharType="begin"/>
+      </w:r>
+      <w:r>
+        <w:instrText xml:space="preserve"> STYLEREF 1 \s </w:instrText>
+      </w:r>
+      <w:r>
+        <w:fldChar w:fldCharType="separate"/>
+      </w:r>
+      <w:r>
+        <w:rPr>
+          <w:noProof/>
+        </w:rPr>
+        <w:t>3</w:t>
+      </w:r>
+      <w:r>
+        <w:fldChar w:fldCharType="end"/>
+      </w:r>
+      <w:r>
+        <w:t>.</w:t>
+      </w:r>
+      <w:r>
+        <w:fldChar w:fldCharType="begin"/>
+      </w:r>
+      <w:r>
+        <w:instrText xml:space="preserve"> SEQ Hình \* ARABIC \s 1 </w:instrText>
+      </w:r>
+      <w:r>
+        <w:fldChar w:fldCharType="separate"/>
+      </w:r>
+      <w:r>
+        <w:rPr>
+          <w:noProof/>
+        </w:rPr>
+        <w:t>28</w:t>
+      </w:r>
+      <w:r>
+        <w:fldChar w:fldCharType="end"/>
+      </w:r>
+      <w:r>
+        <w:t>. Hiển thị sau khi thêm</w:t>
+      </w:r>
+      <w:bookmarkEnd w:id="109"/>
+    </w:p>
+    <w:p>
+      <w:pPr>
         <w:ind w:firstLine="360"/>
         <w:jc w:val="both"/>
         <w:rPr>
@@ -44941,21 +47603,16 @@
     </w:p>
     <w:p>
       <w:pPr>
+        <w:keepNext/>
         <w:ind w:firstLine="360"/>
         <w:jc w:val="both"/>
-        <w:rPr>
-          <w:rFonts w:ascii="Times New Roman" w:hAnsi="Times New Roman" w:cs="Times New Roman"/>
-          <w:b/>
-          <w:bCs/>
-          <w:sz w:val="26"/>
-          <w:szCs w:val="26"/>
-        </w:rPr>
-      </w:pPr>
-      <w:r>
-        <w:rPr>
-          <w:rFonts w:ascii="Times New Roman" w:hAnsi="Times New Roman" w:cs="Times New Roman"/>
-          <w:b/>
-          <w:bCs/>
+      </w:pPr>
+      <w:r>
+        <w:rPr>
+          <w:rFonts w:ascii="Times New Roman" w:hAnsi="Times New Roman" w:cs="Times New Roman"/>
+          <w:b/>
+          <w:bCs/>
+          <w:noProof/>
           <w:sz w:val="26"/>
           <w:szCs w:val="26"/>
         </w:rPr>
@@ -44995,6 +47652,71 @@
           </wp:inline>
         </w:drawing>
       </w:r>
+    </w:p>
+    <w:p>
+      <w:pPr>
+        <w:pStyle w:val="Caption"/>
+      </w:pPr>
+      <w:bookmarkStart w:id="110" w:name="_Toc229728200"/>
+      <w:r>
+        <w:t xml:space="preserve">Hình </w:t>
+      </w:r>
+      <w:r>
+        <w:fldChar w:fldCharType="begin"/>
+      </w:r>
+      <w:r>
+        <w:instrText xml:space="preserve"> STYLEREF 1 \s </w:instrText>
+      </w:r>
+      <w:r>
+        <w:fldChar w:fldCharType="separate"/>
+      </w:r>
+      <w:r>
+        <w:rPr>
+          <w:noProof/>
+        </w:rPr>
+        <w:t>3</w:t>
+      </w:r>
+      <w:r>
+        <w:fldChar w:fldCharType="end"/>
+      </w:r>
+      <w:r>
+        <w:t>.</w:t>
+      </w:r>
+      <w:r>
+        <w:fldChar w:fldCharType="begin"/>
+      </w:r>
+      <w:r>
+        <w:instrText xml:space="preserve"> SEQ Hình \* ARABIC \s 1 </w:instrText>
+      </w:r>
+      <w:r>
+        <w:fldChar w:fldCharType="separate"/>
+      </w:r>
+      <w:r>
+        <w:rPr>
+          <w:noProof/>
+        </w:rPr>
+        <w:t>29</w:t>
+      </w:r>
+      <w:r>
+        <w:fldChar w:fldCharType="end"/>
+      </w:r>
+      <w:r>
+        <w:t>. Kiêm tra đã thêm trong database chưa</w:t>
+      </w:r>
+      <w:bookmarkEnd w:id="110"/>
+    </w:p>
+    <w:p>
+      <w:pPr>
+        <w:ind w:firstLine="360"/>
+        <w:jc w:val="both"/>
+        <w:rPr>
+          <w:rFonts w:ascii="Times New Roman" w:hAnsi="Times New Roman" w:cs="Times New Roman"/>
+          <w:b/>
+          <w:bCs/>
+          <w:sz w:val="26"/>
+          <w:szCs w:val="26"/>
+        </w:rPr>
+      </w:pPr>
       <w:r>
         <w:rPr>
           <w:rFonts w:ascii="Times New Roman" w:hAnsi="Times New Roman" w:cs="Times New Roman"/>
@@ -45036,21 +47758,16 @@
     <w:p>
       <w:pPr>
         <w:pStyle w:val="ListParagraph"/>
+        <w:keepNext/>
         <w:ind w:left="360"/>
         <w:jc w:val="both"/>
-        <w:rPr>
-          <w:rFonts w:ascii="Times New Roman" w:hAnsi="Times New Roman" w:cs="Times New Roman"/>
-          <w:b/>
-          <w:bCs/>
-          <w:sz w:val="26"/>
-          <w:szCs w:val="26"/>
-        </w:rPr>
-      </w:pPr>
-      <w:r>
-        <w:rPr>
-          <w:rFonts w:ascii="Times New Roman" w:hAnsi="Times New Roman" w:cs="Times New Roman"/>
-          <w:b/>
-          <w:bCs/>
+      </w:pPr>
+      <w:r>
+        <w:rPr>
+          <w:rFonts w:ascii="Times New Roman" w:hAnsi="Times New Roman" w:cs="Times New Roman"/>
+          <w:b/>
+          <w:bCs/>
+          <w:noProof/>
           <w:sz w:val="26"/>
           <w:szCs w:val="26"/>
         </w:rPr>
@@ -45093,6 +47810,65 @@
     </w:p>
     <w:p>
       <w:pPr>
+        <w:pStyle w:val="Caption"/>
+        <w:rPr>
+          <w:rFonts w:cs="Times New Roman"/>
+          <w:b/>
+          <w:bCs/>
+          <w:sz w:val="26"/>
+          <w:szCs w:val="26"/>
+        </w:rPr>
+      </w:pPr>
+      <w:bookmarkStart w:id="111" w:name="_Toc229728201"/>
+      <w:r>
+        <w:t xml:space="preserve">Hình </w:t>
+      </w:r>
+      <w:r>
+        <w:fldChar w:fldCharType="begin"/>
+      </w:r>
+      <w:r>
+        <w:instrText xml:space="preserve"> STYLEREF 1 \s </w:instrText>
+      </w:r>
+      <w:r>
+        <w:fldChar w:fldCharType="separate"/>
+      </w:r>
+      <w:r>
+        <w:rPr>
+          <w:noProof/>
+        </w:rPr>
+        <w:t>3</w:t>
+      </w:r>
+      <w:r>
+        <w:fldChar w:fldCharType="end"/>
+      </w:r>
+      <w:r>
+        <w:t>.</w:t>
+      </w:r>
+      <w:r>
+        <w:fldChar w:fldCharType="begin"/>
+      </w:r>
+      <w:r>
+        <w:instrText xml:space="preserve"> SEQ Hình \* ARABIC \s 1 </w:instrText>
+      </w:r>
+      <w:r>
+        <w:fldChar w:fldCharType="separate"/>
+      </w:r>
+      <w:r>
+        <w:rPr>
+          <w:noProof/>
+        </w:rPr>
+        <w:t>30</w:t>
+      </w:r>
+      <w:r>
+        <w:fldChar w:fldCharType="end"/>
+      </w:r>
+      <w:r>
+        <w:t>. Nhập thiếu dữ liệu</w:t>
+      </w:r>
+      <w:bookmarkEnd w:id="111"/>
+    </w:p>
+    <w:p>
+      <w:pPr>
         <w:pStyle w:val="ListParagraph"/>
         <w:numPr>
           <w:ilvl w:val="1"/>
@@ -45164,20 +47940,15 @@
     <w:p>
       <w:pPr>
         <w:pStyle w:val="ListParagraph"/>
+        <w:keepNext/>
         <w:jc w:val="both"/>
-        <w:rPr>
-          <w:rFonts w:ascii="Times New Roman" w:hAnsi="Times New Roman" w:cs="Times New Roman"/>
-          <w:b/>
-          <w:bCs/>
-          <w:sz w:val="26"/>
-          <w:szCs w:val="26"/>
-        </w:rPr>
-      </w:pPr>
-      <w:r>
-        <w:rPr>
-          <w:rFonts w:ascii="Times New Roman" w:hAnsi="Times New Roman" w:cs="Times New Roman"/>
-          <w:b/>
-          <w:bCs/>
+      </w:pPr>
+      <w:r>
+        <w:rPr>
+          <w:rFonts w:ascii="Times New Roman" w:hAnsi="Times New Roman" w:cs="Times New Roman"/>
+          <w:b/>
+          <w:bCs/>
+          <w:noProof/>
           <w:sz w:val="26"/>
           <w:szCs w:val="26"/>
         </w:rPr>
@@ -45220,6 +47991,59 @@
     </w:p>
     <w:p>
       <w:pPr>
+        <w:pStyle w:val="Caption"/>
+      </w:pPr>
+      <w:bookmarkStart w:id="112" w:name="_Toc229728202"/>
+      <w:r>
+        <w:t xml:space="preserve">Hình </w:t>
+      </w:r>
+      <w:r>
+        <w:fldChar w:fldCharType="begin"/>
+      </w:r>
+      <w:r>
+        <w:instrText xml:space="preserve"> STYLEREF 1 \s </w:instrText>
+      </w:r>
+      <w:r>
+        <w:fldChar w:fldCharType="separate"/>
+      </w:r>
+      <w:r>
+        <w:rPr>
+          <w:noProof/>
+        </w:rPr>
+        <w:t>3</w:t>
+      </w:r>
+      <w:r>
+        <w:fldChar w:fldCharType="end"/>
+      </w:r>
+      <w:r>
+        <w:t>.</w:t>
+      </w:r>
+      <w:r>
+        <w:fldChar w:fldCharType="begin"/>
+      </w:r>
+      <w:r>
+        <w:instrText xml:space="preserve"> SEQ Hình \* ARABIC \s 1 </w:instrText>
+      </w:r>
+      <w:r>
+        <w:fldChar w:fldCharType="separate"/>
+      </w:r>
+      <w:r>
+        <w:rPr>
+          <w:noProof/>
+        </w:rPr>
+        <w:t>31</w:t>
+      </w:r>
+      <w:r>
+        <w:fldChar w:fldCharType="end"/>
+      </w:r>
+      <w:r>
+        <w:t>. Gửi nhắc nhở</w:t>
+      </w:r>
+      <w:bookmarkEnd w:id="112"/>
+    </w:p>
+    <w:p/>
+    <w:p>
+      <w:pPr>
         <w:ind w:firstLine="720"/>
         <w:jc w:val="both"/>
         <w:rPr>
@@ -45238,6 +48062,7 @@
           <w:sz w:val="26"/>
           <w:szCs w:val="26"/>
         </w:rPr>
+        <w:lastRenderedPageBreak/>
         <w:t>-</w:t>
       </w:r>
       <w:r>
@@ -45253,21 +48078,16 @@
     </w:p>
     <w:p>
       <w:pPr>
+        <w:keepNext/>
         <w:ind w:firstLine="720"/>
         <w:jc w:val="both"/>
-        <w:rPr>
-          <w:rFonts w:ascii="Times New Roman" w:hAnsi="Times New Roman" w:cs="Times New Roman"/>
-          <w:b/>
-          <w:bCs/>
-          <w:sz w:val="26"/>
-          <w:szCs w:val="26"/>
-        </w:rPr>
-      </w:pPr>
-      <w:r>
-        <w:rPr>
-          <w:rFonts w:ascii="Times New Roman" w:hAnsi="Times New Roman" w:cs="Times New Roman"/>
-          <w:b/>
-          <w:bCs/>
+      </w:pPr>
+      <w:r>
+        <w:rPr>
+          <w:rFonts w:ascii="Times New Roman" w:hAnsi="Times New Roman" w:cs="Times New Roman"/>
+          <w:b/>
+          <w:bCs/>
+          <w:noProof/>
           <w:sz w:val="26"/>
           <w:szCs w:val="26"/>
         </w:rPr>
@@ -45310,6 +48130,65 @@
     </w:p>
     <w:p>
       <w:pPr>
+        <w:pStyle w:val="Caption"/>
+        <w:rPr>
+          <w:rFonts w:cs="Times New Roman"/>
+          <w:b/>
+          <w:bCs/>
+          <w:sz w:val="26"/>
+          <w:szCs w:val="26"/>
+        </w:rPr>
+      </w:pPr>
+      <w:bookmarkStart w:id="113" w:name="_Toc229728203"/>
+      <w:r>
+        <w:t xml:space="preserve">Hình </w:t>
+      </w:r>
+      <w:r>
+        <w:fldChar w:fldCharType="begin"/>
+      </w:r>
+      <w:r>
+        <w:instrText xml:space="preserve"> STYLEREF 1 \s </w:instrText>
+      </w:r>
+      <w:r>
+        <w:fldChar w:fldCharType="separate"/>
+      </w:r>
+      <w:r>
+        <w:rPr>
+          <w:noProof/>
+        </w:rPr>
+        <w:t>3</w:t>
+      </w:r>
+      <w:r>
+        <w:fldChar w:fldCharType="end"/>
+      </w:r>
+      <w:r>
+        <w:t>.</w:t>
+      </w:r>
+      <w:r>
+        <w:fldChar w:fldCharType="begin"/>
+      </w:r>
+      <w:r>
+        <w:instrText xml:space="preserve"> SEQ Hình \* ARABIC \s 1 </w:instrText>
+      </w:r>
+      <w:r>
+        <w:fldChar w:fldCharType="separate"/>
+      </w:r>
+      <w:r>
+        <w:rPr>
+          <w:noProof/>
+        </w:rPr>
+        <w:t>32</w:t>
+      </w:r>
+      <w:r>
+        <w:fldChar w:fldCharType="end"/>
+      </w:r>
+      <w:r>
+        <w:t>. Gửi nhắc nhở thành công</w:t>
+      </w:r>
+      <w:bookmarkEnd w:id="113"/>
+    </w:p>
+    <w:p>
+      <w:pPr>
         <w:pStyle w:val="Heading3"/>
         <w:rPr>
           <w:rFonts w:ascii="Times New Roman" w:hAnsi="Times New Roman" w:cs="Times New Roman"/>
@@ -45320,7 +48199,7 @@
           <w:szCs w:val="26"/>
         </w:rPr>
       </w:pPr>
-      <w:bookmarkStart w:id="89" w:name="_Toc229705813"/>
+      <w:bookmarkStart w:id="114" w:name="_Toc229705813"/>
       <w:r>
         <w:rPr>
           <w:rFonts w:ascii="Times New Roman" w:hAnsi="Times New Roman" w:cs="Times New Roman"/>
@@ -45332,7 +48211,7 @@
         </w:rPr>
         <w:t>3.2.4. Kết quả thử nghiệm</w:t>
       </w:r>
-      <w:bookmarkEnd w:id="89"/>
+      <w:bookmarkEnd w:id="114"/>
     </w:p>
     <w:p>
       <w:pPr>
@@ -45365,7 +48244,7 @@
           <w:szCs w:val="26"/>
         </w:rPr>
       </w:pPr>
-      <w:bookmarkStart w:id="90" w:name="_Toc229705814"/>
+      <w:bookmarkStart w:id="115" w:name="_Toc229705814"/>
       <w:r>
         <w:rPr>
           <w:rFonts w:ascii="Times New Roman" w:hAnsi="Times New Roman" w:cs="Times New Roman"/>
@@ -45375,13 +48254,13 @@
           <w:sz w:val="26"/>
           <w:szCs w:val="26"/>
         </w:rPr>
-        <w:lastRenderedPageBreak/>
         <w:t>3.2.5. Đánh giá</w:t>
       </w:r>
-      <w:bookmarkEnd w:id="90"/>
-    </w:p>
-    <w:p>
-      <w:pPr>
+      <w:bookmarkEnd w:id="115"/>
+    </w:p>
+    <w:p>
+      <w:pPr>
+        <w:ind w:left="720"/>
         <w:jc w:val="both"/>
         <w:rPr>
           <w:rFonts w:ascii="Times New Roman" w:hAnsi="Times New Roman" w:cs="Times New Roman"/>
@@ -45392,16 +48271,6 @@
       <w:r>
         <w:rPr>
           <w:rFonts w:ascii="Times New Roman" w:hAnsi="Times New Roman" w:cs="Times New Roman"/>
-          <w:b/>
-          <w:bCs/>
-          <w:sz w:val="26"/>
-          <w:szCs w:val="26"/>
-        </w:rPr>
-        <w:tab/>
-      </w:r>
-      <w:r>
-        <w:rPr>
-          <w:rFonts w:ascii="Times New Roman" w:hAnsi="Times New Roman" w:cs="Times New Roman"/>
           <w:sz w:val="26"/>
           <w:szCs w:val="26"/>
         </w:rPr>
@@ -45410,6 +48279,11 @@
     </w:p>
     <w:p>
       <w:pPr>
+        <w:pStyle w:val="ListParagraph"/>
+        <w:numPr>
+          <w:ilvl w:val="0"/>
+          <w:numId w:val="81"/>
+        </w:numPr>
         <w:jc w:val="both"/>
         <w:rPr>
           <w:rFonts w:ascii="Times New Roman" w:hAnsi="Times New Roman" w:cs="Times New Roman"/>
@@ -45428,6 +48302,11 @@
     </w:p>
     <w:p>
       <w:pPr>
+        <w:pStyle w:val="ListParagraph"/>
+        <w:numPr>
+          <w:ilvl w:val="0"/>
+          <w:numId w:val="81"/>
+        </w:numPr>
         <w:jc w:val="both"/>
         <w:rPr>
           <w:rFonts w:ascii="Times New Roman" w:hAnsi="Times New Roman" w:cs="Times New Roman"/>
@@ -45462,6 +48341,11 @@
     </w:p>
     <w:p>
       <w:pPr>
+        <w:pStyle w:val="ListParagraph"/>
+        <w:numPr>
+          <w:ilvl w:val="0"/>
+          <w:numId w:val="81"/>
+        </w:numPr>
         <w:jc w:val="both"/>
         <w:rPr>
           <w:rFonts w:ascii="Times New Roman" w:hAnsi="Times New Roman" w:cs="Times New Roman"/>
@@ -55506,6 +58390,119 @@
       <w:rPr>
         <w:rFonts w:ascii="Symbol" w:hAnsi="Symbol" w:hint="default"/>
         <w:sz w:val="20"/>
+      </w:rPr>
+    </w:lvl>
+  </w:abstractNum>
+  <w:abstractNum w:abstractNumId="79" w15:restartNumberingAfterBreak="0">
+    <w:nsid w:val="7E5E22CE"/>
+    <w:multiLevelType w:val="hybridMultilevel"/>
+    <w:tmpl w:val="FC2824A8"/>
+    <w:lvl w:ilvl="0" w:tplc="04090003">
+      <w:start w:val="1"/>
+      <w:numFmt w:val="bullet"/>
+      <w:lvlText w:val="o"/>
+      <w:lvlJc w:val="left"/>
+      <w:pPr>
+        <w:ind w:left="1440" w:hanging="360"/>
+      </w:pPr>
+      <w:rPr>
+        <w:rFonts w:ascii="Courier New" w:hAnsi="Courier New" w:cs="Courier New" w:hint="default"/>
+      </w:rPr>
+    </w:lvl>
+    <w:lvl w:ilvl="1" w:tplc="04090003" w:tentative="1">
+      <w:start w:val="1"/>
+      <w:numFmt w:val="bullet"/>
+      <w:lvlText w:val="o"/>
+      <w:lvlJc w:val="left"/>
+      <w:pPr>
+        <w:ind w:left="2160" w:hanging="360"/>
+      </w:pPr>
+      <w:rPr>
+        <w:rFonts w:ascii="Courier New" w:hAnsi="Courier New" w:cs="Courier New" w:hint="default"/>
+      </w:rPr>
+    </w:lvl>
+    <w:lvl w:ilvl="2" w:tplc="04090005" w:tentative="1">
+      <w:start w:val="1"/>
+      <w:numFmt w:val="bullet"/>
+      <w:lvlText w:val=""/>
+      <w:lvlJc w:val="left"/>
+      <w:pPr>
+        <w:ind w:left="2880" w:hanging="360"/>
+      </w:pPr>
+      <w:rPr>
+        <w:rFonts w:ascii="Wingdings" w:hAnsi="Wingdings" w:hint="default"/>
+      </w:rPr>
+    </w:lvl>
+    <w:lvl w:ilvl="3" w:tplc="04090001" w:tentative="1">
+      <w:start w:val="1"/>
+      <w:numFmt w:val="bullet"/>
+      <w:lvlText w:val=""/>
+      <w:lvlJc w:val="left"/>
+      <w:pPr>
+        <w:ind w:left="3600" w:hanging="360"/>
+      </w:pPr>
+      <w:rPr>
+        <w:rFonts w:ascii="Symbol" w:hAnsi="Symbol" w:hint="default"/>
+      </w:rPr>
+    </w:lvl>
+    <w:lvl w:ilvl="4" w:tplc="04090003" w:tentative="1">
+      <w:start w:val="1"/>
+      <w:numFmt w:val="bullet"/>
+      <w:lvlText w:val="o"/>
+      <w:lvlJc w:val="left"/>
+      <w:pPr>
+        <w:ind w:left="4320" w:hanging="360"/>
+      </w:pPr>
+      <w:rPr>
+        <w:rFonts w:ascii="Courier New" w:hAnsi="Courier New" w:cs="Courier New" w:hint="default"/>
+      </w:rPr>
+    </w:lvl>
+    <w:lvl w:ilvl="5" w:tplc="04090005" w:tentative="1">
+      <w:start w:val="1"/>
+      <w:numFmt w:val="bullet"/>
+      <w:lvlText w:val=""/>
+      <w:lvlJc w:val="left"/>
+      <w:pPr>
+        <w:ind w:left="5040" w:hanging="360"/>
+      </w:pPr>
+      <w:rPr>
+        <w:rFonts w:ascii="Wingdings" w:hAnsi="Wingdings" w:hint="default"/>
+      </w:rPr>
+    </w:lvl>
+    <w:lvl w:ilvl="6" w:tplc="04090001" w:tentative="1">
+      <w:start w:val="1"/>
+      <w:numFmt w:val="bullet"/>
+      <w:lvlText w:val=""/>
+      <w:lvlJc w:val="left"/>
+      <w:pPr>
+        <w:ind w:left="5760" w:hanging="360"/>
+      </w:pPr>
+      <w:rPr>
+        <w:rFonts w:ascii="Symbol" w:hAnsi="Symbol" w:hint="default"/>
+      </w:rPr>
+    </w:lvl>
+    <w:lvl w:ilvl="7" w:tplc="04090003" w:tentative="1">
+      <w:start w:val="1"/>
+      <w:numFmt w:val="bullet"/>
+      <w:lvlText w:val="o"/>
+      <w:lvlJc w:val="left"/>
+      <w:pPr>
+        <w:ind w:left="6480" w:hanging="360"/>
+      </w:pPr>
+      <w:rPr>
+        <w:rFonts w:ascii="Courier New" w:hAnsi="Courier New" w:cs="Courier New" w:hint="default"/>
+      </w:rPr>
+    </w:lvl>
+    <w:lvl w:ilvl="8" w:tplc="04090005" w:tentative="1">
+      <w:start w:val="1"/>
+      <w:numFmt w:val="bullet"/>
+      <w:lvlText w:val=""/>
+      <w:lvlJc w:val="left"/>
+      <w:pPr>
+        <w:ind w:left="7200" w:hanging="360"/>
+      </w:pPr>
+      <w:rPr>
+        <w:rFonts w:ascii="Wingdings" w:hAnsi="Wingdings" w:hint="default"/>
       </w:rPr>
     </w:lvl>
   </w:abstractNum>
@@ -55775,6 +58772,9 @@
     <w:lvlOverride w:ilvl="8">
       <w:startOverride w:val="1"/>
     </w:lvlOverride>
+  </w:num>
+  <w:num w:numId="81" w16cid:durableId="757093834">
+    <w:abstractNumId w:val="79"/>
   </w:num>
   <w:numIdMacAtCleanup w:val="80"/>
 </w:numbering>
@@ -56396,6 +59396,7 @@
   <w:style w:type="character" w:default="1" w:styleId="DefaultParagraphFont">
     <w:name w:val="Default Paragraph Font"/>
     <w:uiPriority w:val="1"/>
+    <w:semiHidden/>
     <w:unhideWhenUsed/>
   </w:style>
   <w:style w:type="table" w:default="1" w:styleId="TableNormal">
